--- a/Data/Tables/table_mh_over1.docx
+++ b/Data/Tables/table_mh_over1.docx
@@ -60,7 +60,6 @@
           </w:tcPr>
           <w:p>
             <w:pPr>
-              <w:pStyle w:val="Normal"/>
               <w:jc w:val="left"/>
               <w:pBdr>
                 <w:bottom w:val="none" w:sz="0" w:space="0" w:color="000000"/>
@@ -75,17 +74,19 @@
                 <w:i w:val="false"/>
                 <w:b w:val="false"/>
                 <w:u w:val="none"/>
-                <w:sz w:val="22"/>
-                <w:szCs w:val="22"/>
-                <w:color w:val="000000"/>
-              </w:rPr>
-            </w:pPr>
-            <w:r>
-              <w:rPr>
-                <w:rFonts w:ascii="Helvetica" w:hAnsi="Helvetica" w:eastAsia="Helvetica" w:cs="Helvetica"/>
-                <w:i w:val="false"/>
-                <w:b w:val="false"/>
-                <w:u w:val="none"/>
+                <w:strike w:val="false"/>
+                <w:sz w:val="22"/>
+                <w:szCs w:val="22"/>
+                <w:color w:val="000000"/>
+              </w:rPr>
+            </w:pPr>
+            <w:r>
+              <w:rPr>
+                <w:rFonts w:ascii="Helvetica" w:hAnsi="Helvetica" w:eastAsia="Helvetica" w:cs="Helvetica"/>
+                <w:i w:val="false"/>
+                <w:b w:val="false"/>
+                <w:u w:val="none"/>
+                <w:strike w:val="false"/>
                 <w:sz w:val="22"/>
                 <w:szCs w:val="22"/>
                 <w:color w:val="000000"/>
@@ -113,7 +114,6 @@
           </w:tcPr>
           <w:p>
             <w:pPr>
-              <w:pStyle w:val="Normal"/>
               <w:jc w:val="left"/>
               <w:pBdr>
                 <w:bottom w:val="none" w:sz="0" w:space="0" w:color="000000"/>
@@ -128,17 +128,19 @@
                 <w:i w:val="false"/>
                 <w:b w:val="false"/>
                 <w:u w:val="none"/>
-                <w:sz w:val="22"/>
-                <w:szCs w:val="22"/>
-                <w:color w:val="000000"/>
-              </w:rPr>
-            </w:pPr>
-            <w:r>
-              <w:rPr>
-                <w:rFonts w:ascii="Helvetica" w:hAnsi="Helvetica" w:eastAsia="Helvetica" w:cs="Helvetica"/>
-                <w:i w:val="false"/>
-                <w:b w:val="false"/>
-                <w:u w:val="none"/>
+                <w:strike w:val="false"/>
+                <w:sz w:val="22"/>
+                <w:szCs w:val="22"/>
+                <w:color w:val="000000"/>
+              </w:rPr>
+            </w:pPr>
+            <w:r>
+              <w:rPr>
+                <w:rFonts w:ascii="Helvetica" w:hAnsi="Helvetica" w:eastAsia="Helvetica" w:cs="Helvetica"/>
+                <w:i w:val="false"/>
+                <w:b w:val="false"/>
+                <w:u w:val="none"/>
+                <w:strike w:val="false"/>
                 <w:sz w:val="22"/>
                 <w:szCs w:val="22"/>
                 <w:color w:val="000000"/>
@@ -166,7 +168,6 @@
           </w:tcPr>
           <w:p>
             <w:pPr>
-              <w:pStyle w:val="Normal"/>
               <w:jc w:val="right"/>
               <w:pBdr>
                 <w:bottom w:val="none" w:sz="0" w:space="0" w:color="000000"/>
@@ -181,17 +182,19 @@
                 <w:i w:val="false"/>
                 <w:b w:val="false"/>
                 <w:u w:val="none"/>
-                <w:sz w:val="22"/>
-                <w:szCs w:val="22"/>
-                <w:color w:val="000000"/>
-              </w:rPr>
-            </w:pPr>
-            <w:r>
-              <w:rPr>
-                <w:rFonts w:ascii="Helvetica" w:hAnsi="Helvetica" w:eastAsia="Helvetica" w:cs="Helvetica"/>
-                <w:i w:val="false"/>
-                <w:b w:val="false"/>
-                <w:u w:val="none"/>
+                <w:strike w:val="false"/>
+                <w:sz w:val="22"/>
+                <w:szCs w:val="22"/>
+                <w:color w:val="000000"/>
+              </w:rPr>
+            </w:pPr>
+            <w:r>
+              <w:rPr>
+                <w:rFonts w:ascii="Helvetica" w:hAnsi="Helvetica" w:eastAsia="Helvetica" w:cs="Helvetica"/>
+                <w:i w:val="false"/>
+                <w:b w:val="false"/>
+                <w:u w:val="none"/>
+                <w:strike w:val="false"/>
                 <w:sz w:val="22"/>
                 <w:szCs w:val="22"/>
                 <w:color w:val="000000"/>
@@ -219,7 +222,6 @@
           </w:tcPr>
           <w:p>
             <w:pPr>
-              <w:pStyle w:val="Normal"/>
               <w:jc w:val="right"/>
               <w:pBdr>
                 <w:bottom w:val="none" w:sz="0" w:space="0" w:color="000000"/>
@@ -234,17 +236,19 @@
                 <w:i w:val="false"/>
                 <w:b w:val="false"/>
                 <w:u w:val="none"/>
-                <w:sz w:val="22"/>
-                <w:szCs w:val="22"/>
-                <w:color w:val="000000"/>
-              </w:rPr>
-            </w:pPr>
-            <w:r>
-              <w:rPr>
-                <w:rFonts w:ascii="Helvetica" w:hAnsi="Helvetica" w:eastAsia="Helvetica" w:cs="Helvetica"/>
-                <w:i w:val="false"/>
-                <w:b w:val="false"/>
-                <w:u w:val="none"/>
+                <w:strike w:val="false"/>
+                <w:sz w:val="22"/>
+                <w:szCs w:val="22"/>
+                <w:color w:val="000000"/>
+              </w:rPr>
+            </w:pPr>
+            <w:r>
+              <w:rPr>
+                <w:rFonts w:ascii="Helvetica" w:hAnsi="Helvetica" w:eastAsia="Helvetica" w:cs="Helvetica"/>
+                <w:i w:val="false"/>
+                <w:b w:val="false"/>
+                <w:u w:val="none"/>
+                <w:strike w:val="false"/>
                 <w:sz w:val="22"/>
                 <w:szCs w:val="22"/>
                 <w:color w:val="000000"/>
@@ -272,7 +276,6 @@
           </w:tcPr>
           <w:p>
             <w:pPr>
-              <w:pStyle w:val="Normal"/>
               <w:jc w:val="right"/>
               <w:pBdr>
                 <w:bottom w:val="none" w:sz="0" w:space="0" w:color="000000"/>
@@ -287,17 +290,19 @@
                 <w:i w:val="false"/>
                 <w:b w:val="false"/>
                 <w:u w:val="none"/>
-                <w:sz w:val="22"/>
-                <w:szCs w:val="22"/>
-                <w:color w:val="000000"/>
-              </w:rPr>
-            </w:pPr>
-            <w:r>
-              <w:rPr>
-                <w:rFonts w:ascii="Helvetica" w:hAnsi="Helvetica" w:eastAsia="Helvetica" w:cs="Helvetica"/>
-                <w:i w:val="false"/>
-                <w:b w:val="false"/>
-                <w:u w:val="none"/>
+                <w:strike w:val="false"/>
+                <w:sz w:val="22"/>
+                <w:szCs w:val="22"/>
+                <w:color w:val="000000"/>
+              </w:rPr>
+            </w:pPr>
+            <w:r>
+              <w:rPr>
+                <w:rFonts w:ascii="Helvetica" w:hAnsi="Helvetica" w:eastAsia="Helvetica" w:cs="Helvetica"/>
+                <w:i w:val="false"/>
+                <w:b w:val="false"/>
+                <w:u w:val="none"/>
+                <w:strike w:val="false"/>
                 <w:sz w:val="22"/>
                 <w:szCs w:val="22"/>
                 <w:color w:val="000000"/>
@@ -325,7 +330,6 @@
           </w:tcPr>
           <w:p>
             <w:pPr>
-              <w:pStyle w:val="Normal"/>
               <w:jc w:val="right"/>
               <w:pBdr>
                 <w:bottom w:val="none" w:sz="0" w:space="0" w:color="000000"/>
@@ -340,17 +344,19 @@
                 <w:i w:val="false"/>
                 <w:b w:val="false"/>
                 <w:u w:val="none"/>
-                <w:sz w:val="22"/>
-                <w:szCs w:val="22"/>
-                <w:color w:val="000000"/>
-              </w:rPr>
-            </w:pPr>
-            <w:r>
-              <w:rPr>
-                <w:rFonts w:ascii="Helvetica" w:hAnsi="Helvetica" w:eastAsia="Helvetica" w:cs="Helvetica"/>
-                <w:i w:val="false"/>
-                <w:b w:val="false"/>
-                <w:u w:val="none"/>
+                <w:strike w:val="false"/>
+                <w:sz w:val="22"/>
+                <w:szCs w:val="22"/>
+                <w:color w:val="000000"/>
+              </w:rPr>
+            </w:pPr>
+            <w:r>
+              <w:rPr>
+                <w:rFonts w:ascii="Helvetica" w:hAnsi="Helvetica" w:eastAsia="Helvetica" w:cs="Helvetica"/>
+                <w:i w:val="false"/>
+                <w:b w:val="false"/>
+                <w:u w:val="none"/>
+                <w:strike w:val="false"/>
                 <w:sz w:val="22"/>
                 <w:szCs w:val="22"/>
                 <w:color w:val="000000"/>
@@ -378,7 +384,6 @@
           </w:tcPr>
           <w:p>
             <w:pPr>
-              <w:pStyle w:val="Normal"/>
               <w:jc w:val="left"/>
               <w:pBdr>
                 <w:bottom w:val="none" w:sz="0" w:space="0" w:color="000000"/>
@@ -393,17 +398,19 @@
                 <w:i w:val="false"/>
                 <w:b w:val="false"/>
                 <w:u w:val="none"/>
-                <w:sz w:val="22"/>
-                <w:szCs w:val="22"/>
-                <w:color w:val="000000"/>
-              </w:rPr>
-            </w:pPr>
-            <w:r>
-              <w:rPr>
-                <w:rFonts w:ascii="Helvetica" w:hAnsi="Helvetica" w:eastAsia="Helvetica" w:cs="Helvetica"/>
-                <w:i w:val="false"/>
-                <w:b w:val="false"/>
-                <w:u w:val="none"/>
+                <w:strike w:val="false"/>
+                <w:sz w:val="22"/>
+                <w:szCs w:val="22"/>
+                <w:color w:val="000000"/>
+              </w:rPr>
+            </w:pPr>
+            <w:r>
+              <w:rPr>
+                <w:rFonts w:ascii="Helvetica" w:hAnsi="Helvetica" w:eastAsia="Helvetica" w:cs="Helvetica"/>
+                <w:i w:val="false"/>
+                <w:b w:val="false"/>
+                <w:u w:val="none"/>
+                <w:strike w:val="false"/>
                 <w:sz w:val="22"/>
                 <w:szCs w:val="22"/>
                 <w:color w:val="000000"/>
@@ -438,7 +445,6 @@
           </w:tcPr>
           <w:p>
             <w:pPr>
-              <w:pStyle w:val="Normal"/>
               <w:jc w:val="left"/>
               <w:pBdr>
                 <w:bottom w:val="none" w:sz="0" w:space="0" w:color="000000"/>
@@ -453,17 +459,19 @@
                 <w:i w:val="false"/>
                 <w:b w:val="false"/>
                 <w:u w:val="none"/>
-                <w:sz w:val="22"/>
-                <w:szCs w:val="22"/>
-                <w:color w:val="000000"/>
-              </w:rPr>
-            </w:pPr>
-            <w:r>
-              <w:rPr>
-                <w:rFonts w:ascii="Helvetica" w:hAnsi="Helvetica" w:eastAsia="Helvetica" w:cs="Helvetica"/>
-                <w:i w:val="false"/>
-                <w:b w:val="false"/>
-                <w:u w:val="none"/>
+                <w:strike w:val="false"/>
+                <w:sz w:val="22"/>
+                <w:szCs w:val="22"/>
+                <w:color w:val="000000"/>
+              </w:rPr>
+            </w:pPr>
+            <w:r>
+              <w:rPr>
+                <w:rFonts w:ascii="Helvetica" w:hAnsi="Helvetica" w:eastAsia="Helvetica" w:cs="Helvetica"/>
+                <w:i w:val="false"/>
+                <w:b w:val="false"/>
+                <w:u w:val="none"/>
+                <w:strike w:val="false"/>
                 <w:sz w:val="22"/>
                 <w:szCs w:val="22"/>
                 <w:color w:val="000000"/>
@@ -491,7 +499,6 @@
           </w:tcPr>
           <w:p>
             <w:pPr>
-              <w:pStyle w:val="Normal"/>
               <w:jc w:val="left"/>
               <w:pBdr>
                 <w:bottom w:val="none" w:sz="0" w:space="0" w:color="000000"/>
@@ -506,17 +513,19 @@
                 <w:i w:val="false"/>
                 <w:b w:val="false"/>
                 <w:u w:val="none"/>
-                <w:sz w:val="22"/>
-                <w:szCs w:val="22"/>
-                <w:color w:val="000000"/>
-              </w:rPr>
-            </w:pPr>
-            <w:r>
-              <w:rPr>
-                <w:rFonts w:ascii="Helvetica" w:hAnsi="Helvetica" w:eastAsia="Helvetica" w:cs="Helvetica"/>
-                <w:i w:val="false"/>
-                <w:b w:val="false"/>
-                <w:u w:val="none"/>
+                <w:strike w:val="false"/>
+                <w:sz w:val="22"/>
+                <w:szCs w:val="22"/>
+                <w:color w:val="000000"/>
+              </w:rPr>
+            </w:pPr>
+            <w:r>
+              <w:rPr>
+                <w:rFonts w:ascii="Helvetica" w:hAnsi="Helvetica" w:eastAsia="Helvetica" w:cs="Helvetica"/>
+                <w:i w:val="false"/>
+                <w:b w:val="false"/>
+                <w:u w:val="none"/>
+                <w:strike w:val="false"/>
                 <w:sz w:val="22"/>
                 <w:szCs w:val="22"/>
                 <w:color w:val="000000"/>
@@ -544,7 +553,6 @@
           </w:tcPr>
           <w:p>
             <w:pPr>
-              <w:pStyle w:val="Normal"/>
               <w:jc w:val="right"/>
               <w:pBdr>
                 <w:bottom w:val="none" w:sz="0" w:space="0" w:color="000000"/>
@@ -559,17 +567,19 @@
                 <w:i w:val="false"/>
                 <w:b w:val="false"/>
                 <w:u w:val="none"/>
-                <w:sz w:val="22"/>
-                <w:szCs w:val="22"/>
-                <w:color w:val="000000"/>
-              </w:rPr>
-            </w:pPr>
-            <w:r>
-              <w:rPr>
-                <w:rFonts w:ascii="Helvetica" w:hAnsi="Helvetica" w:eastAsia="Helvetica" w:cs="Helvetica"/>
-                <w:i w:val="false"/>
-                <w:b w:val="false"/>
-                <w:u w:val="none"/>
+                <w:strike w:val="false"/>
+                <w:sz w:val="22"/>
+                <w:szCs w:val="22"/>
+                <w:color w:val="000000"/>
+              </w:rPr>
+            </w:pPr>
+            <w:r>
+              <w:rPr>
+                <w:rFonts w:ascii="Helvetica" w:hAnsi="Helvetica" w:eastAsia="Helvetica" w:cs="Helvetica"/>
+                <w:i w:val="false"/>
+                <w:b w:val="false"/>
+                <w:u w:val="none"/>
+                <w:strike w:val="false"/>
                 <w:sz w:val="22"/>
                 <w:szCs w:val="22"/>
                 <w:color w:val="000000"/>
@@ -597,7 +607,6 @@
           </w:tcPr>
           <w:p>
             <w:pPr>
-              <w:pStyle w:val="Normal"/>
               <w:jc w:val="right"/>
               <w:pBdr>
                 <w:bottom w:val="none" w:sz="0" w:space="0" w:color="000000"/>
@@ -612,17 +621,19 @@
                 <w:i w:val="false"/>
                 <w:b w:val="false"/>
                 <w:u w:val="none"/>
-                <w:sz w:val="22"/>
-                <w:szCs w:val="22"/>
-                <w:color w:val="000000"/>
-              </w:rPr>
-            </w:pPr>
-            <w:r>
-              <w:rPr>
-                <w:rFonts w:ascii="Helvetica" w:hAnsi="Helvetica" w:eastAsia="Helvetica" w:cs="Helvetica"/>
-                <w:i w:val="false"/>
-                <w:b w:val="false"/>
-                <w:u w:val="none"/>
+                <w:strike w:val="false"/>
+                <w:sz w:val="22"/>
+                <w:szCs w:val="22"/>
+                <w:color w:val="000000"/>
+              </w:rPr>
+            </w:pPr>
+            <w:r>
+              <w:rPr>
+                <w:rFonts w:ascii="Helvetica" w:hAnsi="Helvetica" w:eastAsia="Helvetica" w:cs="Helvetica"/>
+                <w:i w:val="false"/>
+                <w:b w:val="false"/>
+                <w:u w:val="none"/>
+                <w:strike w:val="false"/>
                 <w:sz w:val="22"/>
                 <w:szCs w:val="22"/>
                 <w:color w:val="000000"/>
@@ -650,7 +661,6 @@
           </w:tcPr>
           <w:p>
             <w:pPr>
-              <w:pStyle w:val="Normal"/>
               <w:jc w:val="right"/>
               <w:pBdr>
                 <w:bottom w:val="none" w:sz="0" w:space="0" w:color="000000"/>
@@ -665,17 +675,19 @@
                 <w:i w:val="false"/>
                 <w:b w:val="false"/>
                 <w:u w:val="none"/>
-                <w:sz w:val="22"/>
-                <w:szCs w:val="22"/>
-                <w:color w:val="000000"/>
-              </w:rPr>
-            </w:pPr>
-            <w:r>
-              <w:rPr>
-                <w:rFonts w:ascii="Helvetica" w:hAnsi="Helvetica" w:eastAsia="Helvetica" w:cs="Helvetica"/>
-                <w:i w:val="false"/>
-                <w:b w:val="false"/>
-                <w:u w:val="none"/>
+                <w:strike w:val="false"/>
+                <w:sz w:val="22"/>
+                <w:szCs w:val="22"/>
+                <w:color w:val="000000"/>
+              </w:rPr>
+            </w:pPr>
+            <w:r>
+              <w:rPr>
+                <w:rFonts w:ascii="Helvetica" w:hAnsi="Helvetica" w:eastAsia="Helvetica" w:cs="Helvetica"/>
+                <w:i w:val="false"/>
+                <w:b w:val="false"/>
+                <w:u w:val="none"/>
+                <w:strike w:val="false"/>
                 <w:sz w:val="22"/>
                 <w:szCs w:val="22"/>
                 <w:color w:val="000000"/>
@@ -703,7 +715,6 @@
           </w:tcPr>
           <w:p>
             <w:pPr>
-              <w:pStyle w:val="Normal"/>
               <w:jc w:val="right"/>
               <w:pBdr>
                 <w:bottom w:val="none" w:sz="0" w:space="0" w:color="000000"/>
@@ -718,17 +729,19 @@
                 <w:i w:val="false"/>
                 <w:b w:val="false"/>
                 <w:u w:val="none"/>
-                <w:sz w:val="22"/>
-                <w:szCs w:val="22"/>
-                <w:color w:val="000000"/>
-              </w:rPr>
-            </w:pPr>
-            <w:r>
-              <w:rPr>
-                <w:rFonts w:ascii="Helvetica" w:hAnsi="Helvetica" w:eastAsia="Helvetica" w:cs="Helvetica"/>
-                <w:i w:val="false"/>
-                <w:b w:val="false"/>
-                <w:u w:val="none"/>
+                <w:strike w:val="false"/>
+                <w:sz w:val="22"/>
+                <w:szCs w:val="22"/>
+                <w:color w:val="000000"/>
+              </w:rPr>
+            </w:pPr>
+            <w:r>
+              <w:rPr>
+                <w:rFonts w:ascii="Helvetica" w:hAnsi="Helvetica" w:eastAsia="Helvetica" w:cs="Helvetica"/>
+                <w:i w:val="false"/>
+                <w:b w:val="false"/>
+                <w:u w:val="none"/>
+                <w:strike w:val="false"/>
                 <w:sz w:val="22"/>
                 <w:szCs w:val="22"/>
                 <w:color w:val="000000"/>
@@ -756,7 +769,6 @@
           </w:tcPr>
           <w:p>
             <w:pPr>
-              <w:pStyle w:val="Normal"/>
               <w:jc w:val="left"/>
               <w:pBdr>
                 <w:bottom w:val="none" w:sz="0" w:space="0" w:color="000000"/>
@@ -771,17 +783,19 @@
                 <w:i w:val="false"/>
                 <w:b w:val="false"/>
                 <w:u w:val="none"/>
-                <w:sz w:val="22"/>
-                <w:szCs w:val="22"/>
-                <w:color w:val="000000"/>
-              </w:rPr>
-            </w:pPr>
-            <w:r>
-              <w:rPr>
-                <w:rFonts w:ascii="Helvetica" w:hAnsi="Helvetica" w:eastAsia="Helvetica" w:cs="Helvetica"/>
-                <w:i w:val="false"/>
-                <w:b w:val="false"/>
-                <w:u w:val="none"/>
+                <w:strike w:val="false"/>
+                <w:sz w:val="22"/>
+                <w:szCs w:val="22"/>
+                <w:color w:val="000000"/>
+              </w:rPr>
+            </w:pPr>
+            <w:r>
+              <w:rPr>
+                <w:rFonts w:ascii="Helvetica" w:hAnsi="Helvetica" w:eastAsia="Helvetica" w:cs="Helvetica"/>
+                <w:i w:val="false"/>
+                <w:b w:val="false"/>
+                <w:u w:val="none"/>
+                <w:strike w:val="false"/>
                 <w:sz w:val="22"/>
                 <w:szCs w:val="22"/>
                 <w:color w:val="000000"/>
@@ -816,7 +830,6 @@
           </w:tcPr>
           <w:p>
             <w:pPr>
-              <w:pStyle w:val="Normal"/>
               <w:jc w:val="left"/>
               <w:pBdr>
                 <w:bottom w:val="none" w:sz="0" w:space="0" w:color="000000"/>
@@ -831,33 +844,33 @@
                 <w:i w:val="false"/>
                 <w:b w:val="false"/>
                 <w:u w:val="none"/>
-                <w:sz w:val="22"/>
-                <w:szCs w:val="22"/>
-                <w:color w:val="000000"/>
-              </w:rPr>
-            </w:pPr>
-          </w:p>
-        </w:tc>
-        <w:tc>
-          <w:tcPr>
-            <w:tcBorders>
-              <w:bottom w:val="none" w:sz="0" w:space="0" w:color="000000"/>
-              <w:top w:val="none" w:sz="0" w:space="0" w:color="000000"/>
-              <w:left w:val="none" w:sz="0" w:space="0" w:color="000000"/>
-              <w:right w:val="none" w:sz="0" w:space="0" w:color="000000"/>
-            </w:tcBorders>
-            <w:shd w:val="clear" w:color="auto" w:fill="FFFFFF"/>
-            <w:tcMar>
-              <w:top w:w="0" w:type="dxa"/>
-              <w:bottom w:w="0" w:type="dxa"/>
-              <w:left w:w="0" w:type="dxa"/>
-              <w:right w:w="0" w:type="dxa"/>
-            </w:tcMar>
-            <w:vAlign w:val="center"/>
-          </w:tcPr>
-          <w:p>
-            <w:pPr>
-              <w:pStyle w:val="Normal"/>
+                <w:strike w:val="false"/>
+                <w:sz w:val="22"/>
+                <w:szCs w:val="22"/>
+                <w:color w:val="000000"/>
+              </w:rPr>
+            </w:pPr>
+          </w:p>
+        </w:tc>
+        <w:tc>
+          <w:tcPr>
+            <w:tcBorders>
+              <w:bottom w:val="none" w:sz="0" w:space="0" w:color="000000"/>
+              <w:top w:val="none" w:sz="0" w:space="0" w:color="000000"/>
+              <w:left w:val="none" w:sz="0" w:space="0" w:color="000000"/>
+              <w:right w:val="none" w:sz="0" w:space="0" w:color="000000"/>
+            </w:tcBorders>
+            <w:shd w:val="clear" w:color="auto" w:fill="FFFFFF"/>
+            <w:tcMar>
+              <w:top w:w="0" w:type="dxa"/>
+              <w:bottom w:w="0" w:type="dxa"/>
+              <w:left w:w="0" w:type="dxa"/>
+              <w:right w:w="0" w:type="dxa"/>
+            </w:tcMar>
+            <w:vAlign w:val="center"/>
+          </w:tcPr>
+          <w:p>
+            <w:pPr>
               <w:jc w:val="left"/>
               <w:pBdr>
                 <w:bottom w:val="none" w:sz="0" w:space="0" w:color="000000"/>
@@ -872,17 +885,19 @@
                 <w:i w:val="false"/>
                 <w:b w:val="false"/>
                 <w:u w:val="none"/>
-                <w:sz w:val="22"/>
-                <w:szCs w:val="22"/>
-                <w:color w:val="000000"/>
-              </w:rPr>
-            </w:pPr>
-            <w:r>
-              <w:rPr>
-                <w:rFonts w:ascii="Helvetica" w:hAnsi="Helvetica" w:eastAsia="Helvetica" w:cs="Helvetica"/>
-                <w:i w:val="false"/>
-                <w:b w:val="false"/>
-                <w:u w:val="none"/>
+                <w:strike w:val="false"/>
+                <w:sz w:val="22"/>
+                <w:szCs w:val="22"/>
+                <w:color w:val="000000"/>
+              </w:rPr>
+            </w:pPr>
+            <w:r>
+              <w:rPr>
+                <w:rFonts w:ascii="Helvetica" w:hAnsi="Helvetica" w:eastAsia="Helvetica" w:cs="Helvetica"/>
+                <w:i w:val="false"/>
+                <w:b w:val="false"/>
+                <w:u w:val="none"/>
+                <w:strike w:val="false"/>
                 <w:sz w:val="22"/>
                 <w:szCs w:val="22"/>
                 <w:color w:val="000000"/>
@@ -910,7 +925,6 @@
           </w:tcPr>
           <w:p>
             <w:pPr>
-              <w:pStyle w:val="Normal"/>
               <w:jc w:val="right"/>
               <w:pBdr>
                 <w:bottom w:val="none" w:sz="0" w:space="0" w:color="000000"/>
@@ -925,17 +939,19 @@
                 <w:i w:val="false"/>
                 <w:b w:val="false"/>
                 <w:u w:val="none"/>
-                <w:sz w:val="22"/>
-                <w:szCs w:val="22"/>
-                <w:color w:val="000000"/>
-              </w:rPr>
-            </w:pPr>
-            <w:r>
-              <w:rPr>
-                <w:rFonts w:ascii="Helvetica" w:hAnsi="Helvetica" w:eastAsia="Helvetica" w:cs="Helvetica"/>
-                <w:i w:val="false"/>
-                <w:b w:val="false"/>
-                <w:u w:val="none"/>
+                <w:strike w:val="false"/>
+                <w:sz w:val="22"/>
+                <w:szCs w:val="22"/>
+                <w:color w:val="000000"/>
+              </w:rPr>
+            </w:pPr>
+            <w:r>
+              <w:rPr>
+                <w:rFonts w:ascii="Helvetica" w:hAnsi="Helvetica" w:eastAsia="Helvetica" w:cs="Helvetica"/>
+                <w:i w:val="false"/>
+                <w:b w:val="false"/>
+                <w:u w:val="none"/>
+                <w:strike w:val="false"/>
                 <w:sz w:val="22"/>
                 <w:szCs w:val="22"/>
                 <w:color w:val="000000"/>
@@ -963,7 +979,6 @@
           </w:tcPr>
           <w:p>
             <w:pPr>
-              <w:pStyle w:val="Normal"/>
               <w:jc w:val="right"/>
               <w:pBdr>
                 <w:bottom w:val="none" w:sz="0" w:space="0" w:color="000000"/>
@@ -978,17 +993,19 @@
                 <w:i w:val="false"/>
                 <w:b w:val="false"/>
                 <w:u w:val="none"/>
-                <w:sz w:val="22"/>
-                <w:szCs w:val="22"/>
-                <w:color w:val="000000"/>
-              </w:rPr>
-            </w:pPr>
-            <w:r>
-              <w:rPr>
-                <w:rFonts w:ascii="Helvetica" w:hAnsi="Helvetica" w:eastAsia="Helvetica" w:cs="Helvetica"/>
-                <w:i w:val="false"/>
-                <w:b w:val="false"/>
-                <w:u w:val="none"/>
+                <w:strike w:val="false"/>
+                <w:sz w:val="22"/>
+                <w:szCs w:val="22"/>
+                <w:color w:val="000000"/>
+              </w:rPr>
+            </w:pPr>
+            <w:r>
+              <w:rPr>
+                <w:rFonts w:ascii="Helvetica" w:hAnsi="Helvetica" w:eastAsia="Helvetica" w:cs="Helvetica"/>
+                <w:i w:val="false"/>
+                <w:b w:val="false"/>
+                <w:u w:val="none"/>
+                <w:strike w:val="false"/>
                 <w:sz w:val="22"/>
                 <w:szCs w:val="22"/>
                 <w:color w:val="000000"/>
@@ -1016,7 +1033,6 @@
           </w:tcPr>
           <w:p>
             <w:pPr>
-              <w:pStyle w:val="Normal"/>
               <w:jc w:val="right"/>
               <w:pBdr>
                 <w:bottom w:val="none" w:sz="0" w:space="0" w:color="000000"/>
@@ -1031,17 +1047,19 @@
                 <w:i w:val="false"/>
                 <w:b w:val="false"/>
                 <w:u w:val="none"/>
-                <w:sz w:val="22"/>
-                <w:szCs w:val="22"/>
-                <w:color w:val="000000"/>
-              </w:rPr>
-            </w:pPr>
-            <w:r>
-              <w:rPr>
-                <w:rFonts w:ascii="Helvetica" w:hAnsi="Helvetica" w:eastAsia="Helvetica" w:cs="Helvetica"/>
-                <w:i w:val="false"/>
-                <w:b w:val="false"/>
-                <w:u w:val="none"/>
+                <w:strike w:val="false"/>
+                <w:sz w:val="22"/>
+                <w:szCs w:val="22"/>
+                <w:color w:val="000000"/>
+              </w:rPr>
+            </w:pPr>
+            <w:r>
+              <w:rPr>
+                <w:rFonts w:ascii="Helvetica" w:hAnsi="Helvetica" w:eastAsia="Helvetica" w:cs="Helvetica"/>
+                <w:i w:val="false"/>
+                <w:b w:val="false"/>
+                <w:u w:val="none"/>
+                <w:strike w:val="false"/>
                 <w:sz w:val="22"/>
                 <w:szCs w:val="22"/>
                 <w:color w:val="000000"/>
@@ -1069,7 +1087,6 @@
           </w:tcPr>
           <w:p>
             <w:pPr>
-              <w:pStyle w:val="Normal"/>
               <w:jc w:val="right"/>
               <w:pBdr>
                 <w:bottom w:val="none" w:sz="0" w:space="0" w:color="000000"/>
@@ -1084,17 +1101,19 @@
                 <w:i w:val="false"/>
                 <w:b w:val="false"/>
                 <w:u w:val="none"/>
-                <w:sz w:val="22"/>
-                <w:szCs w:val="22"/>
-                <w:color w:val="000000"/>
-              </w:rPr>
-            </w:pPr>
-            <w:r>
-              <w:rPr>
-                <w:rFonts w:ascii="Helvetica" w:hAnsi="Helvetica" w:eastAsia="Helvetica" w:cs="Helvetica"/>
-                <w:i w:val="false"/>
-                <w:b w:val="false"/>
-                <w:u w:val="none"/>
+                <w:strike w:val="false"/>
+                <w:sz w:val="22"/>
+                <w:szCs w:val="22"/>
+                <w:color w:val="000000"/>
+              </w:rPr>
+            </w:pPr>
+            <w:r>
+              <w:rPr>
+                <w:rFonts w:ascii="Helvetica" w:hAnsi="Helvetica" w:eastAsia="Helvetica" w:cs="Helvetica"/>
+                <w:i w:val="false"/>
+                <w:b w:val="false"/>
+                <w:u w:val="none"/>
+                <w:strike w:val="false"/>
                 <w:sz w:val="22"/>
                 <w:szCs w:val="22"/>
                 <w:color w:val="000000"/>
@@ -1122,7 +1141,6 @@
           </w:tcPr>
           <w:p>
             <w:pPr>
-              <w:pStyle w:val="Normal"/>
               <w:jc w:val="left"/>
               <w:pBdr>
                 <w:bottom w:val="none" w:sz="0" w:space="0" w:color="000000"/>
@@ -1137,17 +1155,19 @@
                 <w:i w:val="false"/>
                 <w:b w:val="false"/>
                 <w:u w:val="none"/>
-                <w:sz w:val="22"/>
-                <w:szCs w:val="22"/>
-                <w:color w:val="000000"/>
-              </w:rPr>
-            </w:pPr>
-            <w:r>
-              <w:rPr>
-                <w:rFonts w:ascii="Helvetica" w:hAnsi="Helvetica" w:eastAsia="Helvetica" w:cs="Helvetica"/>
-                <w:i w:val="false"/>
-                <w:b w:val="false"/>
-                <w:u w:val="none"/>
+                <w:strike w:val="false"/>
+                <w:sz w:val="22"/>
+                <w:szCs w:val="22"/>
+                <w:color w:val="000000"/>
+              </w:rPr>
+            </w:pPr>
+            <w:r>
+              <w:rPr>
+                <w:rFonts w:ascii="Helvetica" w:hAnsi="Helvetica" w:eastAsia="Helvetica" w:cs="Helvetica"/>
+                <w:i w:val="false"/>
+                <w:b w:val="false"/>
+                <w:u w:val="none"/>
+                <w:strike w:val="false"/>
                 <w:sz w:val="22"/>
                 <w:szCs w:val="22"/>
                 <w:color w:val="000000"/>
@@ -1182,7 +1202,6 @@
           </w:tcPr>
           <w:p>
             <w:pPr>
-              <w:pStyle w:val="Normal"/>
               <w:jc w:val="left"/>
               <w:pBdr>
                 <w:bottom w:val="none" w:sz="0" w:space="0" w:color="000000"/>
@@ -1197,33 +1216,33 @@
                 <w:i w:val="false"/>
                 <w:b w:val="false"/>
                 <w:u w:val="none"/>
-                <w:sz w:val="22"/>
-                <w:szCs w:val="22"/>
-                <w:color w:val="000000"/>
-              </w:rPr>
-            </w:pPr>
-          </w:p>
-        </w:tc>
-        <w:tc>
-          <w:tcPr>
-            <w:tcBorders>
-              <w:bottom w:val="none" w:sz="0" w:space="0" w:color="000000"/>
-              <w:top w:val="none" w:sz="0" w:space="0" w:color="000000"/>
-              <w:left w:val="none" w:sz="0" w:space="0" w:color="000000"/>
-              <w:right w:val="none" w:sz="0" w:space="0" w:color="000000"/>
-            </w:tcBorders>
-            <w:shd w:val="clear" w:color="auto" w:fill="FFFFFF"/>
-            <w:tcMar>
-              <w:top w:w="0" w:type="dxa"/>
-              <w:bottom w:w="0" w:type="dxa"/>
-              <w:left w:w="0" w:type="dxa"/>
-              <w:right w:w="0" w:type="dxa"/>
-            </w:tcMar>
-            <w:vAlign w:val="center"/>
-          </w:tcPr>
-          <w:p>
-            <w:pPr>
-              <w:pStyle w:val="Normal"/>
+                <w:strike w:val="false"/>
+                <w:sz w:val="22"/>
+                <w:szCs w:val="22"/>
+                <w:color w:val="000000"/>
+              </w:rPr>
+            </w:pPr>
+          </w:p>
+        </w:tc>
+        <w:tc>
+          <w:tcPr>
+            <w:tcBorders>
+              <w:bottom w:val="none" w:sz="0" w:space="0" w:color="000000"/>
+              <w:top w:val="none" w:sz="0" w:space="0" w:color="000000"/>
+              <w:left w:val="none" w:sz="0" w:space="0" w:color="000000"/>
+              <w:right w:val="none" w:sz="0" w:space="0" w:color="000000"/>
+            </w:tcBorders>
+            <w:shd w:val="clear" w:color="auto" w:fill="FFFFFF"/>
+            <w:tcMar>
+              <w:top w:w="0" w:type="dxa"/>
+              <w:bottom w:w="0" w:type="dxa"/>
+              <w:left w:w="0" w:type="dxa"/>
+              <w:right w:w="0" w:type="dxa"/>
+            </w:tcMar>
+            <w:vAlign w:val="center"/>
+          </w:tcPr>
+          <w:p>
+            <w:pPr>
               <w:jc w:val="left"/>
               <w:pBdr>
                 <w:bottom w:val="none" w:sz="0" w:space="0" w:color="000000"/>
@@ -1238,17 +1257,19 @@
                 <w:i w:val="false"/>
                 <w:b w:val="false"/>
                 <w:u w:val="none"/>
-                <w:sz w:val="22"/>
-                <w:szCs w:val="22"/>
-                <w:color w:val="000000"/>
-              </w:rPr>
-            </w:pPr>
-            <w:r>
-              <w:rPr>
-                <w:rFonts w:ascii="Helvetica" w:hAnsi="Helvetica" w:eastAsia="Helvetica" w:cs="Helvetica"/>
-                <w:i w:val="false"/>
-                <w:b w:val="false"/>
-                <w:u w:val="none"/>
+                <w:strike w:val="false"/>
+                <w:sz w:val="22"/>
+                <w:szCs w:val="22"/>
+                <w:color w:val="000000"/>
+              </w:rPr>
+            </w:pPr>
+            <w:r>
+              <w:rPr>
+                <w:rFonts w:ascii="Helvetica" w:hAnsi="Helvetica" w:eastAsia="Helvetica" w:cs="Helvetica"/>
+                <w:i w:val="false"/>
+                <w:b w:val="false"/>
+                <w:u w:val="none"/>
+                <w:strike w:val="false"/>
                 <w:sz w:val="22"/>
                 <w:szCs w:val="22"/>
                 <w:color w:val="000000"/>
@@ -1276,7 +1297,6 @@
           </w:tcPr>
           <w:p>
             <w:pPr>
-              <w:pStyle w:val="Normal"/>
               <w:jc w:val="right"/>
               <w:pBdr>
                 <w:bottom w:val="none" w:sz="0" w:space="0" w:color="000000"/>
@@ -1291,17 +1311,19 @@
                 <w:i w:val="false"/>
                 <w:b w:val="false"/>
                 <w:u w:val="none"/>
-                <w:sz w:val="22"/>
-                <w:szCs w:val="22"/>
-                <w:color w:val="000000"/>
-              </w:rPr>
-            </w:pPr>
-            <w:r>
-              <w:rPr>
-                <w:rFonts w:ascii="Helvetica" w:hAnsi="Helvetica" w:eastAsia="Helvetica" w:cs="Helvetica"/>
-                <w:i w:val="false"/>
-                <w:b w:val="false"/>
-                <w:u w:val="none"/>
+                <w:strike w:val="false"/>
+                <w:sz w:val="22"/>
+                <w:szCs w:val="22"/>
+                <w:color w:val="000000"/>
+              </w:rPr>
+            </w:pPr>
+            <w:r>
+              <w:rPr>
+                <w:rFonts w:ascii="Helvetica" w:hAnsi="Helvetica" w:eastAsia="Helvetica" w:cs="Helvetica"/>
+                <w:i w:val="false"/>
+                <w:b w:val="false"/>
+                <w:u w:val="none"/>
+                <w:strike w:val="false"/>
                 <w:sz w:val="22"/>
                 <w:szCs w:val="22"/>
                 <w:color w:val="000000"/>
@@ -1329,7 +1351,6 @@
           </w:tcPr>
           <w:p>
             <w:pPr>
-              <w:pStyle w:val="Normal"/>
               <w:jc w:val="right"/>
               <w:pBdr>
                 <w:bottom w:val="none" w:sz="0" w:space="0" w:color="000000"/>
@@ -1344,17 +1365,19 @@
                 <w:i w:val="false"/>
                 <w:b w:val="false"/>
                 <w:u w:val="none"/>
-                <w:sz w:val="22"/>
-                <w:szCs w:val="22"/>
-                <w:color w:val="000000"/>
-              </w:rPr>
-            </w:pPr>
-            <w:r>
-              <w:rPr>
-                <w:rFonts w:ascii="Helvetica" w:hAnsi="Helvetica" w:eastAsia="Helvetica" w:cs="Helvetica"/>
-                <w:i w:val="false"/>
-                <w:b w:val="false"/>
-                <w:u w:val="none"/>
+                <w:strike w:val="false"/>
+                <w:sz w:val="22"/>
+                <w:szCs w:val="22"/>
+                <w:color w:val="000000"/>
+              </w:rPr>
+            </w:pPr>
+            <w:r>
+              <w:rPr>
+                <w:rFonts w:ascii="Helvetica" w:hAnsi="Helvetica" w:eastAsia="Helvetica" w:cs="Helvetica"/>
+                <w:i w:val="false"/>
+                <w:b w:val="false"/>
+                <w:u w:val="none"/>
+                <w:strike w:val="false"/>
                 <w:sz w:val="22"/>
                 <w:szCs w:val="22"/>
                 <w:color w:val="000000"/>
@@ -1382,7 +1405,6 @@
           </w:tcPr>
           <w:p>
             <w:pPr>
-              <w:pStyle w:val="Normal"/>
               <w:jc w:val="right"/>
               <w:pBdr>
                 <w:bottom w:val="none" w:sz="0" w:space="0" w:color="000000"/>
@@ -1397,17 +1419,19 @@
                 <w:i w:val="false"/>
                 <w:b w:val="false"/>
                 <w:u w:val="none"/>
-                <w:sz w:val="22"/>
-                <w:szCs w:val="22"/>
-                <w:color w:val="000000"/>
-              </w:rPr>
-            </w:pPr>
-            <w:r>
-              <w:rPr>
-                <w:rFonts w:ascii="Helvetica" w:hAnsi="Helvetica" w:eastAsia="Helvetica" w:cs="Helvetica"/>
-                <w:i w:val="false"/>
-                <w:b w:val="false"/>
-                <w:u w:val="none"/>
+                <w:strike w:val="false"/>
+                <w:sz w:val="22"/>
+                <w:szCs w:val="22"/>
+                <w:color w:val="000000"/>
+              </w:rPr>
+            </w:pPr>
+            <w:r>
+              <w:rPr>
+                <w:rFonts w:ascii="Helvetica" w:hAnsi="Helvetica" w:eastAsia="Helvetica" w:cs="Helvetica"/>
+                <w:i w:val="false"/>
+                <w:b w:val="false"/>
+                <w:u w:val="none"/>
+                <w:strike w:val="false"/>
                 <w:sz w:val="22"/>
                 <w:szCs w:val="22"/>
                 <w:color w:val="000000"/>
@@ -1435,7 +1459,6 @@
           </w:tcPr>
           <w:p>
             <w:pPr>
-              <w:pStyle w:val="Normal"/>
               <w:jc w:val="right"/>
               <w:pBdr>
                 <w:bottom w:val="none" w:sz="0" w:space="0" w:color="000000"/>
@@ -1450,17 +1473,19 @@
                 <w:i w:val="false"/>
                 <w:b w:val="false"/>
                 <w:u w:val="none"/>
-                <w:sz w:val="22"/>
-                <w:szCs w:val="22"/>
-                <w:color w:val="000000"/>
-              </w:rPr>
-            </w:pPr>
-            <w:r>
-              <w:rPr>
-                <w:rFonts w:ascii="Helvetica" w:hAnsi="Helvetica" w:eastAsia="Helvetica" w:cs="Helvetica"/>
-                <w:i w:val="false"/>
-                <w:b w:val="false"/>
-                <w:u w:val="none"/>
+                <w:strike w:val="false"/>
+                <w:sz w:val="22"/>
+                <w:szCs w:val="22"/>
+                <w:color w:val="000000"/>
+              </w:rPr>
+            </w:pPr>
+            <w:r>
+              <w:rPr>
+                <w:rFonts w:ascii="Helvetica" w:hAnsi="Helvetica" w:eastAsia="Helvetica" w:cs="Helvetica"/>
+                <w:i w:val="false"/>
+                <w:b w:val="false"/>
+                <w:u w:val="none"/>
+                <w:strike w:val="false"/>
                 <w:sz w:val="22"/>
                 <w:szCs w:val="22"/>
                 <w:color w:val="000000"/>
@@ -1488,7 +1513,6 @@
           </w:tcPr>
           <w:p>
             <w:pPr>
-              <w:pStyle w:val="Normal"/>
               <w:jc w:val="left"/>
               <w:pBdr>
                 <w:bottom w:val="none" w:sz="0" w:space="0" w:color="000000"/>
@@ -1503,17 +1527,19 @@
                 <w:i w:val="false"/>
                 <w:b w:val="false"/>
                 <w:u w:val="none"/>
-                <w:sz w:val="22"/>
-                <w:szCs w:val="22"/>
-                <w:color w:val="000000"/>
-              </w:rPr>
-            </w:pPr>
-            <w:r>
-              <w:rPr>
-                <w:rFonts w:ascii="Helvetica" w:hAnsi="Helvetica" w:eastAsia="Helvetica" w:cs="Helvetica"/>
-                <w:i w:val="false"/>
-                <w:b w:val="false"/>
-                <w:u w:val="none"/>
+                <w:strike w:val="false"/>
+                <w:sz w:val="22"/>
+                <w:szCs w:val="22"/>
+                <w:color w:val="000000"/>
+              </w:rPr>
+            </w:pPr>
+            <w:r>
+              <w:rPr>
+                <w:rFonts w:ascii="Helvetica" w:hAnsi="Helvetica" w:eastAsia="Helvetica" w:cs="Helvetica"/>
+                <w:i w:val="false"/>
+                <w:b w:val="false"/>
+                <w:u w:val="none"/>
+                <w:strike w:val="false"/>
                 <w:sz w:val="22"/>
                 <w:szCs w:val="22"/>
                 <w:color w:val="000000"/>
@@ -1548,7 +1574,6 @@
           </w:tcPr>
           <w:p>
             <w:pPr>
-              <w:pStyle w:val="Normal"/>
               <w:jc w:val="left"/>
               <w:pBdr>
                 <w:bottom w:val="none" w:sz="0" w:space="0" w:color="000000"/>
@@ -1563,33 +1588,33 @@
                 <w:i w:val="false"/>
                 <w:b w:val="false"/>
                 <w:u w:val="none"/>
-                <w:sz w:val="22"/>
-                <w:szCs w:val="22"/>
-                <w:color w:val="000000"/>
-              </w:rPr>
-            </w:pPr>
-          </w:p>
-        </w:tc>
-        <w:tc>
-          <w:tcPr>
-            <w:tcBorders>
-              <w:bottom w:val="none" w:sz="0" w:space="0" w:color="000000"/>
-              <w:top w:val="none" w:sz="0" w:space="0" w:color="000000"/>
-              <w:left w:val="none" w:sz="0" w:space="0" w:color="000000"/>
-              <w:right w:val="none" w:sz="0" w:space="0" w:color="000000"/>
-            </w:tcBorders>
-            <w:shd w:val="clear" w:color="auto" w:fill="FFFFFF"/>
-            <w:tcMar>
-              <w:top w:w="0" w:type="dxa"/>
-              <w:bottom w:w="0" w:type="dxa"/>
-              <w:left w:w="0" w:type="dxa"/>
-              <w:right w:w="0" w:type="dxa"/>
-            </w:tcMar>
-            <w:vAlign w:val="center"/>
-          </w:tcPr>
-          <w:p>
-            <w:pPr>
-              <w:pStyle w:val="Normal"/>
+                <w:strike w:val="false"/>
+                <w:sz w:val="22"/>
+                <w:szCs w:val="22"/>
+                <w:color w:val="000000"/>
+              </w:rPr>
+            </w:pPr>
+          </w:p>
+        </w:tc>
+        <w:tc>
+          <w:tcPr>
+            <w:tcBorders>
+              <w:bottom w:val="none" w:sz="0" w:space="0" w:color="000000"/>
+              <w:top w:val="none" w:sz="0" w:space="0" w:color="000000"/>
+              <w:left w:val="none" w:sz="0" w:space="0" w:color="000000"/>
+              <w:right w:val="none" w:sz="0" w:space="0" w:color="000000"/>
+            </w:tcBorders>
+            <w:shd w:val="clear" w:color="auto" w:fill="FFFFFF"/>
+            <w:tcMar>
+              <w:top w:w="0" w:type="dxa"/>
+              <w:bottom w:w="0" w:type="dxa"/>
+              <w:left w:w="0" w:type="dxa"/>
+              <w:right w:w="0" w:type="dxa"/>
+            </w:tcMar>
+            <w:vAlign w:val="center"/>
+          </w:tcPr>
+          <w:p>
+            <w:pPr>
               <w:jc w:val="left"/>
               <w:pBdr>
                 <w:bottom w:val="none" w:sz="0" w:space="0" w:color="000000"/>
@@ -1604,17 +1629,19 @@
                 <w:i w:val="false"/>
                 <w:b w:val="false"/>
                 <w:u w:val="none"/>
-                <w:sz w:val="22"/>
-                <w:szCs w:val="22"/>
-                <w:color w:val="000000"/>
-              </w:rPr>
-            </w:pPr>
-            <w:r>
-              <w:rPr>
-                <w:rFonts w:ascii="Helvetica" w:hAnsi="Helvetica" w:eastAsia="Helvetica" w:cs="Helvetica"/>
-                <w:i w:val="false"/>
-                <w:b w:val="false"/>
-                <w:u w:val="none"/>
+                <w:strike w:val="false"/>
+                <w:sz w:val="22"/>
+                <w:szCs w:val="22"/>
+                <w:color w:val="000000"/>
+              </w:rPr>
+            </w:pPr>
+            <w:r>
+              <w:rPr>
+                <w:rFonts w:ascii="Helvetica" w:hAnsi="Helvetica" w:eastAsia="Helvetica" w:cs="Helvetica"/>
+                <w:i w:val="false"/>
+                <w:b w:val="false"/>
+                <w:u w:val="none"/>
+                <w:strike w:val="false"/>
                 <w:sz w:val="22"/>
                 <w:szCs w:val="22"/>
                 <w:color w:val="000000"/>
@@ -1642,7 +1669,6 @@
           </w:tcPr>
           <w:p>
             <w:pPr>
-              <w:pStyle w:val="Normal"/>
               <w:jc w:val="right"/>
               <w:pBdr>
                 <w:bottom w:val="none" w:sz="0" w:space="0" w:color="000000"/>
@@ -1657,17 +1683,19 @@
                 <w:i w:val="false"/>
                 <w:b w:val="false"/>
                 <w:u w:val="none"/>
-                <w:sz w:val="22"/>
-                <w:szCs w:val="22"/>
-                <w:color w:val="000000"/>
-              </w:rPr>
-            </w:pPr>
-            <w:r>
-              <w:rPr>
-                <w:rFonts w:ascii="Helvetica" w:hAnsi="Helvetica" w:eastAsia="Helvetica" w:cs="Helvetica"/>
-                <w:i w:val="false"/>
-                <w:b w:val="false"/>
-                <w:u w:val="none"/>
+                <w:strike w:val="false"/>
+                <w:sz w:val="22"/>
+                <w:szCs w:val="22"/>
+                <w:color w:val="000000"/>
+              </w:rPr>
+            </w:pPr>
+            <w:r>
+              <w:rPr>
+                <w:rFonts w:ascii="Helvetica" w:hAnsi="Helvetica" w:eastAsia="Helvetica" w:cs="Helvetica"/>
+                <w:i w:val="false"/>
+                <w:b w:val="false"/>
+                <w:u w:val="none"/>
+                <w:strike w:val="false"/>
                 <w:sz w:val="22"/>
                 <w:szCs w:val="22"/>
                 <w:color w:val="000000"/>
@@ -1695,7 +1723,6 @@
           </w:tcPr>
           <w:p>
             <w:pPr>
-              <w:pStyle w:val="Normal"/>
               <w:jc w:val="right"/>
               <w:pBdr>
                 <w:bottom w:val="none" w:sz="0" w:space="0" w:color="000000"/>
@@ -1710,17 +1737,19 @@
                 <w:i w:val="false"/>
                 <w:b w:val="false"/>
                 <w:u w:val="none"/>
-                <w:sz w:val="22"/>
-                <w:szCs w:val="22"/>
-                <w:color w:val="000000"/>
-              </w:rPr>
-            </w:pPr>
-            <w:r>
-              <w:rPr>
-                <w:rFonts w:ascii="Helvetica" w:hAnsi="Helvetica" w:eastAsia="Helvetica" w:cs="Helvetica"/>
-                <w:i w:val="false"/>
-                <w:b w:val="false"/>
-                <w:u w:val="none"/>
+                <w:strike w:val="false"/>
+                <w:sz w:val="22"/>
+                <w:szCs w:val="22"/>
+                <w:color w:val="000000"/>
+              </w:rPr>
+            </w:pPr>
+            <w:r>
+              <w:rPr>
+                <w:rFonts w:ascii="Helvetica" w:hAnsi="Helvetica" w:eastAsia="Helvetica" w:cs="Helvetica"/>
+                <w:i w:val="false"/>
+                <w:b w:val="false"/>
+                <w:u w:val="none"/>
+                <w:strike w:val="false"/>
                 <w:sz w:val="22"/>
                 <w:szCs w:val="22"/>
                 <w:color w:val="000000"/>
@@ -1748,7 +1777,6 @@
           </w:tcPr>
           <w:p>
             <w:pPr>
-              <w:pStyle w:val="Normal"/>
               <w:jc w:val="right"/>
               <w:pBdr>
                 <w:bottom w:val="none" w:sz="0" w:space="0" w:color="000000"/>
@@ -1763,17 +1791,19 @@
                 <w:i w:val="false"/>
                 <w:b w:val="false"/>
                 <w:u w:val="none"/>
-                <w:sz w:val="22"/>
-                <w:szCs w:val="22"/>
-                <w:color w:val="000000"/>
-              </w:rPr>
-            </w:pPr>
-            <w:r>
-              <w:rPr>
-                <w:rFonts w:ascii="Helvetica" w:hAnsi="Helvetica" w:eastAsia="Helvetica" w:cs="Helvetica"/>
-                <w:i w:val="false"/>
-                <w:b w:val="false"/>
-                <w:u w:val="none"/>
+                <w:strike w:val="false"/>
+                <w:sz w:val="22"/>
+                <w:szCs w:val="22"/>
+                <w:color w:val="000000"/>
+              </w:rPr>
+            </w:pPr>
+            <w:r>
+              <w:rPr>
+                <w:rFonts w:ascii="Helvetica" w:hAnsi="Helvetica" w:eastAsia="Helvetica" w:cs="Helvetica"/>
+                <w:i w:val="false"/>
+                <w:b w:val="false"/>
+                <w:u w:val="none"/>
+                <w:strike w:val="false"/>
                 <w:sz w:val="22"/>
                 <w:szCs w:val="22"/>
                 <w:color w:val="000000"/>
@@ -1801,7 +1831,6 @@
           </w:tcPr>
           <w:p>
             <w:pPr>
-              <w:pStyle w:val="Normal"/>
               <w:jc w:val="right"/>
               <w:pBdr>
                 <w:bottom w:val="none" w:sz="0" w:space="0" w:color="000000"/>
@@ -1816,17 +1845,19 @@
                 <w:i w:val="false"/>
                 <w:b w:val="false"/>
                 <w:u w:val="none"/>
-                <w:sz w:val="22"/>
-                <w:szCs w:val="22"/>
-                <w:color w:val="000000"/>
-              </w:rPr>
-            </w:pPr>
-            <w:r>
-              <w:rPr>
-                <w:rFonts w:ascii="Helvetica" w:hAnsi="Helvetica" w:eastAsia="Helvetica" w:cs="Helvetica"/>
-                <w:i w:val="false"/>
-                <w:b w:val="false"/>
-                <w:u w:val="none"/>
+                <w:strike w:val="false"/>
+                <w:sz w:val="22"/>
+                <w:szCs w:val="22"/>
+                <w:color w:val="000000"/>
+              </w:rPr>
+            </w:pPr>
+            <w:r>
+              <w:rPr>
+                <w:rFonts w:ascii="Helvetica" w:hAnsi="Helvetica" w:eastAsia="Helvetica" w:cs="Helvetica"/>
+                <w:i w:val="false"/>
+                <w:b w:val="false"/>
+                <w:u w:val="none"/>
+                <w:strike w:val="false"/>
                 <w:sz w:val="22"/>
                 <w:szCs w:val="22"/>
                 <w:color w:val="000000"/>
@@ -1854,7 +1885,6 @@
           </w:tcPr>
           <w:p>
             <w:pPr>
-              <w:pStyle w:val="Normal"/>
               <w:jc w:val="left"/>
               <w:pBdr>
                 <w:bottom w:val="none" w:sz="0" w:space="0" w:color="000000"/>
@@ -1869,17 +1899,19 @@
                 <w:i w:val="false"/>
                 <w:b w:val="false"/>
                 <w:u w:val="none"/>
-                <w:sz w:val="22"/>
-                <w:szCs w:val="22"/>
-                <w:color w:val="000000"/>
-              </w:rPr>
-            </w:pPr>
-            <w:r>
-              <w:rPr>
-                <w:rFonts w:ascii="Helvetica" w:hAnsi="Helvetica" w:eastAsia="Helvetica" w:cs="Helvetica"/>
-                <w:i w:val="false"/>
-                <w:b w:val="false"/>
-                <w:u w:val="none"/>
+                <w:strike w:val="false"/>
+                <w:sz w:val="22"/>
+                <w:szCs w:val="22"/>
+                <w:color w:val="000000"/>
+              </w:rPr>
+            </w:pPr>
+            <w:r>
+              <w:rPr>
+                <w:rFonts w:ascii="Helvetica" w:hAnsi="Helvetica" w:eastAsia="Helvetica" w:cs="Helvetica"/>
+                <w:i w:val="false"/>
+                <w:b w:val="false"/>
+                <w:u w:val="none"/>
+                <w:strike w:val="false"/>
                 <w:sz w:val="22"/>
                 <w:szCs w:val="22"/>
                 <w:color w:val="000000"/>
@@ -1914,7 +1946,6 @@
           </w:tcPr>
           <w:p>
             <w:pPr>
-              <w:pStyle w:val="Normal"/>
               <w:jc w:val="left"/>
               <w:pBdr>
                 <w:bottom w:val="none" w:sz="0" w:space="0" w:color="000000"/>
@@ -1929,33 +1960,33 @@
                 <w:i w:val="false"/>
                 <w:b w:val="false"/>
                 <w:u w:val="none"/>
-                <w:sz w:val="22"/>
-                <w:szCs w:val="22"/>
-                <w:color w:val="000000"/>
-              </w:rPr>
-            </w:pPr>
-          </w:p>
-        </w:tc>
-        <w:tc>
-          <w:tcPr>
-            <w:tcBorders>
-              <w:bottom w:val="none" w:sz="0" w:space="0" w:color="000000"/>
-              <w:top w:val="none" w:sz="0" w:space="0" w:color="000000"/>
-              <w:left w:val="none" w:sz="0" w:space="0" w:color="000000"/>
-              <w:right w:val="none" w:sz="0" w:space="0" w:color="000000"/>
-            </w:tcBorders>
-            <w:shd w:val="clear" w:color="auto" w:fill="FFFFFF"/>
-            <w:tcMar>
-              <w:top w:w="0" w:type="dxa"/>
-              <w:bottom w:w="0" w:type="dxa"/>
-              <w:left w:w="0" w:type="dxa"/>
-              <w:right w:w="0" w:type="dxa"/>
-            </w:tcMar>
-            <w:vAlign w:val="center"/>
-          </w:tcPr>
-          <w:p>
-            <w:pPr>
-              <w:pStyle w:val="Normal"/>
+                <w:strike w:val="false"/>
+                <w:sz w:val="22"/>
+                <w:szCs w:val="22"/>
+                <w:color w:val="000000"/>
+              </w:rPr>
+            </w:pPr>
+          </w:p>
+        </w:tc>
+        <w:tc>
+          <w:tcPr>
+            <w:tcBorders>
+              <w:bottom w:val="none" w:sz="0" w:space="0" w:color="000000"/>
+              <w:top w:val="none" w:sz="0" w:space="0" w:color="000000"/>
+              <w:left w:val="none" w:sz="0" w:space="0" w:color="000000"/>
+              <w:right w:val="none" w:sz="0" w:space="0" w:color="000000"/>
+            </w:tcBorders>
+            <w:shd w:val="clear" w:color="auto" w:fill="FFFFFF"/>
+            <w:tcMar>
+              <w:top w:w="0" w:type="dxa"/>
+              <w:bottom w:w="0" w:type="dxa"/>
+              <w:left w:w="0" w:type="dxa"/>
+              <w:right w:w="0" w:type="dxa"/>
+            </w:tcMar>
+            <w:vAlign w:val="center"/>
+          </w:tcPr>
+          <w:p>
+            <w:pPr>
               <w:jc w:val="left"/>
               <w:pBdr>
                 <w:bottom w:val="none" w:sz="0" w:space="0" w:color="000000"/>
@@ -1970,17 +2001,19 @@
                 <w:i w:val="false"/>
                 <w:b w:val="false"/>
                 <w:u w:val="none"/>
-                <w:sz w:val="22"/>
-                <w:szCs w:val="22"/>
-                <w:color w:val="000000"/>
-              </w:rPr>
-            </w:pPr>
-            <w:r>
-              <w:rPr>
-                <w:rFonts w:ascii="Helvetica" w:hAnsi="Helvetica" w:eastAsia="Helvetica" w:cs="Helvetica"/>
-                <w:i w:val="false"/>
-                <w:b w:val="false"/>
-                <w:u w:val="none"/>
+                <w:strike w:val="false"/>
+                <w:sz w:val="22"/>
+                <w:szCs w:val="22"/>
+                <w:color w:val="000000"/>
+              </w:rPr>
+            </w:pPr>
+            <w:r>
+              <w:rPr>
+                <w:rFonts w:ascii="Helvetica" w:hAnsi="Helvetica" w:eastAsia="Helvetica" w:cs="Helvetica"/>
+                <w:i w:val="false"/>
+                <w:b w:val="false"/>
+                <w:u w:val="none"/>
+                <w:strike w:val="false"/>
                 <w:sz w:val="22"/>
                 <w:szCs w:val="22"/>
                 <w:color w:val="000000"/>
@@ -2008,7 +2041,6 @@
           </w:tcPr>
           <w:p>
             <w:pPr>
-              <w:pStyle w:val="Normal"/>
               <w:jc w:val="right"/>
               <w:pBdr>
                 <w:bottom w:val="none" w:sz="0" w:space="0" w:color="000000"/>
@@ -2023,17 +2055,19 @@
                 <w:i w:val="false"/>
                 <w:b w:val="false"/>
                 <w:u w:val="none"/>
-                <w:sz w:val="22"/>
-                <w:szCs w:val="22"/>
-                <w:color w:val="000000"/>
-              </w:rPr>
-            </w:pPr>
-            <w:r>
-              <w:rPr>
-                <w:rFonts w:ascii="Helvetica" w:hAnsi="Helvetica" w:eastAsia="Helvetica" w:cs="Helvetica"/>
-                <w:i w:val="false"/>
-                <w:b w:val="false"/>
-                <w:u w:val="none"/>
+                <w:strike w:val="false"/>
+                <w:sz w:val="22"/>
+                <w:szCs w:val="22"/>
+                <w:color w:val="000000"/>
+              </w:rPr>
+            </w:pPr>
+            <w:r>
+              <w:rPr>
+                <w:rFonts w:ascii="Helvetica" w:hAnsi="Helvetica" w:eastAsia="Helvetica" w:cs="Helvetica"/>
+                <w:i w:val="false"/>
+                <w:b w:val="false"/>
+                <w:u w:val="none"/>
+                <w:strike w:val="false"/>
                 <w:sz w:val="22"/>
                 <w:szCs w:val="22"/>
                 <w:color w:val="000000"/>
@@ -2061,7 +2095,6 @@
           </w:tcPr>
           <w:p>
             <w:pPr>
-              <w:pStyle w:val="Normal"/>
               <w:jc w:val="right"/>
               <w:pBdr>
                 <w:bottom w:val="none" w:sz="0" w:space="0" w:color="000000"/>
@@ -2076,17 +2109,19 @@
                 <w:i w:val="false"/>
                 <w:b w:val="false"/>
                 <w:u w:val="none"/>
-                <w:sz w:val="22"/>
-                <w:szCs w:val="22"/>
-                <w:color w:val="000000"/>
-              </w:rPr>
-            </w:pPr>
-            <w:r>
-              <w:rPr>
-                <w:rFonts w:ascii="Helvetica" w:hAnsi="Helvetica" w:eastAsia="Helvetica" w:cs="Helvetica"/>
-                <w:i w:val="false"/>
-                <w:b w:val="false"/>
-                <w:u w:val="none"/>
+                <w:strike w:val="false"/>
+                <w:sz w:val="22"/>
+                <w:szCs w:val="22"/>
+                <w:color w:val="000000"/>
+              </w:rPr>
+            </w:pPr>
+            <w:r>
+              <w:rPr>
+                <w:rFonts w:ascii="Helvetica" w:hAnsi="Helvetica" w:eastAsia="Helvetica" w:cs="Helvetica"/>
+                <w:i w:val="false"/>
+                <w:b w:val="false"/>
+                <w:u w:val="none"/>
+                <w:strike w:val="false"/>
                 <w:sz w:val="22"/>
                 <w:szCs w:val="22"/>
                 <w:color w:val="000000"/>
@@ -2114,7 +2149,6 @@
           </w:tcPr>
           <w:p>
             <w:pPr>
-              <w:pStyle w:val="Normal"/>
               <w:jc w:val="right"/>
               <w:pBdr>
                 <w:bottom w:val="none" w:sz="0" w:space="0" w:color="000000"/>
@@ -2129,17 +2163,19 @@
                 <w:i w:val="false"/>
                 <w:b w:val="false"/>
                 <w:u w:val="none"/>
-                <w:sz w:val="22"/>
-                <w:szCs w:val="22"/>
-                <w:color w:val="000000"/>
-              </w:rPr>
-            </w:pPr>
-            <w:r>
-              <w:rPr>
-                <w:rFonts w:ascii="Helvetica" w:hAnsi="Helvetica" w:eastAsia="Helvetica" w:cs="Helvetica"/>
-                <w:i w:val="false"/>
-                <w:b w:val="false"/>
-                <w:u w:val="none"/>
+                <w:strike w:val="false"/>
+                <w:sz w:val="22"/>
+                <w:szCs w:val="22"/>
+                <w:color w:val="000000"/>
+              </w:rPr>
+            </w:pPr>
+            <w:r>
+              <w:rPr>
+                <w:rFonts w:ascii="Helvetica" w:hAnsi="Helvetica" w:eastAsia="Helvetica" w:cs="Helvetica"/>
+                <w:i w:val="false"/>
+                <w:b w:val="false"/>
+                <w:u w:val="none"/>
+                <w:strike w:val="false"/>
                 <w:sz w:val="22"/>
                 <w:szCs w:val="22"/>
                 <w:color w:val="000000"/>
@@ -2167,7 +2203,6 @@
           </w:tcPr>
           <w:p>
             <w:pPr>
-              <w:pStyle w:val="Normal"/>
               <w:jc w:val="right"/>
               <w:pBdr>
                 <w:bottom w:val="none" w:sz="0" w:space="0" w:color="000000"/>
@@ -2182,17 +2217,19 @@
                 <w:i w:val="false"/>
                 <w:b w:val="false"/>
                 <w:u w:val="none"/>
-                <w:sz w:val="22"/>
-                <w:szCs w:val="22"/>
-                <w:color w:val="000000"/>
-              </w:rPr>
-            </w:pPr>
-            <w:r>
-              <w:rPr>
-                <w:rFonts w:ascii="Helvetica" w:hAnsi="Helvetica" w:eastAsia="Helvetica" w:cs="Helvetica"/>
-                <w:i w:val="false"/>
-                <w:b w:val="false"/>
-                <w:u w:val="none"/>
+                <w:strike w:val="false"/>
+                <w:sz w:val="22"/>
+                <w:szCs w:val="22"/>
+                <w:color w:val="000000"/>
+              </w:rPr>
+            </w:pPr>
+            <w:r>
+              <w:rPr>
+                <w:rFonts w:ascii="Helvetica" w:hAnsi="Helvetica" w:eastAsia="Helvetica" w:cs="Helvetica"/>
+                <w:i w:val="false"/>
+                <w:b w:val="false"/>
+                <w:u w:val="none"/>
+                <w:strike w:val="false"/>
                 <w:sz w:val="22"/>
                 <w:szCs w:val="22"/>
                 <w:color w:val="000000"/>
@@ -2220,7 +2257,6 @@
           </w:tcPr>
           <w:p>
             <w:pPr>
-              <w:pStyle w:val="Normal"/>
               <w:jc w:val="left"/>
               <w:pBdr>
                 <w:bottom w:val="none" w:sz="0" w:space="0" w:color="000000"/>
@@ -2235,17 +2271,19 @@
                 <w:i w:val="false"/>
                 <w:b w:val="false"/>
                 <w:u w:val="none"/>
-                <w:sz w:val="22"/>
-                <w:szCs w:val="22"/>
-                <w:color w:val="000000"/>
-              </w:rPr>
-            </w:pPr>
-            <w:r>
-              <w:rPr>
-                <w:rFonts w:ascii="Helvetica" w:hAnsi="Helvetica" w:eastAsia="Helvetica" w:cs="Helvetica"/>
-                <w:i w:val="false"/>
-                <w:b w:val="false"/>
-                <w:u w:val="none"/>
+                <w:strike w:val="false"/>
+                <w:sz w:val="22"/>
+                <w:szCs w:val="22"/>
+                <w:color w:val="000000"/>
+              </w:rPr>
+            </w:pPr>
+            <w:r>
+              <w:rPr>
+                <w:rFonts w:ascii="Helvetica" w:hAnsi="Helvetica" w:eastAsia="Helvetica" w:cs="Helvetica"/>
+                <w:i w:val="false"/>
+                <w:b w:val="false"/>
+                <w:u w:val="none"/>
+                <w:strike w:val="false"/>
                 <w:sz w:val="22"/>
                 <w:szCs w:val="22"/>
                 <w:color w:val="000000"/>
@@ -2280,7 +2318,6 @@
           </w:tcPr>
           <w:p>
             <w:pPr>
-              <w:pStyle w:val="Normal"/>
               <w:jc w:val="left"/>
               <w:pBdr>
                 <w:bottom w:val="none" w:sz="0" w:space="0" w:color="000000"/>
@@ -2295,33 +2332,33 @@
                 <w:i w:val="false"/>
                 <w:b w:val="false"/>
                 <w:u w:val="none"/>
-                <w:sz w:val="22"/>
-                <w:szCs w:val="22"/>
-                <w:color w:val="000000"/>
-              </w:rPr>
-            </w:pPr>
-          </w:p>
-        </w:tc>
-        <w:tc>
-          <w:tcPr>
-            <w:tcBorders>
-              <w:bottom w:val="none" w:sz="0" w:space="0" w:color="000000"/>
-              <w:top w:val="none" w:sz="0" w:space="0" w:color="000000"/>
-              <w:left w:val="none" w:sz="0" w:space="0" w:color="000000"/>
-              <w:right w:val="none" w:sz="0" w:space="0" w:color="000000"/>
-            </w:tcBorders>
-            <w:shd w:val="clear" w:color="auto" w:fill="FFFFFF"/>
-            <w:tcMar>
-              <w:top w:w="0" w:type="dxa"/>
-              <w:bottom w:w="0" w:type="dxa"/>
-              <w:left w:w="0" w:type="dxa"/>
-              <w:right w:w="0" w:type="dxa"/>
-            </w:tcMar>
-            <w:vAlign w:val="center"/>
-          </w:tcPr>
-          <w:p>
-            <w:pPr>
-              <w:pStyle w:val="Normal"/>
+                <w:strike w:val="false"/>
+                <w:sz w:val="22"/>
+                <w:szCs w:val="22"/>
+                <w:color w:val="000000"/>
+              </w:rPr>
+            </w:pPr>
+          </w:p>
+        </w:tc>
+        <w:tc>
+          <w:tcPr>
+            <w:tcBorders>
+              <w:bottom w:val="none" w:sz="0" w:space="0" w:color="000000"/>
+              <w:top w:val="none" w:sz="0" w:space="0" w:color="000000"/>
+              <w:left w:val="none" w:sz="0" w:space="0" w:color="000000"/>
+              <w:right w:val="none" w:sz="0" w:space="0" w:color="000000"/>
+            </w:tcBorders>
+            <w:shd w:val="clear" w:color="auto" w:fill="FFFFFF"/>
+            <w:tcMar>
+              <w:top w:w="0" w:type="dxa"/>
+              <w:bottom w:w="0" w:type="dxa"/>
+              <w:left w:w="0" w:type="dxa"/>
+              <w:right w:w="0" w:type="dxa"/>
+            </w:tcMar>
+            <w:vAlign w:val="center"/>
+          </w:tcPr>
+          <w:p>
+            <w:pPr>
               <w:jc w:val="left"/>
               <w:pBdr>
                 <w:bottom w:val="none" w:sz="0" w:space="0" w:color="000000"/>
@@ -2336,17 +2373,19 @@
                 <w:i w:val="false"/>
                 <w:b w:val="false"/>
                 <w:u w:val="none"/>
-                <w:sz w:val="22"/>
-                <w:szCs w:val="22"/>
-                <w:color w:val="000000"/>
-              </w:rPr>
-            </w:pPr>
-            <w:r>
-              <w:rPr>
-                <w:rFonts w:ascii="Helvetica" w:hAnsi="Helvetica" w:eastAsia="Helvetica" w:cs="Helvetica"/>
-                <w:i w:val="false"/>
-                <w:b w:val="false"/>
-                <w:u w:val="none"/>
+                <w:strike w:val="false"/>
+                <w:sz w:val="22"/>
+                <w:szCs w:val="22"/>
+                <w:color w:val="000000"/>
+              </w:rPr>
+            </w:pPr>
+            <w:r>
+              <w:rPr>
+                <w:rFonts w:ascii="Helvetica" w:hAnsi="Helvetica" w:eastAsia="Helvetica" w:cs="Helvetica"/>
+                <w:i w:val="false"/>
+                <w:b w:val="false"/>
+                <w:u w:val="none"/>
+                <w:strike w:val="false"/>
                 <w:sz w:val="22"/>
                 <w:szCs w:val="22"/>
                 <w:color w:val="000000"/>
@@ -2374,7 +2413,6 @@
           </w:tcPr>
           <w:p>
             <w:pPr>
-              <w:pStyle w:val="Normal"/>
               <w:jc w:val="right"/>
               <w:pBdr>
                 <w:bottom w:val="none" w:sz="0" w:space="0" w:color="000000"/>
@@ -2389,17 +2427,19 @@
                 <w:i w:val="false"/>
                 <w:b w:val="false"/>
                 <w:u w:val="none"/>
-                <w:sz w:val="22"/>
-                <w:szCs w:val="22"/>
-                <w:color w:val="000000"/>
-              </w:rPr>
-            </w:pPr>
-            <w:r>
-              <w:rPr>
-                <w:rFonts w:ascii="Helvetica" w:hAnsi="Helvetica" w:eastAsia="Helvetica" w:cs="Helvetica"/>
-                <w:i w:val="false"/>
-                <w:b w:val="false"/>
-                <w:u w:val="none"/>
+                <w:strike w:val="false"/>
+                <w:sz w:val="22"/>
+                <w:szCs w:val="22"/>
+                <w:color w:val="000000"/>
+              </w:rPr>
+            </w:pPr>
+            <w:r>
+              <w:rPr>
+                <w:rFonts w:ascii="Helvetica" w:hAnsi="Helvetica" w:eastAsia="Helvetica" w:cs="Helvetica"/>
+                <w:i w:val="false"/>
+                <w:b w:val="false"/>
+                <w:u w:val="none"/>
+                <w:strike w:val="false"/>
                 <w:sz w:val="22"/>
                 <w:szCs w:val="22"/>
                 <w:color w:val="000000"/>
@@ -2427,7 +2467,6 @@
           </w:tcPr>
           <w:p>
             <w:pPr>
-              <w:pStyle w:val="Normal"/>
               <w:jc w:val="right"/>
               <w:pBdr>
                 <w:bottom w:val="none" w:sz="0" w:space="0" w:color="000000"/>
@@ -2442,17 +2481,19 @@
                 <w:i w:val="false"/>
                 <w:b w:val="false"/>
                 <w:u w:val="none"/>
-                <w:sz w:val="22"/>
-                <w:szCs w:val="22"/>
-                <w:color w:val="000000"/>
-              </w:rPr>
-            </w:pPr>
-            <w:r>
-              <w:rPr>
-                <w:rFonts w:ascii="Helvetica" w:hAnsi="Helvetica" w:eastAsia="Helvetica" w:cs="Helvetica"/>
-                <w:i w:val="false"/>
-                <w:b w:val="false"/>
-                <w:u w:val="none"/>
+                <w:strike w:val="false"/>
+                <w:sz w:val="22"/>
+                <w:szCs w:val="22"/>
+                <w:color w:val="000000"/>
+              </w:rPr>
+            </w:pPr>
+            <w:r>
+              <w:rPr>
+                <w:rFonts w:ascii="Helvetica" w:hAnsi="Helvetica" w:eastAsia="Helvetica" w:cs="Helvetica"/>
+                <w:i w:val="false"/>
+                <w:b w:val="false"/>
+                <w:u w:val="none"/>
+                <w:strike w:val="false"/>
                 <w:sz w:val="22"/>
                 <w:szCs w:val="22"/>
                 <w:color w:val="000000"/>
@@ -2480,7 +2521,6 @@
           </w:tcPr>
           <w:p>
             <w:pPr>
-              <w:pStyle w:val="Normal"/>
               <w:jc w:val="right"/>
               <w:pBdr>
                 <w:bottom w:val="none" w:sz="0" w:space="0" w:color="000000"/>
@@ -2495,17 +2535,19 @@
                 <w:i w:val="false"/>
                 <w:b w:val="false"/>
                 <w:u w:val="none"/>
-                <w:sz w:val="22"/>
-                <w:szCs w:val="22"/>
-                <w:color w:val="000000"/>
-              </w:rPr>
-            </w:pPr>
-            <w:r>
-              <w:rPr>
-                <w:rFonts w:ascii="Helvetica" w:hAnsi="Helvetica" w:eastAsia="Helvetica" w:cs="Helvetica"/>
-                <w:i w:val="false"/>
-                <w:b w:val="false"/>
-                <w:u w:val="none"/>
+                <w:strike w:val="false"/>
+                <w:sz w:val="22"/>
+                <w:szCs w:val="22"/>
+                <w:color w:val="000000"/>
+              </w:rPr>
+            </w:pPr>
+            <w:r>
+              <w:rPr>
+                <w:rFonts w:ascii="Helvetica" w:hAnsi="Helvetica" w:eastAsia="Helvetica" w:cs="Helvetica"/>
+                <w:i w:val="false"/>
+                <w:b w:val="false"/>
+                <w:u w:val="none"/>
+                <w:strike w:val="false"/>
                 <w:sz w:val="22"/>
                 <w:szCs w:val="22"/>
                 <w:color w:val="000000"/>
@@ -2533,7 +2575,6 @@
           </w:tcPr>
           <w:p>
             <w:pPr>
-              <w:pStyle w:val="Normal"/>
               <w:jc w:val="right"/>
               <w:pBdr>
                 <w:bottom w:val="none" w:sz="0" w:space="0" w:color="000000"/>
@@ -2548,17 +2589,19 @@
                 <w:i w:val="false"/>
                 <w:b w:val="false"/>
                 <w:u w:val="none"/>
-                <w:sz w:val="22"/>
-                <w:szCs w:val="22"/>
-                <w:color w:val="000000"/>
-              </w:rPr>
-            </w:pPr>
-            <w:r>
-              <w:rPr>
-                <w:rFonts w:ascii="Helvetica" w:hAnsi="Helvetica" w:eastAsia="Helvetica" w:cs="Helvetica"/>
-                <w:i w:val="false"/>
-                <w:b w:val="false"/>
-                <w:u w:val="none"/>
+                <w:strike w:val="false"/>
+                <w:sz w:val="22"/>
+                <w:szCs w:val="22"/>
+                <w:color w:val="000000"/>
+              </w:rPr>
+            </w:pPr>
+            <w:r>
+              <w:rPr>
+                <w:rFonts w:ascii="Helvetica" w:hAnsi="Helvetica" w:eastAsia="Helvetica" w:cs="Helvetica"/>
+                <w:i w:val="false"/>
+                <w:b w:val="false"/>
+                <w:u w:val="none"/>
+                <w:strike w:val="false"/>
                 <w:sz w:val="22"/>
                 <w:szCs w:val="22"/>
                 <w:color w:val="000000"/>
@@ -2586,7 +2629,6 @@
           </w:tcPr>
           <w:p>
             <w:pPr>
-              <w:pStyle w:val="Normal"/>
               <w:jc w:val="left"/>
               <w:pBdr>
                 <w:bottom w:val="none" w:sz="0" w:space="0" w:color="000000"/>
@@ -2601,17 +2643,19 @@
                 <w:i w:val="false"/>
                 <w:b w:val="false"/>
                 <w:u w:val="none"/>
-                <w:sz w:val="22"/>
-                <w:szCs w:val="22"/>
-                <w:color w:val="000000"/>
-              </w:rPr>
-            </w:pPr>
-            <w:r>
-              <w:rPr>
-                <w:rFonts w:ascii="Helvetica" w:hAnsi="Helvetica" w:eastAsia="Helvetica" w:cs="Helvetica"/>
-                <w:i w:val="false"/>
-                <w:b w:val="false"/>
-                <w:u w:val="none"/>
+                <w:strike w:val="false"/>
+                <w:sz w:val="22"/>
+                <w:szCs w:val="22"/>
+                <w:color w:val="000000"/>
+              </w:rPr>
+            </w:pPr>
+            <w:r>
+              <w:rPr>
+                <w:rFonts w:ascii="Helvetica" w:hAnsi="Helvetica" w:eastAsia="Helvetica" w:cs="Helvetica"/>
+                <w:i w:val="false"/>
+                <w:b w:val="false"/>
+                <w:u w:val="none"/>
+                <w:strike w:val="false"/>
                 <w:sz w:val="22"/>
                 <w:szCs w:val="22"/>
                 <w:color w:val="000000"/>
@@ -2646,7 +2690,6 @@
           </w:tcPr>
           <w:p>
             <w:pPr>
-              <w:pStyle w:val="Normal"/>
               <w:jc w:val="left"/>
               <w:pBdr>
                 <w:bottom w:val="none" w:sz="0" w:space="0" w:color="000000"/>
@@ -2661,33 +2704,33 @@
                 <w:i w:val="false"/>
                 <w:b w:val="false"/>
                 <w:u w:val="none"/>
-                <w:sz w:val="22"/>
-                <w:szCs w:val="22"/>
-                <w:color w:val="000000"/>
-              </w:rPr>
-            </w:pPr>
-          </w:p>
-        </w:tc>
-        <w:tc>
-          <w:tcPr>
-            <w:tcBorders>
-              <w:bottom w:val="none" w:sz="0" w:space="0" w:color="000000"/>
-              <w:top w:val="none" w:sz="0" w:space="0" w:color="000000"/>
-              <w:left w:val="none" w:sz="0" w:space="0" w:color="000000"/>
-              <w:right w:val="none" w:sz="0" w:space="0" w:color="000000"/>
-            </w:tcBorders>
-            <w:shd w:val="clear" w:color="auto" w:fill="FFFFFF"/>
-            <w:tcMar>
-              <w:top w:w="0" w:type="dxa"/>
-              <w:bottom w:w="0" w:type="dxa"/>
-              <w:left w:w="0" w:type="dxa"/>
-              <w:right w:w="0" w:type="dxa"/>
-            </w:tcMar>
-            <w:vAlign w:val="center"/>
-          </w:tcPr>
-          <w:p>
-            <w:pPr>
-              <w:pStyle w:val="Normal"/>
+                <w:strike w:val="false"/>
+                <w:sz w:val="22"/>
+                <w:szCs w:val="22"/>
+                <w:color w:val="000000"/>
+              </w:rPr>
+            </w:pPr>
+          </w:p>
+        </w:tc>
+        <w:tc>
+          <w:tcPr>
+            <w:tcBorders>
+              <w:bottom w:val="none" w:sz="0" w:space="0" w:color="000000"/>
+              <w:top w:val="none" w:sz="0" w:space="0" w:color="000000"/>
+              <w:left w:val="none" w:sz="0" w:space="0" w:color="000000"/>
+              <w:right w:val="none" w:sz="0" w:space="0" w:color="000000"/>
+            </w:tcBorders>
+            <w:shd w:val="clear" w:color="auto" w:fill="FFFFFF"/>
+            <w:tcMar>
+              <w:top w:w="0" w:type="dxa"/>
+              <w:bottom w:w="0" w:type="dxa"/>
+              <w:left w:w="0" w:type="dxa"/>
+              <w:right w:w="0" w:type="dxa"/>
+            </w:tcMar>
+            <w:vAlign w:val="center"/>
+          </w:tcPr>
+          <w:p>
+            <w:pPr>
               <w:jc w:val="left"/>
               <w:pBdr>
                 <w:bottom w:val="none" w:sz="0" w:space="0" w:color="000000"/>
@@ -2702,17 +2745,19 @@
                 <w:i w:val="false"/>
                 <w:b w:val="false"/>
                 <w:u w:val="none"/>
-                <w:sz w:val="22"/>
-                <w:szCs w:val="22"/>
-                <w:color w:val="000000"/>
-              </w:rPr>
-            </w:pPr>
-            <w:r>
-              <w:rPr>
-                <w:rFonts w:ascii="Helvetica" w:hAnsi="Helvetica" w:eastAsia="Helvetica" w:cs="Helvetica"/>
-                <w:i w:val="false"/>
-                <w:b w:val="false"/>
-                <w:u w:val="none"/>
+                <w:strike w:val="false"/>
+                <w:sz w:val="22"/>
+                <w:szCs w:val="22"/>
+                <w:color w:val="000000"/>
+              </w:rPr>
+            </w:pPr>
+            <w:r>
+              <w:rPr>
+                <w:rFonts w:ascii="Helvetica" w:hAnsi="Helvetica" w:eastAsia="Helvetica" w:cs="Helvetica"/>
+                <w:i w:val="false"/>
+                <w:b w:val="false"/>
+                <w:u w:val="none"/>
+                <w:strike w:val="false"/>
                 <w:sz w:val="22"/>
                 <w:szCs w:val="22"/>
                 <w:color w:val="000000"/>
@@ -2740,7 +2785,6 @@
           </w:tcPr>
           <w:p>
             <w:pPr>
-              <w:pStyle w:val="Normal"/>
               <w:jc w:val="right"/>
               <w:pBdr>
                 <w:bottom w:val="none" w:sz="0" w:space="0" w:color="000000"/>
@@ -2755,17 +2799,19 @@
                 <w:i w:val="false"/>
                 <w:b w:val="false"/>
                 <w:u w:val="none"/>
-                <w:sz w:val="22"/>
-                <w:szCs w:val="22"/>
-                <w:color w:val="000000"/>
-              </w:rPr>
-            </w:pPr>
-            <w:r>
-              <w:rPr>
-                <w:rFonts w:ascii="Helvetica" w:hAnsi="Helvetica" w:eastAsia="Helvetica" w:cs="Helvetica"/>
-                <w:i w:val="false"/>
-                <w:b w:val="false"/>
-                <w:u w:val="none"/>
+                <w:strike w:val="false"/>
+                <w:sz w:val="22"/>
+                <w:szCs w:val="22"/>
+                <w:color w:val="000000"/>
+              </w:rPr>
+            </w:pPr>
+            <w:r>
+              <w:rPr>
+                <w:rFonts w:ascii="Helvetica" w:hAnsi="Helvetica" w:eastAsia="Helvetica" w:cs="Helvetica"/>
+                <w:i w:val="false"/>
+                <w:b w:val="false"/>
+                <w:u w:val="none"/>
+                <w:strike w:val="false"/>
                 <w:sz w:val="22"/>
                 <w:szCs w:val="22"/>
                 <w:color w:val="000000"/>
@@ -2793,7 +2839,6 @@
           </w:tcPr>
           <w:p>
             <w:pPr>
-              <w:pStyle w:val="Normal"/>
               <w:jc w:val="right"/>
               <w:pBdr>
                 <w:bottom w:val="none" w:sz="0" w:space="0" w:color="000000"/>
@@ -2808,17 +2853,19 @@
                 <w:i w:val="false"/>
                 <w:b w:val="false"/>
                 <w:u w:val="none"/>
-                <w:sz w:val="22"/>
-                <w:szCs w:val="22"/>
-                <w:color w:val="000000"/>
-              </w:rPr>
-            </w:pPr>
-            <w:r>
-              <w:rPr>
-                <w:rFonts w:ascii="Helvetica" w:hAnsi="Helvetica" w:eastAsia="Helvetica" w:cs="Helvetica"/>
-                <w:i w:val="false"/>
-                <w:b w:val="false"/>
-                <w:u w:val="none"/>
+                <w:strike w:val="false"/>
+                <w:sz w:val="22"/>
+                <w:szCs w:val="22"/>
+                <w:color w:val="000000"/>
+              </w:rPr>
+            </w:pPr>
+            <w:r>
+              <w:rPr>
+                <w:rFonts w:ascii="Helvetica" w:hAnsi="Helvetica" w:eastAsia="Helvetica" w:cs="Helvetica"/>
+                <w:i w:val="false"/>
+                <w:b w:val="false"/>
+                <w:u w:val="none"/>
+                <w:strike w:val="false"/>
                 <w:sz w:val="22"/>
                 <w:szCs w:val="22"/>
                 <w:color w:val="000000"/>
@@ -2846,7 +2893,6 @@
           </w:tcPr>
           <w:p>
             <w:pPr>
-              <w:pStyle w:val="Normal"/>
               <w:jc w:val="right"/>
               <w:pBdr>
                 <w:bottom w:val="none" w:sz="0" w:space="0" w:color="000000"/>
@@ -2861,17 +2907,19 @@
                 <w:i w:val="false"/>
                 <w:b w:val="false"/>
                 <w:u w:val="none"/>
-                <w:sz w:val="22"/>
-                <w:szCs w:val="22"/>
-                <w:color w:val="000000"/>
-              </w:rPr>
-            </w:pPr>
-            <w:r>
-              <w:rPr>
-                <w:rFonts w:ascii="Helvetica" w:hAnsi="Helvetica" w:eastAsia="Helvetica" w:cs="Helvetica"/>
-                <w:i w:val="false"/>
-                <w:b w:val="false"/>
-                <w:u w:val="none"/>
+                <w:strike w:val="false"/>
+                <w:sz w:val="22"/>
+                <w:szCs w:val="22"/>
+                <w:color w:val="000000"/>
+              </w:rPr>
+            </w:pPr>
+            <w:r>
+              <w:rPr>
+                <w:rFonts w:ascii="Helvetica" w:hAnsi="Helvetica" w:eastAsia="Helvetica" w:cs="Helvetica"/>
+                <w:i w:val="false"/>
+                <w:b w:val="false"/>
+                <w:u w:val="none"/>
+                <w:strike w:val="false"/>
                 <w:sz w:val="22"/>
                 <w:szCs w:val="22"/>
                 <w:color w:val="000000"/>
@@ -2899,7 +2947,6 @@
           </w:tcPr>
           <w:p>
             <w:pPr>
-              <w:pStyle w:val="Normal"/>
               <w:jc w:val="right"/>
               <w:pBdr>
                 <w:bottom w:val="none" w:sz="0" w:space="0" w:color="000000"/>
@@ -2914,17 +2961,19 @@
                 <w:i w:val="false"/>
                 <w:b w:val="false"/>
                 <w:u w:val="none"/>
-                <w:sz w:val="22"/>
-                <w:szCs w:val="22"/>
-                <w:color w:val="000000"/>
-              </w:rPr>
-            </w:pPr>
-            <w:r>
-              <w:rPr>
-                <w:rFonts w:ascii="Helvetica" w:hAnsi="Helvetica" w:eastAsia="Helvetica" w:cs="Helvetica"/>
-                <w:i w:val="false"/>
-                <w:b w:val="false"/>
-                <w:u w:val="none"/>
+                <w:strike w:val="false"/>
+                <w:sz w:val="22"/>
+                <w:szCs w:val="22"/>
+                <w:color w:val="000000"/>
+              </w:rPr>
+            </w:pPr>
+            <w:r>
+              <w:rPr>
+                <w:rFonts w:ascii="Helvetica" w:hAnsi="Helvetica" w:eastAsia="Helvetica" w:cs="Helvetica"/>
+                <w:i w:val="false"/>
+                <w:b w:val="false"/>
+                <w:u w:val="none"/>
+                <w:strike w:val="false"/>
                 <w:sz w:val="22"/>
                 <w:szCs w:val="22"/>
                 <w:color w:val="000000"/>
@@ -2952,7 +3001,6 @@
           </w:tcPr>
           <w:p>
             <w:pPr>
-              <w:pStyle w:val="Normal"/>
               <w:jc w:val="left"/>
               <w:pBdr>
                 <w:bottom w:val="none" w:sz="0" w:space="0" w:color="000000"/>
@@ -2967,17 +3015,19 @@
                 <w:i w:val="false"/>
                 <w:b w:val="false"/>
                 <w:u w:val="none"/>
-                <w:sz w:val="22"/>
-                <w:szCs w:val="22"/>
-                <w:color w:val="000000"/>
-              </w:rPr>
-            </w:pPr>
-            <w:r>
-              <w:rPr>
-                <w:rFonts w:ascii="Helvetica" w:hAnsi="Helvetica" w:eastAsia="Helvetica" w:cs="Helvetica"/>
-                <w:i w:val="false"/>
-                <w:b w:val="false"/>
-                <w:u w:val="none"/>
+                <w:strike w:val="false"/>
+                <w:sz w:val="22"/>
+                <w:szCs w:val="22"/>
+                <w:color w:val="000000"/>
+              </w:rPr>
+            </w:pPr>
+            <w:r>
+              <w:rPr>
+                <w:rFonts w:ascii="Helvetica" w:hAnsi="Helvetica" w:eastAsia="Helvetica" w:cs="Helvetica"/>
+                <w:i w:val="false"/>
+                <w:b w:val="false"/>
+                <w:u w:val="none"/>
+                <w:strike w:val="false"/>
                 <w:sz w:val="22"/>
                 <w:szCs w:val="22"/>
                 <w:color w:val="000000"/>
@@ -3012,7 +3062,6 @@
           </w:tcPr>
           <w:p>
             <w:pPr>
-              <w:pStyle w:val="Normal"/>
               <w:jc w:val="left"/>
               <w:pBdr>
                 <w:bottom w:val="none" w:sz="0" w:space="0" w:color="000000"/>
@@ -3027,33 +3076,33 @@
                 <w:i w:val="false"/>
                 <w:b w:val="false"/>
                 <w:u w:val="none"/>
-                <w:sz w:val="22"/>
-                <w:szCs w:val="22"/>
-                <w:color w:val="000000"/>
-              </w:rPr>
-            </w:pPr>
-          </w:p>
-        </w:tc>
-        <w:tc>
-          <w:tcPr>
-            <w:tcBorders>
-              <w:bottom w:val="none" w:sz="0" w:space="0" w:color="000000"/>
-              <w:top w:val="none" w:sz="0" w:space="0" w:color="000000"/>
-              <w:left w:val="none" w:sz="0" w:space="0" w:color="000000"/>
-              <w:right w:val="none" w:sz="0" w:space="0" w:color="000000"/>
-            </w:tcBorders>
-            <w:shd w:val="clear" w:color="auto" w:fill="FFFFFF"/>
-            <w:tcMar>
-              <w:top w:w="0" w:type="dxa"/>
-              <w:bottom w:w="0" w:type="dxa"/>
-              <w:left w:w="0" w:type="dxa"/>
-              <w:right w:w="0" w:type="dxa"/>
-            </w:tcMar>
-            <w:vAlign w:val="center"/>
-          </w:tcPr>
-          <w:p>
-            <w:pPr>
-              <w:pStyle w:val="Normal"/>
+                <w:strike w:val="false"/>
+                <w:sz w:val="22"/>
+                <w:szCs w:val="22"/>
+                <w:color w:val="000000"/>
+              </w:rPr>
+            </w:pPr>
+          </w:p>
+        </w:tc>
+        <w:tc>
+          <w:tcPr>
+            <w:tcBorders>
+              <w:bottom w:val="none" w:sz="0" w:space="0" w:color="000000"/>
+              <w:top w:val="none" w:sz="0" w:space="0" w:color="000000"/>
+              <w:left w:val="none" w:sz="0" w:space="0" w:color="000000"/>
+              <w:right w:val="none" w:sz="0" w:space="0" w:color="000000"/>
+            </w:tcBorders>
+            <w:shd w:val="clear" w:color="auto" w:fill="FFFFFF"/>
+            <w:tcMar>
+              <w:top w:w="0" w:type="dxa"/>
+              <w:bottom w:w="0" w:type="dxa"/>
+              <w:left w:w="0" w:type="dxa"/>
+              <w:right w:w="0" w:type="dxa"/>
+            </w:tcMar>
+            <w:vAlign w:val="center"/>
+          </w:tcPr>
+          <w:p>
+            <w:pPr>
               <w:jc w:val="left"/>
               <w:pBdr>
                 <w:bottom w:val="none" w:sz="0" w:space="0" w:color="000000"/>
@@ -3068,17 +3117,19 @@
                 <w:i w:val="false"/>
                 <w:b w:val="false"/>
                 <w:u w:val="none"/>
-                <w:sz w:val="22"/>
-                <w:szCs w:val="22"/>
-                <w:color w:val="000000"/>
-              </w:rPr>
-            </w:pPr>
-            <w:r>
-              <w:rPr>
-                <w:rFonts w:ascii="Helvetica" w:hAnsi="Helvetica" w:eastAsia="Helvetica" w:cs="Helvetica"/>
-                <w:i w:val="false"/>
-                <w:b w:val="false"/>
-                <w:u w:val="none"/>
+                <w:strike w:val="false"/>
+                <w:sz w:val="22"/>
+                <w:szCs w:val="22"/>
+                <w:color w:val="000000"/>
+              </w:rPr>
+            </w:pPr>
+            <w:r>
+              <w:rPr>
+                <w:rFonts w:ascii="Helvetica" w:hAnsi="Helvetica" w:eastAsia="Helvetica" w:cs="Helvetica"/>
+                <w:i w:val="false"/>
+                <w:b w:val="false"/>
+                <w:u w:val="none"/>
+                <w:strike w:val="false"/>
                 <w:sz w:val="22"/>
                 <w:szCs w:val="22"/>
                 <w:color w:val="000000"/>
@@ -3106,7 +3157,6 @@
           </w:tcPr>
           <w:p>
             <w:pPr>
-              <w:pStyle w:val="Normal"/>
               <w:jc w:val="right"/>
               <w:pBdr>
                 <w:bottom w:val="none" w:sz="0" w:space="0" w:color="000000"/>
@@ -3121,17 +3171,19 @@
                 <w:i w:val="false"/>
                 <w:b w:val="false"/>
                 <w:u w:val="none"/>
-                <w:sz w:val="22"/>
-                <w:szCs w:val="22"/>
-                <w:color w:val="000000"/>
-              </w:rPr>
-            </w:pPr>
-            <w:r>
-              <w:rPr>
-                <w:rFonts w:ascii="Helvetica" w:hAnsi="Helvetica" w:eastAsia="Helvetica" w:cs="Helvetica"/>
-                <w:i w:val="false"/>
-                <w:b w:val="false"/>
-                <w:u w:val="none"/>
+                <w:strike w:val="false"/>
+                <w:sz w:val="22"/>
+                <w:szCs w:val="22"/>
+                <w:color w:val="000000"/>
+              </w:rPr>
+            </w:pPr>
+            <w:r>
+              <w:rPr>
+                <w:rFonts w:ascii="Helvetica" w:hAnsi="Helvetica" w:eastAsia="Helvetica" w:cs="Helvetica"/>
+                <w:i w:val="false"/>
+                <w:b w:val="false"/>
+                <w:u w:val="none"/>
+                <w:strike w:val="false"/>
                 <w:sz w:val="22"/>
                 <w:szCs w:val="22"/>
                 <w:color w:val="000000"/>
@@ -3159,7 +3211,6 @@
           </w:tcPr>
           <w:p>
             <w:pPr>
-              <w:pStyle w:val="Normal"/>
               <w:jc w:val="right"/>
               <w:pBdr>
                 <w:bottom w:val="none" w:sz="0" w:space="0" w:color="000000"/>
@@ -3174,17 +3225,19 @@
                 <w:i w:val="false"/>
                 <w:b w:val="false"/>
                 <w:u w:val="none"/>
-                <w:sz w:val="22"/>
-                <w:szCs w:val="22"/>
-                <w:color w:val="000000"/>
-              </w:rPr>
-            </w:pPr>
-            <w:r>
-              <w:rPr>
-                <w:rFonts w:ascii="Helvetica" w:hAnsi="Helvetica" w:eastAsia="Helvetica" w:cs="Helvetica"/>
-                <w:i w:val="false"/>
-                <w:b w:val="false"/>
-                <w:u w:val="none"/>
+                <w:strike w:val="false"/>
+                <w:sz w:val="22"/>
+                <w:szCs w:val="22"/>
+                <w:color w:val="000000"/>
+              </w:rPr>
+            </w:pPr>
+            <w:r>
+              <w:rPr>
+                <w:rFonts w:ascii="Helvetica" w:hAnsi="Helvetica" w:eastAsia="Helvetica" w:cs="Helvetica"/>
+                <w:i w:val="false"/>
+                <w:b w:val="false"/>
+                <w:u w:val="none"/>
+                <w:strike w:val="false"/>
                 <w:sz w:val="22"/>
                 <w:szCs w:val="22"/>
                 <w:color w:val="000000"/>
@@ -3212,7 +3265,6 @@
           </w:tcPr>
           <w:p>
             <w:pPr>
-              <w:pStyle w:val="Normal"/>
               <w:jc w:val="right"/>
               <w:pBdr>
                 <w:bottom w:val="none" w:sz="0" w:space="0" w:color="000000"/>
@@ -3227,17 +3279,19 @@
                 <w:i w:val="false"/>
                 <w:b w:val="false"/>
                 <w:u w:val="none"/>
-                <w:sz w:val="22"/>
-                <w:szCs w:val="22"/>
-                <w:color w:val="000000"/>
-              </w:rPr>
-            </w:pPr>
-            <w:r>
-              <w:rPr>
-                <w:rFonts w:ascii="Helvetica" w:hAnsi="Helvetica" w:eastAsia="Helvetica" w:cs="Helvetica"/>
-                <w:i w:val="false"/>
-                <w:b w:val="false"/>
-                <w:u w:val="none"/>
+                <w:strike w:val="false"/>
+                <w:sz w:val="22"/>
+                <w:szCs w:val="22"/>
+                <w:color w:val="000000"/>
+              </w:rPr>
+            </w:pPr>
+            <w:r>
+              <w:rPr>
+                <w:rFonts w:ascii="Helvetica" w:hAnsi="Helvetica" w:eastAsia="Helvetica" w:cs="Helvetica"/>
+                <w:i w:val="false"/>
+                <w:b w:val="false"/>
+                <w:u w:val="none"/>
+                <w:strike w:val="false"/>
                 <w:sz w:val="22"/>
                 <w:szCs w:val="22"/>
                 <w:color w:val="000000"/>
@@ -3265,7 +3319,6 @@
           </w:tcPr>
           <w:p>
             <w:pPr>
-              <w:pStyle w:val="Normal"/>
               <w:jc w:val="right"/>
               <w:pBdr>
                 <w:bottom w:val="none" w:sz="0" w:space="0" w:color="000000"/>
@@ -3280,17 +3333,19 @@
                 <w:i w:val="false"/>
                 <w:b w:val="false"/>
                 <w:u w:val="none"/>
-                <w:sz w:val="22"/>
-                <w:szCs w:val="22"/>
-                <w:color w:val="000000"/>
-              </w:rPr>
-            </w:pPr>
-            <w:r>
-              <w:rPr>
-                <w:rFonts w:ascii="Helvetica" w:hAnsi="Helvetica" w:eastAsia="Helvetica" w:cs="Helvetica"/>
-                <w:i w:val="false"/>
-                <w:b w:val="false"/>
-                <w:u w:val="none"/>
+                <w:strike w:val="false"/>
+                <w:sz w:val="22"/>
+                <w:szCs w:val="22"/>
+                <w:color w:val="000000"/>
+              </w:rPr>
+            </w:pPr>
+            <w:r>
+              <w:rPr>
+                <w:rFonts w:ascii="Helvetica" w:hAnsi="Helvetica" w:eastAsia="Helvetica" w:cs="Helvetica"/>
+                <w:i w:val="false"/>
+                <w:b w:val="false"/>
+                <w:u w:val="none"/>
+                <w:strike w:val="false"/>
                 <w:sz w:val="22"/>
                 <w:szCs w:val="22"/>
                 <w:color w:val="000000"/>
@@ -3318,7 +3373,6 @@
           </w:tcPr>
           <w:p>
             <w:pPr>
-              <w:pStyle w:val="Normal"/>
               <w:jc w:val="left"/>
               <w:pBdr>
                 <w:bottom w:val="none" w:sz="0" w:space="0" w:color="000000"/>
@@ -3333,17 +3387,19 @@
                 <w:i w:val="false"/>
                 <w:b w:val="false"/>
                 <w:u w:val="none"/>
-                <w:sz w:val="22"/>
-                <w:szCs w:val="22"/>
-                <w:color w:val="000000"/>
-              </w:rPr>
-            </w:pPr>
-            <w:r>
-              <w:rPr>
-                <w:rFonts w:ascii="Helvetica" w:hAnsi="Helvetica" w:eastAsia="Helvetica" w:cs="Helvetica"/>
-                <w:i w:val="false"/>
-                <w:b w:val="false"/>
-                <w:u w:val="none"/>
+                <w:strike w:val="false"/>
+                <w:sz w:val="22"/>
+                <w:szCs w:val="22"/>
+                <w:color w:val="000000"/>
+              </w:rPr>
+            </w:pPr>
+            <w:r>
+              <w:rPr>
+                <w:rFonts w:ascii="Helvetica" w:hAnsi="Helvetica" w:eastAsia="Helvetica" w:cs="Helvetica"/>
+                <w:i w:val="false"/>
+                <w:b w:val="false"/>
+                <w:u w:val="none"/>
+                <w:strike w:val="false"/>
                 <w:sz w:val="22"/>
                 <w:szCs w:val="22"/>
                 <w:color w:val="000000"/>
@@ -3378,7 +3434,6 @@
           </w:tcPr>
           <w:p>
             <w:pPr>
-              <w:pStyle w:val="Normal"/>
               <w:jc w:val="left"/>
               <w:pBdr>
                 <w:bottom w:val="none" w:sz="0" w:space="0" w:color="000000"/>
@@ -3393,33 +3448,33 @@
                 <w:i w:val="false"/>
                 <w:b w:val="false"/>
                 <w:u w:val="none"/>
-                <w:sz w:val="22"/>
-                <w:szCs w:val="22"/>
-                <w:color w:val="000000"/>
-              </w:rPr>
-            </w:pPr>
-          </w:p>
-        </w:tc>
-        <w:tc>
-          <w:tcPr>
-            <w:tcBorders>
-              <w:bottom w:val="none" w:sz="0" w:space="0" w:color="000000"/>
-              <w:top w:val="none" w:sz="0" w:space="0" w:color="000000"/>
-              <w:left w:val="none" w:sz="0" w:space="0" w:color="000000"/>
-              <w:right w:val="none" w:sz="0" w:space="0" w:color="000000"/>
-            </w:tcBorders>
-            <w:shd w:val="clear" w:color="auto" w:fill="FFFFFF"/>
-            <w:tcMar>
-              <w:top w:w="0" w:type="dxa"/>
-              <w:bottom w:w="0" w:type="dxa"/>
-              <w:left w:w="0" w:type="dxa"/>
-              <w:right w:w="0" w:type="dxa"/>
-            </w:tcMar>
-            <w:vAlign w:val="center"/>
-          </w:tcPr>
-          <w:p>
-            <w:pPr>
-              <w:pStyle w:val="Normal"/>
+                <w:strike w:val="false"/>
+                <w:sz w:val="22"/>
+                <w:szCs w:val="22"/>
+                <w:color w:val="000000"/>
+              </w:rPr>
+            </w:pPr>
+          </w:p>
+        </w:tc>
+        <w:tc>
+          <w:tcPr>
+            <w:tcBorders>
+              <w:bottom w:val="none" w:sz="0" w:space="0" w:color="000000"/>
+              <w:top w:val="none" w:sz="0" w:space="0" w:color="000000"/>
+              <w:left w:val="none" w:sz="0" w:space="0" w:color="000000"/>
+              <w:right w:val="none" w:sz="0" w:space="0" w:color="000000"/>
+            </w:tcBorders>
+            <w:shd w:val="clear" w:color="auto" w:fill="FFFFFF"/>
+            <w:tcMar>
+              <w:top w:w="0" w:type="dxa"/>
+              <w:bottom w:w="0" w:type="dxa"/>
+              <w:left w:w="0" w:type="dxa"/>
+              <w:right w:w="0" w:type="dxa"/>
+            </w:tcMar>
+            <w:vAlign w:val="center"/>
+          </w:tcPr>
+          <w:p>
+            <w:pPr>
               <w:jc w:val="left"/>
               <w:pBdr>
                 <w:bottom w:val="none" w:sz="0" w:space="0" w:color="000000"/>
@@ -3434,17 +3489,19 @@
                 <w:i w:val="false"/>
                 <w:b w:val="false"/>
                 <w:u w:val="none"/>
-                <w:sz w:val="22"/>
-                <w:szCs w:val="22"/>
-                <w:color w:val="000000"/>
-              </w:rPr>
-            </w:pPr>
-            <w:r>
-              <w:rPr>
-                <w:rFonts w:ascii="Helvetica" w:hAnsi="Helvetica" w:eastAsia="Helvetica" w:cs="Helvetica"/>
-                <w:i w:val="false"/>
-                <w:b w:val="false"/>
-                <w:u w:val="none"/>
+                <w:strike w:val="false"/>
+                <w:sz w:val="22"/>
+                <w:szCs w:val="22"/>
+                <w:color w:val="000000"/>
+              </w:rPr>
+            </w:pPr>
+            <w:r>
+              <w:rPr>
+                <w:rFonts w:ascii="Helvetica" w:hAnsi="Helvetica" w:eastAsia="Helvetica" w:cs="Helvetica"/>
+                <w:i w:val="false"/>
+                <w:b w:val="false"/>
+                <w:u w:val="none"/>
+                <w:strike w:val="false"/>
                 <w:sz w:val="22"/>
                 <w:szCs w:val="22"/>
                 <w:color w:val="000000"/>
@@ -3472,7 +3529,6 @@
           </w:tcPr>
           <w:p>
             <w:pPr>
-              <w:pStyle w:val="Normal"/>
               <w:jc w:val="right"/>
               <w:pBdr>
                 <w:bottom w:val="none" w:sz="0" w:space="0" w:color="000000"/>
@@ -3487,17 +3543,19 @@
                 <w:i w:val="false"/>
                 <w:b w:val="false"/>
                 <w:u w:val="none"/>
-                <w:sz w:val="22"/>
-                <w:szCs w:val="22"/>
-                <w:color w:val="000000"/>
-              </w:rPr>
-            </w:pPr>
-            <w:r>
-              <w:rPr>
-                <w:rFonts w:ascii="Helvetica" w:hAnsi="Helvetica" w:eastAsia="Helvetica" w:cs="Helvetica"/>
-                <w:i w:val="false"/>
-                <w:b w:val="false"/>
-                <w:u w:val="none"/>
+                <w:strike w:val="false"/>
+                <w:sz w:val="22"/>
+                <w:szCs w:val="22"/>
+                <w:color w:val="000000"/>
+              </w:rPr>
+            </w:pPr>
+            <w:r>
+              <w:rPr>
+                <w:rFonts w:ascii="Helvetica" w:hAnsi="Helvetica" w:eastAsia="Helvetica" w:cs="Helvetica"/>
+                <w:i w:val="false"/>
+                <w:b w:val="false"/>
+                <w:u w:val="none"/>
+                <w:strike w:val="false"/>
                 <w:sz w:val="22"/>
                 <w:szCs w:val="22"/>
                 <w:color w:val="000000"/>
@@ -3525,7 +3583,6 @@
           </w:tcPr>
           <w:p>
             <w:pPr>
-              <w:pStyle w:val="Normal"/>
               <w:jc w:val="right"/>
               <w:pBdr>
                 <w:bottom w:val="none" w:sz="0" w:space="0" w:color="000000"/>
@@ -3540,17 +3597,19 @@
                 <w:i w:val="false"/>
                 <w:b w:val="false"/>
                 <w:u w:val="none"/>
-                <w:sz w:val="22"/>
-                <w:szCs w:val="22"/>
-                <w:color w:val="000000"/>
-              </w:rPr>
-            </w:pPr>
-            <w:r>
-              <w:rPr>
-                <w:rFonts w:ascii="Helvetica" w:hAnsi="Helvetica" w:eastAsia="Helvetica" w:cs="Helvetica"/>
-                <w:i w:val="false"/>
-                <w:b w:val="false"/>
-                <w:u w:val="none"/>
+                <w:strike w:val="false"/>
+                <w:sz w:val="22"/>
+                <w:szCs w:val="22"/>
+                <w:color w:val="000000"/>
+              </w:rPr>
+            </w:pPr>
+            <w:r>
+              <w:rPr>
+                <w:rFonts w:ascii="Helvetica" w:hAnsi="Helvetica" w:eastAsia="Helvetica" w:cs="Helvetica"/>
+                <w:i w:val="false"/>
+                <w:b w:val="false"/>
+                <w:u w:val="none"/>
+                <w:strike w:val="false"/>
                 <w:sz w:val="22"/>
                 <w:szCs w:val="22"/>
                 <w:color w:val="000000"/>
@@ -3578,7 +3637,6 @@
           </w:tcPr>
           <w:p>
             <w:pPr>
-              <w:pStyle w:val="Normal"/>
               <w:jc w:val="right"/>
               <w:pBdr>
                 <w:bottom w:val="none" w:sz="0" w:space="0" w:color="000000"/>
@@ -3593,17 +3651,19 @@
                 <w:i w:val="false"/>
                 <w:b w:val="false"/>
                 <w:u w:val="none"/>
-                <w:sz w:val="22"/>
-                <w:szCs w:val="22"/>
-                <w:color w:val="000000"/>
-              </w:rPr>
-            </w:pPr>
-            <w:r>
-              <w:rPr>
-                <w:rFonts w:ascii="Helvetica" w:hAnsi="Helvetica" w:eastAsia="Helvetica" w:cs="Helvetica"/>
-                <w:i w:val="false"/>
-                <w:b w:val="false"/>
-                <w:u w:val="none"/>
+                <w:strike w:val="false"/>
+                <w:sz w:val="22"/>
+                <w:szCs w:val="22"/>
+                <w:color w:val="000000"/>
+              </w:rPr>
+            </w:pPr>
+            <w:r>
+              <w:rPr>
+                <w:rFonts w:ascii="Helvetica" w:hAnsi="Helvetica" w:eastAsia="Helvetica" w:cs="Helvetica"/>
+                <w:i w:val="false"/>
+                <w:b w:val="false"/>
+                <w:u w:val="none"/>
+                <w:strike w:val="false"/>
                 <w:sz w:val="22"/>
                 <w:szCs w:val="22"/>
                 <w:color w:val="000000"/>
@@ -3631,7 +3691,6 @@
           </w:tcPr>
           <w:p>
             <w:pPr>
-              <w:pStyle w:val="Normal"/>
               <w:jc w:val="right"/>
               <w:pBdr>
                 <w:bottom w:val="none" w:sz="0" w:space="0" w:color="000000"/>
@@ -3646,17 +3705,19 @@
                 <w:i w:val="false"/>
                 <w:b w:val="false"/>
                 <w:u w:val="none"/>
-                <w:sz w:val="22"/>
-                <w:szCs w:val="22"/>
-                <w:color w:val="000000"/>
-              </w:rPr>
-            </w:pPr>
-            <w:r>
-              <w:rPr>
-                <w:rFonts w:ascii="Helvetica" w:hAnsi="Helvetica" w:eastAsia="Helvetica" w:cs="Helvetica"/>
-                <w:i w:val="false"/>
-                <w:b w:val="false"/>
-                <w:u w:val="none"/>
+                <w:strike w:val="false"/>
+                <w:sz w:val="22"/>
+                <w:szCs w:val="22"/>
+                <w:color w:val="000000"/>
+              </w:rPr>
+            </w:pPr>
+            <w:r>
+              <w:rPr>
+                <w:rFonts w:ascii="Helvetica" w:hAnsi="Helvetica" w:eastAsia="Helvetica" w:cs="Helvetica"/>
+                <w:i w:val="false"/>
+                <w:b w:val="false"/>
+                <w:u w:val="none"/>
+                <w:strike w:val="false"/>
                 <w:sz w:val="22"/>
                 <w:szCs w:val="22"/>
                 <w:color w:val="000000"/>
@@ -3684,7 +3745,6 @@
           </w:tcPr>
           <w:p>
             <w:pPr>
-              <w:pStyle w:val="Normal"/>
               <w:jc w:val="left"/>
               <w:pBdr>
                 <w:bottom w:val="none" w:sz="0" w:space="0" w:color="000000"/>
@@ -3699,17 +3759,19 @@
                 <w:i w:val="false"/>
                 <w:b w:val="false"/>
                 <w:u w:val="none"/>
-                <w:sz w:val="22"/>
-                <w:szCs w:val="22"/>
-                <w:color w:val="000000"/>
-              </w:rPr>
-            </w:pPr>
-            <w:r>
-              <w:rPr>
-                <w:rFonts w:ascii="Helvetica" w:hAnsi="Helvetica" w:eastAsia="Helvetica" w:cs="Helvetica"/>
-                <w:i w:val="false"/>
-                <w:b w:val="false"/>
-                <w:u w:val="none"/>
+                <w:strike w:val="false"/>
+                <w:sz w:val="22"/>
+                <w:szCs w:val="22"/>
+                <w:color w:val="000000"/>
+              </w:rPr>
+            </w:pPr>
+            <w:r>
+              <w:rPr>
+                <w:rFonts w:ascii="Helvetica" w:hAnsi="Helvetica" w:eastAsia="Helvetica" w:cs="Helvetica"/>
+                <w:i w:val="false"/>
+                <w:b w:val="false"/>
+                <w:u w:val="none"/>
+                <w:strike w:val="false"/>
                 <w:sz w:val="22"/>
                 <w:szCs w:val="22"/>
                 <w:color w:val="000000"/>
@@ -3744,7 +3806,6 @@
           </w:tcPr>
           <w:p>
             <w:pPr>
-              <w:pStyle w:val="Normal"/>
               <w:jc w:val="left"/>
               <w:pBdr>
                 <w:bottom w:val="none" w:sz="0" w:space="0" w:color="000000"/>
@@ -3759,33 +3820,33 @@
                 <w:i w:val="false"/>
                 <w:b w:val="false"/>
                 <w:u w:val="none"/>
-                <w:sz w:val="22"/>
-                <w:szCs w:val="22"/>
-                <w:color w:val="000000"/>
-              </w:rPr>
-            </w:pPr>
-          </w:p>
-        </w:tc>
-        <w:tc>
-          <w:tcPr>
-            <w:tcBorders>
-              <w:bottom w:val="none" w:sz="0" w:space="0" w:color="000000"/>
-              <w:top w:val="none" w:sz="0" w:space="0" w:color="000000"/>
-              <w:left w:val="none" w:sz="0" w:space="0" w:color="000000"/>
-              <w:right w:val="none" w:sz="0" w:space="0" w:color="000000"/>
-            </w:tcBorders>
-            <w:shd w:val="clear" w:color="auto" w:fill="FFFFFF"/>
-            <w:tcMar>
-              <w:top w:w="0" w:type="dxa"/>
-              <w:bottom w:w="0" w:type="dxa"/>
-              <w:left w:w="0" w:type="dxa"/>
-              <w:right w:w="0" w:type="dxa"/>
-            </w:tcMar>
-            <w:vAlign w:val="center"/>
-          </w:tcPr>
-          <w:p>
-            <w:pPr>
-              <w:pStyle w:val="Normal"/>
+                <w:strike w:val="false"/>
+                <w:sz w:val="22"/>
+                <w:szCs w:val="22"/>
+                <w:color w:val="000000"/>
+              </w:rPr>
+            </w:pPr>
+          </w:p>
+        </w:tc>
+        <w:tc>
+          <w:tcPr>
+            <w:tcBorders>
+              <w:bottom w:val="none" w:sz="0" w:space="0" w:color="000000"/>
+              <w:top w:val="none" w:sz="0" w:space="0" w:color="000000"/>
+              <w:left w:val="none" w:sz="0" w:space="0" w:color="000000"/>
+              <w:right w:val="none" w:sz="0" w:space="0" w:color="000000"/>
+            </w:tcBorders>
+            <w:shd w:val="clear" w:color="auto" w:fill="FFFFFF"/>
+            <w:tcMar>
+              <w:top w:w="0" w:type="dxa"/>
+              <w:bottom w:w="0" w:type="dxa"/>
+              <w:left w:w="0" w:type="dxa"/>
+              <w:right w:w="0" w:type="dxa"/>
+            </w:tcMar>
+            <w:vAlign w:val="center"/>
+          </w:tcPr>
+          <w:p>
+            <w:pPr>
               <w:jc w:val="left"/>
               <w:pBdr>
                 <w:bottom w:val="none" w:sz="0" w:space="0" w:color="000000"/>
@@ -3800,17 +3861,19 @@
                 <w:i w:val="false"/>
                 <w:b w:val="false"/>
                 <w:u w:val="none"/>
-                <w:sz w:val="22"/>
-                <w:szCs w:val="22"/>
-                <w:color w:val="000000"/>
-              </w:rPr>
-            </w:pPr>
-            <w:r>
-              <w:rPr>
-                <w:rFonts w:ascii="Helvetica" w:hAnsi="Helvetica" w:eastAsia="Helvetica" w:cs="Helvetica"/>
-                <w:i w:val="false"/>
-                <w:b w:val="false"/>
-                <w:u w:val="none"/>
+                <w:strike w:val="false"/>
+                <w:sz w:val="22"/>
+                <w:szCs w:val="22"/>
+                <w:color w:val="000000"/>
+              </w:rPr>
+            </w:pPr>
+            <w:r>
+              <w:rPr>
+                <w:rFonts w:ascii="Helvetica" w:hAnsi="Helvetica" w:eastAsia="Helvetica" w:cs="Helvetica"/>
+                <w:i w:val="false"/>
+                <w:b w:val="false"/>
+                <w:u w:val="none"/>
+                <w:strike w:val="false"/>
                 <w:sz w:val="22"/>
                 <w:szCs w:val="22"/>
                 <w:color w:val="000000"/>
@@ -3838,7 +3901,6 @@
           </w:tcPr>
           <w:p>
             <w:pPr>
-              <w:pStyle w:val="Normal"/>
               <w:jc w:val="right"/>
               <w:pBdr>
                 <w:bottom w:val="none" w:sz="0" w:space="0" w:color="000000"/>
@@ -3853,17 +3915,19 @@
                 <w:i w:val="false"/>
                 <w:b w:val="false"/>
                 <w:u w:val="none"/>
-                <w:sz w:val="22"/>
-                <w:szCs w:val="22"/>
-                <w:color w:val="000000"/>
-              </w:rPr>
-            </w:pPr>
-            <w:r>
-              <w:rPr>
-                <w:rFonts w:ascii="Helvetica" w:hAnsi="Helvetica" w:eastAsia="Helvetica" w:cs="Helvetica"/>
-                <w:i w:val="false"/>
-                <w:b w:val="false"/>
-                <w:u w:val="none"/>
+                <w:strike w:val="false"/>
+                <w:sz w:val="22"/>
+                <w:szCs w:val="22"/>
+                <w:color w:val="000000"/>
+              </w:rPr>
+            </w:pPr>
+            <w:r>
+              <w:rPr>
+                <w:rFonts w:ascii="Helvetica" w:hAnsi="Helvetica" w:eastAsia="Helvetica" w:cs="Helvetica"/>
+                <w:i w:val="false"/>
+                <w:b w:val="false"/>
+                <w:u w:val="none"/>
+                <w:strike w:val="false"/>
                 <w:sz w:val="22"/>
                 <w:szCs w:val="22"/>
                 <w:color w:val="000000"/>
@@ -3891,7 +3955,6 @@
           </w:tcPr>
           <w:p>
             <w:pPr>
-              <w:pStyle w:val="Normal"/>
               <w:jc w:val="right"/>
               <w:pBdr>
                 <w:bottom w:val="none" w:sz="0" w:space="0" w:color="000000"/>
@@ -3906,17 +3969,19 @@
                 <w:i w:val="false"/>
                 <w:b w:val="false"/>
                 <w:u w:val="none"/>
-                <w:sz w:val="22"/>
-                <w:szCs w:val="22"/>
-                <w:color w:val="000000"/>
-              </w:rPr>
-            </w:pPr>
-            <w:r>
-              <w:rPr>
-                <w:rFonts w:ascii="Helvetica" w:hAnsi="Helvetica" w:eastAsia="Helvetica" w:cs="Helvetica"/>
-                <w:i w:val="false"/>
-                <w:b w:val="false"/>
-                <w:u w:val="none"/>
+                <w:strike w:val="false"/>
+                <w:sz w:val="22"/>
+                <w:szCs w:val="22"/>
+                <w:color w:val="000000"/>
+              </w:rPr>
+            </w:pPr>
+            <w:r>
+              <w:rPr>
+                <w:rFonts w:ascii="Helvetica" w:hAnsi="Helvetica" w:eastAsia="Helvetica" w:cs="Helvetica"/>
+                <w:i w:val="false"/>
+                <w:b w:val="false"/>
+                <w:u w:val="none"/>
+                <w:strike w:val="false"/>
                 <w:sz w:val="22"/>
                 <w:szCs w:val="22"/>
                 <w:color w:val="000000"/>
@@ -3944,7 +4009,6 @@
           </w:tcPr>
           <w:p>
             <w:pPr>
-              <w:pStyle w:val="Normal"/>
               <w:jc w:val="right"/>
               <w:pBdr>
                 <w:bottom w:val="none" w:sz="0" w:space="0" w:color="000000"/>
@@ -3959,17 +4023,19 @@
                 <w:i w:val="false"/>
                 <w:b w:val="false"/>
                 <w:u w:val="none"/>
-                <w:sz w:val="22"/>
-                <w:szCs w:val="22"/>
-                <w:color w:val="000000"/>
-              </w:rPr>
-            </w:pPr>
-            <w:r>
-              <w:rPr>
-                <w:rFonts w:ascii="Helvetica" w:hAnsi="Helvetica" w:eastAsia="Helvetica" w:cs="Helvetica"/>
-                <w:i w:val="false"/>
-                <w:b w:val="false"/>
-                <w:u w:val="none"/>
+                <w:strike w:val="false"/>
+                <w:sz w:val="22"/>
+                <w:szCs w:val="22"/>
+                <w:color w:val="000000"/>
+              </w:rPr>
+            </w:pPr>
+            <w:r>
+              <w:rPr>
+                <w:rFonts w:ascii="Helvetica" w:hAnsi="Helvetica" w:eastAsia="Helvetica" w:cs="Helvetica"/>
+                <w:i w:val="false"/>
+                <w:b w:val="false"/>
+                <w:u w:val="none"/>
+                <w:strike w:val="false"/>
                 <w:sz w:val="22"/>
                 <w:szCs w:val="22"/>
                 <w:color w:val="000000"/>
@@ -3997,7 +4063,6 @@
           </w:tcPr>
           <w:p>
             <w:pPr>
-              <w:pStyle w:val="Normal"/>
               <w:jc w:val="right"/>
               <w:pBdr>
                 <w:bottom w:val="none" w:sz="0" w:space="0" w:color="000000"/>
@@ -4012,17 +4077,19 @@
                 <w:i w:val="false"/>
                 <w:b w:val="false"/>
                 <w:u w:val="none"/>
-                <w:sz w:val="22"/>
-                <w:szCs w:val="22"/>
-                <w:color w:val="000000"/>
-              </w:rPr>
-            </w:pPr>
-            <w:r>
-              <w:rPr>
-                <w:rFonts w:ascii="Helvetica" w:hAnsi="Helvetica" w:eastAsia="Helvetica" w:cs="Helvetica"/>
-                <w:i w:val="false"/>
-                <w:b w:val="false"/>
-                <w:u w:val="none"/>
+                <w:strike w:val="false"/>
+                <w:sz w:val="22"/>
+                <w:szCs w:val="22"/>
+                <w:color w:val="000000"/>
+              </w:rPr>
+            </w:pPr>
+            <w:r>
+              <w:rPr>
+                <w:rFonts w:ascii="Helvetica" w:hAnsi="Helvetica" w:eastAsia="Helvetica" w:cs="Helvetica"/>
+                <w:i w:val="false"/>
+                <w:b w:val="false"/>
+                <w:u w:val="none"/>
+                <w:strike w:val="false"/>
                 <w:sz w:val="22"/>
                 <w:szCs w:val="22"/>
                 <w:color w:val="000000"/>
@@ -4050,7 +4117,6 @@
           </w:tcPr>
           <w:p>
             <w:pPr>
-              <w:pStyle w:val="Normal"/>
               <w:jc w:val="left"/>
               <w:pBdr>
                 <w:bottom w:val="none" w:sz="0" w:space="0" w:color="000000"/>
@@ -4065,17 +4131,19 @@
                 <w:i w:val="false"/>
                 <w:b w:val="false"/>
                 <w:u w:val="none"/>
-                <w:sz w:val="22"/>
-                <w:szCs w:val="22"/>
-                <w:color w:val="000000"/>
-              </w:rPr>
-            </w:pPr>
-            <w:r>
-              <w:rPr>
-                <w:rFonts w:ascii="Helvetica" w:hAnsi="Helvetica" w:eastAsia="Helvetica" w:cs="Helvetica"/>
-                <w:i w:val="false"/>
-                <w:b w:val="false"/>
-                <w:u w:val="none"/>
+                <w:strike w:val="false"/>
+                <w:sz w:val="22"/>
+                <w:szCs w:val="22"/>
+                <w:color w:val="000000"/>
+              </w:rPr>
+            </w:pPr>
+            <w:r>
+              <w:rPr>
+                <w:rFonts w:ascii="Helvetica" w:hAnsi="Helvetica" w:eastAsia="Helvetica" w:cs="Helvetica"/>
+                <w:i w:val="false"/>
+                <w:b w:val="false"/>
+                <w:u w:val="none"/>
+                <w:strike w:val="false"/>
                 <w:sz w:val="22"/>
                 <w:szCs w:val="22"/>
                 <w:color w:val="000000"/>
@@ -4110,7 +4178,6 @@
           </w:tcPr>
           <w:p>
             <w:pPr>
-              <w:pStyle w:val="Normal"/>
               <w:jc w:val="left"/>
               <w:pBdr>
                 <w:bottom w:val="none" w:sz="0" w:space="0" w:color="000000"/>
@@ -4125,33 +4192,33 @@
                 <w:i w:val="false"/>
                 <w:b w:val="false"/>
                 <w:u w:val="none"/>
-                <w:sz w:val="22"/>
-                <w:szCs w:val="22"/>
-                <w:color w:val="000000"/>
-              </w:rPr>
-            </w:pPr>
-          </w:p>
-        </w:tc>
-        <w:tc>
-          <w:tcPr>
-            <w:tcBorders>
-              <w:bottom w:val="none" w:sz="0" w:space="0" w:color="000000"/>
-              <w:top w:val="none" w:sz="0" w:space="0" w:color="000000"/>
-              <w:left w:val="none" w:sz="0" w:space="0" w:color="000000"/>
-              <w:right w:val="none" w:sz="0" w:space="0" w:color="000000"/>
-            </w:tcBorders>
-            <w:shd w:val="clear" w:color="auto" w:fill="FFFFFF"/>
-            <w:tcMar>
-              <w:top w:w="0" w:type="dxa"/>
-              <w:bottom w:w="0" w:type="dxa"/>
-              <w:left w:w="0" w:type="dxa"/>
-              <w:right w:w="0" w:type="dxa"/>
-            </w:tcMar>
-            <w:vAlign w:val="center"/>
-          </w:tcPr>
-          <w:p>
-            <w:pPr>
-              <w:pStyle w:val="Normal"/>
+                <w:strike w:val="false"/>
+                <w:sz w:val="22"/>
+                <w:szCs w:val="22"/>
+                <w:color w:val="000000"/>
+              </w:rPr>
+            </w:pPr>
+          </w:p>
+        </w:tc>
+        <w:tc>
+          <w:tcPr>
+            <w:tcBorders>
+              <w:bottom w:val="none" w:sz="0" w:space="0" w:color="000000"/>
+              <w:top w:val="none" w:sz="0" w:space="0" w:color="000000"/>
+              <w:left w:val="none" w:sz="0" w:space="0" w:color="000000"/>
+              <w:right w:val="none" w:sz="0" w:space="0" w:color="000000"/>
+            </w:tcBorders>
+            <w:shd w:val="clear" w:color="auto" w:fill="FFFFFF"/>
+            <w:tcMar>
+              <w:top w:w="0" w:type="dxa"/>
+              <w:bottom w:w="0" w:type="dxa"/>
+              <w:left w:w="0" w:type="dxa"/>
+              <w:right w:w="0" w:type="dxa"/>
+            </w:tcMar>
+            <w:vAlign w:val="center"/>
+          </w:tcPr>
+          <w:p>
+            <w:pPr>
               <w:jc w:val="left"/>
               <w:pBdr>
                 <w:bottom w:val="none" w:sz="0" w:space="0" w:color="000000"/>
@@ -4166,17 +4233,19 @@
                 <w:i w:val="false"/>
                 <w:b w:val="false"/>
                 <w:u w:val="none"/>
-                <w:sz w:val="22"/>
-                <w:szCs w:val="22"/>
-                <w:color w:val="000000"/>
-              </w:rPr>
-            </w:pPr>
-            <w:r>
-              <w:rPr>
-                <w:rFonts w:ascii="Helvetica" w:hAnsi="Helvetica" w:eastAsia="Helvetica" w:cs="Helvetica"/>
-                <w:i w:val="false"/>
-                <w:b w:val="false"/>
-                <w:u w:val="none"/>
+                <w:strike w:val="false"/>
+                <w:sz w:val="22"/>
+                <w:szCs w:val="22"/>
+                <w:color w:val="000000"/>
+              </w:rPr>
+            </w:pPr>
+            <w:r>
+              <w:rPr>
+                <w:rFonts w:ascii="Helvetica" w:hAnsi="Helvetica" w:eastAsia="Helvetica" w:cs="Helvetica"/>
+                <w:i w:val="false"/>
+                <w:b w:val="false"/>
+                <w:u w:val="none"/>
+                <w:strike w:val="false"/>
                 <w:sz w:val="22"/>
                 <w:szCs w:val="22"/>
                 <w:color w:val="000000"/>
@@ -4204,7 +4273,6 @@
           </w:tcPr>
           <w:p>
             <w:pPr>
-              <w:pStyle w:val="Normal"/>
               <w:jc w:val="right"/>
               <w:pBdr>
                 <w:bottom w:val="none" w:sz="0" w:space="0" w:color="000000"/>
@@ -4219,17 +4287,19 @@
                 <w:i w:val="false"/>
                 <w:b w:val="false"/>
                 <w:u w:val="none"/>
-                <w:sz w:val="22"/>
-                <w:szCs w:val="22"/>
-                <w:color w:val="000000"/>
-              </w:rPr>
-            </w:pPr>
-            <w:r>
-              <w:rPr>
-                <w:rFonts w:ascii="Helvetica" w:hAnsi="Helvetica" w:eastAsia="Helvetica" w:cs="Helvetica"/>
-                <w:i w:val="false"/>
-                <w:b w:val="false"/>
-                <w:u w:val="none"/>
+                <w:strike w:val="false"/>
+                <w:sz w:val="22"/>
+                <w:szCs w:val="22"/>
+                <w:color w:val="000000"/>
+              </w:rPr>
+            </w:pPr>
+            <w:r>
+              <w:rPr>
+                <w:rFonts w:ascii="Helvetica" w:hAnsi="Helvetica" w:eastAsia="Helvetica" w:cs="Helvetica"/>
+                <w:i w:val="false"/>
+                <w:b w:val="false"/>
+                <w:u w:val="none"/>
+                <w:strike w:val="false"/>
                 <w:sz w:val="22"/>
                 <w:szCs w:val="22"/>
                 <w:color w:val="000000"/>
@@ -4257,7 +4327,6 @@
           </w:tcPr>
           <w:p>
             <w:pPr>
-              <w:pStyle w:val="Normal"/>
               <w:jc w:val="right"/>
               <w:pBdr>
                 <w:bottom w:val="none" w:sz="0" w:space="0" w:color="000000"/>
@@ -4272,17 +4341,19 @@
                 <w:i w:val="false"/>
                 <w:b w:val="false"/>
                 <w:u w:val="none"/>
-                <w:sz w:val="22"/>
-                <w:szCs w:val="22"/>
-                <w:color w:val="000000"/>
-              </w:rPr>
-            </w:pPr>
-            <w:r>
-              <w:rPr>
-                <w:rFonts w:ascii="Helvetica" w:hAnsi="Helvetica" w:eastAsia="Helvetica" w:cs="Helvetica"/>
-                <w:i w:val="false"/>
-                <w:b w:val="false"/>
-                <w:u w:val="none"/>
+                <w:strike w:val="false"/>
+                <w:sz w:val="22"/>
+                <w:szCs w:val="22"/>
+                <w:color w:val="000000"/>
+              </w:rPr>
+            </w:pPr>
+            <w:r>
+              <w:rPr>
+                <w:rFonts w:ascii="Helvetica" w:hAnsi="Helvetica" w:eastAsia="Helvetica" w:cs="Helvetica"/>
+                <w:i w:val="false"/>
+                <w:b w:val="false"/>
+                <w:u w:val="none"/>
+                <w:strike w:val="false"/>
                 <w:sz w:val="22"/>
                 <w:szCs w:val="22"/>
                 <w:color w:val="000000"/>
@@ -4310,7 +4381,6 @@
           </w:tcPr>
           <w:p>
             <w:pPr>
-              <w:pStyle w:val="Normal"/>
               <w:jc w:val="right"/>
               <w:pBdr>
                 <w:bottom w:val="none" w:sz="0" w:space="0" w:color="000000"/>
@@ -4325,17 +4395,19 @@
                 <w:i w:val="false"/>
                 <w:b w:val="false"/>
                 <w:u w:val="none"/>
-                <w:sz w:val="22"/>
-                <w:szCs w:val="22"/>
-                <w:color w:val="000000"/>
-              </w:rPr>
-            </w:pPr>
-            <w:r>
-              <w:rPr>
-                <w:rFonts w:ascii="Helvetica" w:hAnsi="Helvetica" w:eastAsia="Helvetica" w:cs="Helvetica"/>
-                <w:i w:val="false"/>
-                <w:b w:val="false"/>
-                <w:u w:val="none"/>
+                <w:strike w:val="false"/>
+                <w:sz w:val="22"/>
+                <w:szCs w:val="22"/>
+                <w:color w:val="000000"/>
+              </w:rPr>
+            </w:pPr>
+            <w:r>
+              <w:rPr>
+                <w:rFonts w:ascii="Helvetica" w:hAnsi="Helvetica" w:eastAsia="Helvetica" w:cs="Helvetica"/>
+                <w:i w:val="false"/>
+                <w:b w:val="false"/>
+                <w:u w:val="none"/>
+                <w:strike w:val="false"/>
                 <w:sz w:val="22"/>
                 <w:szCs w:val="22"/>
                 <w:color w:val="000000"/>
@@ -4363,7 +4435,6 @@
           </w:tcPr>
           <w:p>
             <w:pPr>
-              <w:pStyle w:val="Normal"/>
               <w:jc w:val="right"/>
               <w:pBdr>
                 <w:bottom w:val="none" w:sz="0" w:space="0" w:color="000000"/>
@@ -4378,17 +4449,19 @@
                 <w:i w:val="false"/>
                 <w:b w:val="false"/>
                 <w:u w:val="none"/>
-                <w:sz w:val="22"/>
-                <w:szCs w:val="22"/>
-                <w:color w:val="000000"/>
-              </w:rPr>
-            </w:pPr>
-            <w:r>
-              <w:rPr>
-                <w:rFonts w:ascii="Helvetica" w:hAnsi="Helvetica" w:eastAsia="Helvetica" w:cs="Helvetica"/>
-                <w:i w:val="false"/>
-                <w:b w:val="false"/>
-                <w:u w:val="none"/>
+                <w:strike w:val="false"/>
+                <w:sz w:val="22"/>
+                <w:szCs w:val="22"/>
+                <w:color w:val="000000"/>
+              </w:rPr>
+            </w:pPr>
+            <w:r>
+              <w:rPr>
+                <w:rFonts w:ascii="Helvetica" w:hAnsi="Helvetica" w:eastAsia="Helvetica" w:cs="Helvetica"/>
+                <w:i w:val="false"/>
+                <w:b w:val="false"/>
+                <w:u w:val="none"/>
+                <w:strike w:val="false"/>
                 <w:sz w:val="22"/>
                 <w:szCs w:val="22"/>
                 <w:color w:val="000000"/>
@@ -4416,7 +4489,6 @@
           </w:tcPr>
           <w:p>
             <w:pPr>
-              <w:pStyle w:val="Normal"/>
               <w:jc w:val="left"/>
               <w:pBdr>
                 <w:bottom w:val="none" w:sz="0" w:space="0" w:color="000000"/>
@@ -4431,17 +4503,19 @@
                 <w:i w:val="false"/>
                 <w:b w:val="false"/>
                 <w:u w:val="none"/>
-                <w:sz w:val="22"/>
-                <w:szCs w:val="22"/>
-                <w:color w:val="000000"/>
-              </w:rPr>
-            </w:pPr>
-            <w:r>
-              <w:rPr>
-                <w:rFonts w:ascii="Helvetica" w:hAnsi="Helvetica" w:eastAsia="Helvetica" w:cs="Helvetica"/>
-                <w:i w:val="false"/>
-                <w:b w:val="false"/>
-                <w:u w:val="none"/>
+                <w:strike w:val="false"/>
+                <w:sz w:val="22"/>
+                <w:szCs w:val="22"/>
+                <w:color w:val="000000"/>
+              </w:rPr>
+            </w:pPr>
+            <w:r>
+              <w:rPr>
+                <w:rFonts w:ascii="Helvetica" w:hAnsi="Helvetica" w:eastAsia="Helvetica" w:cs="Helvetica"/>
+                <w:i w:val="false"/>
+                <w:b w:val="false"/>
+                <w:u w:val="none"/>
+                <w:strike w:val="false"/>
                 <w:sz w:val="22"/>
                 <w:szCs w:val="22"/>
                 <w:color w:val="000000"/>
@@ -4476,7 +4550,6 @@
           </w:tcPr>
           <w:p>
             <w:pPr>
-              <w:pStyle w:val="Normal"/>
               <w:jc w:val="left"/>
               <w:pBdr>
                 <w:bottom w:val="none" w:sz="0" w:space="0" w:color="000000"/>
@@ -4491,33 +4564,33 @@
                 <w:i w:val="false"/>
                 <w:b w:val="false"/>
                 <w:u w:val="none"/>
-                <w:sz w:val="22"/>
-                <w:szCs w:val="22"/>
-                <w:color w:val="000000"/>
-              </w:rPr>
-            </w:pPr>
-          </w:p>
-        </w:tc>
-        <w:tc>
-          <w:tcPr>
-            <w:tcBorders>
-              <w:bottom w:val="none" w:sz="0" w:space="0" w:color="000000"/>
-              <w:top w:val="none" w:sz="0" w:space="0" w:color="000000"/>
-              <w:left w:val="none" w:sz="0" w:space="0" w:color="000000"/>
-              <w:right w:val="none" w:sz="0" w:space="0" w:color="000000"/>
-            </w:tcBorders>
-            <w:shd w:val="clear" w:color="auto" w:fill="FFFFFF"/>
-            <w:tcMar>
-              <w:top w:w="0" w:type="dxa"/>
-              <w:bottom w:w="0" w:type="dxa"/>
-              <w:left w:w="0" w:type="dxa"/>
-              <w:right w:w="0" w:type="dxa"/>
-            </w:tcMar>
-            <w:vAlign w:val="center"/>
-          </w:tcPr>
-          <w:p>
-            <w:pPr>
-              <w:pStyle w:val="Normal"/>
+                <w:strike w:val="false"/>
+                <w:sz w:val="22"/>
+                <w:szCs w:val="22"/>
+                <w:color w:val="000000"/>
+              </w:rPr>
+            </w:pPr>
+          </w:p>
+        </w:tc>
+        <w:tc>
+          <w:tcPr>
+            <w:tcBorders>
+              <w:bottom w:val="none" w:sz="0" w:space="0" w:color="000000"/>
+              <w:top w:val="none" w:sz="0" w:space="0" w:color="000000"/>
+              <w:left w:val="none" w:sz="0" w:space="0" w:color="000000"/>
+              <w:right w:val="none" w:sz="0" w:space="0" w:color="000000"/>
+            </w:tcBorders>
+            <w:shd w:val="clear" w:color="auto" w:fill="FFFFFF"/>
+            <w:tcMar>
+              <w:top w:w="0" w:type="dxa"/>
+              <w:bottom w:w="0" w:type="dxa"/>
+              <w:left w:w="0" w:type="dxa"/>
+              <w:right w:w="0" w:type="dxa"/>
+            </w:tcMar>
+            <w:vAlign w:val="center"/>
+          </w:tcPr>
+          <w:p>
+            <w:pPr>
               <w:jc w:val="left"/>
               <w:pBdr>
                 <w:bottom w:val="none" w:sz="0" w:space="0" w:color="000000"/>
@@ -4532,17 +4605,19 @@
                 <w:i w:val="false"/>
                 <w:b w:val="false"/>
                 <w:u w:val="none"/>
-                <w:sz w:val="22"/>
-                <w:szCs w:val="22"/>
-                <w:color w:val="000000"/>
-              </w:rPr>
-            </w:pPr>
-            <w:r>
-              <w:rPr>
-                <w:rFonts w:ascii="Helvetica" w:hAnsi="Helvetica" w:eastAsia="Helvetica" w:cs="Helvetica"/>
-                <w:i w:val="false"/>
-                <w:b w:val="false"/>
-                <w:u w:val="none"/>
+                <w:strike w:val="false"/>
+                <w:sz w:val="22"/>
+                <w:szCs w:val="22"/>
+                <w:color w:val="000000"/>
+              </w:rPr>
+            </w:pPr>
+            <w:r>
+              <w:rPr>
+                <w:rFonts w:ascii="Helvetica" w:hAnsi="Helvetica" w:eastAsia="Helvetica" w:cs="Helvetica"/>
+                <w:i w:val="false"/>
+                <w:b w:val="false"/>
+                <w:u w:val="none"/>
+                <w:strike w:val="false"/>
                 <w:sz w:val="22"/>
                 <w:szCs w:val="22"/>
                 <w:color w:val="000000"/>
@@ -4570,7 +4645,6 @@
           </w:tcPr>
           <w:p>
             <w:pPr>
-              <w:pStyle w:val="Normal"/>
               <w:jc w:val="right"/>
               <w:pBdr>
                 <w:bottom w:val="none" w:sz="0" w:space="0" w:color="000000"/>
@@ -4585,17 +4659,19 @@
                 <w:i w:val="false"/>
                 <w:b w:val="false"/>
                 <w:u w:val="none"/>
-                <w:sz w:val="22"/>
-                <w:szCs w:val="22"/>
-                <w:color w:val="000000"/>
-              </w:rPr>
-            </w:pPr>
-            <w:r>
-              <w:rPr>
-                <w:rFonts w:ascii="Helvetica" w:hAnsi="Helvetica" w:eastAsia="Helvetica" w:cs="Helvetica"/>
-                <w:i w:val="false"/>
-                <w:b w:val="false"/>
-                <w:u w:val="none"/>
+                <w:strike w:val="false"/>
+                <w:sz w:val="22"/>
+                <w:szCs w:val="22"/>
+                <w:color w:val="000000"/>
+              </w:rPr>
+            </w:pPr>
+            <w:r>
+              <w:rPr>
+                <w:rFonts w:ascii="Helvetica" w:hAnsi="Helvetica" w:eastAsia="Helvetica" w:cs="Helvetica"/>
+                <w:i w:val="false"/>
+                <w:b w:val="false"/>
+                <w:u w:val="none"/>
+                <w:strike w:val="false"/>
                 <w:sz w:val="22"/>
                 <w:szCs w:val="22"/>
                 <w:color w:val="000000"/>
@@ -4623,7 +4699,6 @@
           </w:tcPr>
           <w:p>
             <w:pPr>
-              <w:pStyle w:val="Normal"/>
               <w:jc w:val="right"/>
               <w:pBdr>
                 <w:bottom w:val="none" w:sz="0" w:space="0" w:color="000000"/>
@@ -4638,17 +4713,19 @@
                 <w:i w:val="false"/>
                 <w:b w:val="false"/>
                 <w:u w:val="none"/>
-                <w:sz w:val="22"/>
-                <w:szCs w:val="22"/>
-                <w:color w:val="000000"/>
-              </w:rPr>
-            </w:pPr>
-            <w:r>
-              <w:rPr>
-                <w:rFonts w:ascii="Helvetica" w:hAnsi="Helvetica" w:eastAsia="Helvetica" w:cs="Helvetica"/>
-                <w:i w:val="false"/>
-                <w:b w:val="false"/>
-                <w:u w:val="none"/>
+                <w:strike w:val="false"/>
+                <w:sz w:val="22"/>
+                <w:szCs w:val="22"/>
+                <w:color w:val="000000"/>
+              </w:rPr>
+            </w:pPr>
+            <w:r>
+              <w:rPr>
+                <w:rFonts w:ascii="Helvetica" w:hAnsi="Helvetica" w:eastAsia="Helvetica" w:cs="Helvetica"/>
+                <w:i w:val="false"/>
+                <w:b w:val="false"/>
+                <w:u w:val="none"/>
+                <w:strike w:val="false"/>
                 <w:sz w:val="22"/>
                 <w:szCs w:val="22"/>
                 <w:color w:val="000000"/>
@@ -4676,7 +4753,6 @@
           </w:tcPr>
           <w:p>
             <w:pPr>
-              <w:pStyle w:val="Normal"/>
               <w:jc w:val="right"/>
               <w:pBdr>
                 <w:bottom w:val="none" w:sz="0" w:space="0" w:color="000000"/>
@@ -4691,17 +4767,19 @@
                 <w:i w:val="false"/>
                 <w:b w:val="false"/>
                 <w:u w:val="none"/>
-                <w:sz w:val="22"/>
-                <w:szCs w:val="22"/>
-                <w:color w:val="000000"/>
-              </w:rPr>
-            </w:pPr>
-            <w:r>
-              <w:rPr>
-                <w:rFonts w:ascii="Helvetica" w:hAnsi="Helvetica" w:eastAsia="Helvetica" w:cs="Helvetica"/>
-                <w:i w:val="false"/>
-                <w:b w:val="false"/>
-                <w:u w:val="none"/>
+                <w:strike w:val="false"/>
+                <w:sz w:val="22"/>
+                <w:szCs w:val="22"/>
+                <w:color w:val="000000"/>
+              </w:rPr>
+            </w:pPr>
+            <w:r>
+              <w:rPr>
+                <w:rFonts w:ascii="Helvetica" w:hAnsi="Helvetica" w:eastAsia="Helvetica" w:cs="Helvetica"/>
+                <w:i w:val="false"/>
+                <w:b w:val="false"/>
+                <w:u w:val="none"/>
+                <w:strike w:val="false"/>
                 <w:sz w:val="22"/>
                 <w:szCs w:val="22"/>
                 <w:color w:val="000000"/>
@@ -4729,7 +4807,6 @@
           </w:tcPr>
           <w:p>
             <w:pPr>
-              <w:pStyle w:val="Normal"/>
               <w:jc w:val="right"/>
               <w:pBdr>
                 <w:bottom w:val="none" w:sz="0" w:space="0" w:color="000000"/>
@@ -4744,17 +4821,19 @@
                 <w:i w:val="false"/>
                 <w:b w:val="false"/>
                 <w:u w:val="none"/>
-                <w:sz w:val="22"/>
-                <w:szCs w:val="22"/>
-                <w:color w:val="000000"/>
-              </w:rPr>
-            </w:pPr>
-            <w:r>
-              <w:rPr>
-                <w:rFonts w:ascii="Helvetica" w:hAnsi="Helvetica" w:eastAsia="Helvetica" w:cs="Helvetica"/>
-                <w:i w:val="false"/>
-                <w:b w:val="false"/>
-                <w:u w:val="none"/>
+                <w:strike w:val="false"/>
+                <w:sz w:val="22"/>
+                <w:szCs w:val="22"/>
+                <w:color w:val="000000"/>
+              </w:rPr>
+            </w:pPr>
+            <w:r>
+              <w:rPr>
+                <w:rFonts w:ascii="Helvetica" w:hAnsi="Helvetica" w:eastAsia="Helvetica" w:cs="Helvetica"/>
+                <w:i w:val="false"/>
+                <w:b w:val="false"/>
+                <w:u w:val="none"/>
+                <w:strike w:val="false"/>
                 <w:sz w:val="22"/>
                 <w:szCs w:val="22"/>
                 <w:color w:val="000000"/>
@@ -4782,7 +4861,6 @@
           </w:tcPr>
           <w:p>
             <w:pPr>
-              <w:pStyle w:val="Normal"/>
               <w:jc w:val="left"/>
               <w:pBdr>
                 <w:bottom w:val="none" w:sz="0" w:space="0" w:color="000000"/>
@@ -4797,17 +4875,19 @@
                 <w:i w:val="false"/>
                 <w:b w:val="false"/>
                 <w:u w:val="none"/>
-                <w:sz w:val="22"/>
-                <w:szCs w:val="22"/>
-                <w:color w:val="000000"/>
-              </w:rPr>
-            </w:pPr>
-            <w:r>
-              <w:rPr>
-                <w:rFonts w:ascii="Helvetica" w:hAnsi="Helvetica" w:eastAsia="Helvetica" w:cs="Helvetica"/>
-                <w:i w:val="false"/>
-                <w:b w:val="false"/>
-                <w:u w:val="none"/>
+                <w:strike w:val="false"/>
+                <w:sz w:val="22"/>
+                <w:szCs w:val="22"/>
+                <w:color w:val="000000"/>
+              </w:rPr>
+            </w:pPr>
+            <w:r>
+              <w:rPr>
+                <w:rFonts w:ascii="Helvetica" w:hAnsi="Helvetica" w:eastAsia="Helvetica" w:cs="Helvetica"/>
+                <w:i w:val="false"/>
+                <w:b w:val="false"/>
+                <w:u w:val="none"/>
+                <w:strike w:val="false"/>
                 <w:sz w:val="22"/>
                 <w:szCs w:val="22"/>
                 <w:color w:val="000000"/>
@@ -4842,7 +4922,6 @@
           </w:tcPr>
           <w:p>
             <w:pPr>
-              <w:pStyle w:val="Normal"/>
               <w:jc w:val="left"/>
               <w:pBdr>
                 <w:bottom w:val="none" w:sz="0" w:space="0" w:color="000000"/>
@@ -4857,33 +4936,33 @@
                 <w:i w:val="false"/>
                 <w:b w:val="false"/>
                 <w:u w:val="none"/>
-                <w:sz w:val="22"/>
-                <w:szCs w:val="22"/>
-                <w:color w:val="000000"/>
-              </w:rPr>
-            </w:pPr>
-          </w:p>
-        </w:tc>
-        <w:tc>
-          <w:tcPr>
-            <w:tcBorders>
-              <w:bottom w:val="none" w:sz="0" w:space="0" w:color="000000"/>
-              <w:top w:val="none" w:sz="0" w:space="0" w:color="000000"/>
-              <w:left w:val="none" w:sz="0" w:space="0" w:color="000000"/>
-              <w:right w:val="none" w:sz="0" w:space="0" w:color="000000"/>
-            </w:tcBorders>
-            <w:shd w:val="clear" w:color="auto" w:fill="FFFFFF"/>
-            <w:tcMar>
-              <w:top w:w="0" w:type="dxa"/>
-              <w:bottom w:w="0" w:type="dxa"/>
-              <w:left w:w="0" w:type="dxa"/>
-              <w:right w:w="0" w:type="dxa"/>
-            </w:tcMar>
-            <w:vAlign w:val="center"/>
-          </w:tcPr>
-          <w:p>
-            <w:pPr>
-              <w:pStyle w:val="Normal"/>
+                <w:strike w:val="false"/>
+                <w:sz w:val="22"/>
+                <w:szCs w:val="22"/>
+                <w:color w:val="000000"/>
+              </w:rPr>
+            </w:pPr>
+          </w:p>
+        </w:tc>
+        <w:tc>
+          <w:tcPr>
+            <w:tcBorders>
+              <w:bottom w:val="none" w:sz="0" w:space="0" w:color="000000"/>
+              <w:top w:val="none" w:sz="0" w:space="0" w:color="000000"/>
+              <w:left w:val="none" w:sz="0" w:space="0" w:color="000000"/>
+              <w:right w:val="none" w:sz="0" w:space="0" w:color="000000"/>
+            </w:tcBorders>
+            <w:shd w:val="clear" w:color="auto" w:fill="FFFFFF"/>
+            <w:tcMar>
+              <w:top w:w="0" w:type="dxa"/>
+              <w:bottom w:w="0" w:type="dxa"/>
+              <w:left w:w="0" w:type="dxa"/>
+              <w:right w:w="0" w:type="dxa"/>
+            </w:tcMar>
+            <w:vAlign w:val="center"/>
+          </w:tcPr>
+          <w:p>
+            <w:pPr>
               <w:jc w:val="left"/>
               <w:pBdr>
                 <w:bottom w:val="none" w:sz="0" w:space="0" w:color="000000"/>
@@ -4898,17 +4977,19 @@
                 <w:i w:val="false"/>
                 <w:b w:val="false"/>
                 <w:u w:val="none"/>
-                <w:sz w:val="22"/>
-                <w:szCs w:val="22"/>
-                <w:color w:val="000000"/>
-              </w:rPr>
-            </w:pPr>
-            <w:r>
-              <w:rPr>
-                <w:rFonts w:ascii="Helvetica" w:hAnsi="Helvetica" w:eastAsia="Helvetica" w:cs="Helvetica"/>
-                <w:i w:val="false"/>
-                <w:b w:val="false"/>
-                <w:u w:val="none"/>
+                <w:strike w:val="false"/>
+                <w:sz w:val="22"/>
+                <w:szCs w:val="22"/>
+                <w:color w:val="000000"/>
+              </w:rPr>
+            </w:pPr>
+            <w:r>
+              <w:rPr>
+                <w:rFonts w:ascii="Helvetica" w:hAnsi="Helvetica" w:eastAsia="Helvetica" w:cs="Helvetica"/>
+                <w:i w:val="false"/>
+                <w:b w:val="false"/>
+                <w:u w:val="none"/>
+                <w:strike w:val="false"/>
                 <w:sz w:val="22"/>
                 <w:szCs w:val="22"/>
                 <w:color w:val="000000"/>
@@ -4936,7 +5017,6 @@
           </w:tcPr>
           <w:p>
             <w:pPr>
-              <w:pStyle w:val="Normal"/>
               <w:jc w:val="right"/>
               <w:pBdr>
                 <w:bottom w:val="none" w:sz="0" w:space="0" w:color="000000"/>
@@ -4951,17 +5031,19 @@
                 <w:i w:val="false"/>
                 <w:b w:val="false"/>
                 <w:u w:val="none"/>
-                <w:sz w:val="22"/>
-                <w:szCs w:val="22"/>
-                <w:color w:val="000000"/>
-              </w:rPr>
-            </w:pPr>
-            <w:r>
-              <w:rPr>
-                <w:rFonts w:ascii="Helvetica" w:hAnsi="Helvetica" w:eastAsia="Helvetica" w:cs="Helvetica"/>
-                <w:i w:val="false"/>
-                <w:b w:val="false"/>
-                <w:u w:val="none"/>
+                <w:strike w:val="false"/>
+                <w:sz w:val="22"/>
+                <w:szCs w:val="22"/>
+                <w:color w:val="000000"/>
+              </w:rPr>
+            </w:pPr>
+            <w:r>
+              <w:rPr>
+                <w:rFonts w:ascii="Helvetica" w:hAnsi="Helvetica" w:eastAsia="Helvetica" w:cs="Helvetica"/>
+                <w:i w:val="false"/>
+                <w:b w:val="false"/>
+                <w:u w:val="none"/>
+                <w:strike w:val="false"/>
                 <w:sz w:val="22"/>
                 <w:szCs w:val="22"/>
                 <w:color w:val="000000"/>
@@ -4989,7 +5071,6 @@
           </w:tcPr>
           <w:p>
             <w:pPr>
-              <w:pStyle w:val="Normal"/>
               <w:jc w:val="right"/>
               <w:pBdr>
                 <w:bottom w:val="none" w:sz="0" w:space="0" w:color="000000"/>
@@ -5004,17 +5085,19 @@
                 <w:i w:val="false"/>
                 <w:b w:val="false"/>
                 <w:u w:val="none"/>
-                <w:sz w:val="22"/>
-                <w:szCs w:val="22"/>
-                <w:color w:val="000000"/>
-              </w:rPr>
-            </w:pPr>
-            <w:r>
-              <w:rPr>
-                <w:rFonts w:ascii="Helvetica" w:hAnsi="Helvetica" w:eastAsia="Helvetica" w:cs="Helvetica"/>
-                <w:i w:val="false"/>
-                <w:b w:val="false"/>
-                <w:u w:val="none"/>
+                <w:strike w:val="false"/>
+                <w:sz w:val="22"/>
+                <w:szCs w:val="22"/>
+                <w:color w:val="000000"/>
+              </w:rPr>
+            </w:pPr>
+            <w:r>
+              <w:rPr>
+                <w:rFonts w:ascii="Helvetica" w:hAnsi="Helvetica" w:eastAsia="Helvetica" w:cs="Helvetica"/>
+                <w:i w:val="false"/>
+                <w:b w:val="false"/>
+                <w:u w:val="none"/>
+                <w:strike w:val="false"/>
                 <w:sz w:val="22"/>
                 <w:szCs w:val="22"/>
                 <w:color w:val="000000"/>
@@ -5042,7 +5125,6 @@
           </w:tcPr>
           <w:p>
             <w:pPr>
-              <w:pStyle w:val="Normal"/>
               <w:jc w:val="right"/>
               <w:pBdr>
                 <w:bottom w:val="none" w:sz="0" w:space="0" w:color="000000"/>
@@ -5057,17 +5139,19 @@
                 <w:i w:val="false"/>
                 <w:b w:val="false"/>
                 <w:u w:val="none"/>
-                <w:sz w:val="22"/>
-                <w:szCs w:val="22"/>
-                <w:color w:val="000000"/>
-              </w:rPr>
-            </w:pPr>
-            <w:r>
-              <w:rPr>
-                <w:rFonts w:ascii="Helvetica" w:hAnsi="Helvetica" w:eastAsia="Helvetica" w:cs="Helvetica"/>
-                <w:i w:val="false"/>
-                <w:b w:val="false"/>
-                <w:u w:val="none"/>
+                <w:strike w:val="false"/>
+                <w:sz w:val="22"/>
+                <w:szCs w:val="22"/>
+                <w:color w:val="000000"/>
+              </w:rPr>
+            </w:pPr>
+            <w:r>
+              <w:rPr>
+                <w:rFonts w:ascii="Helvetica" w:hAnsi="Helvetica" w:eastAsia="Helvetica" w:cs="Helvetica"/>
+                <w:i w:val="false"/>
+                <w:b w:val="false"/>
+                <w:u w:val="none"/>
+                <w:strike w:val="false"/>
                 <w:sz w:val="22"/>
                 <w:szCs w:val="22"/>
                 <w:color w:val="000000"/>
@@ -5095,7 +5179,6 @@
           </w:tcPr>
           <w:p>
             <w:pPr>
-              <w:pStyle w:val="Normal"/>
               <w:jc w:val="right"/>
               <w:pBdr>
                 <w:bottom w:val="none" w:sz="0" w:space="0" w:color="000000"/>
@@ -5110,17 +5193,19 @@
                 <w:i w:val="false"/>
                 <w:b w:val="false"/>
                 <w:u w:val="none"/>
-                <w:sz w:val="22"/>
-                <w:szCs w:val="22"/>
-                <w:color w:val="000000"/>
-              </w:rPr>
-            </w:pPr>
-            <w:r>
-              <w:rPr>
-                <w:rFonts w:ascii="Helvetica" w:hAnsi="Helvetica" w:eastAsia="Helvetica" w:cs="Helvetica"/>
-                <w:i w:val="false"/>
-                <w:b w:val="false"/>
-                <w:u w:val="none"/>
+                <w:strike w:val="false"/>
+                <w:sz w:val="22"/>
+                <w:szCs w:val="22"/>
+                <w:color w:val="000000"/>
+              </w:rPr>
+            </w:pPr>
+            <w:r>
+              <w:rPr>
+                <w:rFonts w:ascii="Helvetica" w:hAnsi="Helvetica" w:eastAsia="Helvetica" w:cs="Helvetica"/>
+                <w:i w:val="false"/>
+                <w:b w:val="false"/>
+                <w:u w:val="none"/>
+                <w:strike w:val="false"/>
                 <w:sz w:val="22"/>
                 <w:szCs w:val="22"/>
                 <w:color w:val="000000"/>
@@ -5148,7 +5233,6 @@
           </w:tcPr>
           <w:p>
             <w:pPr>
-              <w:pStyle w:val="Normal"/>
               <w:jc w:val="left"/>
               <w:pBdr>
                 <w:bottom w:val="none" w:sz="0" w:space="0" w:color="000000"/>
@@ -5163,17 +5247,19 @@
                 <w:i w:val="false"/>
                 <w:b w:val="false"/>
                 <w:u w:val="none"/>
-                <w:sz w:val="22"/>
-                <w:szCs w:val="22"/>
-                <w:color w:val="000000"/>
-              </w:rPr>
-            </w:pPr>
-            <w:r>
-              <w:rPr>
-                <w:rFonts w:ascii="Helvetica" w:hAnsi="Helvetica" w:eastAsia="Helvetica" w:cs="Helvetica"/>
-                <w:i w:val="false"/>
-                <w:b w:val="false"/>
-                <w:u w:val="none"/>
+                <w:strike w:val="false"/>
+                <w:sz w:val="22"/>
+                <w:szCs w:val="22"/>
+                <w:color w:val="000000"/>
+              </w:rPr>
+            </w:pPr>
+            <w:r>
+              <w:rPr>
+                <w:rFonts w:ascii="Helvetica" w:hAnsi="Helvetica" w:eastAsia="Helvetica" w:cs="Helvetica"/>
+                <w:i w:val="false"/>
+                <w:b w:val="false"/>
+                <w:u w:val="none"/>
+                <w:strike w:val="false"/>
                 <w:sz w:val="22"/>
                 <w:szCs w:val="22"/>
                 <w:color w:val="000000"/>
@@ -5208,7 +5294,6 @@
           </w:tcPr>
           <w:p>
             <w:pPr>
-              <w:pStyle w:val="Normal"/>
               <w:jc w:val="left"/>
               <w:pBdr>
                 <w:bottom w:val="none" w:sz="0" w:space="0" w:color="000000"/>
@@ -5223,33 +5308,33 @@
                 <w:i w:val="false"/>
                 <w:b w:val="false"/>
                 <w:u w:val="none"/>
-                <w:sz w:val="22"/>
-                <w:szCs w:val="22"/>
-                <w:color w:val="000000"/>
-              </w:rPr>
-            </w:pPr>
-          </w:p>
-        </w:tc>
-        <w:tc>
-          <w:tcPr>
-            <w:tcBorders>
-              <w:bottom w:val="none" w:sz="0" w:space="0" w:color="000000"/>
-              <w:top w:val="none" w:sz="0" w:space="0" w:color="000000"/>
-              <w:left w:val="none" w:sz="0" w:space="0" w:color="000000"/>
-              <w:right w:val="none" w:sz="0" w:space="0" w:color="000000"/>
-            </w:tcBorders>
-            <w:shd w:val="clear" w:color="auto" w:fill="FFFFFF"/>
-            <w:tcMar>
-              <w:top w:w="0" w:type="dxa"/>
-              <w:bottom w:w="0" w:type="dxa"/>
-              <w:left w:w="0" w:type="dxa"/>
-              <w:right w:w="0" w:type="dxa"/>
-            </w:tcMar>
-            <w:vAlign w:val="center"/>
-          </w:tcPr>
-          <w:p>
-            <w:pPr>
-              <w:pStyle w:val="Normal"/>
+                <w:strike w:val="false"/>
+                <w:sz w:val="22"/>
+                <w:szCs w:val="22"/>
+                <w:color w:val="000000"/>
+              </w:rPr>
+            </w:pPr>
+          </w:p>
+        </w:tc>
+        <w:tc>
+          <w:tcPr>
+            <w:tcBorders>
+              <w:bottom w:val="none" w:sz="0" w:space="0" w:color="000000"/>
+              <w:top w:val="none" w:sz="0" w:space="0" w:color="000000"/>
+              <w:left w:val="none" w:sz="0" w:space="0" w:color="000000"/>
+              <w:right w:val="none" w:sz="0" w:space="0" w:color="000000"/>
+            </w:tcBorders>
+            <w:shd w:val="clear" w:color="auto" w:fill="FFFFFF"/>
+            <w:tcMar>
+              <w:top w:w="0" w:type="dxa"/>
+              <w:bottom w:w="0" w:type="dxa"/>
+              <w:left w:w="0" w:type="dxa"/>
+              <w:right w:w="0" w:type="dxa"/>
+            </w:tcMar>
+            <w:vAlign w:val="center"/>
+          </w:tcPr>
+          <w:p>
+            <w:pPr>
               <w:jc w:val="left"/>
               <w:pBdr>
                 <w:bottom w:val="none" w:sz="0" w:space="0" w:color="000000"/>
@@ -5264,17 +5349,19 @@
                 <w:i w:val="false"/>
                 <w:b w:val="false"/>
                 <w:u w:val="none"/>
-                <w:sz w:val="22"/>
-                <w:szCs w:val="22"/>
-                <w:color w:val="000000"/>
-              </w:rPr>
-            </w:pPr>
-            <w:r>
-              <w:rPr>
-                <w:rFonts w:ascii="Helvetica" w:hAnsi="Helvetica" w:eastAsia="Helvetica" w:cs="Helvetica"/>
-                <w:i w:val="false"/>
-                <w:b w:val="false"/>
-                <w:u w:val="none"/>
+                <w:strike w:val="false"/>
+                <w:sz w:val="22"/>
+                <w:szCs w:val="22"/>
+                <w:color w:val="000000"/>
+              </w:rPr>
+            </w:pPr>
+            <w:r>
+              <w:rPr>
+                <w:rFonts w:ascii="Helvetica" w:hAnsi="Helvetica" w:eastAsia="Helvetica" w:cs="Helvetica"/>
+                <w:i w:val="false"/>
+                <w:b w:val="false"/>
+                <w:u w:val="none"/>
+                <w:strike w:val="false"/>
                 <w:sz w:val="22"/>
                 <w:szCs w:val="22"/>
                 <w:color w:val="000000"/>
@@ -5302,7 +5389,6 @@
           </w:tcPr>
           <w:p>
             <w:pPr>
-              <w:pStyle w:val="Normal"/>
               <w:jc w:val="right"/>
               <w:pBdr>
                 <w:bottom w:val="none" w:sz="0" w:space="0" w:color="000000"/>
@@ -5317,17 +5403,19 @@
                 <w:i w:val="false"/>
                 <w:b w:val="false"/>
                 <w:u w:val="none"/>
-                <w:sz w:val="22"/>
-                <w:szCs w:val="22"/>
-                <w:color w:val="000000"/>
-              </w:rPr>
-            </w:pPr>
-            <w:r>
-              <w:rPr>
-                <w:rFonts w:ascii="Helvetica" w:hAnsi="Helvetica" w:eastAsia="Helvetica" w:cs="Helvetica"/>
-                <w:i w:val="false"/>
-                <w:b w:val="false"/>
-                <w:u w:val="none"/>
+                <w:strike w:val="false"/>
+                <w:sz w:val="22"/>
+                <w:szCs w:val="22"/>
+                <w:color w:val="000000"/>
+              </w:rPr>
+            </w:pPr>
+            <w:r>
+              <w:rPr>
+                <w:rFonts w:ascii="Helvetica" w:hAnsi="Helvetica" w:eastAsia="Helvetica" w:cs="Helvetica"/>
+                <w:i w:val="false"/>
+                <w:b w:val="false"/>
+                <w:u w:val="none"/>
+                <w:strike w:val="false"/>
                 <w:sz w:val="22"/>
                 <w:szCs w:val="22"/>
                 <w:color w:val="000000"/>
@@ -5355,7 +5443,6 @@
           </w:tcPr>
           <w:p>
             <w:pPr>
-              <w:pStyle w:val="Normal"/>
               <w:jc w:val="right"/>
               <w:pBdr>
                 <w:bottom w:val="none" w:sz="0" w:space="0" w:color="000000"/>
@@ -5370,17 +5457,19 @@
                 <w:i w:val="false"/>
                 <w:b w:val="false"/>
                 <w:u w:val="none"/>
-                <w:sz w:val="22"/>
-                <w:szCs w:val="22"/>
-                <w:color w:val="000000"/>
-              </w:rPr>
-            </w:pPr>
-            <w:r>
-              <w:rPr>
-                <w:rFonts w:ascii="Helvetica" w:hAnsi="Helvetica" w:eastAsia="Helvetica" w:cs="Helvetica"/>
-                <w:i w:val="false"/>
-                <w:b w:val="false"/>
-                <w:u w:val="none"/>
+                <w:strike w:val="false"/>
+                <w:sz w:val="22"/>
+                <w:szCs w:val="22"/>
+                <w:color w:val="000000"/>
+              </w:rPr>
+            </w:pPr>
+            <w:r>
+              <w:rPr>
+                <w:rFonts w:ascii="Helvetica" w:hAnsi="Helvetica" w:eastAsia="Helvetica" w:cs="Helvetica"/>
+                <w:i w:val="false"/>
+                <w:b w:val="false"/>
+                <w:u w:val="none"/>
+                <w:strike w:val="false"/>
                 <w:sz w:val="22"/>
                 <w:szCs w:val="22"/>
                 <w:color w:val="000000"/>
@@ -5408,7 +5497,6 @@
           </w:tcPr>
           <w:p>
             <w:pPr>
-              <w:pStyle w:val="Normal"/>
               <w:jc w:val="right"/>
               <w:pBdr>
                 <w:bottom w:val="none" w:sz="0" w:space="0" w:color="000000"/>
@@ -5423,17 +5511,19 @@
                 <w:i w:val="false"/>
                 <w:b w:val="false"/>
                 <w:u w:val="none"/>
-                <w:sz w:val="22"/>
-                <w:szCs w:val="22"/>
-                <w:color w:val="000000"/>
-              </w:rPr>
-            </w:pPr>
-            <w:r>
-              <w:rPr>
-                <w:rFonts w:ascii="Helvetica" w:hAnsi="Helvetica" w:eastAsia="Helvetica" w:cs="Helvetica"/>
-                <w:i w:val="false"/>
-                <w:b w:val="false"/>
-                <w:u w:val="none"/>
+                <w:strike w:val="false"/>
+                <w:sz w:val="22"/>
+                <w:szCs w:val="22"/>
+                <w:color w:val="000000"/>
+              </w:rPr>
+            </w:pPr>
+            <w:r>
+              <w:rPr>
+                <w:rFonts w:ascii="Helvetica" w:hAnsi="Helvetica" w:eastAsia="Helvetica" w:cs="Helvetica"/>
+                <w:i w:val="false"/>
+                <w:b w:val="false"/>
+                <w:u w:val="none"/>
+                <w:strike w:val="false"/>
                 <w:sz w:val="22"/>
                 <w:szCs w:val="22"/>
                 <w:color w:val="000000"/>
@@ -5461,7 +5551,6 @@
           </w:tcPr>
           <w:p>
             <w:pPr>
-              <w:pStyle w:val="Normal"/>
               <w:jc w:val="right"/>
               <w:pBdr>
                 <w:bottom w:val="none" w:sz="0" w:space="0" w:color="000000"/>
@@ -5476,17 +5565,19 @@
                 <w:i w:val="false"/>
                 <w:b w:val="false"/>
                 <w:u w:val="none"/>
-                <w:sz w:val="22"/>
-                <w:szCs w:val="22"/>
-                <w:color w:val="000000"/>
-              </w:rPr>
-            </w:pPr>
-            <w:r>
-              <w:rPr>
-                <w:rFonts w:ascii="Helvetica" w:hAnsi="Helvetica" w:eastAsia="Helvetica" w:cs="Helvetica"/>
-                <w:i w:val="false"/>
-                <w:b w:val="false"/>
-                <w:u w:val="none"/>
+                <w:strike w:val="false"/>
+                <w:sz w:val="22"/>
+                <w:szCs w:val="22"/>
+                <w:color w:val="000000"/>
+              </w:rPr>
+            </w:pPr>
+            <w:r>
+              <w:rPr>
+                <w:rFonts w:ascii="Helvetica" w:hAnsi="Helvetica" w:eastAsia="Helvetica" w:cs="Helvetica"/>
+                <w:i w:val="false"/>
+                <w:b w:val="false"/>
+                <w:u w:val="none"/>
+                <w:strike w:val="false"/>
                 <w:sz w:val="22"/>
                 <w:szCs w:val="22"/>
                 <w:color w:val="000000"/>
@@ -5514,7 +5605,6 @@
           </w:tcPr>
           <w:p>
             <w:pPr>
-              <w:pStyle w:val="Normal"/>
               <w:jc w:val="left"/>
               <w:pBdr>
                 <w:bottom w:val="none" w:sz="0" w:space="0" w:color="000000"/>
@@ -5529,17 +5619,19 @@
                 <w:i w:val="false"/>
                 <w:b w:val="false"/>
                 <w:u w:val="none"/>
-                <w:sz w:val="22"/>
-                <w:szCs w:val="22"/>
-                <w:color w:val="000000"/>
-              </w:rPr>
-            </w:pPr>
-            <w:r>
-              <w:rPr>
-                <w:rFonts w:ascii="Helvetica" w:hAnsi="Helvetica" w:eastAsia="Helvetica" w:cs="Helvetica"/>
-                <w:i w:val="false"/>
-                <w:b w:val="false"/>
-                <w:u w:val="none"/>
+                <w:strike w:val="false"/>
+                <w:sz w:val="22"/>
+                <w:szCs w:val="22"/>
+                <w:color w:val="000000"/>
+              </w:rPr>
+            </w:pPr>
+            <w:r>
+              <w:rPr>
+                <w:rFonts w:ascii="Helvetica" w:hAnsi="Helvetica" w:eastAsia="Helvetica" w:cs="Helvetica"/>
+                <w:i w:val="false"/>
+                <w:b w:val="false"/>
+                <w:u w:val="none"/>
+                <w:strike w:val="false"/>
                 <w:sz w:val="22"/>
                 <w:szCs w:val="22"/>
                 <w:color w:val="000000"/>
@@ -5574,7 +5666,6 @@
           </w:tcPr>
           <w:p>
             <w:pPr>
-              <w:pStyle w:val="Normal"/>
               <w:jc w:val="left"/>
               <w:pBdr>
                 <w:bottom w:val="none" w:sz="0" w:space="0" w:color="000000"/>
@@ -5589,33 +5680,33 @@
                 <w:i w:val="false"/>
                 <w:b w:val="false"/>
                 <w:u w:val="none"/>
-                <w:sz w:val="22"/>
-                <w:szCs w:val="22"/>
-                <w:color w:val="000000"/>
-              </w:rPr>
-            </w:pPr>
-          </w:p>
-        </w:tc>
-        <w:tc>
-          <w:tcPr>
-            <w:tcBorders>
-              <w:bottom w:val="none" w:sz="0" w:space="0" w:color="000000"/>
-              <w:top w:val="none" w:sz="0" w:space="0" w:color="000000"/>
-              <w:left w:val="none" w:sz="0" w:space="0" w:color="000000"/>
-              <w:right w:val="none" w:sz="0" w:space="0" w:color="000000"/>
-            </w:tcBorders>
-            <w:shd w:val="clear" w:color="auto" w:fill="FFFFFF"/>
-            <w:tcMar>
-              <w:top w:w="0" w:type="dxa"/>
-              <w:bottom w:w="0" w:type="dxa"/>
-              <w:left w:w="0" w:type="dxa"/>
-              <w:right w:w="0" w:type="dxa"/>
-            </w:tcMar>
-            <w:vAlign w:val="center"/>
-          </w:tcPr>
-          <w:p>
-            <w:pPr>
-              <w:pStyle w:val="Normal"/>
+                <w:strike w:val="false"/>
+                <w:sz w:val="22"/>
+                <w:szCs w:val="22"/>
+                <w:color w:val="000000"/>
+              </w:rPr>
+            </w:pPr>
+          </w:p>
+        </w:tc>
+        <w:tc>
+          <w:tcPr>
+            <w:tcBorders>
+              <w:bottom w:val="none" w:sz="0" w:space="0" w:color="000000"/>
+              <w:top w:val="none" w:sz="0" w:space="0" w:color="000000"/>
+              <w:left w:val="none" w:sz="0" w:space="0" w:color="000000"/>
+              <w:right w:val="none" w:sz="0" w:space="0" w:color="000000"/>
+            </w:tcBorders>
+            <w:shd w:val="clear" w:color="auto" w:fill="FFFFFF"/>
+            <w:tcMar>
+              <w:top w:w="0" w:type="dxa"/>
+              <w:bottom w:w="0" w:type="dxa"/>
+              <w:left w:w="0" w:type="dxa"/>
+              <w:right w:w="0" w:type="dxa"/>
+            </w:tcMar>
+            <w:vAlign w:val="center"/>
+          </w:tcPr>
+          <w:p>
+            <w:pPr>
               <w:jc w:val="left"/>
               <w:pBdr>
                 <w:bottom w:val="none" w:sz="0" w:space="0" w:color="000000"/>
@@ -5630,17 +5721,19 @@
                 <w:i w:val="false"/>
                 <w:b w:val="false"/>
                 <w:u w:val="none"/>
-                <w:sz w:val="22"/>
-                <w:szCs w:val="22"/>
-                <w:color w:val="000000"/>
-              </w:rPr>
-            </w:pPr>
-            <w:r>
-              <w:rPr>
-                <w:rFonts w:ascii="Helvetica" w:hAnsi="Helvetica" w:eastAsia="Helvetica" w:cs="Helvetica"/>
-                <w:i w:val="false"/>
-                <w:b w:val="false"/>
-                <w:u w:val="none"/>
+                <w:strike w:val="false"/>
+                <w:sz w:val="22"/>
+                <w:szCs w:val="22"/>
+                <w:color w:val="000000"/>
+              </w:rPr>
+            </w:pPr>
+            <w:r>
+              <w:rPr>
+                <w:rFonts w:ascii="Helvetica" w:hAnsi="Helvetica" w:eastAsia="Helvetica" w:cs="Helvetica"/>
+                <w:i w:val="false"/>
+                <w:b w:val="false"/>
+                <w:u w:val="none"/>
+                <w:strike w:val="false"/>
                 <w:sz w:val="22"/>
                 <w:szCs w:val="22"/>
                 <w:color w:val="000000"/>
@@ -5668,7 +5761,6 @@
           </w:tcPr>
           <w:p>
             <w:pPr>
-              <w:pStyle w:val="Normal"/>
               <w:jc w:val="right"/>
               <w:pBdr>
                 <w:bottom w:val="none" w:sz="0" w:space="0" w:color="000000"/>
@@ -5683,17 +5775,19 @@
                 <w:i w:val="false"/>
                 <w:b w:val="false"/>
                 <w:u w:val="none"/>
-                <w:sz w:val="22"/>
-                <w:szCs w:val="22"/>
-                <w:color w:val="000000"/>
-              </w:rPr>
-            </w:pPr>
-            <w:r>
-              <w:rPr>
-                <w:rFonts w:ascii="Helvetica" w:hAnsi="Helvetica" w:eastAsia="Helvetica" w:cs="Helvetica"/>
-                <w:i w:val="false"/>
-                <w:b w:val="false"/>
-                <w:u w:val="none"/>
+                <w:strike w:val="false"/>
+                <w:sz w:val="22"/>
+                <w:szCs w:val="22"/>
+                <w:color w:val="000000"/>
+              </w:rPr>
+            </w:pPr>
+            <w:r>
+              <w:rPr>
+                <w:rFonts w:ascii="Helvetica" w:hAnsi="Helvetica" w:eastAsia="Helvetica" w:cs="Helvetica"/>
+                <w:i w:val="false"/>
+                <w:b w:val="false"/>
+                <w:u w:val="none"/>
+                <w:strike w:val="false"/>
                 <w:sz w:val="22"/>
                 <w:szCs w:val="22"/>
                 <w:color w:val="000000"/>
@@ -5721,7 +5815,6 @@
           </w:tcPr>
           <w:p>
             <w:pPr>
-              <w:pStyle w:val="Normal"/>
               <w:jc w:val="right"/>
               <w:pBdr>
                 <w:bottom w:val="none" w:sz="0" w:space="0" w:color="000000"/>
@@ -5736,17 +5829,19 @@
                 <w:i w:val="false"/>
                 <w:b w:val="false"/>
                 <w:u w:val="none"/>
-                <w:sz w:val="22"/>
-                <w:szCs w:val="22"/>
-                <w:color w:val="000000"/>
-              </w:rPr>
-            </w:pPr>
-            <w:r>
-              <w:rPr>
-                <w:rFonts w:ascii="Helvetica" w:hAnsi="Helvetica" w:eastAsia="Helvetica" w:cs="Helvetica"/>
-                <w:i w:val="false"/>
-                <w:b w:val="false"/>
-                <w:u w:val="none"/>
+                <w:strike w:val="false"/>
+                <w:sz w:val="22"/>
+                <w:szCs w:val="22"/>
+                <w:color w:val="000000"/>
+              </w:rPr>
+            </w:pPr>
+            <w:r>
+              <w:rPr>
+                <w:rFonts w:ascii="Helvetica" w:hAnsi="Helvetica" w:eastAsia="Helvetica" w:cs="Helvetica"/>
+                <w:i w:val="false"/>
+                <w:b w:val="false"/>
+                <w:u w:val="none"/>
+                <w:strike w:val="false"/>
                 <w:sz w:val="22"/>
                 <w:szCs w:val="22"/>
                 <w:color w:val="000000"/>
@@ -5774,7 +5869,6 @@
           </w:tcPr>
           <w:p>
             <w:pPr>
-              <w:pStyle w:val="Normal"/>
               <w:jc w:val="right"/>
               <w:pBdr>
                 <w:bottom w:val="none" w:sz="0" w:space="0" w:color="000000"/>
@@ -5789,17 +5883,19 @@
                 <w:i w:val="false"/>
                 <w:b w:val="false"/>
                 <w:u w:val="none"/>
-                <w:sz w:val="22"/>
-                <w:szCs w:val="22"/>
-                <w:color w:val="000000"/>
-              </w:rPr>
-            </w:pPr>
-            <w:r>
-              <w:rPr>
-                <w:rFonts w:ascii="Helvetica" w:hAnsi="Helvetica" w:eastAsia="Helvetica" w:cs="Helvetica"/>
-                <w:i w:val="false"/>
-                <w:b w:val="false"/>
-                <w:u w:val="none"/>
+                <w:strike w:val="false"/>
+                <w:sz w:val="22"/>
+                <w:szCs w:val="22"/>
+                <w:color w:val="000000"/>
+              </w:rPr>
+            </w:pPr>
+            <w:r>
+              <w:rPr>
+                <w:rFonts w:ascii="Helvetica" w:hAnsi="Helvetica" w:eastAsia="Helvetica" w:cs="Helvetica"/>
+                <w:i w:val="false"/>
+                <w:b w:val="false"/>
+                <w:u w:val="none"/>
+                <w:strike w:val="false"/>
                 <w:sz w:val="22"/>
                 <w:szCs w:val="22"/>
                 <w:color w:val="000000"/>
@@ -5827,7 +5923,6 @@
           </w:tcPr>
           <w:p>
             <w:pPr>
-              <w:pStyle w:val="Normal"/>
               <w:jc w:val="right"/>
               <w:pBdr>
                 <w:bottom w:val="none" w:sz="0" w:space="0" w:color="000000"/>
@@ -5842,17 +5937,19 @@
                 <w:i w:val="false"/>
                 <w:b w:val="false"/>
                 <w:u w:val="none"/>
-                <w:sz w:val="22"/>
-                <w:szCs w:val="22"/>
-                <w:color w:val="000000"/>
-              </w:rPr>
-            </w:pPr>
-            <w:r>
-              <w:rPr>
-                <w:rFonts w:ascii="Helvetica" w:hAnsi="Helvetica" w:eastAsia="Helvetica" w:cs="Helvetica"/>
-                <w:i w:val="false"/>
-                <w:b w:val="false"/>
-                <w:u w:val="none"/>
+                <w:strike w:val="false"/>
+                <w:sz w:val="22"/>
+                <w:szCs w:val="22"/>
+                <w:color w:val="000000"/>
+              </w:rPr>
+            </w:pPr>
+            <w:r>
+              <w:rPr>
+                <w:rFonts w:ascii="Helvetica" w:hAnsi="Helvetica" w:eastAsia="Helvetica" w:cs="Helvetica"/>
+                <w:i w:val="false"/>
+                <w:b w:val="false"/>
+                <w:u w:val="none"/>
+                <w:strike w:val="false"/>
                 <w:sz w:val="22"/>
                 <w:szCs w:val="22"/>
                 <w:color w:val="000000"/>
@@ -5880,7 +5977,6 @@
           </w:tcPr>
           <w:p>
             <w:pPr>
-              <w:pStyle w:val="Normal"/>
               <w:jc w:val="left"/>
               <w:pBdr>
                 <w:bottom w:val="none" w:sz="0" w:space="0" w:color="000000"/>
@@ -5895,17 +5991,19 @@
                 <w:i w:val="false"/>
                 <w:b w:val="false"/>
                 <w:u w:val="none"/>
-                <w:sz w:val="22"/>
-                <w:szCs w:val="22"/>
-                <w:color w:val="000000"/>
-              </w:rPr>
-            </w:pPr>
-            <w:r>
-              <w:rPr>
-                <w:rFonts w:ascii="Helvetica" w:hAnsi="Helvetica" w:eastAsia="Helvetica" w:cs="Helvetica"/>
-                <w:i w:val="false"/>
-                <w:b w:val="false"/>
-                <w:u w:val="none"/>
+                <w:strike w:val="false"/>
+                <w:sz w:val="22"/>
+                <w:szCs w:val="22"/>
+                <w:color w:val="000000"/>
+              </w:rPr>
+            </w:pPr>
+            <w:r>
+              <w:rPr>
+                <w:rFonts w:ascii="Helvetica" w:hAnsi="Helvetica" w:eastAsia="Helvetica" w:cs="Helvetica"/>
+                <w:i w:val="false"/>
+                <w:b w:val="false"/>
+                <w:u w:val="none"/>
+                <w:strike w:val="false"/>
                 <w:sz w:val="22"/>
                 <w:szCs w:val="22"/>
                 <w:color w:val="000000"/>
@@ -5940,7 +6038,6 @@
           </w:tcPr>
           <w:p>
             <w:pPr>
-              <w:pStyle w:val="Normal"/>
               <w:jc w:val="left"/>
               <w:pBdr>
                 <w:bottom w:val="none" w:sz="0" w:space="0" w:color="000000"/>
@@ -5955,17 +6052,19 @@
                 <w:i w:val="false"/>
                 <w:b w:val="false"/>
                 <w:u w:val="none"/>
-                <w:sz w:val="22"/>
-                <w:szCs w:val="22"/>
-                <w:color w:val="000000"/>
-              </w:rPr>
-            </w:pPr>
-            <w:r>
-              <w:rPr>
-                <w:rFonts w:ascii="Helvetica" w:hAnsi="Helvetica" w:eastAsia="Helvetica" w:cs="Helvetica"/>
-                <w:i w:val="false"/>
-                <w:b w:val="false"/>
-                <w:u w:val="none"/>
+                <w:strike w:val="false"/>
+                <w:sz w:val="22"/>
+                <w:szCs w:val="22"/>
+                <w:color w:val="000000"/>
+              </w:rPr>
+            </w:pPr>
+            <w:r>
+              <w:rPr>
+                <w:rFonts w:ascii="Helvetica" w:hAnsi="Helvetica" w:eastAsia="Helvetica" w:cs="Helvetica"/>
+                <w:i w:val="false"/>
+                <w:b w:val="false"/>
+                <w:u w:val="none"/>
+                <w:strike w:val="false"/>
                 <w:sz w:val="22"/>
                 <w:szCs w:val="22"/>
                 <w:color w:val="000000"/>
@@ -5993,7 +6092,6 @@
           </w:tcPr>
           <w:p>
             <w:pPr>
-              <w:pStyle w:val="Normal"/>
               <w:jc w:val="left"/>
               <w:pBdr>
                 <w:bottom w:val="none" w:sz="0" w:space="0" w:color="000000"/>
@@ -6008,17 +6106,19 @@
                 <w:i w:val="false"/>
                 <w:b w:val="false"/>
                 <w:u w:val="none"/>
-                <w:sz w:val="22"/>
-                <w:szCs w:val="22"/>
-                <w:color w:val="000000"/>
-              </w:rPr>
-            </w:pPr>
-            <w:r>
-              <w:rPr>
-                <w:rFonts w:ascii="Helvetica" w:hAnsi="Helvetica" w:eastAsia="Helvetica" w:cs="Helvetica"/>
-                <w:i w:val="false"/>
-                <w:b w:val="false"/>
-                <w:u w:val="none"/>
+                <w:strike w:val="false"/>
+                <w:sz w:val="22"/>
+                <w:szCs w:val="22"/>
+                <w:color w:val="000000"/>
+              </w:rPr>
+            </w:pPr>
+            <w:r>
+              <w:rPr>
+                <w:rFonts w:ascii="Helvetica" w:hAnsi="Helvetica" w:eastAsia="Helvetica" w:cs="Helvetica"/>
+                <w:i w:val="false"/>
+                <w:b w:val="false"/>
+                <w:u w:val="none"/>
+                <w:strike w:val="false"/>
                 <w:sz w:val="22"/>
                 <w:szCs w:val="22"/>
                 <w:color w:val="000000"/>
@@ -6046,7 +6146,6 @@
           </w:tcPr>
           <w:p>
             <w:pPr>
-              <w:pStyle w:val="Normal"/>
               <w:jc w:val="right"/>
               <w:pBdr>
                 <w:bottom w:val="none" w:sz="0" w:space="0" w:color="000000"/>
@@ -6061,17 +6160,19 @@
                 <w:i w:val="false"/>
                 <w:b w:val="false"/>
                 <w:u w:val="none"/>
-                <w:sz w:val="22"/>
-                <w:szCs w:val="22"/>
-                <w:color w:val="000000"/>
-              </w:rPr>
-            </w:pPr>
-            <w:r>
-              <w:rPr>
-                <w:rFonts w:ascii="Helvetica" w:hAnsi="Helvetica" w:eastAsia="Helvetica" w:cs="Helvetica"/>
-                <w:i w:val="false"/>
-                <w:b w:val="false"/>
-                <w:u w:val="none"/>
+                <w:strike w:val="false"/>
+                <w:sz w:val="22"/>
+                <w:szCs w:val="22"/>
+                <w:color w:val="000000"/>
+              </w:rPr>
+            </w:pPr>
+            <w:r>
+              <w:rPr>
+                <w:rFonts w:ascii="Helvetica" w:hAnsi="Helvetica" w:eastAsia="Helvetica" w:cs="Helvetica"/>
+                <w:i w:val="false"/>
+                <w:b w:val="false"/>
+                <w:u w:val="none"/>
+                <w:strike w:val="false"/>
                 <w:sz w:val="22"/>
                 <w:szCs w:val="22"/>
                 <w:color w:val="000000"/>
@@ -6099,7 +6200,6 @@
           </w:tcPr>
           <w:p>
             <w:pPr>
-              <w:pStyle w:val="Normal"/>
               <w:jc w:val="right"/>
               <w:pBdr>
                 <w:bottom w:val="none" w:sz="0" w:space="0" w:color="000000"/>
@@ -6114,17 +6214,19 @@
                 <w:i w:val="false"/>
                 <w:b w:val="false"/>
                 <w:u w:val="none"/>
-                <w:sz w:val="22"/>
-                <w:szCs w:val="22"/>
-                <w:color w:val="000000"/>
-              </w:rPr>
-            </w:pPr>
-            <w:r>
-              <w:rPr>
-                <w:rFonts w:ascii="Helvetica" w:hAnsi="Helvetica" w:eastAsia="Helvetica" w:cs="Helvetica"/>
-                <w:i w:val="false"/>
-                <w:b w:val="false"/>
-                <w:u w:val="none"/>
+                <w:strike w:val="false"/>
+                <w:sz w:val="22"/>
+                <w:szCs w:val="22"/>
+                <w:color w:val="000000"/>
+              </w:rPr>
+            </w:pPr>
+            <w:r>
+              <w:rPr>
+                <w:rFonts w:ascii="Helvetica" w:hAnsi="Helvetica" w:eastAsia="Helvetica" w:cs="Helvetica"/>
+                <w:i w:val="false"/>
+                <w:b w:val="false"/>
+                <w:u w:val="none"/>
+                <w:strike w:val="false"/>
                 <w:sz w:val="22"/>
                 <w:szCs w:val="22"/>
                 <w:color w:val="000000"/>
@@ -6152,7 +6254,6 @@
           </w:tcPr>
           <w:p>
             <w:pPr>
-              <w:pStyle w:val="Normal"/>
               <w:jc w:val="right"/>
               <w:pBdr>
                 <w:bottom w:val="none" w:sz="0" w:space="0" w:color="000000"/>
@@ -6167,17 +6268,19 @@
                 <w:i w:val="false"/>
                 <w:b w:val="false"/>
                 <w:u w:val="none"/>
-                <w:sz w:val="22"/>
-                <w:szCs w:val="22"/>
-                <w:color w:val="000000"/>
-              </w:rPr>
-            </w:pPr>
-            <w:r>
-              <w:rPr>
-                <w:rFonts w:ascii="Helvetica" w:hAnsi="Helvetica" w:eastAsia="Helvetica" w:cs="Helvetica"/>
-                <w:i w:val="false"/>
-                <w:b w:val="false"/>
-                <w:u w:val="none"/>
+                <w:strike w:val="false"/>
+                <w:sz w:val="22"/>
+                <w:szCs w:val="22"/>
+                <w:color w:val="000000"/>
+              </w:rPr>
+            </w:pPr>
+            <w:r>
+              <w:rPr>
+                <w:rFonts w:ascii="Helvetica" w:hAnsi="Helvetica" w:eastAsia="Helvetica" w:cs="Helvetica"/>
+                <w:i w:val="false"/>
+                <w:b w:val="false"/>
+                <w:u w:val="none"/>
+                <w:strike w:val="false"/>
                 <w:sz w:val="22"/>
                 <w:szCs w:val="22"/>
                 <w:color w:val="000000"/>
@@ -6205,7 +6308,6 @@
           </w:tcPr>
           <w:p>
             <w:pPr>
-              <w:pStyle w:val="Normal"/>
               <w:jc w:val="right"/>
               <w:pBdr>
                 <w:bottom w:val="none" w:sz="0" w:space="0" w:color="000000"/>
@@ -6220,17 +6322,19 @@
                 <w:i w:val="false"/>
                 <w:b w:val="false"/>
                 <w:u w:val="none"/>
-                <w:sz w:val="22"/>
-                <w:szCs w:val="22"/>
-                <w:color w:val="000000"/>
-              </w:rPr>
-            </w:pPr>
-            <w:r>
-              <w:rPr>
-                <w:rFonts w:ascii="Helvetica" w:hAnsi="Helvetica" w:eastAsia="Helvetica" w:cs="Helvetica"/>
-                <w:i w:val="false"/>
-                <w:b w:val="false"/>
-                <w:u w:val="none"/>
+                <w:strike w:val="false"/>
+                <w:sz w:val="22"/>
+                <w:szCs w:val="22"/>
+                <w:color w:val="000000"/>
+              </w:rPr>
+            </w:pPr>
+            <w:r>
+              <w:rPr>
+                <w:rFonts w:ascii="Helvetica" w:hAnsi="Helvetica" w:eastAsia="Helvetica" w:cs="Helvetica"/>
+                <w:i w:val="false"/>
+                <w:b w:val="false"/>
+                <w:u w:val="none"/>
+                <w:strike w:val="false"/>
                 <w:sz w:val="22"/>
                 <w:szCs w:val="22"/>
                 <w:color w:val="000000"/>
@@ -6258,7 +6362,6 @@
           </w:tcPr>
           <w:p>
             <w:pPr>
-              <w:pStyle w:val="Normal"/>
               <w:jc w:val="left"/>
               <w:pBdr>
                 <w:bottom w:val="none" w:sz="0" w:space="0" w:color="000000"/>
@@ -6273,17 +6376,19 @@
                 <w:i w:val="false"/>
                 <w:b w:val="false"/>
                 <w:u w:val="none"/>
-                <w:sz w:val="22"/>
-                <w:szCs w:val="22"/>
-                <w:color w:val="000000"/>
-              </w:rPr>
-            </w:pPr>
-            <w:r>
-              <w:rPr>
-                <w:rFonts w:ascii="Helvetica" w:hAnsi="Helvetica" w:eastAsia="Helvetica" w:cs="Helvetica"/>
-                <w:i w:val="false"/>
-                <w:b w:val="false"/>
-                <w:u w:val="none"/>
+                <w:strike w:val="false"/>
+                <w:sz w:val="22"/>
+                <w:szCs w:val="22"/>
+                <w:color w:val="000000"/>
+              </w:rPr>
+            </w:pPr>
+            <w:r>
+              <w:rPr>
+                <w:rFonts w:ascii="Helvetica" w:hAnsi="Helvetica" w:eastAsia="Helvetica" w:cs="Helvetica"/>
+                <w:i w:val="false"/>
+                <w:b w:val="false"/>
+                <w:u w:val="none"/>
+                <w:strike w:val="false"/>
                 <w:sz w:val="22"/>
                 <w:szCs w:val="22"/>
                 <w:color w:val="000000"/>
@@ -6318,7 +6423,6 @@
           </w:tcPr>
           <w:p>
             <w:pPr>
-              <w:pStyle w:val="Normal"/>
               <w:jc w:val="left"/>
               <w:pBdr>
                 <w:bottom w:val="none" w:sz="0" w:space="0" w:color="000000"/>
@@ -6333,6 +6437,7 @@
                 <w:i w:val="false"/>
                 <w:b w:val="false"/>
                 <w:u w:val="none"/>
+                <w:strike w:val="false"/>
                 <w:sz w:val="22"/>
                 <w:szCs w:val="22"/>
                 <w:color w:val="000000"/>
@@ -6359,7 +6464,6 @@
           </w:tcPr>
           <w:p>
             <w:pPr>
-              <w:pStyle w:val="Normal"/>
               <w:jc w:val="left"/>
               <w:pBdr>
                 <w:bottom w:val="none" w:sz="0" w:space="0" w:color="000000"/>
@@ -6374,17 +6478,19 @@
                 <w:i w:val="false"/>
                 <w:b w:val="false"/>
                 <w:u w:val="none"/>
-                <w:sz w:val="22"/>
-                <w:szCs w:val="22"/>
-                <w:color w:val="000000"/>
-              </w:rPr>
-            </w:pPr>
-            <w:r>
-              <w:rPr>
-                <w:rFonts w:ascii="Helvetica" w:hAnsi="Helvetica" w:eastAsia="Helvetica" w:cs="Helvetica"/>
-                <w:i w:val="false"/>
-                <w:b w:val="false"/>
-                <w:u w:val="none"/>
+                <w:strike w:val="false"/>
+                <w:sz w:val="22"/>
+                <w:szCs w:val="22"/>
+                <w:color w:val="000000"/>
+              </w:rPr>
+            </w:pPr>
+            <w:r>
+              <w:rPr>
+                <w:rFonts w:ascii="Helvetica" w:hAnsi="Helvetica" w:eastAsia="Helvetica" w:cs="Helvetica"/>
+                <w:i w:val="false"/>
+                <w:b w:val="false"/>
+                <w:u w:val="none"/>
+                <w:strike w:val="false"/>
                 <w:sz w:val="22"/>
                 <w:szCs w:val="22"/>
                 <w:color w:val="000000"/>
@@ -6412,7 +6518,6 @@
           </w:tcPr>
           <w:p>
             <w:pPr>
-              <w:pStyle w:val="Normal"/>
               <w:jc w:val="right"/>
               <w:pBdr>
                 <w:bottom w:val="none" w:sz="0" w:space="0" w:color="000000"/>
@@ -6427,17 +6532,19 @@
                 <w:i w:val="false"/>
                 <w:b w:val="false"/>
                 <w:u w:val="none"/>
-                <w:sz w:val="22"/>
-                <w:szCs w:val="22"/>
-                <w:color w:val="000000"/>
-              </w:rPr>
-            </w:pPr>
-            <w:r>
-              <w:rPr>
-                <w:rFonts w:ascii="Helvetica" w:hAnsi="Helvetica" w:eastAsia="Helvetica" w:cs="Helvetica"/>
-                <w:i w:val="false"/>
-                <w:b w:val="false"/>
-                <w:u w:val="none"/>
+                <w:strike w:val="false"/>
+                <w:sz w:val="22"/>
+                <w:szCs w:val="22"/>
+                <w:color w:val="000000"/>
+              </w:rPr>
+            </w:pPr>
+            <w:r>
+              <w:rPr>
+                <w:rFonts w:ascii="Helvetica" w:hAnsi="Helvetica" w:eastAsia="Helvetica" w:cs="Helvetica"/>
+                <w:i w:val="false"/>
+                <w:b w:val="false"/>
+                <w:u w:val="none"/>
+                <w:strike w:val="false"/>
                 <w:sz w:val="22"/>
                 <w:szCs w:val="22"/>
                 <w:color w:val="000000"/>
@@ -6465,7 +6572,6 @@
           </w:tcPr>
           <w:p>
             <w:pPr>
-              <w:pStyle w:val="Normal"/>
               <w:jc w:val="right"/>
               <w:pBdr>
                 <w:bottom w:val="none" w:sz="0" w:space="0" w:color="000000"/>
@@ -6480,17 +6586,19 @@
                 <w:i w:val="false"/>
                 <w:b w:val="false"/>
                 <w:u w:val="none"/>
-                <w:sz w:val="22"/>
-                <w:szCs w:val="22"/>
-                <w:color w:val="000000"/>
-              </w:rPr>
-            </w:pPr>
-            <w:r>
-              <w:rPr>
-                <w:rFonts w:ascii="Helvetica" w:hAnsi="Helvetica" w:eastAsia="Helvetica" w:cs="Helvetica"/>
-                <w:i w:val="false"/>
-                <w:b w:val="false"/>
-                <w:u w:val="none"/>
+                <w:strike w:val="false"/>
+                <w:sz w:val="22"/>
+                <w:szCs w:val="22"/>
+                <w:color w:val="000000"/>
+              </w:rPr>
+            </w:pPr>
+            <w:r>
+              <w:rPr>
+                <w:rFonts w:ascii="Helvetica" w:hAnsi="Helvetica" w:eastAsia="Helvetica" w:cs="Helvetica"/>
+                <w:i w:val="false"/>
+                <w:b w:val="false"/>
+                <w:u w:val="none"/>
+                <w:strike w:val="false"/>
                 <w:sz w:val="22"/>
                 <w:szCs w:val="22"/>
                 <w:color w:val="000000"/>
@@ -6518,7 +6626,6 @@
           </w:tcPr>
           <w:p>
             <w:pPr>
-              <w:pStyle w:val="Normal"/>
               <w:jc w:val="right"/>
               <w:pBdr>
                 <w:bottom w:val="none" w:sz="0" w:space="0" w:color="000000"/>
@@ -6533,17 +6640,19 @@
                 <w:i w:val="false"/>
                 <w:b w:val="false"/>
                 <w:u w:val="none"/>
-                <w:sz w:val="22"/>
-                <w:szCs w:val="22"/>
-                <w:color w:val="000000"/>
-              </w:rPr>
-            </w:pPr>
-            <w:r>
-              <w:rPr>
-                <w:rFonts w:ascii="Helvetica" w:hAnsi="Helvetica" w:eastAsia="Helvetica" w:cs="Helvetica"/>
-                <w:i w:val="false"/>
-                <w:b w:val="false"/>
-                <w:u w:val="none"/>
+                <w:strike w:val="false"/>
+                <w:sz w:val="22"/>
+                <w:szCs w:val="22"/>
+                <w:color w:val="000000"/>
+              </w:rPr>
+            </w:pPr>
+            <w:r>
+              <w:rPr>
+                <w:rFonts w:ascii="Helvetica" w:hAnsi="Helvetica" w:eastAsia="Helvetica" w:cs="Helvetica"/>
+                <w:i w:val="false"/>
+                <w:b w:val="false"/>
+                <w:u w:val="none"/>
+                <w:strike w:val="false"/>
                 <w:sz w:val="22"/>
                 <w:szCs w:val="22"/>
                 <w:color w:val="000000"/>
@@ -6571,7 +6680,6 @@
           </w:tcPr>
           <w:p>
             <w:pPr>
-              <w:pStyle w:val="Normal"/>
               <w:jc w:val="right"/>
               <w:pBdr>
                 <w:bottom w:val="none" w:sz="0" w:space="0" w:color="000000"/>
@@ -6586,17 +6694,19 @@
                 <w:i w:val="false"/>
                 <w:b w:val="false"/>
                 <w:u w:val="none"/>
-                <w:sz w:val="22"/>
-                <w:szCs w:val="22"/>
-                <w:color w:val="000000"/>
-              </w:rPr>
-            </w:pPr>
-            <w:r>
-              <w:rPr>
-                <w:rFonts w:ascii="Helvetica" w:hAnsi="Helvetica" w:eastAsia="Helvetica" w:cs="Helvetica"/>
-                <w:i w:val="false"/>
-                <w:b w:val="false"/>
-                <w:u w:val="none"/>
+                <w:strike w:val="false"/>
+                <w:sz w:val="22"/>
+                <w:szCs w:val="22"/>
+                <w:color w:val="000000"/>
+              </w:rPr>
+            </w:pPr>
+            <w:r>
+              <w:rPr>
+                <w:rFonts w:ascii="Helvetica" w:hAnsi="Helvetica" w:eastAsia="Helvetica" w:cs="Helvetica"/>
+                <w:i w:val="false"/>
+                <w:b w:val="false"/>
+                <w:u w:val="none"/>
+                <w:strike w:val="false"/>
                 <w:sz w:val="22"/>
                 <w:szCs w:val="22"/>
                 <w:color w:val="000000"/>
@@ -6624,7 +6734,6 @@
           </w:tcPr>
           <w:p>
             <w:pPr>
-              <w:pStyle w:val="Normal"/>
               <w:jc w:val="left"/>
               <w:pBdr>
                 <w:bottom w:val="none" w:sz="0" w:space="0" w:color="000000"/>
@@ -6639,17 +6748,19 @@
                 <w:i w:val="false"/>
                 <w:b w:val="false"/>
                 <w:u w:val="none"/>
-                <w:sz w:val="22"/>
-                <w:szCs w:val="22"/>
-                <w:color w:val="000000"/>
-              </w:rPr>
-            </w:pPr>
-            <w:r>
-              <w:rPr>
-                <w:rFonts w:ascii="Helvetica" w:hAnsi="Helvetica" w:eastAsia="Helvetica" w:cs="Helvetica"/>
-                <w:i w:val="false"/>
-                <w:b w:val="false"/>
-                <w:u w:val="none"/>
+                <w:strike w:val="false"/>
+                <w:sz w:val="22"/>
+                <w:szCs w:val="22"/>
+                <w:color w:val="000000"/>
+              </w:rPr>
+            </w:pPr>
+            <w:r>
+              <w:rPr>
+                <w:rFonts w:ascii="Helvetica" w:hAnsi="Helvetica" w:eastAsia="Helvetica" w:cs="Helvetica"/>
+                <w:i w:val="false"/>
+                <w:b w:val="false"/>
+                <w:u w:val="none"/>
+                <w:strike w:val="false"/>
                 <w:sz w:val="22"/>
                 <w:szCs w:val="22"/>
                 <w:color w:val="000000"/>
@@ -6684,7 +6795,6 @@
           </w:tcPr>
           <w:p>
             <w:pPr>
-              <w:pStyle w:val="Normal"/>
               <w:jc w:val="left"/>
               <w:pBdr>
                 <w:bottom w:val="none" w:sz="0" w:space="0" w:color="000000"/>
@@ -6699,6 +6809,7 @@
                 <w:i w:val="false"/>
                 <w:b w:val="false"/>
                 <w:u w:val="none"/>
+                <w:strike w:val="false"/>
                 <w:sz w:val="22"/>
                 <w:szCs w:val="22"/>
                 <w:color w:val="000000"/>
@@ -6725,7 +6836,6 @@
           </w:tcPr>
           <w:p>
             <w:pPr>
-              <w:pStyle w:val="Normal"/>
               <w:jc w:val="left"/>
               <w:pBdr>
                 <w:bottom w:val="none" w:sz="0" w:space="0" w:color="000000"/>
@@ -6740,17 +6850,19 @@
                 <w:i w:val="false"/>
                 <w:b w:val="false"/>
                 <w:u w:val="none"/>
-                <w:sz w:val="22"/>
-                <w:szCs w:val="22"/>
-                <w:color w:val="000000"/>
-              </w:rPr>
-            </w:pPr>
-            <w:r>
-              <w:rPr>
-                <w:rFonts w:ascii="Helvetica" w:hAnsi="Helvetica" w:eastAsia="Helvetica" w:cs="Helvetica"/>
-                <w:i w:val="false"/>
-                <w:b w:val="false"/>
-                <w:u w:val="none"/>
+                <w:strike w:val="false"/>
+                <w:sz w:val="22"/>
+                <w:szCs w:val="22"/>
+                <w:color w:val="000000"/>
+              </w:rPr>
+            </w:pPr>
+            <w:r>
+              <w:rPr>
+                <w:rFonts w:ascii="Helvetica" w:hAnsi="Helvetica" w:eastAsia="Helvetica" w:cs="Helvetica"/>
+                <w:i w:val="false"/>
+                <w:b w:val="false"/>
+                <w:u w:val="none"/>
+                <w:strike w:val="false"/>
                 <w:sz w:val="22"/>
                 <w:szCs w:val="22"/>
                 <w:color w:val="000000"/>
@@ -6778,7 +6890,6 @@
           </w:tcPr>
           <w:p>
             <w:pPr>
-              <w:pStyle w:val="Normal"/>
               <w:jc w:val="right"/>
               <w:pBdr>
                 <w:bottom w:val="none" w:sz="0" w:space="0" w:color="000000"/>
@@ -6793,17 +6904,19 @@
                 <w:i w:val="false"/>
                 <w:b w:val="false"/>
                 <w:u w:val="none"/>
-                <w:sz w:val="22"/>
-                <w:szCs w:val="22"/>
-                <w:color w:val="000000"/>
-              </w:rPr>
-            </w:pPr>
-            <w:r>
-              <w:rPr>
-                <w:rFonts w:ascii="Helvetica" w:hAnsi="Helvetica" w:eastAsia="Helvetica" w:cs="Helvetica"/>
-                <w:i w:val="false"/>
-                <w:b w:val="false"/>
-                <w:u w:val="none"/>
+                <w:strike w:val="false"/>
+                <w:sz w:val="22"/>
+                <w:szCs w:val="22"/>
+                <w:color w:val="000000"/>
+              </w:rPr>
+            </w:pPr>
+            <w:r>
+              <w:rPr>
+                <w:rFonts w:ascii="Helvetica" w:hAnsi="Helvetica" w:eastAsia="Helvetica" w:cs="Helvetica"/>
+                <w:i w:val="false"/>
+                <w:b w:val="false"/>
+                <w:u w:val="none"/>
+                <w:strike w:val="false"/>
                 <w:sz w:val="22"/>
                 <w:szCs w:val="22"/>
                 <w:color w:val="000000"/>
@@ -6831,7 +6944,6 @@
           </w:tcPr>
           <w:p>
             <w:pPr>
-              <w:pStyle w:val="Normal"/>
               <w:jc w:val="right"/>
               <w:pBdr>
                 <w:bottom w:val="none" w:sz="0" w:space="0" w:color="000000"/>
@@ -6846,17 +6958,19 @@
                 <w:i w:val="false"/>
                 <w:b w:val="false"/>
                 <w:u w:val="none"/>
-                <w:sz w:val="22"/>
-                <w:szCs w:val="22"/>
-                <w:color w:val="000000"/>
-              </w:rPr>
-            </w:pPr>
-            <w:r>
-              <w:rPr>
-                <w:rFonts w:ascii="Helvetica" w:hAnsi="Helvetica" w:eastAsia="Helvetica" w:cs="Helvetica"/>
-                <w:i w:val="false"/>
-                <w:b w:val="false"/>
-                <w:u w:val="none"/>
+                <w:strike w:val="false"/>
+                <w:sz w:val="22"/>
+                <w:szCs w:val="22"/>
+                <w:color w:val="000000"/>
+              </w:rPr>
+            </w:pPr>
+            <w:r>
+              <w:rPr>
+                <w:rFonts w:ascii="Helvetica" w:hAnsi="Helvetica" w:eastAsia="Helvetica" w:cs="Helvetica"/>
+                <w:i w:val="false"/>
+                <w:b w:val="false"/>
+                <w:u w:val="none"/>
+                <w:strike w:val="false"/>
                 <w:sz w:val="22"/>
                 <w:szCs w:val="22"/>
                 <w:color w:val="000000"/>
@@ -6884,7 +6998,6 @@
           </w:tcPr>
           <w:p>
             <w:pPr>
-              <w:pStyle w:val="Normal"/>
               <w:jc w:val="right"/>
               <w:pBdr>
                 <w:bottom w:val="none" w:sz="0" w:space="0" w:color="000000"/>
@@ -6899,17 +7012,19 @@
                 <w:i w:val="false"/>
                 <w:b w:val="false"/>
                 <w:u w:val="none"/>
-                <w:sz w:val="22"/>
-                <w:szCs w:val="22"/>
-                <w:color w:val="000000"/>
-              </w:rPr>
-            </w:pPr>
-            <w:r>
-              <w:rPr>
-                <w:rFonts w:ascii="Helvetica" w:hAnsi="Helvetica" w:eastAsia="Helvetica" w:cs="Helvetica"/>
-                <w:i w:val="false"/>
-                <w:b w:val="false"/>
-                <w:u w:val="none"/>
+                <w:strike w:val="false"/>
+                <w:sz w:val="22"/>
+                <w:szCs w:val="22"/>
+                <w:color w:val="000000"/>
+              </w:rPr>
+            </w:pPr>
+            <w:r>
+              <w:rPr>
+                <w:rFonts w:ascii="Helvetica" w:hAnsi="Helvetica" w:eastAsia="Helvetica" w:cs="Helvetica"/>
+                <w:i w:val="false"/>
+                <w:b w:val="false"/>
+                <w:u w:val="none"/>
+                <w:strike w:val="false"/>
                 <w:sz w:val="22"/>
                 <w:szCs w:val="22"/>
                 <w:color w:val="000000"/>
@@ -6937,7 +7052,6 @@
           </w:tcPr>
           <w:p>
             <w:pPr>
-              <w:pStyle w:val="Normal"/>
               <w:jc w:val="right"/>
               <w:pBdr>
                 <w:bottom w:val="none" w:sz="0" w:space="0" w:color="000000"/>
@@ -6952,17 +7066,19 @@
                 <w:i w:val="false"/>
                 <w:b w:val="false"/>
                 <w:u w:val="none"/>
-                <w:sz w:val="22"/>
-                <w:szCs w:val="22"/>
-                <w:color w:val="000000"/>
-              </w:rPr>
-            </w:pPr>
-            <w:r>
-              <w:rPr>
-                <w:rFonts w:ascii="Helvetica" w:hAnsi="Helvetica" w:eastAsia="Helvetica" w:cs="Helvetica"/>
-                <w:i w:val="false"/>
-                <w:b w:val="false"/>
-                <w:u w:val="none"/>
+                <w:strike w:val="false"/>
+                <w:sz w:val="22"/>
+                <w:szCs w:val="22"/>
+                <w:color w:val="000000"/>
+              </w:rPr>
+            </w:pPr>
+            <w:r>
+              <w:rPr>
+                <w:rFonts w:ascii="Helvetica" w:hAnsi="Helvetica" w:eastAsia="Helvetica" w:cs="Helvetica"/>
+                <w:i w:val="false"/>
+                <w:b w:val="false"/>
+                <w:u w:val="none"/>
+                <w:strike w:val="false"/>
                 <w:sz w:val="22"/>
                 <w:szCs w:val="22"/>
                 <w:color w:val="000000"/>
@@ -6990,7 +7106,6 @@
           </w:tcPr>
           <w:p>
             <w:pPr>
-              <w:pStyle w:val="Normal"/>
               <w:jc w:val="left"/>
               <w:pBdr>
                 <w:bottom w:val="none" w:sz="0" w:space="0" w:color="000000"/>
@@ -7005,17 +7120,19 @@
                 <w:i w:val="false"/>
                 <w:b w:val="false"/>
                 <w:u w:val="none"/>
-                <w:sz w:val="22"/>
-                <w:szCs w:val="22"/>
-                <w:color w:val="000000"/>
-              </w:rPr>
-            </w:pPr>
-            <w:r>
-              <w:rPr>
-                <w:rFonts w:ascii="Helvetica" w:hAnsi="Helvetica" w:eastAsia="Helvetica" w:cs="Helvetica"/>
-                <w:i w:val="false"/>
-                <w:b w:val="false"/>
-                <w:u w:val="none"/>
+                <w:strike w:val="false"/>
+                <w:sz w:val="22"/>
+                <w:szCs w:val="22"/>
+                <w:color w:val="000000"/>
+              </w:rPr>
+            </w:pPr>
+            <w:r>
+              <w:rPr>
+                <w:rFonts w:ascii="Helvetica" w:hAnsi="Helvetica" w:eastAsia="Helvetica" w:cs="Helvetica"/>
+                <w:i w:val="false"/>
+                <w:b w:val="false"/>
+                <w:u w:val="none"/>
+                <w:strike w:val="false"/>
                 <w:sz w:val="22"/>
                 <w:szCs w:val="22"/>
                 <w:color w:val="000000"/>

--- a/Data/Tables/table_mh_over1.docx
+++ b/Data/Tables/table_mh_over1.docx
@@ -60,6 +60,7 @@
           </w:tcPr>
           <w:p>
             <w:pPr>
+              <w:pStyle w:val="Normal"/>
               <w:jc w:val="left"/>
               <w:pBdr>
                 <w:bottom w:val="none" w:sz="0" w:space="0" w:color="000000"/>
@@ -74,19 +75,17 @@
                 <w:i w:val="false"/>
                 <w:b w:val="false"/>
                 <w:u w:val="none"/>
-                <w:strike w:val="false"/>
-                <w:sz w:val="22"/>
-                <w:szCs w:val="22"/>
-                <w:color w:val="000000"/>
-              </w:rPr>
-            </w:pPr>
-            <w:r>
-              <w:rPr>
-                <w:rFonts w:ascii="Helvetica" w:hAnsi="Helvetica" w:eastAsia="Helvetica" w:cs="Helvetica"/>
-                <w:i w:val="false"/>
-                <w:b w:val="false"/>
-                <w:u w:val="none"/>
-                <w:strike w:val="false"/>
+                <w:sz w:val="22"/>
+                <w:szCs w:val="22"/>
+                <w:color w:val="000000"/>
+              </w:rPr>
+            </w:pPr>
+            <w:r>
+              <w:rPr>
+                <w:rFonts w:ascii="Helvetica" w:hAnsi="Helvetica" w:eastAsia="Helvetica" w:cs="Helvetica"/>
+                <w:i w:val="false"/>
+                <w:b w:val="false"/>
+                <w:u w:val="none"/>
                 <w:sz w:val="22"/>
                 <w:szCs w:val="22"/>
                 <w:color w:val="000000"/>
@@ -114,6 +113,7 @@
           </w:tcPr>
           <w:p>
             <w:pPr>
+              <w:pStyle w:val="Normal"/>
               <w:jc w:val="left"/>
               <w:pBdr>
                 <w:bottom w:val="none" w:sz="0" w:space="0" w:color="000000"/>
@@ -128,19 +128,17 @@
                 <w:i w:val="false"/>
                 <w:b w:val="false"/>
                 <w:u w:val="none"/>
-                <w:strike w:val="false"/>
-                <w:sz w:val="22"/>
-                <w:szCs w:val="22"/>
-                <w:color w:val="000000"/>
-              </w:rPr>
-            </w:pPr>
-            <w:r>
-              <w:rPr>
-                <w:rFonts w:ascii="Helvetica" w:hAnsi="Helvetica" w:eastAsia="Helvetica" w:cs="Helvetica"/>
-                <w:i w:val="false"/>
-                <w:b w:val="false"/>
-                <w:u w:val="none"/>
-                <w:strike w:val="false"/>
+                <w:sz w:val="22"/>
+                <w:szCs w:val="22"/>
+                <w:color w:val="000000"/>
+              </w:rPr>
+            </w:pPr>
+            <w:r>
+              <w:rPr>
+                <w:rFonts w:ascii="Helvetica" w:hAnsi="Helvetica" w:eastAsia="Helvetica" w:cs="Helvetica"/>
+                <w:i w:val="false"/>
+                <w:b w:val="false"/>
+                <w:u w:val="none"/>
                 <w:sz w:val="22"/>
                 <w:szCs w:val="22"/>
                 <w:color w:val="000000"/>
@@ -168,6 +166,7 @@
           </w:tcPr>
           <w:p>
             <w:pPr>
+              <w:pStyle w:val="Normal"/>
               <w:jc w:val="right"/>
               <w:pBdr>
                 <w:bottom w:val="none" w:sz="0" w:space="0" w:color="000000"/>
@@ -182,19 +181,17 @@
                 <w:i w:val="false"/>
                 <w:b w:val="false"/>
                 <w:u w:val="none"/>
-                <w:strike w:val="false"/>
-                <w:sz w:val="22"/>
-                <w:szCs w:val="22"/>
-                <w:color w:val="000000"/>
-              </w:rPr>
-            </w:pPr>
-            <w:r>
-              <w:rPr>
-                <w:rFonts w:ascii="Helvetica" w:hAnsi="Helvetica" w:eastAsia="Helvetica" w:cs="Helvetica"/>
-                <w:i w:val="false"/>
-                <w:b w:val="false"/>
-                <w:u w:val="none"/>
-                <w:strike w:val="false"/>
+                <w:sz w:val="22"/>
+                <w:szCs w:val="22"/>
+                <w:color w:val="000000"/>
+              </w:rPr>
+            </w:pPr>
+            <w:r>
+              <w:rPr>
+                <w:rFonts w:ascii="Helvetica" w:hAnsi="Helvetica" w:eastAsia="Helvetica" w:cs="Helvetica"/>
+                <w:i w:val="false"/>
+                <w:b w:val="false"/>
+                <w:u w:val="none"/>
                 <w:sz w:val="22"/>
                 <w:szCs w:val="22"/>
                 <w:color w:val="000000"/>
@@ -222,6 +219,7 @@
           </w:tcPr>
           <w:p>
             <w:pPr>
+              <w:pStyle w:val="Normal"/>
               <w:jc w:val="right"/>
               <w:pBdr>
                 <w:bottom w:val="none" w:sz="0" w:space="0" w:color="000000"/>
@@ -236,19 +234,17 @@
                 <w:i w:val="false"/>
                 <w:b w:val="false"/>
                 <w:u w:val="none"/>
-                <w:strike w:val="false"/>
-                <w:sz w:val="22"/>
-                <w:szCs w:val="22"/>
-                <w:color w:val="000000"/>
-              </w:rPr>
-            </w:pPr>
-            <w:r>
-              <w:rPr>
-                <w:rFonts w:ascii="Helvetica" w:hAnsi="Helvetica" w:eastAsia="Helvetica" w:cs="Helvetica"/>
-                <w:i w:val="false"/>
-                <w:b w:val="false"/>
-                <w:u w:val="none"/>
-                <w:strike w:val="false"/>
+                <w:sz w:val="22"/>
+                <w:szCs w:val="22"/>
+                <w:color w:val="000000"/>
+              </w:rPr>
+            </w:pPr>
+            <w:r>
+              <w:rPr>
+                <w:rFonts w:ascii="Helvetica" w:hAnsi="Helvetica" w:eastAsia="Helvetica" w:cs="Helvetica"/>
+                <w:i w:val="false"/>
+                <w:b w:val="false"/>
+                <w:u w:val="none"/>
                 <w:sz w:val="22"/>
                 <w:szCs w:val="22"/>
                 <w:color w:val="000000"/>
@@ -276,6 +272,7 @@
           </w:tcPr>
           <w:p>
             <w:pPr>
+              <w:pStyle w:val="Normal"/>
               <w:jc w:val="right"/>
               <w:pBdr>
                 <w:bottom w:val="none" w:sz="0" w:space="0" w:color="000000"/>
@@ -290,19 +287,17 @@
                 <w:i w:val="false"/>
                 <w:b w:val="false"/>
                 <w:u w:val="none"/>
-                <w:strike w:val="false"/>
-                <w:sz w:val="22"/>
-                <w:szCs w:val="22"/>
-                <w:color w:val="000000"/>
-              </w:rPr>
-            </w:pPr>
-            <w:r>
-              <w:rPr>
-                <w:rFonts w:ascii="Helvetica" w:hAnsi="Helvetica" w:eastAsia="Helvetica" w:cs="Helvetica"/>
-                <w:i w:val="false"/>
-                <w:b w:val="false"/>
-                <w:u w:val="none"/>
-                <w:strike w:val="false"/>
+                <w:sz w:val="22"/>
+                <w:szCs w:val="22"/>
+                <w:color w:val="000000"/>
+              </w:rPr>
+            </w:pPr>
+            <w:r>
+              <w:rPr>
+                <w:rFonts w:ascii="Helvetica" w:hAnsi="Helvetica" w:eastAsia="Helvetica" w:cs="Helvetica"/>
+                <w:i w:val="false"/>
+                <w:b w:val="false"/>
+                <w:u w:val="none"/>
                 <w:sz w:val="22"/>
                 <w:szCs w:val="22"/>
                 <w:color w:val="000000"/>
@@ -330,6 +325,7 @@
           </w:tcPr>
           <w:p>
             <w:pPr>
+              <w:pStyle w:val="Normal"/>
               <w:jc w:val="right"/>
               <w:pBdr>
                 <w:bottom w:val="none" w:sz="0" w:space="0" w:color="000000"/>
@@ -344,19 +340,17 @@
                 <w:i w:val="false"/>
                 <w:b w:val="false"/>
                 <w:u w:val="none"/>
-                <w:strike w:val="false"/>
-                <w:sz w:val="22"/>
-                <w:szCs w:val="22"/>
-                <w:color w:val="000000"/>
-              </w:rPr>
-            </w:pPr>
-            <w:r>
-              <w:rPr>
-                <w:rFonts w:ascii="Helvetica" w:hAnsi="Helvetica" w:eastAsia="Helvetica" w:cs="Helvetica"/>
-                <w:i w:val="false"/>
-                <w:b w:val="false"/>
-                <w:u w:val="none"/>
-                <w:strike w:val="false"/>
+                <w:sz w:val="22"/>
+                <w:szCs w:val="22"/>
+                <w:color w:val="000000"/>
+              </w:rPr>
+            </w:pPr>
+            <w:r>
+              <w:rPr>
+                <w:rFonts w:ascii="Helvetica" w:hAnsi="Helvetica" w:eastAsia="Helvetica" w:cs="Helvetica"/>
+                <w:i w:val="false"/>
+                <w:b w:val="false"/>
+                <w:u w:val="none"/>
                 <w:sz w:val="22"/>
                 <w:szCs w:val="22"/>
                 <w:color w:val="000000"/>
@@ -384,6 +378,7 @@
           </w:tcPr>
           <w:p>
             <w:pPr>
+              <w:pStyle w:val="Normal"/>
               <w:jc w:val="left"/>
               <w:pBdr>
                 <w:bottom w:val="none" w:sz="0" w:space="0" w:color="000000"/>
@@ -398,19 +393,17 @@
                 <w:i w:val="false"/>
                 <w:b w:val="false"/>
                 <w:u w:val="none"/>
-                <w:strike w:val="false"/>
-                <w:sz w:val="22"/>
-                <w:szCs w:val="22"/>
-                <w:color w:val="000000"/>
-              </w:rPr>
-            </w:pPr>
-            <w:r>
-              <w:rPr>
-                <w:rFonts w:ascii="Helvetica" w:hAnsi="Helvetica" w:eastAsia="Helvetica" w:cs="Helvetica"/>
-                <w:i w:val="false"/>
-                <w:b w:val="false"/>
-                <w:u w:val="none"/>
-                <w:strike w:val="false"/>
+                <w:sz w:val="22"/>
+                <w:szCs w:val="22"/>
+                <w:color w:val="000000"/>
+              </w:rPr>
+            </w:pPr>
+            <w:r>
+              <w:rPr>
+                <w:rFonts w:ascii="Helvetica" w:hAnsi="Helvetica" w:eastAsia="Helvetica" w:cs="Helvetica"/>
+                <w:i w:val="false"/>
+                <w:b w:val="false"/>
+                <w:u w:val="none"/>
                 <w:sz w:val="22"/>
                 <w:szCs w:val="22"/>
                 <w:color w:val="000000"/>
@@ -445,6 +438,7 @@
           </w:tcPr>
           <w:p>
             <w:pPr>
+              <w:pStyle w:val="Normal"/>
               <w:jc w:val="left"/>
               <w:pBdr>
                 <w:bottom w:val="none" w:sz="0" w:space="0" w:color="000000"/>
@@ -459,19 +453,17 @@
                 <w:i w:val="false"/>
                 <w:b w:val="false"/>
                 <w:u w:val="none"/>
-                <w:strike w:val="false"/>
-                <w:sz w:val="22"/>
-                <w:szCs w:val="22"/>
-                <w:color w:val="000000"/>
-              </w:rPr>
-            </w:pPr>
-            <w:r>
-              <w:rPr>
-                <w:rFonts w:ascii="Helvetica" w:hAnsi="Helvetica" w:eastAsia="Helvetica" w:cs="Helvetica"/>
-                <w:i w:val="false"/>
-                <w:b w:val="false"/>
-                <w:u w:val="none"/>
-                <w:strike w:val="false"/>
+                <w:sz w:val="22"/>
+                <w:szCs w:val="22"/>
+                <w:color w:val="000000"/>
+              </w:rPr>
+            </w:pPr>
+            <w:r>
+              <w:rPr>
+                <w:rFonts w:ascii="Helvetica" w:hAnsi="Helvetica" w:eastAsia="Helvetica" w:cs="Helvetica"/>
+                <w:i w:val="false"/>
+                <w:b w:val="false"/>
+                <w:u w:val="none"/>
                 <w:sz w:val="22"/>
                 <w:szCs w:val="22"/>
                 <w:color w:val="000000"/>
@@ -499,6 +491,7 @@
           </w:tcPr>
           <w:p>
             <w:pPr>
+              <w:pStyle w:val="Normal"/>
               <w:jc w:val="left"/>
               <w:pBdr>
                 <w:bottom w:val="none" w:sz="0" w:space="0" w:color="000000"/>
@@ -513,19 +506,17 @@
                 <w:i w:val="false"/>
                 <w:b w:val="false"/>
                 <w:u w:val="none"/>
-                <w:strike w:val="false"/>
-                <w:sz w:val="22"/>
-                <w:szCs w:val="22"/>
-                <w:color w:val="000000"/>
-              </w:rPr>
-            </w:pPr>
-            <w:r>
-              <w:rPr>
-                <w:rFonts w:ascii="Helvetica" w:hAnsi="Helvetica" w:eastAsia="Helvetica" w:cs="Helvetica"/>
-                <w:i w:val="false"/>
-                <w:b w:val="false"/>
-                <w:u w:val="none"/>
-                <w:strike w:val="false"/>
+                <w:sz w:val="22"/>
+                <w:szCs w:val="22"/>
+                <w:color w:val="000000"/>
+              </w:rPr>
+            </w:pPr>
+            <w:r>
+              <w:rPr>
+                <w:rFonts w:ascii="Helvetica" w:hAnsi="Helvetica" w:eastAsia="Helvetica" w:cs="Helvetica"/>
+                <w:i w:val="false"/>
+                <w:b w:val="false"/>
+                <w:u w:val="none"/>
                 <w:sz w:val="22"/>
                 <w:szCs w:val="22"/>
                 <w:color w:val="000000"/>
@@ -553,6 +544,7 @@
           </w:tcPr>
           <w:p>
             <w:pPr>
+              <w:pStyle w:val="Normal"/>
               <w:jc w:val="right"/>
               <w:pBdr>
                 <w:bottom w:val="none" w:sz="0" w:space="0" w:color="000000"/>
@@ -567,19 +559,17 @@
                 <w:i w:val="false"/>
                 <w:b w:val="false"/>
                 <w:u w:val="none"/>
-                <w:strike w:val="false"/>
-                <w:sz w:val="22"/>
-                <w:szCs w:val="22"/>
-                <w:color w:val="000000"/>
-              </w:rPr>
-            </w:pPr>
-            <w:r>
-              <w:rPr>
-                <w:rFonts w:ascii="Helvetica" w:hAnsi="Helvetica" w:eastAsia="Helvetica" w:cs="Helvetica"/>
-                <w:i w:val="false"/>
-                <w:b w:val="false"/>
-                <w:u w:val="none"/>
-                <w:strike w:val="false"/>
+                <w:sz w:val="22"/>
+                <w:szCs w:val="22"/>
+                <w:color w:val="000000"/>
+              </w:rPr>
+            </w:pPr>
+            <w:r>
+              <w:rPr>
+                <w:rFonts w:ascii="Helvetica" w:hAnsi="Helvetica" w:eastAsia="Helvetica" w:cs="Helvetica"/>
+                <w:i w:val="false"/>
+                <w:b w:val="false"/>
+                <w:u w:val="none"/>
                 <w:sz w:val="22"/>
                 <w:szCs w:val="22"/>
                 <w:color w:val="000000"/>
@@ -607,6 +597,7 @@
           </w:tcPr>
           <w:p>
             <w:pPr>
+              <w:pStyle w:val="Normal"/>
               <w:jc w:val="right"/>
               <w:pBdr>
                 <w:bottom w:val="none" w:sz="0" w:space="0" w:color="000000"/>
@@ -621,19 +612,17 @@
                 <w:i w:val="false"/>
                 <w:b w:val="false"/>
                 <w:u w:val="none"/>
-                <w:strike w:val="false"/>
-                <w:sz w:val="22"/>
-                <w:szCs w:val="22"/>
-                <w:color w:val="000000"/>
-              </w:rPr>
-            </w:pPr>
-            <w:r>
-              <w:rPr>
-                <w:rFonts w:ascii="Helvetica" w:hAnsi="Helvetica" w:eastAsia="Helvetica" w:cs="Helvetica"/>
-                <w:i w:val="false"/>
-                <w:b w:val="false"/>
-                <w:u w:val="none"/>
-                <w:strike w:val="false"/>
+                <w:sz w:val="22"/>
+                <w:szCs w:val="22"/>
+                <w:color w:val="000000"/>
+              </w:rPr>
+            </w:pPr>
+            <w:r>
+              <w:rPr>
+                <w:rFonts w:ascii="Helvetica" w:hAnsi="Helvetica" w:eastAsia="Helvetica" w:cs="Helvetica"/>
+                <w:i w:val="false"/>
+                <w:b w:val="false"/>
+                <w:u w:val="none"/>
                 <w:sz w:val="22"/>
                 <w:szCs w:val="22"/>
                 <w:color w:val="000000"/>
@@ -661,6 +650,7 @@
           </w:tcPr>
           <w:p>
             <w:pPr>
+              <w:pStyle w:val="Normal"/>
               <w:jc w:val="right"/>
               <w:pBdr>
                 <w:bottom w:val="none" w:sz="0" w:space="0" w:color="000000"/>
@@ -675,19 +665,17 @@
                 <w:i w:val="false"/>
                 <w:b w:val="false"/>
                 <w:u w:val="none"/>
-                <w:strike w:val="false"/>
-                <w:sz w:val="22"/>
-                <w:szCs w:val="22"/>
-                <w:color w:val="000000"/>
-              </w:rPr>
-            </w:pPr>
-            <w:r>
-              <w:rPr>
-                <w:rFonts w:ascii="Helvetica" w:hAnsi="Helvetica" w:eastAsia="Helvetica" w:cs="Helvetica"/>
-                <w:i w:val="false"/>
-                <w:b w:val="false"/>
-                <w:u w:val="none"/>
-                <w:strike w:val="false"/>
+                <w:sz w:val="22"/>
+                <w:szCs w:val="22"/>
+                <w:color w:val="000000"/>
+              </w:rPr>
+            </w:pPr>
+            <w:r>
+              <w:rPr>
+                <w:rFonts w:ascii="Helvetica" w:hAnsi="Helvetica" w:eastAsia="Helvetica" w:cs="Helvetica"/>
+                <w:i w:val="false"/>
+                <w:b w:val="false"/>
+                <w:u w:val="none"/>
                 <w:sz w:val="22"/>
                 <w:szCs w:val="22"/>
                 <w:color w:val="000000"/>
@@ -715,6 +703,7 @@
           </w:tcPr>
           <w:p>
             <w:pPr>
+              <w:pStyle w:val="Normal"/>
               <w:jc w:val="right"/>
               <w:pBdr>
                 <w:bottom w:val="none" w:sz="0" w:space="0" w:color="000000"/>
@@ -729,19 +718,17 @@
                 <w:i w:val="false"/>
                 <w:b w:val="false"/>
                 <w:u w:val="none"/>
-                <w:strike w:val="false"/>
-                <w:sz w:val="22"/>
-                <w:szCs w:val="22"/>
-                <w:color w:val="000000"/>
-              </w:rPr>
-            </w:pPr>
-            <w:r>
-              <w:rPr>
-                <w:rFonts w:ascii="Helvetica" w:hAnsi="Helvetica" w:eastAsia="Helvetica" w:cs="Helvetica"/>
-                <w:i w:val="false"/>
-                <w:b w:val="false"/>
-                <w:u w:val="none"/>
-                <w:strike w:val="false"/>
+                <w:sz w:val="22"/>
+                <w:szCs w:val="22"/>
+                <w:color w:val="000000"/>
+              </w:rPr>
+            </w:pPr>
+            <w:r>
+              <w:rPr>
+                <w:rFonts w:ascii="Helvetica" w:hAnsi="Helvetica" w:eastAsia="Helvetica" w:cs="Helvetica"/>
+                <w:i w:val="false"/>
+                <w:b w:val="false"/>
+                <w:u w:val="none"/>
                 <w:sz w:val="22"/>
                 <w:szCs w:val="22"/>
                 <w:color w:val="000000"/>
@@ -769,6 +756,7 @@
           </w:tcPr>
           <w:p>
             <w:pPr>
+              <w:pStyle w:val="Normal"/>
               <w:jc w:val="left"/>
               <w:pBdr>
                 <w:bottom w:val="none" w:sz="0" w:space="0" w:color="000000"/>
@@ -783,19 +771,17 @@
                 <w:i w:val="false"/>
                 <w:b w:val="false"/>
                 <w:u w:val="none"/>
-                <w:strike w:val="false"/>
-                <w:sz w:val="22"/>
-                <w:szCs w:val="22"/>
-                <w:color w:val="000000"/>
-              </w:rPr>
-            </w:pPr>
-            <w:r>
-              <w:rPr>
-                <w:rFonts w:ascii="Helvetica" w:hAnsi="Helvetica" w:eastAsia="Helvetica" w:cs="Helvetica"/>
-                <w:i w:val="false"/>
-                <w:b w:val="false"/>
-                <w:u w:val="none"/>
-                <w:strike w:val="false"/>
+                <w:sz w:val="22"/>
+                <w:szCs w:val="22"/>
+                <w:color w:val="000000"/>
+              </w:rPr>
+            </w:pPr>
+            <w:r>
+              <w:rPr>
+                <w:rFonts w:ascii="Helvetica" w:hAnsi="Helvetica" w:eastAsia="Helvetica" w:cs="Helvetica"/>
+                <w:i w:val="false"/>
+                <w:b w:val="false"/>
+                <w:u w:val="none"/>
                 <w:sz w:val="22"/>
                 <w:szCs w:val="22"/>
                 <w:color w:val="000000"/>
@@ -830,6 +816,7 @@
           </w:tcPr>
           <w:p>
             <w:pPr>
+              <w:pStyle w:val="Normal"/>
               <w:jc w:val="left"/>
               <w:pBdr>
                 <w:bottom w:val="none" w:sz="0" w:space="0" w:color="000000"/>
@@ -844,33 +831,33 @@
                 <w:i w:val="false"/>
                 <w:b w:val="false"/>
                 <w:u w:val="none"/>
-                <w:strike w:val="false"/>
-                <w:sz w:val="22"/>
-                <w:szCs w:val="22"/>
-                <w:color w:val="000000"/>
-              </w:rPr>
-            </w:pPr>
-          </w:p>
-        </w:tc>
-        <w:tc>
-          <w:tcPr>
-            <w:tcBorders>
-              <w:bottom w:val="none" w:sz="0" w:space="0" w:color="000000"/>
-              <w:top w:val="none" w:sz="0" w:space="0" w:color="000000"/>
-              <w:left w:val="none" w:sz="0" w:space="0" w:color="000000"/>
-              <w:right w:val="none" w:sz="0" w:space="0" w:color="000000"/>
-            </w:tcBorders>
-            <w:shd w:val="clear" w:color="auto" w:fill="FFFFFF"/>
-            <w:tcMar>
-              <w:top w:w="0" w:type="dxa"/>
-              <w:bottom w:w="0" w:type="dxa"/>
-              <w:left w:w="0" w:type="dxa"/>
-              <w:right w:w="0" w:type="dxa"/>
-            </w:tcMar>
-            <w:vAlign w:val="center"/>
-          </w:tcPr>
-          <w:p>
-            <w:pPr>
+                <w:sz w:val="22"/>
+                <w:szCs w:val="22"/>
+                <w:color w:val="000000"/>
+              </w:rPr>
+            </w:pPr>
+          </w:p>
+        </w:tc>
+        <w:tc>
+          <w:tcPr>
+            <w:tcBorders>
+              <w:bottom w:val="none" w:sz="0" w:space="0" w:color="000000"/>
+              <w:top w:val="none" w:sz="0" w:space="0" w:color="000000"/>
+              <w:left w:val="none" w:sz="0" w:space="0" w:color="000000"/>
+              <w:right w:val="none" w:sz="0" w:space="0" w:color="000000"/>
+            </w:tcBorders>
+            <w:shd w:val="clear" w:color="auto" w:fill="FFFFFF"/>
+            <w:tcMar>
+              <w:top w:w="0" w:type="dxa"/>
+              <w:bottom w:w="0" w:type="dxa"/>
+              <w:left w:w="0" w:type="dxa"/>
+              <w:right w:w="0" w:type="dxa"/>
+            </w:tcMar>
+            <w:vAlign w:val="center"/>
+          </w:tcPr>
+          <w:p>
+            <w:pPr>
+              <w:pStyle w:val="Normal"/>
               <w:jc w:val="left"/>
               <w:pBdr>
                 <w:bottom w:val="none" w:sz="0" w:space="0" w:color="000000"/>
@@ -885,19 +872,17 @@
                 <w:i w:val="false"/>
                 <w:b w:val="false"/>
                 <w:u w:val="none"/>
-                <w:strike w:val="false"/>
-                <w:sz w:val="22"/>
-                <w:szCs w:val="22"/>
-                <w:color w:val="000000"/>
-              </w:rPr>
-            </w:pPr>
-            <w:r>
-              <w:rPr>
-                <w:rFonts w:ascii="Helvetica" w:hAnsi="Helvetica" w:eastAsia="Helvetica" w:cs="Helvetica"/>
-                <w:i w:val="false"/>
-                <w:b w:val="false"/>
-                <w:u w:val="none"/>
-                <w:strike w:val="false"/>
+                <w:sz w:val="22"/>
+                <w:szCs w:val="22"/>
+                <w:color w:val="000000"/>
+              </w:rPr>
+            </w:pPr>
+            <w:r>
+              <w:rPr>
+                <w:rFonts w:ascii="Helvetica" w:hAnsi="Helvetica" w:eastAsia="Helvetica" w:cs="Helvetica"/>
+                <w:i w:val="false"/>
+                <w:b w:val="false"/>
+                <w:u w:val="none"/>
                 <w:sz w:val="22"/>
                 <w:szCs w:val="22"/>
                 <w:color w:val="000000"/>
@@ -925,6 +910,7 @@
           </w:tcPr>
           <w:p>
             <w:pPr>
+              <w:pStyle w:val="Normal"/>
               <w:jc w:val="right"/>
               <w:pBdr>
                 <w:bottom w:val="none" w:sz="0" w:space="0" w:color="000000"/>
@@ -939,19 +925,17 @@
                 <w:i w:val="false"/>
                 <w:b w:val="false"/>
                 <w:u w:val="none"/>
-                <w:strike w:val="false"/>
-                <w:sz w:val="22"/>
-                <w:szCs w:val="22"/>
-                <w:color w:val="000000"/>
-              </w:rPr>
-            </w:pPr>
-            <w:r>
-              <w:rPr>
-                <w:rFonts w:ascii="Helvetica" w:hAnsi="Helvetica" w:eastAsia="Helvetica" w:cs="Helvetica"/>
-                <w:i w:val="false"/>
-                <w:b w:val="false"/>
-                <w:u w:val="none"/>
-                <w:strike w:val="false"/>
+                <w:sz w:val="22"/>
+                <w:szCs w:val="22"/>
+                <w:color w:val="000000"/>
+              </w:rPr>
+            </w:pPr>
+            <w:r>
+              <w:rPr>
+                <w:rFonts w:ascii="Helvetica" w:hAnsi="Helvetica" w:eastAsia="Helvetica" w:cs="Helvetica"/>
+                <w:i w:val="false"/>
+                <w:b w:val="false"/>
+                <w:u w:val="none"/>
                 <w:sz w:val="22"/>
                 <w:szCs w:val="22"/>
                 <w:color w:val="000000"/>
@@ -979,6 +963,7 @@
           </w:tcPr>
           <w:p>
             <w:pPr>
+              <w:pStyle w:val="Normal"/>
               <w:jc w:val="right"/>
               <w:pBdr>
                 <w:bottom w:val="none" w:sz="0" w:space="0" w:color="000000"/>
@@ -993,19 +978,17 @@
                 <w:i w:val="false"/>
                 <w:b w:val="false"/>
                 <w:u w:val="none"/>
-                <w:strike w:val="false"/>
-                <w:sz w:val="22"/>
-                <w:szCs w:val="22"/>
-                <w:color w:val="000000"/>
-              </w:rPr>
-            </w:pPr>
-            <w:r>
-              <w:rPr>
-                <w:rFonts w:ascii="Helvetica" w:hAnsi="Helvetica" w:eastAsia="Helvetica" w:cs="Helvetica"/>
-                <w:i w:val="false"/>
-                <w:b w:val="false"/>
-                <w:u w:val="none"/>
-                <w:strike w:val="false"/>
+                <w:sz w:val="22"/>
+                <w:szCs w:val="22"/>
+                <w:color w:val="000000"/>
+              </w:rPr>
+            </w:pPr>
+            <w:r>
+              <w:rPr>
+                <w:rFonts w:ascii="Helvetica" w:hAnsi="Helvetica" w:eastAsia="Helvetica" w:cs="Helvetica"/>
+                <w:i w:val="false"/>
+                <w:b w:val="false"/>
+                <w:u w:val="none"/>
                 <w:sz w:val="22"/>
                 <w:szCs w:val="22"/>
                 <w:color w:val="000000"/>
@@ -1033,6 +1016,7 @@
           </w:tcPr>
           <w:p>
             <w:pPr>
+              <w:pStyle w:val="Normal"/>
               <w:jc w:val="right"/>
               <w:pBdr>
                 <w:bottom w:val="none" w:sz="0" w:space="0" w:color="000000"/>
@@ -1047,19 +1031,17 @@
                 <w:i w:val="false"/>
                 <w:b w:val="false"/>
                 <w:u w:val="none"/>
-                <w:strike w:val="false"/>
-                <w:sz w:val="22"/>
-                <w:szCs w:val="22"/>
-                <w:color w:val="000000"/>
-              </w:rPr>
-            </w:pPr>
-            <w:r>
-              <w:rPr>
-                <w:rFonts w:ascii="Helvetica" w:hAnsi="Helvetica" w:eastAsia="Helvetica" w:cs="Helvetica"/>
-                <w:i w:val="false"/>
-                <w:b w:val="false"/>
-                <w:u w:val="none"/>
-                <w:strike w:val="false"/>
+                <w:sz w:val="22"/>
+                <w:szCs w:val="22"/>
+                <w:color w:val="000000"/>
+              </w:rPr>
+            </w:pPr>
+            <w:r>
+              <w:rPr>
+                <w:rFonts w:ascii="Helvetica" w:hAnsi="Helvetica" w:eastAsia="Helvetica" w:cs="Helvetica"/>
+                <w:i w:val="false"/>
+                <w:b w:val="false"/>
+                <w:u w:val="none"/>
                 <w:sz w:val="22"/>
                 <w:szCs w:val="22"/>
                 <w:color w:val="000000"/>
@@ -1087,6 +1069,7 @@
           </w:tcPr>
           <w:p>
             <w:pPr>
+              <w:pStyle w:val="Normal"/>
               <w:jc w:val="right"/>
               <w:pBdr>
                 <w:bottom w:val="none" w:sz="0" w:space="0" w:color="000000"/>
@@ -1101,19 +1084,17 @@
                 <w:i w:val="false"/>
                 <w:b w:val="false"/>
                 <w:u w:val="none"/>
-                <w:strike w:val="false"/>
-                <w:sz w:val="22"/>
-                <w:szCs w:val="22"/>
-                <w:color w:val="000000"/>
-              </w:rPr>
-            </w:pPr>
-            <w:r>
-              <w:rPr>
-                <w:rFonts w:ascii="Helvetica" w:hAnsi="Helvetica" w:eastAsia="Helvetica" w:cs="Helvetica"/>
-                <w:i w:val="false"/>
-                <w:b w:val="false"/>
-                <w:u w:val="none"/>
-                <w:strike w:val="false"/>
+                <w:sz w:val="22"/>
+                <w:szCs w:val="22"/>
+                <w:color w:val="000000"/>
+              </w:rPr>
+            </w:pPr>
+            <w:r>
+              <w:rPr>
+                <w:rFonts w:ascii="Helvetica" w:hAnsi="Helvetica" w:eastAsia="Helvetica" w:cs="Helvetica"/>
+                <w:i w:val="false"/>
+                <w:b w:val="false"/>
+                <w:u w:val="none"/>
                 <w:sz w:val="22"/>
                 <w:szCs w:val="22"/>
                 <w:color w:val="000000"/>
@@ -1141,6 +1122,7 @@
           </w:tcPr>
           <w:p>
             <w:pPr>
+              <w:pStyle w:val="Normal"/>
               <w:jc w:val="left"/>
               <w:pBdr>
                 <w:bottom w:val="none" w:sz="0" w:space="0" w:color="000000"/>
@@ -1155,19 +1137,17 @@
                 <w:i w:val="false"/>
                 <w:b w:val="false"/>
                 <w:u w:val="none"/>
-                <w:strike w:val="false"/>
-                <w:sz w:val="22"/>
-                <w:szCs w:val="22"/>
-                <w:color w:val="000000"/>
-              </w:rPr>
-            </w:pPr>
-            <w:r>
-              <w:rPr>
-                <w:rFonts w:ascii="Helvetica" w:hAnsi="Helvetica" w:eastAsia="Helvetica" w:cs="Helvetica"/>
-                <w:i w:val="false"/>
-                <w:b w:val="false"/>
-                <w:u w:val="none"/>
-                <w:strike w:val="false"/>
+                <w:sz w:val="22"/>
+                <w:szCs w:val="22"/>
+                <w:color w:val="000000"/>
+              </w:rPr>
+            </w:pPr>
+            <w:r>
+              <w:rPr>
+                <w:rFonts w:ascii="Helvetica" w:hAnsi="Helvetica" w:eastAsia="Helvetica" w:cs="Helvetica"/>
+                <w:i w:val="false"/>
+                <w:b w:val="false"/>
+                <w:u w:val="none"/>
                 <w:sz w:val="22"/>
                 <w:szCs w:val="22"/>
                 <w:color w:val="000000"/>
@@ -1202,6 +1182,7 @@
           </w:tcPr>
           <w:p>
             <w:pPr>
+              <w:pStyle w:val="Normal"/>
               <w:jc w:val="left"/>
               <w:pBdr>
                 <w:bottom w:val="none" w:sz="0" w:space="0" w:color="000000"/>
@@ -1216,33 +1197,33 @@
                 <w:i w:val="false"/>
                 <w:b w:val="false"/>
                 <w:u w:val="none"/>
-                <w:strike w:val="false"/>
-                <w:sz w:val="22"/>
-                <w:szCs w:val="22"/>
-                <w:color w:val="000000"/>
-              </w:rPr>
-            </w:pPr>
-          </w:p>
-        </w:tc>
-        <w:tc>
-          <w:tcPr>
-            <w:tcBorders>
-              <w:bottom w:val="none" w:sz="0" w:space="0" w:color="000000"/>
-              <w:top w:val="none" w:sz="0" w:space="0" w:color="000000"/>
-              <w:left w:val="none" w:sz="0" w:space="0" w:color="000000"/>
-              <w:right w:val="none" w:sz="0" w:space="0" w:color="000000"/>
-            </w:tcBorders>
-            <w:shd w:val="clear" w:color="auto" w:fill="FFFFFF"/>
-            <w:tcMar>
-              <w:top w:w="0" w:type="dxa"/>
-              <w:bottom w:w="0" w:type="dxa"/>
-              <w:left w:w="0" w:type="dxa"/>
-              <w:right w:w="0" w:type="dxa"/>
-            </w:tcMar>
-            <w:vAlign w:val="center"/>
-          </w:tcPr>
-          <w:p>
-            <w:pPr>
+                <w:sz w:val="22"/>
+                <w:szCs w:val="22"/>
+                <w:color w:val="000000"/>
+              </w:rPr>
+            </w:pPr>
+          </w:p>
+        </w:tc>
+        <w:tc>
+          <w:tcPr>
+            <w:tcBorders>
+              <w:bottom w:val="none" w:sz="0" w:space="0" w:color="000000"/>
+              <w:top w:val="none" w:sz="0" w:space="0" w:color="000000"/>
+              <w:left w:val="none" w:sz="0" w:space="0" w:color="000000"/>
+              <w:right w:val="none" w:sz="0" w:space="0" w:color="000000"/>
+            </w:tcBorders>
+            <w:shd w:val="clear" w:color="auto" w:fill="FFFFFF"/>
+            <w:tcMar>
+              <w:top w:w="0" w:type="dxa"/>
+              <w:bottom w:w="0" w:type="dxa"/>
+              <w:left w:w="0" w:type="dxa"/>
+              <w:right w:w="0" w:type="dxa"/>
+            </w:tcMar>
+            <w:vAlign w:val="center"/>
+          </w:tcPr>
+          <w:p>
+            <w:pPr>
+              <w:pStyle w:val="Normal"/>
               <w:jc w:val="left"/>
               <w:pBdr>
                 <w:bottom w:val="none" w:sz="0" w:space="0" w:color="000000"/>
@@ -1257,19 +1238,17 @@
                 <w:i w:val="false"/>
                 <w:b w:val="false"/>
                 <w:u w:val="none"/>
-                <w:strike w:val="false"/>
-                <w:sz w:val="22"/>
-                <w:szCs w:val="22"/>
-                <w:color w:val="000000"/>
-              </w:rPr>
-            </w:pPr>
-            <w:r>
-              <w:rPr>
-                <w:rFonts w:ascii="Helvetica" w:hAnsi="Helvetica" w:eastAsia="Helvetica" w:cs="Helvetica"/>
-                <w:i w:val="false"/>
-                <w:b w:val="false"/>
-                <w:u w:val="none"/>
-                <w:strike w:val="false"/>
+                <w:sz w:val="22"/>
+                <w:szCs w:val="22"/>
+                <w:color w:val="000000"/>
+              </w:rPr>
+            </w:pPr>
+            <w:r>
+              <w:rPr>
+                <w:rFonts w:ascii="Helvetica" w:hAnsi="Helvetica" w:eastAsia="Helvetica" w:cs="Helvetica"/>
+                <w:i w:val="false"/>
+                <w:b w:val="false"/>
+                <w:u w:val="none"/>
                 <w:sz w:val="22"/>
                 <w:szCs w:val="22"/>
                 <w:color w:val="000000"/>
@@ -1297,6 +1276,7 @@
           </w:tcPr>
           <w:p>
             <w:pPr>
+              <w:pStyle w:val="Normal"/>
               <w:jc w:val="right"/>
               <w:pBdr>
                 <w:bottom w:val="none" w:sz="0" w:space="0" w:color="000000"/>
@@ -1311,19 +1291,17 @@
                 <w:i w:val="false"/>
                 <w:b w:val="false"/>
                 <w:u w:val="none"/>
-                <w:strike w:val="false"/>
-                <w:sz w:val="22"/>
-                <w:szCs w:val="22"/>
-                <w:color w:val="000000"/>
-              </w:rPr>
-            </w:pPr>
-            <w:r>
-              <w:rPr>
-                <w:rFonts w:ascii="Helvetica" w:hAnsi="Helvetica" w:eastAsia="Helvetica" w:cs="Helvetica"/>
-                <w:i w:val="false"/>
-                <w:b w:val="false"/>
-                <w:u w:val="none"/>
-                <w:strike w:val="false"/>
+                <w:sz w:val="22"/>
+                <w:szCs w:val="22"/>
+                <w:color w:val="000000"/>
+              </w:rPr>
+            </w:pPr>
+            <w:r>
+              <w:rPr>
+                <w:rFonts w:ascii="Helvetica" w:hAnsi="Helvetica" w:eastAsia="Helvetica" w:cs="Helvetica"/>
+                <w:i w:val="false"/>
+                <w:b w:val="false"/>
+                <w:u w:val="none"/>
                 <w:sz w:val="22"/>
                 <w:szCs w:val="22"/>
                 <w:color w:val="000000"/>
@@ -1351,6 +1329,7 @@
           </w:tcPr>
           <w:p>
             <w:pPr>
+              <w:pStyle w:val="Normal"/>
               <w:jc w:val="right"/>
               <w:pBdr>
                 <w:bottom w:val="none" w:sz="0" w:space="0" w:color="000000"/>
@@ -1365,19 +1344,17 @@
                 <w:i w:val="false"/>
                 <w:b w:val="false"/>
                 <w:u w:val="none"/>
-                <w:strike w:val="false"/>
-                <w:sz w:val="22"/>
-                <w:szCs w:val="22"/>
-                <w:color w:val="000000"/>
-              </w:rPr>
-            </w:pPr>
-            <w:r>
-              <w:rPr>
-                <w:rFonts w:ascii="Helvetica" w:hAnsi="Helvetica" w:eastAsia="Helvetica" w:cs="Helvetica"/>
-                <w:i w:val="false"/>
-                <w:b w:val="false"/>
-                <w:u w:val="none"/>
-                <w:strike w:val="false"/>
+                <w:sz w:val="22"/>
+                <w:szCs w:val="22"/>
+                <w:color w:val="000000"/>
+              </w:rPr>
+            </w:pPr>
+            <w:r>
+              <w:rPr>
+                <w:rFonts w:ascii="Helvetica" w:hAnsi="Helvetica" w:eastAsia="Helvetica" w:cs="Helvetica"/>
+                <w:i w:val="false"/>
+                <w:b w:val="false"/>
+                <w:u w:val="none"/>
                 <w:sz w:val="22"/>
                 <w:szCs w:val="22"/>
                 <w:color w:val="000000"/>
@@ -1405,6 +1382,7 @@
           </w:tcPr>
           <w:p>
             <w:pPr>
+              <w:pStyle w:val="Normal"/>
               <w:jc w:val="right"/>
               <w:pBdr>
                 <w:bottom w:val="none" w:sz="0" w:space="0" w:color="000000"/>
@@ -1419,19 +1397,17 @@
                 <w:i w:val="false"/>
                 <w:b w:val="false"/>
                 <w:u w:val="none"/>
-                <w:strike w:val="false"/>
-                <w:sz w:val="22"/>
-                <w:szCs w:val="22"/>
-                <w:color w:val="000000"/>
-              </w:rPr>
-            </w:pPr>
-            <w:r>
-              <w:rPr>
-                <w:rFonts w:ascii="Helvetica" w:hAnsi="Helvetica" w:eastAsia="Helvetica" w:cs="Helvetica"/>
-                <w:i w:val="false"/>
-                <w:b w:val="false"/>
-                <w:u w:val="none"/>
-                <w:strike w:val="false"/>
+                <w:sz w:val="22"/>
+                <w:szCs w:val="22"/>
+                <w:color w:val="000000"/>
+              </w:rPr>
+            </w:pPr>
+            <w:r>
+              <w:rPr>
+                <w:rFonts w:ascii="Helvetica" w:hAnsi="Helvetica" w:eastAsia="Helvetica" w:cs="Helvetica"/>
+                <w:i w:val="false"/>
+                <w:b w:val="false"/>
+                <w:u w:val="none"/>
                 <w:sz w:val="22"/>
                 <w:szCs w:val="22"/>
                 <w:color w:val="000000"/>
@@ -1459,6 +1435,7 @@
           </w:tcPr>
           <w:p>
             <w:pPr>
+              <w:pStyle w:val="Normal"/>
               <w:jc w:val="right"/>
               <w:pBdr>
                 <w:bottom w:val="none" w:sz="0" w:space="0" w:color="000000"/>
@@ -1473,19 +1450,17 @@
                 <w:i w:val="false"/>
                 <w:b w:val="false"/>
                 <w:u w:val="none"/>
-                <w:strike w:val="false"/>
-                <w:sz w:val="22"/>
-                <w:szCs w:val="22"/>
-                <w:color w:val="000000"/>
-              </w:rPr>
-            </w:pPr>
-            <w:r>
-              <w:rPr>
-                <w:rFonts w:ascii="Helvetica" w:hAnsi="Helvetica" w:eastAsia="Helvetica" w:cs="Helvetica"/>
-                <w:i w:val="false"/>
-                <w:b w:val="false"/>
-                <w:u w:val="none"/>
-                <w:strike w:val="false"/>
+                <w:sz w:val="22"/>
+                <w:szCs w:val="22"/>
+                <w:color w:val="000000"/>
+              </w:rPr>
+            </w:pPr>
+            <w:r>
+              <w:rPr>
+                <w:rFonts w:ascii="Helvetica" w:hAnsi="Helvetica" w:eastAsia="Helvetica" w:cs="Helvetica"/>
+                <w:i w:val="false"/>
+                <w:b w:val="false"/>
+                <w:u w:val="none"/>
                 <w:sz w:val="22"/>
                 <w:szCs w:val="22"/>
                 <w:color w:val="000000"/>
@@ -1513,6 +1488,7 @@
           </w:tcPr>
           <w:p>
             <w:pPr>
+              <w:pStyle w:val="Normal"/>
               <w:jc w:val="left"/>
               <w:pBdr>
                 <w:bottom w:val="none" w:sz="0" w:space="0" w:color="000000"/>
@@ -1527,19 +1503,17 @@
                 <w:i w:val="false"/>
                 <w:b w:val="false"/>
                 <w:u w:val="none"/>
-                <w:strike w:val="false"/>
-                <w:sz w:val="22"/>
-                <w:szCs w:val="22"/>
-                <w:color w:val="000000"/>
-              </w:rPr>
-            </w:pPr>
-            <w:r>
-              <w:rPr>
-                <w:rFonts w:ascii="Helvetica" w:hAnsi="Helvetica" w:eastAsia="Helvetica" w:cs="Helvetica"/>
-                <w:i w:val="false"/>
-                <w:b w:val="false"/>
-                <w:u w:val="none"/>
-                <w:strike w:val="false"/>
+                <w:sz w:val="22"/>
+                <w:szCs w:val="22"/>
+                <w:color w:val="000000"/>
+              </w:rPr>
+            </w:pPr>
+            <w:r>
+              <w:rPr>
+                <w:rFonts w:ascii="Helvetica" w:hAnsi="Helvetica" w:eastAsia="Helvetica" w:cs="Helvetica"/>
+                <w:i w:val="false"/>
+                <w:b w:val="false"/>
+                <w:u w:val="none"/>
                 <w:sz w:val="22"/>
                 <w:szCs w:val="22"/>
                 <w:color w:val="000000"/>
@@ -1574,6 +1548,7 @@
           </w:tcPr>
           <w:p>
             <w:pPr>
+              <w:pStyle w:val="Normal"/>
               <w:jc w:val="left"/>
               <w:pBdr>
                 <w:bottom w:val="none" w:sz="0" w:space="0" w:color="000000"/>
@@ -1588,33 +1563,33 @@
                 <w:i w:val="false"/>
                 <w:b w:val="false"/>
                 <w:u w:val="none"/>
-                <w:strike w:val="false"/>
-                <w:sz w:val="22"/>
-                <w:szCs w:val="22"/>
-                <w:color w:val="000000"/>
-              </w:rPr>
-            </w:pPr>
-          </w:p>
-        </w:tc>
-        <w:tc>
-          <w:tcPr>
-            <w:tcBorders>
-              <w:bottom w:val="none" w:sz="0" w:space="0" w:color="000000"/>
-              <w:top w:val="none" w:sz="0" w:space="0" w:color="000000"/>
-              <w:left w:val="none" w:sz="0" w:space="0" w:color="000000"/>
-              <w:right w:val="none" w:sz="0" w:space="0" w:color="000000"/>
-            </w:tcBorders>
-            <w:shd w:val="clear" w:color="auto" w:fill="FFFFFF"/>
-            <w:tcMar>
-              <w:top w:w="0" w:type="dxa"/>
-              <w:bottom w:w="0" w:type="dxa"/>
-              <w:left w:w="0" w:type="dxa"/>
-              <w:right w:w="0" w:type="dxa"/>
-            </w:tcMar>
-            <w:vAlign w:val="center"/>
-          </w:tcPr>
-          <w:p>
-            <w:pPr>
+                <w:sz w:val="22"/>
+                <w:szCs w:val="22"/>
+                <w:color w:val="000000"/>
+              </w:rPr>
+            </w:pPr>
+          </w:p>
+        </w:tc>
+        <w:tc>
+          <w:tcPr>
+            <w:tcBorders>
+              <w:bottom w:val="none" w:sz="0" w:space="0" w:color="000000"/>
+              <w:top w:val="none" w:sz="0" w:space="0" w:color="000000"/>
+              <w:left w:val="none" w:sz="0" w:space="0" w:color="000000"/>
+              <w:right w:val="none" w:sz="0" w:space="0" w:color="000000"/>
+            </w:tcBorders>
+            <w:shd w:val="clear" w:color="auto" w:fill="FFFFFF"/>
+            <w:tcMar>
+              <w:top w:w="0" w:type="dxa"/>
+              <w:bottom w:w="0" w:type="dxa"/>
+              <w:left w:w="0" w:type="dxa"/>
+              <w:right w:w="0" w:type="dxa"/>
+            </w:tcMar>
+            <w:vAlign w:val="center"/>
+          </w:tcPr>
+          <w:p>
+            <w:pPr>
+              <w:pStyle w:val="Normal"/>
               <w:jc w:val="left"/>
               <w:pBdr>
                 <w:bottom w:val="none" w:sz="0" w:space="0" w:color="000000"/>
@@ -1629,19 +1604,17 @@
                 <w:i w:val="false"/>
                 <w:b w:val="false"/>
                 <w:u w:val="none"/>
-                <w:strike w:val="false"/>
-                <w:sz w:val="22"/>
-                <w:szCs w:val="22"/>
-                <w:color w:val="000000"/>
-              </w:rPr>
-            </w:pPr>
-            <w:r>
-              <w:rPr>
-                <w:rFonts w:ascii="Helvetica" w:hAnsi="Helvetica" w:eastAsia="Helvetica" w:cs="Helvetica"/>
-                <w:i w:val="false"/>
-                <w:b w:val="false"/>
-                <w:u w:val="none"/>
-                <w:strike w:val="false"/>
+                <w:sz w:val="22"/>
+                <w:szCs w:val="22"/>
+                <w:color w:val="000000"/>
+              </w:rPr>
+            </w:pPr>
+            <w:r>
+              <w:rPr>
+                <w:rFonts w:ascii="Helvetica" w:hAnsi="Helvetica" w:eastAsia="Helvetica" w:cs="Helvetica"/>
+                <w:i w:val="false"/>
+                <w:b w:val="false"/>
+                <w:u w:val="none"/>
                 <w:sz w:val="22"/>
                 <w:szCs w:val="22"/>
                 <w:color w:val="000000"/>
@@ -1669,6 +1642,7 @@
           </w:tcPr>
           <w:p>
             <w:pPr>
+              <w:pStyle w:val="Normal"/>
               <w:jc w:val="right"/>
               <w:pBdr>
                 <w:bottom w:val="none" w:sz="0" w:space="0" w:color="000000"/>
@@ -1683,19 +1657,17 @@
                 <w:i w:val="false"/>
                 <w:b w:val="false"/>
                 <w:u w:val="none"/>
-                <w:strike w:val="false"/>
-                <w:sz w:val="22"/>
-                <w:szCs w:val="22"/>
-                <w:color w:val="000000"/>
-              </w:rPr>
-            </w:pPr>
-            <w:r>
-              <w:rPr>
-                <w:rFonts w:ascii="Helvetica" w:hAnsi="Helvetica" w:eastAsia="Helvetica" w:cs="Helvetica"/>
-                <w:i w:val="false"/>
-                <w:b w:val="false"/>
-                <w:u w:val="none"/>
-                <w:strike w:val="false"/>
+                <w:sz w:val="22"/>
+                <w:szCs w:val="22"/>
+                <w:color w:val="000000"/>
+              </w:rPr>
+            </w:pPr>
+            <w:r>
+              <w:rPr>
+                <w:rFonts w:ascii="Helvetica" w:hAnsi="Helvetica" w:eastAsia="Helvetica" w:cs="Helvetica"/>
+                <w:i w:val="false"/>
+                <w:b w:val="false"/>
+                <w:u w:val="none"/>
                 <w:sz w:val="22"/>
                 <w:szCs w:val="22"/>
                 <w:color w:val="000000"/>
@@ -1723,6 +1695,7 @@
           </w:tcPr>
           <w:p>
             <w:pPr>
+              <w:pStyle w:val="Normal"/>
               <w:jc w:val="right"/>
               <w:pBdr>
                 <w:bottom w:val="none" w:sz="0" w:space="0" w:color="000000"/>
@@ -1737,19 +1710,17 @@
                 <w:i w:val="false"/>
                 <w:b w:val="false"/>
                 <w:u w:val="none"/>
-                <w:strike w:val="false"/>
-                <w:sz w:val="22"/>
-                <w:szCs w:val="22"/>
-                <w:color w:val="000000"/>
-              </w:rPr>
-            </w:pPr>
-            <w:r>
-              <w:rPr>
-                <w:rFonts w:ascii="Helvetica" w:hAnsi="Helvetica" w:eastAsia="Helvetica" w:cs="Helvetica"/>
-                <w:i w:val="false"/>
-                <w:b w:val="false"/>
-                <w:u w:val="none"/>
-                <w:strike w:val="false"/>
+                <w:sz w:val="22"/>
+                <w:szCs w:val="22"/>
+                <w:color w:val="000000"/>
+              </w:rPr>
+            </w:pPr>
+            <w:r>
+              <w:rPr>
+                <w:rFonts w:ascii="Helvetica" w:hAnsi="Helvetica" w:eastAsia="Helvetica" w:cs="Helvetica"/>
+                <w:i w:val="false"/>
+                <w:b w:val="false"/>
+                <w:u w:val="none"/>
                 <w:sz w:val="22"/>
                 <w:szCs w:val="22"/>
                 <w:color w:val="000000"/>
@@ -1777,6 +1748,7 @@
           </w:tcPr>
           <w:p>
             <w:pPr>
+              <w:pStyle w:val="Normal"/>
               <w:jc w:val="right"/>
               <w:pBdr>
                 <w:bottom w:val="none" w:sz="0" w:space="0" w:color="000000"/>
@@ -1791,19 +1763,17 @@
                 <w:i w:val="false"/>
                 <w:b w:val="false"/>
                 <w:u w:val="none"/>
-                <w:strike w:val="false"/>
-                <w:sz w:val="22"/>
-                <w:szCs w:val="22"/>
-                <w:color w:val="000000"/>
-              </w:rPr>
-            </w:pPr>
-            <w:r>
-              <w:rPr>
-                <w:rFonts w:ascii="Helvetica" w:hAnsi="Helvetica" w:eastAsia="Helvetica" w:cs="Helvetica"/>
-                <w:i w:val="false"/>
-                <w:b w:val="false"/>
-                <w:u w:val="none"/>
-                <w:strike w:val="false"/>
+                <w:sz w:val="22"/>
+                <w:szCs w:val="22"/>
+                <w:color w:val="000000"/>
+              </w:rPr>
+            </w:pPr>
+            <w:r>
+              <w:rPr>
+                <w:rFonts w:ascii="Helvetica" w:hAnsi="Helvetica" w:eastAsia="Helvetica" w:cs="Helvetica"/>
+                <w:i w:val="false"/>
+                <w:b w:val="false"/>
+                <w:u w:val="none"/>
                 <w:sz w:val="22"/>
                 <w:szCs w:val="22"/>
                 <w:color w:val="000000"/>
@@ -1831,6 +1801,7 @@
           </w:tcPr>
           <w:p>
             <w:pPr>
+              <w:pStyle w:val="Normal"/>
               <w:jc w:val="right"/>
               <w:pBdr>
                 <w:bottom w:val="none" w:sz="0" w:space="0" w:color="000000"/>
@@ -1845,19 +1816,17 @@
                 <w:i w:val="false"/>
                 <w:b w:val="false"/>
                 <w:u w:val="none"/>
-                <w:strike w:val="false"/>
-                <w:sz w:val="22"/>
-                <w:szCs w:val="22"/>
-                <w:color w:val="000000"/>
-              </w:rPr>
-            </w:pPr>
-            <w:r>
-              <w:rPr>
-                <w:rFonts w:ascii="Helvetica" w:hAnsi="Helvetica" w:eastAsia="Helvetica" w:cs="Helvetica"/>
-                <w:i w:val="false"/>
-                <w:b w:val="false"/>
-                <w:u w:val="none"/>
-                <w:strike w:val="false"/>
+                <w:sz w:val="22"/>
+                <w:szCs w:val="22"/>
+                <w:color w:val="000000"/>
+              </w:rPr>
+            </w:pPr>
+            <w:r>
+              <w:rPr>
+                <w:rFonts w:ascii="Helvetica" w:hAnsi="Helvetica" w:eastAsia="Helvetica" w:cs="Helvetica"/>
+                <w:i w:val="false"/>
+                <w:b w:val="false"/>
+                <w:u w:val="none"/>
                 <w:sz w:val="22"/>
                 <w:szCs w:val="22"/>
                 <w:color w:val="000000"/>
@@ -1885,6 +1854,7 @@
           </w:tcPr>
           <w:p>
             <w:pPr>
+              <w:pStyle w:val="Normal"/>
               <w:jc w:val="left"/>
               <w:pBdr>
                 <w:bottom w:val="none" w:sz="0" w:space="0" w:color="000000"/>
@@ -1899,19 +1869,17 @@
                 <w:i w:val="false"/>
                 <w:b w:val="false"/>
                 <w:u w:val="none"/>
-                <w:strike w:val="false"/>
-                <w:sz w:val="22"/>
-                <w:szCs w:val="22"/>
-                <w:color w:val="000000"/>
-              </w:rPr>
-            </w:pPr>
-            <w:r>
-              <w:rPr>
-                <w:rFonts w:ascii="Helvetica" w:hAnsi="Helvetica" w:eastAsia="Helvetica" w:cs="Helvetica"/>
-                <w:i w:val="false"/>
-                <w:b w:val="false"/>
-                <w:u w:val="none"/>
-                <w:strike w:val="false"/>
+                <w:sz w:val="22"/>
+                <w:szCs w:val="22"/>
+                <w:color w:val="000000"/>
+              </w:rPr>
+            </w:pPr>
+            <w:r>
+              <w:rPr>
+                <w:rFonts w:ascii="Helvetica" w:hAnsi="Helvetica" w:eastAsia="Helvetica" w:cs="Helvetica"/>
+                <w:i w:val="false"/>
+                <w:b w:val="false"/>
+                <w:u w:val="none"/>
                 <w:sz w:val="22"/>
                 <w:szCs w:val="22"/>
                 <w:color w:val="000000"/>
@@ -1946,6 +1914,7 @@
           </w:tcPr>
           <w:p>
             <w:pPr>
+              <w:pStyle w:val="Normal"/>
               <w:jc w:val="left"/>
               <w:pBdr>
                 <w:bottom w:val="none" w:sz="0" w:space="0" w:color="000000"/>
@@ -1960,33 +1929,33 @@
                 <w:i w:val="false"/>
                 <w:b w:val="false"/>
                 <w:u w:val="none"/>
-                <w:strike w:val="false"/>
-                <w:sz w:val="22"/>
-                <w:szCs w:val="22"/>
-                <w:color w:val="000000"/>
-              </w:rPr>
-            </w:pPr>
-          </w:p>
-        </w:tc>
-        <w:tc>
-          <w:tcPr>
-            <w:tcBorders>
-              <w:bottom w:val="none" w:sz="0" w:space="0" w:color="000000"/>
-              <w:top w:val="none" w:sz="0" w:space="0" w:color="000000"/>
-              <w:left w:val="none" w:sz="0" w:space="0" w:color="000000"/>
-              <w:right w:val="none" w:sz="0" w:space="0" w:color="000000"/>
-            </w:tcBorders>
-            <w:shd w:val="clear" w:color="auto" w:fill="FFFFFF"/>
-            <w:tcMar>
-              <w:top w:w="0" w:type="dxa"/>
-              <w:bottom w:w="0" w:type="dxa"/>
-              <w:left w:w="0" w:type="dxa"/>
-              <w:right w:w="0" w:type="dxa"/>
-            </w:tcMar>
-            <w:vAlign w:val="center"/>
-          </w:tcPr>
-          <w:p>
-            <w:pPr>
+                <w:sz w:val="22"/>
+                <w:szCs w:val="22"/>
+                <w:color w:val="000000"/>
+              </w:rPr>
+            </w:pPr>
+          </w:p>
+        </w:tc>
+        <w:tc>
+          <w:tcPr>
+            <w:tcBorders>
+              <w:bottom w:val="none" w:sz="0" w:space="0" w:color="000000"/>
+              <w:top w:val="none" w:sz="0" w:space="0" w:color="000000"/>
+              <w:left w:val="none" w:sz="0" w:space="0" w:color="000000"/>
+              <w:right w:val="none" w:sz="0" w:space="0" w:color="000000"/>
+            </w:tcBorders>
+            <w:shd w:val="clear" w:color="auto" w:fill="FFFFFF"/>
+            <w:tcMar>
+              <w:top w:w="0" w:type="dxa"/>
+              <w:bottom w:w="0" w:type="dxa"/>
+              <w:left w:w="0" w:type="dxa"/>
+              <w:right w:w="0" w:type="dxa"/>
+            </w:tcMar>
+            <w:vAlign w:val="center"/>
+          </w:tcPr>
+          <w:p>
+            <w:pPr>
+              <w:pStyle w:val="Normal"/>
               <w:jc w:val="left"/>
               <w:pBdr>
                 <w:bottom w:val="none" w:sz="0" w:space="0" w:color="000000"/>
@@ -2001,19 +1970,17 @@
                 <w:i w:val="false"/>
                 <w:b w:val="false"/>
                 <w:u w:val="none"/>
-                <w:strike w:val="false"/>
-                <w:sz w:val="22"/>
-                <w:szCs w:val="22"/>
-                <w:color w:val="000000"/>
-              </w:rPr>
-            </w:pPr>
-            <w:r>
-              <w:rPr>
-                <w:rFonts w:ascii="Helvetica" w:hAnsi="Helvetica" w:eastAsia="Helvetica" w:cs="Helvetica"/>
-                <w:i w:val="false"/>
-                <w:b w:val="false"/>
-                <w:u w:val="none"/>
-                <w:strike w:val="false"/>
+                <w:sz w:val="22"/>
+                <w:szCs w:val="22"/>
+                <w:color w:val="000000"/>
+              </w:rPr>
+            </w:pPr>
+            <w:r>
+              <w:rPr>
+                <w:rFonts w:ascii="Helvetica" w:hAnsi="Helvetica" w:eastAsia="Helvetica" w:cs="Helvetica"/>
+                <w:i w:val="false"/>
+                <w:b w:val="false"/>
+                <w:u w:val="none"/>
                 <w:sz w:val="22"/>
                 <w:szCs w:val="22"/>
                 <w:color w:val="000000"/>
@@ -2041,6 +2008,7 @@
           </w:tcPr>
           <w:p>
             <w:pPr>
+              <w:pStyle w:val="Normal"/>
               <w:jc w:val="right"/>
               <w:pBdr>
                 <w:bottom w:val="none" w:sz="0" w:space="0" w:color="000000"/>
@@ -2055,19 +2023,17 @@
                 <w:i w:val="false"/>
                 <w:b w:val="false"/>
                 <w:u w:val="none"/>
-                <w:strike w:val="false"/>
-                <w:sz w:val="22"/>
-                <w:szCs w:val="22"/>
-                <w:color w:val="000000"/>
-              </w:rPr>
-            </w:pPr>
-            <w:r>
-              <w:rPr>
-                <w:rFonts w:ascii="Helvetica" w:hAnsi="Helvetica" w:eastAsia="Helvetica" w:cs="Helvetica"/>
-                <w:i w:val="false"/>
-                <w:b w:val="false"/>
-                <w:u w:val="none"/>
-                <w:strike w:val="false"/>
+                <w:sz w:val="22"/>
+                <w:szCs w:val="22"/>
+                <w:color w:val="000000"/>
+              </w:rPr>
+            </w:pPr>
+            <w:r>
+              <w:rPr>
+                <w:rFonts w:ascii="Helvetica" w:hAnsi="Helvetica" w:eastAsia="Helvetica" w:cs="Helvetica"/>
+                <w:i w:val="false"/>
+                <w:b w:val="false"/>
+                <w:u w:val="none"/>
                 <w:sz w:val="22"/>
                 <w:szCs w:val="22"/>
                 <w:color w:val="000000"/>
@@ -2095,6 +2061,7 @@
           </w:tcPr>
           <w:p>
             <w:pPr>
+              <w:pStyle w:val="Normal"/>
               <w:jc w:val="right"/>
               <w:pBdr>
                 <w:bottom w:val="none" w:sz="0" w:space="0" w:color="000000"/>
@@ -2109,19 +2076,17 @@
                 <w:i w:val="false"/>
                 <w:b w:val="false"/>
                 <w:u w:val="none"/>
-                <w:strike w:val="false"/>
-                <w:sz w:val="22"/>
-                <w:szCs w:val="22"/>
-                <w:color w:val="000000"/>
-              </w:rPr>
-            </w:pPr>
-            <w:r>
-              <w:rPr>
-                <w:rFonts w:ascii="Helvetica" w:hAnsi="Helvetica" w:eastAsia="Helvetica" w:cs="Helvetica"/>
-                <w:i w:val="false"/>
-                <w:b w:val="false"/>
-                <w:u w:val="none"/>
-                <w:strike w:val="false"/>
+                <w:sz w:val="22"/>
+                <w:szCs w:val="22"/>
+                <w:color w:val="000000"/>
+              </w:rPr>
+            </w:pPr>
+            <w:r>
+              <w:rPr>
+                <w:rFonts w:ascii="Helvetica" w:hAnsi="Helvetica" w:eastAsia="Helvetica" w:cs="Helvetica"/>
+                <w:i w:val="false"/>
+                <w:b w:val="false"/>
+                <w:u w:val="none"/>
                 <w:sz w:val="22"/>
                 <w:szCs w:val="22"/>
                 <w:color w:val="000000"/>
@@ -2149,6 +2114,7 @@
           </w:tcPr>
           <w:p>
             <w:pPr>
+              <w:pStyle w:val="Normal"/>
               <w:jc w:val="right"/>
               <w:pBdr>
                 <w:bottom w:val="none" w:sz="0" w:space="0" w:color="000000"/>
@@ -2163,19 +2129,17 @@
                 <w:i w:val="false"/>
                 <w:b w:val="false"/>
                 <w:u w:val="none"/>
-                <w:strike w:val="false"/>
-                <w:sz w:val="22"/>
-                <w:szCs w:val="22"/>
-                <w:color w:val="000000"/>
-              </w:rPr>
-            </w:pPr>
-            <w:r>
-              <w:rPr>
-                <w:rFonts w:ascii="Helvetica" w:hAnsi="Helvetica" w:eastAsia="Helvetica" w:cs="Helvetica"/>
-                <w:i w:val="false"/>
-                <w:b w:val="false"/>
-                <w:u w:val="none"/>
-                <w:strike w:val="false"/>
+                <w:sz w:val="22"/>
+                <w:szCs w:val="22"/>
+                <w:color w:val="000000"/>
+              </w:rPr>
+            </w:pPr>
+            <w:r>
+              <w:rPr>
+                <w:rFonts w:ascii="Helvetica" w:hAnsi="Helvetica" w:eastAsia="Helvetica" w:cs="Helvetica"/>
+                <w:i w:val="false"/>
+                <w:b w:val="false"/>
+                <w:u w:val="none"/>
                 <w:sz w:val="22"/>
                 <w:szCs w:val="22"/>
                 <w:color w:val="000000"/>
@@ -2203,6 +2167,7 @@
           </w:tcPr>
           <w:p>
             <w:pPr>
+              <w:pStyle w:val="Normal"/>
               <w:jc w:val="right"/>
               <w:pBdr>
                 <w:bottom w:val="none" w:sz="0" w:space="0" w:color="000000"/>
@@ -2217,19 +2182,17 @@
                 <w:i w:val="false"/>
                 <w:b w:val="false"/>
                 <w:u w:val="none"/>
-                <w:strike w:val="false"/>
-                <w:sz w:val="22"/>
-                <w:szCs w:val="22"/>
-                <w:color w:val="000000"/>
-              </w:rPr>
-            </w:pPr>
-            <w:r>
-              <w:rPr>
-                <w:rFonts w:ascii="Helvetica" w:hAnsi="Helvetica" w:eastAsia="Helvetica" w:cs="Helvetica"/>
-                <w:i w:val="false"/>
-                <w:b w:val="false"/>
-                <w:u w:val="none"/>
-                <w:strike w:val="false"/>
+                <w:sz w:val="22"/>
+                <w:szCs w:val="22"/>
+                <w:color w:val="000000"/>
+              </w:rPr>
+            </w:pPr>
+            <w:r>
+              <w:rPr>
+                <w:rFonts w:ascii="Helvetica" w:hAnsi="Helvetica" w:eastAsia="Helvetica" w:cs="Helvetica"/>
+                <w:i w:val="false"/>
+                <w:b w:val="false"/>
+                <w:u w:val="none"/>
                 <w:sz w:val="22"/>
                 <w:szCs w:val="22"/>
                 <w:color w:val="000000"/>
@@ -2257,6 +2220,7 @@
           </w:tcPr>
           <w:p>
             <w:pPr>
+              <w:pStyle w:val="Normal"/>
               <w:jc w:val="left"/>
               <w:pBdr>
                 <w:bottom w:val="none" w:sz="0" w:space="0" w:color="000000"/>
@@ -2271,19 +2235,17 @@
                 <w:i w:val="false"/>
                 <w:b w:val="false"/>
                 <w:u w:val="none"/>
-                <w:strike w:val="false"/>
-                <w:sz w:val="22"/>
-                <w:szCs w:val="22"/>
-                <w:color w:val="000000"/>
-              </w:rPr>
-            </w:pPr>
-            <w:r>
-              <w:rPr>
-                <w:rFonts w:ascii="Helvetica" w:hAnsi="Helvetica" w:eastAsia="Helvetica" w:cs="Helvetica"/>
-                <w:i w:val="false"/>
-                <w:b w:val="false"/>
-                <w:u w:val="none"/>
-                <w:strike w:val="false"/>
+                <w:sz w:val="22"/>
+                <w:szCs w:val="22"/>
+                <w:color w:val="000000"/>
+              </w:rPr>
+            </w:pPr>
+            <w:r>
+              <w:rPr>
+                <w:rFonts w:ascii="Helvetica" w:hAnsi="Helvetica" w:eastAsia="Helvetica" w:cs="Helvetica"/>
+                <w:i w:val="false"/>
+                <w:b w:val="false"/>
+                <w:u w:val="none"/>
                 <w:sz w:val="22"/>
                 <w:szCs w:val="22"/>
                 <w:color w:val="000000"/>
@@ -2318,6 +2280,7 @@
           </w:tcPr>
           <w:p>
             <w:pPr>
+              <w:pStyle w:val="Normal"/>
               <w:jc w:val="left"/>
               <w:pBdr>
                 <w:bottom w:val="none" w:sz="0" w:space="0" w:color="000000"/>
@@ -2332,33 +2295,33 @@
                 <w:i w:val="false"/>
                 <w:b w:val="false"/>
                 <w:u w:val="none"/>
-                <w:strike w:val="false"/>
-                <w:sz w:val="22"/>
-                <w:szCs w:val="22"/>
-                <w:color w:val="000000"/>
-              </w:rPr>
-            </w:pPr>
-          </w:p>
-        </w:tc>
-        <w:tc>
-          <w:tcPr>
-            <w:tcBorders>
-              <w:bottom w:val="none" w:sz="0" w:space="0" w:color="000000"/>
-              <w:top w:val="none" w:sz="0" w:space="0" w:color="000000"/>
-              <w:left w:val="none" w:sz="0" w:space="0" w:color="000000"/>
-              <w:right w:val="none" w:sz="0" w:space="0" w:color="000000"/>
-            </w:tcBorders>
-            <w:shd w:val="clear" w:color="auto" w:fill="FFFFFF"/>
-            <w:tcMar>
-              <w:top w:w="0" w:type="dxa"/>
-              <w:bottom w:w="0" w:type="dxa"/>
-              <w:left w:w="0" w:type="dxa"/>
-              <w:right w:w="0" w:type="dxa"/>
-            </w:tcMar>
-            <w:vAlign w:val="center"/>
-          </w:tcPr>
-          <w:p>
-            <w:pPr>
+                <w:sz w:val="22"/>
+                <w:szCs w:val="22"/>
+                <w:color w:val="000000"/>
+              </w:rPr>
+            </w:pPr>
+          </w:p>
+        </w:tc>
+        <w:tc>
+          <w:tcPr>
+            <w:tcBorders>
+              <w:bottom w:val="none" w:sz="0" w:space="0" w:color="000000"/>
+              <w:top w:val="none" w:sz="0" w:space="0" w:color="000000"/>
+              <w:left w:val="none" w:sz="0" w:space="0" w:color="000000"/>
+              <w:right w:val="none" w:sz="0" w:space="0" w:color="000000"/>
+            </w:tcBorders>
+            <w:shd w:val="clear" w:color="auto" w:fill="FFFFFF"/>
+            <w:tcMar>
+              <w:top w:w="0" w:type="dxa"/>
+              <w:bottom w:w="0" w:type="dxa"/>
+              <w:left w:w="0" w:type="dxa"/>
+              <w:right w:w="0" w:type="dxa"/>
+            </w:tcMar>
+            <w:vAlign w:val="center"/>
+          </w:tcPr>
+          <w:p>
+            <w:pPr>
+              <w:pStyle w:val="Normal"/>
               <w:jc w:val="left"/>
               <w:pBdr>
                 <w:bottom w:val="none" w:sz="0" w:space="0" w:color="000000"/>
@@ -2373,19 +2336,17 @@
                 <w:i w:val="false"/>
                 <w:b w:val="false"/>
                 <w:u w:val="none"/>
-                <w:strike w:val="false"/>
-                <w:sz w:val="22"/>
-                <w:szCs w:val="22"/>
-                <w:color w:val="000000"/>
-              </w:rPr>
-            </w:pPr>
-            <w:r>
-              <w:rPr>
-                <w:rFonts w:ascii="Helvetica" w:hAnsi="Helvetica" w:eastAsia="Helvetica" w:cs="Helvetica"/>
-                <w:i w:val="false"/>
-                <w:b w:val="false"/>
-                <w:u w:val="none"/>
-                <w:strike w:val="false"/>
+                <w:sz w:val="22"/>
+                <w:szCs w:val="22"/>
+                <w:color w:val="000000"/>
+              </w:rPr>
+            </w:pPr>
+            <w:r>
+              <w:rPr>
+                <w:rFonts w:ascii="Helvetica" w:hAnsi="Helvetica" w:eastAsia="Helvetica" w:cs="Helvetica"/>
+                <w:i w:val="false"/>
+                <w:b w:val="false"/>
+                <w:u w:val="none"/>
                 <w:sz w:val="22"/>
                 <w:szCs w:val="22"/>
                 <w:color w:val="000000"/>
@@ -2413,6 +2374,7 @@
           </w:tcPr>
           <w:p>
             <w:pPr>
+              <w:pStyle w:val="Normal"/>
               <w:jc w:val="right"/>
               <w:pBdr>
                 <w:bottom w:val="none" w:sz="0" w:space="0" w:color="000000"/>
@@ -2427,19 +2389,17 @@
                 <w:i w:val="false"/>
                 <w:b w:val="false"/>
                 <w:u w:val="none"/>
-                <w:strike w:val="false"/>
-                <w:sz w:val="22"/>
-                <w:szCs w:val="22"/>
-                <w:color w:val="000000"/>
-              </w:rPr>
-            </w:pPr>
-            <w:r>
-              <w:rPr>
-                <w:rFonts w:ascii="Helvetica" w:hAnsi="Helvetica" w:eastAsia="Helvetica" w:cs="Helvetica"/>
-                <w:i w:val="false"/>
-                <w:b w:val="false"/>
-                <w:u w:val="none"/>
-                <w:strike w:val="false"/>
+                <w:sz w:val="22"/>
+                <w:szCs w:val="22"/>
+                <w:color w:val="000000"/>
+              </w:rPr>
+            </w:pPr>
+            <w:r>
+              <w:rPr>
+                <w:rFonts w:ascii="Helvetica" w:hAnsi="Helvetica" w:eastAsia="Helvetica" w:cs="Helvetica"/>
+                <w:i w:val="false"/>
+                <w:b w:val="false"/>
+                <w:u w:val="none"/>
                 <w:sz w:val="22"/>
                 <w:szCs w:val="22"/>
                 <w:color w:val="000000"/>
@@ -2467,6 +2427,7 @@
           </w:tcPr>
           <w:p>
             <w:pPr>
+              <w:pStyle w:val="Normal"/>
               <w:jc w:val="right"/>
               <w:pBdr>
                 <w:bottom w:val="none" w:sz="0" w:space="0" w:color="000000"/>
@@ -2481,19 +2442,17 @@
                 <w:i w:val="false"/>
                 <w:b w:val="false"/>
                 <w:u w:val="none"/>
-                <w:strike w:val="false"/>
-                <w:sz w:val="22"/>
-                <w:szCs w:val="22"/>
-                <w:color w:val="000000"/>
-              </w:rPr>
-            </w:pPr>
-            <w:r>
-              <w:rPr>
-                <w:rFonts w:ascii="Helvetica" w:hAnsi="Helvetica" w:eastAsia="Helvetica" w:cs="Helvetica"/>
-                <w:i w:val="false"/>
-                <w:b w:val="false"/>
-                <w:u w:val="none"/>
-                <w:strike w:val="false"/>
+                <w:sz w:val="22"/>
+                <w:szCs w:val="22"/>
+                <w:color w:val="000000"/>
+              </w:rPr>
+            </w:pPr>
+            <w:r>
+              <w:rPr>
+                <w:rFonts w:ascii="Helvetica" w:hAnsi="Helvetica" w:eastAsia="Helvetica" w:cs="Helvetica"/>
+                <w:i w:val="false"/>
+                <w:b w:val="false"/>
+                <w:u w:val="none"/>
                 <w:sz w:val="22"/>
                 <w:szCs w:val="22"/>
                 <w:color w:val="000000"/>
@@ -2521,6 +2480,7 @@
           </w:tcPr>
           <w:p>
             <w:pPr>
+              <w:pStyle w:val="Normal"/>
               <w:jc w:val="right"/>
               <w:pBdr>
                 <w:bottom w:val="none" w:sz="0" w:space="0" w:color="000000"/>
@@ -2535,19 +2495,17 @@
                 <w:i w:val="false"/>
                 <w:b w:val="false"/>
                 <w:u w:val="none"/>
-                <w:strike w:val="false"/>
-                <w:sz w:val="22"/>
-                <w:szCs w:val="22"/>
-                <w:color w:val="000000"/>
-              </w:rPr>
-            </w:pPr>
-            <w:r>
-              <w:rPr>
-                <w:rFonts w:ascii="Helvetica" w:hAnsi="Helvetica" w:eastAsia="Helvetica" w:cs="Helvetica"/>
-                <w:i w:val="false"/>
-                <w:b w:val="false"/>
-                <w:u w:val="none"/>
-                <w:strike w:val="false"/>
+                <w:sz w:val="22"/>
+                <w:szCs w:val="22"/>
+                <w:color w:val="000000"/>
+              </w:rPr>
+            </w:pPr>
+            <w:r>
+              <w:rPr>
+                <w:rFonts w:ascii="Helvetica" w:hAnsi="Helvetica" w:eastAsia="Helvetica" w:cs="Helvetica"/>
+                <w:i w:val="false"/>
+                <w:b w:val="false"/>
+                <w:u w:val="none"/>
                 <w:sz w:val="22"/>
                 <w:szCs w:val="22"/>
                 <w:color w:val="000000"/>
@@ -2575,6 +2533,7 @@
           </w:tcPr>
           <w:p>
             <w:pPr>
+              <w:pStyle w:val="Normal"/>
               <w:jc w:val="right"/>
               <w:pBdr>
                 <w:bottom w:val="none" w:sz="0" w:space="0" w:color="000000"/>
@@ -2589,19 +2548,17 @@
                 <w:i w:val="false"/>
                 <w:b w:val="false"/>
                 <w:u w:val="none"/>
-                <w:strike w:val="false"/>
-                <w:sz w:val="22"/>
-                <w:szCs w:val="22"/>
-                <w:color w:val="000000"/>
-              </w:rPr>
-            </w:pPr>
-            <w:r>
-              <w:rPr>
-                <w:rFonts w:ascii="Helvetica" w:hAnsi="Helvetica" w:eastAsia="Helvetica" w:cs="Helvetica"/>
-                <w:i w:val="false"/>
-                <w:b w:val="false"/>
-                <w:u w:val="none"/>
-                <w:strike w:val="false"/>
+                <w:sz w:val="22"/>
+                <w:szCs w:val="22"/>
+                <w:color w:val="000000"/>
+              </w:rPr>
+            </w:pPr>
+            <w:r>
+              <w:rPr>
+                <w:rFonts w:ascii="Helvetica" w:hAnsi="Helvetica" w:eastAsia="Helvetica" w:cs="Helvetica"/>
+                <w:i w:val="false"/>
+                <w:b w:val="false"/>
+                <w:u w:val="none"/>
                 <w:sz w:val="22"/>
                 <w:szCs w:val="22"/>
                 <w:color w:val="000000"/>
@@ -2629,6 +2586,7 @@
           </w:tcPr>
           <w:p>
             <w:pPr>
+              <w:pStyle w:val="Normal"/>
               <w:jc w:val="left"/>
               <w:pBdr>
                 <w:bottom w:val="none" w:sz="0" w:space="0" w:color="000000"/>
@@ -2643,19 +2601,17 @@
                 <w:i w:val="false"/>
                 <w:b w:val="false"/>
                 <w:u w:val="none"/>
-                <w:strike w:val="false"/>
-                <w:sz w:val="22"/>
-                <w:szCs w:val="22"/>
-                <w:color w:val="000000"/>
-              </w:rPr>
-            </w:pPr>
-            <w:r>
-              <w:rPr>
-                <w:rFonts w:ascii="Helvetica" w:hAnsi="Helvetica" w:eastAsia="Helvetica" w:cs="Helvetica"/>
-                <w:i w:val="false"/>
-                <w:b w:val="false"/>
-                <w:u w:val="none"/>
-                <w:strike w:val="false"/>
+                <w:sz w:val="22"/>
+                <w:szCs w:val="22"/>
+                <w:color w:val="000000"/>
+              </w:rPr>
+            </w:pPr>
+            <w:r>
+              <w:rPr>
+                <w:rFonts w:ascii="Helvetica" w:hAnsi="Helvetica" w:eastAsia="Helvetica" w:cs="Helvetica"/>
+                <w:i w:val="false"/>
+                <w:b w:val="false"/>
+                <w:u w:val="none"/>
                 <w:sz w:val="22"/>
                 <w:szCs w:val="22"/>
                 <w:color w:val="000000"/>
@@ -2690,6 +2646,7 @@
           </w:tcPr>
           <w:p>
             <w:pPr>
+              <w:pStyle w:val="Normal"/>
               <w:jc w:val="left"/>
               <w:pBdr>
                 <w:bottom w:val="none" w:sz="0" w:space="0" w:color="000000"/>
@@ -2704,33 +2661,33 @@
                 <w:i w:val="false"/>
                 <w:b w:val="false"/>
                 <w:u w:val="none"/>
-                <w:strike w:val="false"/>
-                <w:sz w:val="22"/>
-                <w:szCs w:val="22"/>
-                <w:color w:val="000000"/>
-              </w:rPr>
-            </w:pPr>
-          </w:p>
-        </w:tc>
-        <w:tc>
-          <w:tcPr>
-            <w:tcBorders>
-              <w:bottom w:val="none" w:sz="0" w:space="0" w:color="000000"/>
-              <w:top w:val="none" w:sz="0" w:space="0" w:color="000000"/>
-              <w:left w:val="none" w:sz="0" w:space="0" w:color="000000"/>
-              <w:right w:val="none" w:sz="0" w:space="0" w:color="000000"/>
-            </w:tcBorders>
-            <w:shd w:val="clear" w:color="auto" w:fill="FFFFFF"/>
-            <w:tcMar>
-              <w:top w:w="0" w:type="dxa"/>
-              <w:bottom w:w="0" w:type="dxa"/>
-              <w:left w:w="0" w:type="dxa"/>
-              <w:right w:w="0" w:type="dxa"/>
-            </w:tcMar>
-            <w:vAlign w:val="center"/>
-          </w:tcPr>
-          <w:p>
-            <w:pPr>
+                <w:sz w:val="22"/>
+                <w:szCs w:val="22"/>
+                <w:color w:val="000000"/>
+              </w:rPr>
+            </w:pPr>
+          </w:p>
+        </w:tc>
+        <w:tc>
+          <w:tcPr>
+            <w:tcBorders>
+              <w:bottom w:val="none" w:sz="0" w:space="0" w:color="000000"/>
+              <w:top w:val="none" w:sz="0" w:space="0" w:color="000000"/>
+              <w:left w:val="none" w:sz="0" w:space="0" w:color="000000"/>
+              <w:right w:val="none" w:sz="0" w:space="0" w:color="000000"/>
+            </w:tcBorders>
+            <w:shd w:val="clear" w:color="auto" w:fill="FFFFFF"/>
+            <w:tcMar>
+              <w:top w:w="0" w:type="dxa"/>
+              <w:bottom w:w="0" w:type="dxa"/>
+              <w:left w:w="0" w:type="dxa"/>
+              <w:right w:w="0" w:type="dxa"/>
+            </w:tcMar>
+            <w:vAlign w:val="center"/>
+          </w:tcPr>
+          <w:p>
+            <w:pPr>
+              <w:pStyle w:val="Normal"/>
               <w:jc w:val="left"/>
               <w:pBdr>
                 <w:bottom w:val="none" w:sz="0" w:space="0" w:color="000000"/>
@@ -2745,19 +2702,17 @@
                 <w:i w:val="false"/>
                 <w:b w:val="false"/>
                 <w:u w:val="none"/>
-                <w:strike w:val="false"/>
-                <w:sz w:val="22"/>
-                <w:szCs w:val="22"/>
-                <w:color w:val="000000"/>
-              </w:rPr>
-            </w:pPr>
-            <w:r>
-              <w:rPr>
-                <w:rFonts w:ascii="Helvetica" w:hAnsi="Helvetica" w:eastAsia="Helvetica" w:cs="Helvetica"/>
-                <w:i w:val="false"/>
-                <w:b w:val="false"/>
-                <w:u w:val="none"/>
-                <w:strike w:val="false"/>
+                <w:sz w:val="22"/>
+                <w:szCs w:val="22"/>
+                <w:color w:val="000000"/>
+              </w:rPr>
+            </w:pPr>
+            <w:r>
+              <w:rPr>
+                <w:rFonts w:ascii="Helvetica" w:hAnsi="Helvetica" w:eastAsia="Helvetica" w:cs="Helvetica"/>
+                <w:i w:val="false"/>
+                <w:b w:val="false"/>
+                <w:u w:val="none"/>
                 <w:sz w:val="22"/>
                 <w:szCs w:val="22"/>
                 <w:color w:val="000000"/>
@@ -2785,6 +2740,7 @@
           </w:tcPr>
           <w:p>
             <w:pPr>
+              <w:pStyle w:val="Normal"/>
               <w:jc w:val="right"/>
               <w:pBdr>
                 <w:bottom w:val="none" w:sz="0" w:space="0" w:color="000000"/>
@@ -2799,19 +2755,17 @@
                 <w:i w:val="false"/>
                 <w:b w:val="false"/>
                 <w:u w:val="none"/>
-                <w:strike w:val="false"/>
-                <w:sz w:val="22"/>
-                <w:szCs w:val="22"/>
-                <w:color w:val="000000"/>
-              </w:rPr>
-            </w:pPr>
-            <w:r>
-              <w:rPr>
-                <w:rFonts w:ascii="Helvetica" w:hAnsi="Helvetica" w:eastAsia="Helvetica" w:cs="Helvetica"/>
-                <w:i w:val="false"/>
-                <w:b w:val="false"/>
-                <w:u w:val="none"/>
-                <w:strike w:val="false"/>
+                <w:sz w:val="22"/>
+                <w:szCs w:val="22"/>
+                <w:color w:val="000000"/>
+              </w:rPr>
+            </w:pPr>
+            <w:r>
+              <w:rPr>
+                <w:rFonts w:ascii="Helvetica" w:hAnsi="Helvetica" w:eastAsia="Helvetica" w:cs="Helvetica"/>
+                <w:i w:val="false"/>
+                <w:b w:val="false"/>
+                <w:u w:val="none"/>
                 <w:sz w:val="22"/>
                 <w:szCs w:val="22"/>
                 <w:color w:val="000000"/>
@@ -2839,6 +2793,7 @@
           </w:tcPr>
           <w:p>
             <w:pPr>
+              <w:pStyle w:val="Normal"/>
               <w:jc w:val="right"/>
               <w:pBdr>
                 <w:bottom w:val="none" w:sz="0" w:space="0" w:color="000000"/>
@@ -2853,19 +2808,17 @@
                 <w:i w:val="false"/>
                 <w:b w:val="false"/>
                 <w:u w:val="none"/>
-                <w:strike w:val="false"/>
-                <w:sz w:val="22"/>
-                <w:szCs w:val="22"/>
-                <w:color w:val="000000"/>
-              </w:rPr>
-            </w:pPr>
-            <w:r>
-              <w:rPr>
-                <w:rFonts w:ascii="Helvetica" w:hAnsi="Helvetica" w:eastAsia="Helvetica" w:cs="Helvetica"/>
-                <w:i w:val="false"/>
-                <w:b w:val="false"/>
-                <w:u w:val="none"/>
-                <w:strike w:val="false"/>
+                <w:sz w:val="22"/>
+                <w:szCs w:val="22"/>
+                <w:color w:val="000000"/>
+              </w:rPr>
+            </w:pPr>
+            <w:r>
+              <w:rPr>
+                <w:rFonts w:ascii="Helvetica" w:hAnsi="Helvetica" w:eastAsia="Helvetica" w:cs="Helvetica"/>
+                <w:i w:val="false"/>
+                <w:b w:val="false"/>
+                <w:u w:val="none"/>
                 <w:sz w:val="22"/>
                 <w:szCs w:val="22"/>
                 <w:color w:val="000000"/>
@@ -2893,6 +2846,7 @@
           </w:tcPr>
           <w:p>
             <w:pPr>
+              <w:pStyle w:val="Normal"/>
               <w:jc w:val="right"/>
               <w:pBdr>
                 <w:bottom w:val="none" w:sz="0" w:space="0" w:color="000000"/>
@@ -2907,19 +2861,17 @@
                 <w:i w:val="false"/>
                 <w:b w:val="false"/>
                 <w:u w:val="none"/>
-                <w:strike w:val="false"/>
-                <w:sz w:val="22"/>
-                <w:szCs w:val="22"/>
-                <w:color w:val="000000"/>
-              </w:rPr>
-            </w:pPr>
-            <w:r>
-              <w:rPr>
-                <w:rFonts w:ascii="Helvetica" w:hAnsi="Helvetica" w:eastAsia="Helvetica" w:cs="Helvetica"/>
-                <w:i w:val="false"/>
-                <w:b w:val="false"/>
-                <w:u w:val="none"/>
-                <w:strike w:val="false"/>
+                <w:sz w:val="22"/>
+                <w:szCs w:val="22"/>
+                <w:color w:val="000000"/>
+              </w:rPr>
+            </w:pPr>
+            <w:r>
+              <w:rPr>
+                <w:rFonts w:ascii="Helvetica" w:hAnsi="Helvetica" w:eastAsia="Helvetica" w:cs="Helvetica"/>
+                <w:i w:val="false"/>
+                <w:b w:val="false"/>
+                <w:u w:val="none"/>
                 <w:sz w:val="22"/>
                 <w:szCs w:val="22"/>
                 <w:color w:val="000000"/>
@@ -2947,6 +2899,7 @@
           </w:tcPr>
           <w:p>
             <w:pPr>
+              <w:pStyle w:val="Normal"/>
               <w:jc w:val="right"/>
               <w:pBdr>
                 <w:bottom w:val="none" w:sz="0" w:space="0" w:color="000000"/>
@@ -2961,19 +2914,17 @@
                 <w:i w:val="false"/>
                 <w:b w:val="false"/>
                 <w:u w:val="none"/>
-                <w:strike w:val="false"/>
-                <w:sz w:val="22"/>
-                <w:szCs w:val="22"/>
-                <w:color w:val="000000"/>
-              </w:rPr>
-            </w:pPr>
-            <w:r>
-              <w:rPr>
-                <w:rFonts w:ascii="Helvetica" w:hAnsi="Helvetica" w:eastAsia="Helvetica" w:cs="Helvetica"/>
-                <w:i w:val="false"/>
-                <w:b w:val="false"/>
-                <w:u w:val="none"/>
-                <w:strike w:val="false"/>
+                <w:sz w:val="22"/>
+                <w:szCs w:val="22"/>
+                <w:color w:val="000000"/>
+              </w:rPr>
+            </w:pPr>
+            <w:r>
+              <w:rPr>
+                <w:rFonts w:ascii="Helvetica" w:hAnsi="Helvetica" w:eastAsia="Helvetica" w:cs="Helvetica"/>
+                <w:i w:val="false"/>
+                <w:b w:val="false"/>
+                <w:u w:val="none"/>
                 <w:sz w:val="22"/>
                 <w:szCs w:val="22"/>
                 <w:color w:val="000000"/>
@@ -3001,6 +2952,7 @@
           </w:tcPr>
           <w:p>
             <w:pPr>
+              <w:pStyle w:val="Normal"/>
               <w:jc w:val="left"/>
               <w:pBdr>
                 <w:bottom w:val="none" w:sz="0" w:space="0" w:color="000000"/>
@@ -3015,19 +2967,17 @@
                 <w:i w:val="false"/>
                 <w:b w:val="false"/>
                 <w:u w:val="none"/>
-                <w:strike w:val="false"/>
-                <w:sz w:val="22"/>
-                <w:szCs w:val="22"/>
-                <w:color w:val="000000"/>
-              </w:rPr>
-            </w:pPr>
-            <w:r>
-              <w:rPr>
-                <w:rFonts w:ascii="Helvetica" w:hAnsi="Helvetica" w:eastAsia="Helvetica" w:cs="Helvetica"/>
-                <w:i w:val="false"/>
-                <w:b w:val="false"/>
-                <w:u w:val="none"/>
-                <w:strike w:val="false"/>
+                <w:sz w:val="22"/>
+                <w:szCs w:val="22"/>
+                <w:color w:val="000000"/>
+              </w:rPr>
+            </w:pPr>
+            <w:r>
+              <w:rPr>
+                <w:rFonts w:ascii="Helvetica" w:hAnsi="Helvetica" w:eastAsia="Helvetica" w:cs="Helvetica"/>
+                <w:i w:val="false"/>
+                <w:b w:val="false"/>
+                <w:u w:val="none"/>
                 <w:sz w:val="22"/>
                 <w:szCs w:val="22"/>
                 <w:color w:val="000000"/>
@@ -3062,6 +3012,7 @@
           </w:tcPr>
           <w:p>
             <w:pPr>
+              <w:pStyle w:val="Normal"/>
               <w:jc w:val="left"/>
               <w:pBdr>
                 <w:bottom w:val="none" w:sz="0" w:space="0" w:color="000000"/>
@@ -3076,33 +3027,33 @@
                 <w:i w:val="false"/>
                 <w:b w:val="false"/>
                 <w:u w:val="none"/>
-                <w:strike w:val="false"/>
-                <w:sz w:val="22"/>
-                <w:szCs w:val="22"/>
-                <w:color w:val="000000"/>
-              </w:rPr>
-            </w:pPr>
-          </w:p>
-        </w:tc>
-        <w:tc>
-          <w:tcPr>
-            <w:tcBorders>
-              <w:bottom w:val="none" w:sz="0" w:space="0" w:color="000000"/>
-              <w:top w:val="none" w:sz="0" w:space="0" w:color="000000"/>
-              <w:left w:val="none" w:sz="0" w:space="0" w:color="000000"/>
-              <w:right w:val="none" w:sz="0" w:space="0" w:color="000000"/>
-            </w:tcBorders>
-            <w:shd w:val="clear" w:color="auto" w:fill="FFFFFF"/>
-            <w:tcMar>
-              <w:top w:w="0" w:type="dxa"/>
-              <w:bottom w:w="0" w:type="dxa"/>
-              <w:left w:w="0" w:type="dxa"/>
-              <w:right w:w="0" w:type="dxa"/>
-            </w:tcMar>
-            <w:vAlign w:val="center"/>
-          </w:tcPr>
-          <w:p>
-            <w:pPr>
+                <w:sz w:val="22"/>
+                <w:szCs w:val="22"/>
+                <w:color w:val="000000"/>
+              </w:rPr>
+            </w:pPr>
+          </w:p>
+        </w:tc>
+        <w:tc>
+          <w:tcPr>
+            <w:tcBorders>
+              <w:bottom w:val="none" w:sz="0" w:space="0" w:color="000000"/>
+              <w:top w:val="none" w:sz="0" w:space="0" w:color="000000"/>
+              <w:left w:val="none" w:sz="0" w:space="0" w:color="000000"/>
+              <w:right w:val="none" w:sz="0" w:space="0" w:color="000000"/>
+            </w:tcBorders>
+            <w:shd w:val="clear" w:color="auto" w:fill="FFFFFF"/>
+            <w:tcMar>
+              <w:top w:w="0" w:type="dxa"/>
+              <w:bottom w:w="0" w:type="dxa"/>
+              <w:left w:w="0" w:type="dxa"/>
+              <w:right w:w="0" w:type="dxa"/>
+            </w:tcMar>
+            <w:vAlign w:val="center"/>
+          </w:tcPr>
+          <w:p>
+            <w:pPr>
+              <w:pStyle w:val="Normal"/>
               <w:jc w:val="left"/>
               <w:pBdr>
                 <w:bottom w:val="none" w:sz="0" w:space="0" w:color="000000"/>
@@ -3117,19 +3068,17 @@
                 <w:i w:val="false"/>
                 <w:b w:val="false"/>
                 <w:u w:val="none"/>
-                <w:strike w:val="false"/>
-                <w:sz w:val="22"/>
-                <w:szCs w:val="22"/>
-                <w:color w:val="000000"/>
-              </w:rPr>
-            </w:pPr>
-            <w:r>
-              <w:rPr>
-                <w:rFonts w:ascii="Helvetica" w:hAnsi="Helvetica" w:eastAsia="Helvetica" w:cs="Helvetica"/>
-                <w:i w:val="false"/>
-                <w:b w:val="false"/>
-                <w:u w:val="none"/>
-                <w:strike w:val="false"/>
+                <w:sz w:val="22"/>
+                <w:szCs w:val="22"/>
+                <w:color w:val="000000"/>
+              </w:rPr>
+            </w:pPr>
+            <w:r>
+              <w:rPr>
+                <w:rFonts w:ascii="Helvetica" w:hAnsi="Helvetica" w:eastAsia="Helvetica" w:cs="Helvetica"/>
+                <w:i w:val="false"/>
+                <w:b w:val="false"/>
+                <w:u w:val="none"/>
                 <w:sz w:val="22"/>
                 <w:szCs w:val="22"/>
                 <w:color w:val="000000"/>
@@ -3157,6 +3106,7 @@
           </w:tcPr>
           <w:p>
             <w:pPr>
+              <w:pStyle w:val="Normal"/>
               <w:jc w:val="right"/>
               <w:pBdr>
                 <w:bottom w:val="none" w:sz="0" w:space="0" w:color="000000"/>
@@ -3171,19 +3121,17 @@
                 <w:i w:val="false"/>
                 <w:b w:val="false"/>
                 <w:u w:val="none"/>
-                <w:strike w:val="false"/>
-                <w:sz w:val="22"/>
-                <w:szCs w:val="22"/>
-                <w:color w:val="000000"/>
-              </w:rPr>
-            </w:pPr>
-            <w:r>
-              <w:rPr>
-                <w:rFonts w:ascii="Helvetica" w:hAnsi="Helvetica" w:eastAsia="Helvetica" w:cs="Helvetica"/>
-                <w:i w:val="false"/>
-                <w:b w:val="false"/>
-                <w:u w:val="none"/>
-                <w:strike w:val="false"/>
+                <w:sz w:val="22"/>
+                <w:szCs w:val="22"/>
+                <w:color w:val="000000"/>
+              </w:rPr>
+            </w:pPr>
+            <w:r>
+              <w:rPr>
+                <w:rFonts w:ascii="Helvetica" w:hAnsi="Helvetica" w:eastAsia="Helvetica" w:cs="Helvetica"/>
+                <w:i w:val="false"/>
+                <w:b w:val="false"/>
+                <w:u w:val="none"/>
                 <w:sz w:val="22"/>
                 <w:szCs w:val="22"/>
                 <w:color w:val="000000"/>
@@ -3211,6 +3159,7 @@
           </w:tcPr>
           <w:p>
             <w:pPr>
+              <w:pStyle w:val="Normal"/>
               <w:jc w:val="right"/>
               <w:pBdr>
                 <w:bottom w:val="none" w:sz="0" w:space="0" w:color="000000"/>
@@ -3225,19 +3174,17 @@
                 <w:i w:val="false"/>
                 <w:b w:val="false"/>
                 <w:u w:val="none"/>
-                <w:strike w:val="false"/>
-                <w:sz w:val="22"/>
-                <w:szCs w:val="22"/>
-                <w:color w:val="000000"/>
-              </w:rPr>
-            </w:pPr>
-            <w:r>
-              <w:rPr>
-                <w:rFonts w:ascii="Helvetica" w:hAnsi="Helvetica" w:eastAsia="Helvetica" w:cs="Helvetica"/>
-                <w:i w:val="false"/>
-                <w:b w:val="false"/>
-                <w:u w:val="none"/>
-                <w:strike w:val="false"/>
+                <w:sz w:val="22"/>
+                <w:szCs w:val="22"/>
+                <w:color w:val="000000"/>
+              </w:rPr>
+            </w:pPr>
+            <w:r>
+              <w:rPr>
+                <w:rFonts w:ascii="Helvetica" w:hAnsi="Helvetica" w:eastAsia="Helvetica" w:cs="Helvetica"/>
+                <w:i w:val="false"/>
+                <w:b w:val="false"/>
+                <w:u w:val="none"/>
                 <w:sz w:val="22"/>
                 <w:szCs w:val="22"/>
                 <w:color w:val="000000"/>
@@ -3265,6 +3212,7 @@
           </w:tcPr>
           <w:p>
             <w:pPr>
+              <w:pStyle w:val="Normal"/>
               <w:jc w:val="right"/>
               <w:pBdr>
                 <w:bottom w:val="none" w:sz="0" w:space="0" w:color="000000"/>
@@ -3279,19 +3227,17 @@
                 <w:i w:val="false"/>
                 <w:b w:val="false"/>
                 <w:u w:val="none"/>
-                <w:strike w:val="false"/>
-                <w:sz w:val="22"/>
-                <w:szCs w:val="22"/>
-                <w:color w:val="000000"/>
-              </w:rPr>
-            </w:pPr>
-            <w:r>
-              <w:rPr>
-                <w:rFonts w:ascii="Helvetica" w:hAnsi="Helvetica" w:eastAsia="Helvetica" w:cs="Helvetica"/>
-                <w:i w:val="false"/>
-                <w:b w:val="false"/>
-                <w:u w:val="none"/>
-                <w:strike w:val="false"/>
+                <w:sz w:val="22"/>
+                <w:szCs w:val="22"/>
+                <w:color w:val="000000"/>
+              </w:rPr>
+            </w:pPr>
+            <w:r>
+              <w:rPr>
+                <w:rFonts w:ascii="Helvetica" w:hAnsi="Helvetica" w:eastAsia="Helvetica" w:cs="Helvetica"/>
+                <w:i w:val="false"/>
+                <w:b w:val="false"/>
+                <w:u w:val="none"/>
                 <w:sz w:val="22"/>
                 <w:szCs w:val="22"/>
                 <w:color w:val="000000"/>
@@ -3319,6 +3265,7 @@
           </w:tcPr>
           <w:p>
             <w:pPr>
+              <w:pStyle w:val="Normal"/>
               <w:jc w:val="right"/>
               <w:pBdr>
                 <w:bottom w:val="none" w:sz="0" w:space="0" w:color="000000"/>
@@ -3333,19 +3280,17 @@
                 <w:i w:val="false"/>
                 <w:b w:val="false"/>
                 <w:u w:val="none"/>
-                <w:strike w:val="false"/>
-                <w:sz w:val="22"/>
-                <w:szCs w:val="22"/>
-                <w:color w:val="000000"/>
-              </w:rPr>
-            </w:pPr>
-            <w:r>
-              <w:rPr>
-                <w:rFonts w:ascii="Helvetica" w:hAnsi="Helvetica" w:eastAsia="Helvetica" w:cs="Helvetica"/>
-                <w:i w:val="false"/>
-                <w:b w:val="false"/>
-                <w:u w:val="none"/>
-                <w:strike w:val="false"/>
+                <w:sz w:val="22"/>
+                <w:szCs w:val="22"/>
+                <w:color w:val="000000"/>
+              </w:rPr>
+            </w:pPr>
+            <w:r>
+              <w:rPr>
+                <w:rFonts w:ascii="Helvetica" w:hAnsi="Helvetica" w:eastAsia="Helvetica" w:cs="Helvetica"/>
+                <w:i w:val="false"/>
+                <w:b w:val="false"/>
+                <w:u w:val="none"/>
                 <w:sz w:val="22"/>
                 <w:szCs w:val="22"/>
                 <w:color w:val="000000"/>
@@ -3373,6 +3318,7 @@
           </w:tcPr>
           <w:p>
             <w:pPr>
+              <w:pStyle w:val="Normal"/>
               <w:jc w:val="left"/>
               <w:pBdr>
                 <w:bottom w:val="none" w:sz="0" w:space="0" w:color="000000"/>
@@ -3387,19 +3333,17 @@
                 <w:i w:val="false"/>
                 <w:b w:val="false"/>
                 <w:u w:val="none"/>
-                <w:strike w:val="false"/>
-                <w:sz w:val="22"/>
-                <w:szCs w:val="22"/>
-                <w:color w:val="000000"/>
-              </w:rPr>
-            </w:pPr>
-            <w:r>
-              <w:rPr>
-                <w:rFonts w:ascii="Helvetica" w:hAnsi="Helvetica" w:eastAsia="Helvetica" w:cs="Helvetica"/>
-                <w:i w:val="false"/>
-                <w:b w:val="false"/>
-                <w:u w:val="none"/>
-                <w:strike w:val="false"/>
+                <w:sz w:val="22"/>
+                <w:szCs w:val="22"/>
+                <w:color w:val="000000"/>
+              </w:rPr>
+            </w:pPr>
+            <w:r>
+              <w:rPr>
+                <w:rFonts w:ascii="Helvetica" w:hAnsi="Helvetica" w:eastAsia="Helvetica" w:cs="Helvetica"/>
+                <w:i w:val="false"/>
+                <w:b w:val="false"/>
+                <w:u w:val="none"/>
                 <w:sz w:val="22"/>
                 <w:szCs w:val="22"/>
                 <w:color w:val="000000"/>
@@ -3434,6 +3378,7 @@
           </w:tcPr>
           <w:p>
             <w:pPr>
+              <w:pStyle w:val="Normal"/>
               <w:jc w:val="left"/>
               <w:pBdr>
                 <w:bottom w:val="none" w:sz="0" w:space="0" w:color="000000"/>
@@ -3448,33 +3393,33 @@
                 <w:i w:val="false"/>
                 <w:b w:val="false"/>
                 <w:u w:val="none"/>
-                <w:strike w:val="false"/>
-                <w:sz w:val="22"/>
-                <w:szCs w:val="22"/>
-                <w:color w:val="000000"/>
-              </w:rPr>
-            </w:pPr>
-          </w:p>
-        </w:tc>
-        <w:tc>
-          <w:tcPr>
-            <w:tcBorders>
-              <w:bottom w:val="none" w:sz="0" w:space="0" w:color="000000"/>
-              <w:top w:val="none" w:sz="0" w:space="0" w:color="000000"/>
-              <w:left w:val="none" w:sz="0" w:space="0" w:color="000000"/>
-              <w:right w:val="none" w:sz="0" w:space="0" w:color="000000"/>
-            </w:tcBorders>
-            <w:shd w:val="clear" w:color="auto" w:fill="FFFFFF"/>
-            <w:tcMar>
-              <w:top w:w="0" w:type="dxa"/>
-              <w:bottom w:w="0" w:type="dxa"/>
-              <w:left w:w="0" w:type="dxa"/>
-              <w:right w:w="0" w:type="dxa"/>
-            </w:tcMar>
-            <w:vAlign w:val="center"/>
-          </w:tcPr>
-          <w:p>
-            <w:pPr>
+                <w:sz w:val="22"/>
+                <w:szCs w:val="22"/>
+                <w:color w:val="000000"/>
+              </w:rPr>
+            </w:pPr>
+          </w:p>
+        </w:tc>
+        <w:tc>
+          <w:tcPr>
+            <w:tcBorders>
+              <w:bottom w:val="none" w:sz="0" w:space="0" w:color="000000"/>
+              <w:top w:val="none" w:sz="0" w:space="0" w:color="000000"/>
+              <w:left w:val="none" w:sz="0" w:space="0" w:color="000000"/>
+              <w:right w:val="none" w:sz="0" w:space="0" w:color="000000"/>
+            </w:tcBorders>
+            <w:shd w:val="clear" w:color="auto" w:fill="FFFFFF"/>
+            <w:tcMar>
+              <w:top w:w="0" w:type="dxa"/>
+              <w:bottom w:w="0" w:type="dxa"/>
+              <w:left w:w="0" w:type="dxa"/>
+              <w:right w:w="0" w:type="dxa"/>
+            </w:tcMar>
+            <w:vAlign w:val="center"/>
+          </w:tcPr>
+          <w:p>
+            <w:pPr>
+              <w:pStyle w:val="Normal"/>
               <w:jc w:val="left"/>
               <w:pBdr>
                 <w:bottom w:val="none" w:sz="0" w:space="0" w:color="000000"/>
@@ -3489,19 +3434,17 @@
                 <w:i w:val="false"/>
                 <w:b w:val="false"/>
                 <w:u w:val="none"/>
-                <w:strike w:val="false"/>
-                <w:sz w:val="22"/>
-                <w:szCs w:val="22"/>
-                <w:color w:val="000000"/>
-              </w:rPr>
-            </w:pPr>
-            <w:r>
-              <w:rPr>
-                <w:rFonts w:ascii="Helvetica" w:hAnsi="Helvetica" w:eastAsia="Helvetica" w:cs="Helvetica"/>
-                <w:i w:val="false"/>
-                <w:b w:val="false"/>
-                <w:u w:val="none"/>
-                <w:strike w:val="false"/>
+                <w:sz w:val="22"/>
+                <w:szCs w:val="22"/>
+                <w:color w:val="000000"/>
+              </w:rPr>
+            </w:pPr>
+            <w:r>
+              <w:rPr>
+                <w:rFonts w:ascii="Helvetica" w:hAnsi="Helvetica" w:eastAsia="Helvetica" w:cs="Helvetica"/>
+                <w:i w:val="false"/>
+                <w:b w:val="false"/>
+                <w:u w:val="none"/>
                 <w:sz w:val="22"/>
                 <w:szCs w:val="22"/>
                 <w:color w:val="000000"/>
@@ -3529,6 +3472,7 @@
           </w:tcPr>
           <w:p>
             <w:pPr>
+              <w:pStyle w:val="Normal"/>
               <w:jc w:val="right"/>
               <w:pBdr>
                 <w:bottom w:val="none" w:sz="0" w:space="0" w:color="000000"/>
@@ -3543,19 +3487,17 @@
                 <w:i w:val="false"/>
                 <w:b w:val="false"/>
                 <w:u w:val="none"/>
-                <w:strike w:val="false"/>
-                <w:sz w:val="22"/>
-                <w:szCs w:val="22"/>
-                <w:color w:val="000000"/>
-              </w:rPr>
-            </w:pPr>
-            <w:r>
-              <w:rPr>
-                <w:rFonts w:ascii="Helvetica" w:hAnsi="Helvetica" w:eastAsia="Helvetica" w:cs="Helvetica"/>
-                <w:i w:val="false"/>
-                <w:b w:val="false"/>
-                <w:u w:val="none"/>
-                <w:strike w:val="false"/>
+                <w:sz w:val="22"/>
+                <w:szCs w:val="22"/>
+                <w:color w:val="000000"/>
+              </w:rPr>
+            </w:pPr>
+            <w:r>
+              <w:rPr>
+                <w:rFonts w:ascii="Helvetica" w:hAnsi="Helvetica" w:eastAsia="Helvetica" w:cs="Helvetica"/>
+                <w:i w:val="false"/>
+                <w:b w:val="false"/>
+                <w:u w:val="none"/>
                 <w:sz w:val="22"/>
                 <w:szCs w:val="22"/>
                 <w:color w:val="000000"/>
@@ -3583,6 +3525,7 @@
           </w:tcPr>
           <w:p>
             <w:pPr>
+              <w:pStyle w:val="Normal"/>
               <w:jc w:val="right"/>
               <w:pBdr>
                 <w:bottom w:val="none" w:sz="0" w:space="0" w:color="000000"/>
@@ -3597,19 +3540,17 @@
                 <w:i w:val="false"/>
                 <w:b w:val="false"/>
                 <w:u w:val="none"/>
-                <w:strike w:val="false"/>
-                <w:sz w:val="22"/>
-                <w:szCs w:val="22"/>
-                <w:color w:val="000000"/>
-              </w:rPr>
-            </w:pPr>
-            <w:r>
-              <w:rPr>
-                <w:rFonts w:ascii="Helvetica" w:hAnsi="Helvetica" w:eastAsia="Helvetica" w:cs="Helvetica"/>
-                <w:i w:val="false"/>
-                <w:b w:val="false"/>
-                <w:u w:val="none"/>
-                <w:strike w:val="false"/>
+                <w:sz w:val="22"/>
+                <w:szCs w:val="22"/>
+                <w:color w:val="000000"/>
+              </w:rPr>
+            </w:pPr>
+            <w:r>
+              <w:rPr>
+                <w:rFonts w:ascii="Helvetica" w:hAnsi="Helvetica" w:eastAsia="Helvetica" w:cs="Helvetica"/>
+                <w:i w:val="false"/>
+                <w:b w:val="false"/>
+                <w:u w:val="none"/>
                 <w:sz w:val="22"/>
                 <w:szCs w:val="22"/>
                 <w:color w:val="000000"/>
@@ -3637,6 +3578,7 @@
           </w:tcPr>
           <w:p>
             <w:pPr>
+              <w:pStyle w:val="Normal"/>
               <w:jc w:val="right"/>
               <w:pBdr>
                 <w:bottom w:val="none" w:sz="0" w:space="0" w:color="000000"/>
@@ -3651,19 +3593,17 @@
                 <w:i w:val="false"/>
                 <w:b w:val="false"/>
                 <w:u w:val="none"/>
-                <w:strike w:val="false"/>
-                <w:sz w:val="22"/>
-                <w:szCs w:val="22"/>
-                <w:color w:val="000000"/>
-              </w:rPr>
-            </w:pPr>
-            <w:r>
-              <w:rPr>
-                <w:rFonts w:ascii="Helvetica" w:hAnsi="Helvetica" w:eastAsia="Helvetica" w:cs="Helvetica"/>
-                <w:i w:val="false"/>
-                <w:b w:val="false"/>
-                <w:u w:val="none"/>
-                <w:strike w:val="false"/>
+                <w:sz w:val="22"/>
+                <w:szCs w:val="22"/>
+                <w:color w:val="000000"/>
+              </w:rPr>
+            </w:pPr>
+            <w:r>
+              <w:rPr>
+                <w:rFonts w:ascii="Helvetica" w:hAnsi="Helvetica" w:eastAsia="Helvetica" w:cs="Helvetica"/>
+                <w:i w:val="false"/>
+                <w:b w:val="false"/>
+                <w:u w:val="none"/>
                 <w:sz w:val="22"/>
                 <w:szCs w:val="22"/>
                 <w:color w:val="000000"/>
@@ -3691,6 +3631,7 @@
           </w:tcPr>
           <w:p>
             <w:pPr>
+              <w:pStyle w:val="Normal"/>
               <w:jc w:val="right"/>
               <w:pBdr>
                 <w:bottom w:val="none" w:sz="0" w:space="0" w:color="000000"/>
@@ -3705,19 +3646,17 @@
                 <w:i w:val="false"/>
                 <w:b w:val="false"/>
                 <w:u w:val="none"/>
-                <w:strike w:val="false"/>
-                <w:sz w:val="22"/>
-                <w:szCs w:val="22"/>
-                <w:color w:val="000000"/>
-              </w:rPr>
-            </w:pPr>
-            <w:r>
-              <w:rPr>
-                <w:rFonts w:ascii="Helvetica" w:hAnsi="Helvetica" w:eastAsia="Helvetica" w:cs="Helvetica"/>
-                <w:i w:val="false"/>
-                <w:b w:val="false"/>
-                <w:u w:val="none"/>
-                <w:strike w:val="false"/>
+                <w:sz w:val="22"/>
+                <w:szCs w:val="22"/>
+                <w:color w:val="000000"/>
+              </w:rPr>
+            </w:pPr>
+            <w:r>
+              <w:rPr>
+                <w:rFonts w:ascii="Helvetica" w:hAnsi="Helvetica" w:eastAsia="Helvetica" w:cs="Helvetica"/>
+                <w:i w:val="false"/>
+                <w:b w:val="false"/>
+                <w:u w:val="none"/>
                 <w:sz w:val="22"/>
                 <w:szCs w:val="22"/>
                 <w:color w:val="000000"/>
@@ -3745,6 +3684,7 @@
           </w:tcPr>
           <w:p>
             <w:pPr>
+              <w:pStyle w:val="Normal"/>
               <w:jc w:val="left"/>
               <w:pBdr>
                 <w:bottom w:val="none" w:sz="0" w:space="0" w:color="000000"/>
@@ -3759,19 +3699,17 @@
                 <w:i w:val="false"/>
                 <w:b w:val="false"/>
                 <w:u w:val="none"/>
-                <w:strike w:val="false"/>
-                <w:sz w:val="22"/>
-                <w:szCs w:val="22"/>
-                <w:color w:val="000000"/>
-              </w:rPr>
-            </w:pPr>
-            <w:r>
-              <w:rPr>
-                <w:rFonts w:ascii="Helvetica" w:hAnsi="Helvetica" w:eastAsia="Helvetica" w:cs="Helvetica"/>
-                <w:i w:val="false"/>
-                <w:b w:val="false"/>
-                <w:u w:val="none"/>
-                <w:strike w:val="false"/>
+                <w:sz w:val="22"/>
+                <w:szCs w:val="22"/>
+                <w:color w:val="000000"/>
+              </w:rPr>
+            </w:pPr>
+            <w:r>
+              <w:rPr>
+                <w:rFonts w:ascii="Helvetica" w:hAnsi="Helvetica" w:eastAsia="Helvetica" w:cs="Helvetica"/>
+                <w:i w:val="false"/>
+                <w:b w:val="false"/>
+                <w:u w:val="none"/>
                 <w:sz w:val="22"/>
                 <w:szCs w:val="22"/>
                 <w:color w:val="000000"/>
@@ -3806,6 +3744,7 @@
           </w:tcPr>
           <w:p>
             <w:pPr>
+              <w:pStyle w:val="Normal"/>
               <w:jc w:val="left"/>
               <w:pBdr>
                 <w:bottom w:val="none" w:sz="0" w:space="0" w:color="000000"/>
@@ -3820,33 +3759,33 @@
                 <w:i w:val="false"/>
                 <w:b w:val="false"/>
                 <w:u w:val="none"/>
-                <w:strike w:val="false"/>
-                <w:sz w:val="22"/>
-                <w:szCs w:val="22"/>
-                <w:color w:val="000000"/>
-              </w:rPr>
-            </w:pPr>
-          </w:p>
-        </w:tc>
-        <w:tc>
-          <w:tcPr>
-            <w:tcBorders>
-              <w:bottom w:val="none" w:sz="0" w:space="0" w:color="000000"/>
-              <w:top w:val="none" w:sz="0" w:space="0" w:color="000000"/>
-              <w:left w:val="none" w:sz="0" w:space="0" w:color="000000"/>
-              <w:right w:val="none" w:sz="0" w:space="0" w:color="000000"/>
-            </w:tcBorders>
-            <w:shd w:val="clear" w:color="auto" w:fill="FFFFFF"/>
-            <w:tcMar>
-              <w:top w:w="0" w:type="dxa"/>
-              <w:bottom w:w="0" w:type="dxa"/>
-              <w:left w:w="0" w:type="dxa"/>
-              <w:right w:w="0" w:type="dxa"/>
-            </w:tcMar>
-            <w:vAlign w:val="center"/>
-          </w:tcPr>
-          <w:p>
-            <w:pPr>
+                <w:sz w:val="22"/>
+                <w:szCs w:val="22"/>
+                <w:color w:val="000000"/>
+              </w:rPr>
+            </w:pPr>
+          </w:p>
+        </w:tc>
+        <w:tc>
+          <w:tcPr>
+            <w:tcBorders>
+              <w:bottom w:val="none" w:sz="0" w:space="0" w:color="000000"/>
+              <w:top w:val="none" w:sz="0" w:space="0" w:color="000000"/>
+              <w:left w:val="none" w:sz="0" w:space="0" w:color="000000"/>
+              <w:right w:val="none" w:sz="0" w:space="0" w:color="000000"/>
+            </w:tcBorders>
+            <w:shd w:val="clear" w:color="auto" w:fill="FFFFFF"/>
+            <w:tcMar>
+              <w:top w:w="0" w:type="dxa"/>
+              <w:bottom w:w="0" w:type="dxa"/>
+              <w:left w:w="0" w:type="dxa"/>
+              <w:right w:w="0" w:type="dxa"/>
+            </w:tcMar>
+            <w:vAlign w:val="center"/>
+          </w:tcPr>
+          <w:p>
+            <w:pPr>
+              <w:pStyle w:val="Normal"/>
               <w:jc w:val="left"/>
               <w:pBdr>
                 <w:bottom w:val="none" w:sz="0" w:space="0" w:color="000000"/>
@@ -3861,19 +3800,17 @@
                 <w:i w:val="false"/>
                 <w:b w:val="false"/>
                 <w:u w:val="none"/>
-                <w:strike w:val="false"/>
-                <w:sz w:val="22"/>
-                <w:szCs w:val="22"/>
-                <w:color w:val="000000"/>
-              </w:rPr>
-            </w:pPr>
-            <w:r>
-              <w:rPr>
-                <w:rFonts w:ascii="Helvetica" w:hAnsi="Helvetica" w:eastAsia="Helvetica" w:cs="Helvetica"/>
-                <w:i w:val="false"/>
-                <w:b w:val="false"/>
-                <w:u w:val="none"/>
-                <w:strike w:val="false"/>
+                <w:sz w:val="22"/>
+                <w:szCs w:val="22"/>
+                <w:color w:val="000000"/>
+              </w:rPr>
+            </w:pPr>
+            <w:r>
+              <w:rPr>
+                <w:rFonts w:ascii="Helvetica" w:hAnsi="Helvetica" w:eastAsia="Helvetica" w:cs="Helvetica"/>
+                <w:i w:val="false"/>
+                <w:b w:val="false"/>
+                <w:u w:val="none"/>
                 <w:sz w:val="22"/>
                 <w:szCs w:val="22"/>
                 <w:color w:val="000000"/>
@@ -3901,6 +3838,7 @@
           </w:tcPr>
           <w:p>
             <w:pPr>
+              <w:pStyle w:val="Normal"/>
               <w:jc w:val="right"/>
               <w:pBdr>
                 <w:bottom w:val="none" w:sz="0" w:space="0" w:color="000000"/>
@@ -3915,19 +3853,17 @@
                 <w:i w:val="false"/>
                 <w:b w:val="false"/>
                 <w:u w:val="none"/>
-                <w:strike w:val="false"/>
-                <w:sz w:val="22"/>
-                <w:szCs w:val="22"/>
-                <w:color w:val="000000"/>
-              </w:rPr>
-            </w:pPr>
-            <w:r>
-              <w:rPr>
-                <w:rFonts w:ascii="Helvetica" w:hAnsi="Helvetica" w:eastAsia="Helvetica" w:cs="Helvetica"/>
-                <w:i w:val="false"/>
-                <w:b w:val="false"/>
-                <w:u w:val="none"/>
-                <w:strike w:val="false"/>
+                <w:sz w:val="22"/>
+                <w:szCs w:val="22"/>
+                <w:color w:val="000000"/>
+              </w:rPr>
+            </w:pPr>
+            <w:r>
+              <w:rPr>
+                <w:rFonts w:ascii="Helvetica" w:hAnsi="Helvetica" w:eastAsia="Helvetica" w:cs="Helvetica"/>
+                <w:i w:val="false"/>
+                <w:b w:val="false"/>
+                <w:u w:val="none"/>
                 <w:sz w:val="22"/>
                 <w:szCs w:val="22"/>
                 <w:color w:val="000000"/>
@@ -3955,6 +3891,7 @@
           </w:tcPr>
           <w:p>
             <w:pPr>
+              <w:pStyle w:val="Normal"/>
               <w:jc w:val="right"/>
               <w:pBdr>
                 <w:bottom w:val="none" w:sz="0" w:space="0" w:color="000000"/>
@@ -3969,19 +3906,17 @@
                 <w:i w:val="false"/>
                 <w:b w:val="false"/>
                 <w:u w:val="none"/>
-                <w:strike w:val="false"/>
-                <w:sz w:val="22"/>
-                <w:szCs w:val="22"/>
-                <w:color w:val="000000"/>
-              </w:rPr>
-            </w:pPr>
-            <w:r>
-              <w:rPr>
-                <w:rFonts w:ascii="Helvetica" w:hAnsi="Helvetica" w:eastAsia="Helvetica" w:cs="Helvetica"/>
-                <w:i w:val="false"/>
-                <w:b w:val="false"/>
-                <w:u w:val="none"/>
-                <w:strike w:val="false"/>
+                <w:sz w:val="22"/>
+                <w:szCs w:val="22"/>
+                <w:color w:val="000000"/>
+              </w:rPr>
+            </w:pPr>
+            <w:r>
+              <w:rPr>
+                <w:rFonts w:ascii="Helvetica" w:hAnsi="Helvetica" w:eastAsia="Helvetica" w:cs="Helvetica"/>
+                <w:i w:val="false"/>
+                <w:b w:val="false"/>
+                <w:u w:val="none"/>
                 <w:sz w:val="22"/>
                 <w:szCs w:val="22"/>
                 <w:color w:val="000000"/>
@@ -4009,6 +3944,7 @@
           </w:tcPr>
           <w:p>
             <w:pPr>
+              <w:pStyle w:val="Normal"/>
               <w:jc w:val="right"/>
               <w:pBdr>
                 <w:bottom w:val="none" w:sz="0" w:space="0" w:color="000000"/>
@@ -4023,19 +3959,17 @@
                 <w:i w:val="false"/>
                 <w:b w:val="false"/>
                 <w:u w:val="none"/>
-                <w:strike w:val="false"/>
-                <w:sz w:val="22"/>
-                <w:szCs w:val="22"/>
-                <w:color w:val="000000"/>
-              </w:rPr>
-            </w:pPr>
-            <w:r>
-              <w:rPr>
-                <w:rFonts w:ascii="Helvetica" w:hAnsi="Helvetica" w:eastAsia="Helvetica" w:cs="Helvetica"/>
-                <w:i w:val="false"/>
-                <w:b w:val="false"/>
-                <w:u w:val="none"/>
-                <w:strike w:val="false"/>
+                <w:sz w:val="22"/>
+                <w:szCs w:val="22"/>
+                <w:color w:val="000000"/>
+              </w:rPr>
+            </w:pPr>
+            <w:r>
+              <w:rPr>
+                <w:rFonts w:ascii="Helvetica" w:hAnsi="Helvetica" w:eastAsia="Helvetica" w:cs="Helvetica"/>
+                <w:i w:val="false"/>
+                <w:b w:val="false"/>
+                <w:u w:val="none"/>
                 <w:sz w:val="22"/>
                 <w:szCs w:val="22"/>
                 <w:color w:val="000000"/>
@@ -4063,6 +3997,7 @@
           </w:tcPr>
           <w:p>
             <w:pPr>
+              <w:pStyle w:val="Normal"/>
               <w:jc w:val="right"/>
               <w:pBdr>
                 <w:bottom w:val="none" w:sz="0" w:space="0" w:color="000000"/>
@@ -4077,19 +4012,17 @@
                 <w:i w:val="false"/>
                 <w:b w:val="false"/>
                 <w:u w:val="none"/>
-                <w:strike w:val="false"/>
-                <w:sz w:val="22"/>
-                <w:szCs w:val="22"/>
-                <w:color w:val="000000"/>
-              </w:rPr>
-            </w:pPr>
-            <w:r>
-              <w:rPr>
-                <w:rFonts w:ascii="Helvetica" w:hAnsi="Helvetica" w:eastAsia="Helvetica" w:cs="Helvetica"/>
-                <w:i w:val="false"/>
-                <w:b w:val="false"/>
-                <w:u w:val="none"/>
-                <w:strike w:val="false"/>
+                <w:sz w:val="22"/>
+                <w:szCs w:val="22"/>
+                <w:color w:val="000000"/>
+              </w:rPr>
+            </w:pPr>
+            <w:r>
+              <w:rPr>
+                <w:rFonts w:ascii="Helvetica" w:hAnsi="Helvetica" w:eastAsia="Helvetica" w:cs="Helvetica"/>
+                <w:i w:val="false"/>
+                <w:b w:val="false"/>
+                <w:u w:val="none"/>
                 <w:sz w:val="22"/>
                 <w:szCs w:val="22"/>
                 <w:color w:val="000000"/>
@@ -4117,6 +4050,7 @@
           </w:tcPr>
           <w:p>
             <w:pPr>
+              <w:pStyle w:val="Normal"/>
               <w:jc w:val="left"/>
               <w:pBdr>
                 <w:bottom w:val="none" w:sz="0" w:space="0" w:color="000000"/>
@@ -4131,19 +4065,17 @@
                 <w:i w:val="false"/>
                 <w:b w:val="false"/>
                 <w:u w:val="none"/>
-                <w:strike w:val="false"/>
-                <w:sz w:val="22"/>
-                <w:szCs w:val="22"/>
-                <w:color w:val="000000"/>
-              </w:rPr>
-            </w:pPr>
-            <w:r>
-              <w:rPr>
-                <w:rFonts w:ascii="Helvetica" w:hAnsi="Helvetica" w:eastAsia="Helvetica" w:cs="Helvetica"/>
-                <w:i w:val="false"/>
-                <w:b w:val="false"/>
-                <w:u w:val="none"/>
-                <w:strike w:val="false"/>
+                <w:sz w:val="22"/>
+                <w:szCs w:val="22"/>
+                <w:color w:val="000000"/>
+              </w:rPr>
+            </w:pPr>
+            <w:r>
+              <w:rPr>
+                <w:rFonts w:ascii="Helvetica" w:hAnsi="Helvetica" w:eastAsia="Helvetica" w:cs="Helvetica"/>
+                <w:i w:val="false"/>
+                <w:b w:val="false"/>
+                <w:u w:val="none"/>
                 <w:sz w:val="22"/>
                 <w:szCs w:val="22"/>
                 <w:color w:val="000000"/>
@@ -4178,6 +4110,7 @@
           </w:tcPr>
           <w:p>
             <w:pPr>
+              <w:pStyle w:val="Normal"/>
               <w:jc w:val="left"/>
               <w:pBdr>
                 <w:bottom w:val="none" w:sz="0" w:space="0" w:color="000000"/>
@@ -4192,33 +4125,33 @@
                 <w:i w:val="false"/>
                 <w:b w:val="false"/>
                 <w:u w:val="none"/>
-                <w:strike w:val="false"/>
-                <w:sz w:val="22"/>
-                <w:szCs w:val="22"/>
-                <w:color w:val="000000"/>
-              </w:rPr>
-            </w:pPr>
-          </w:p>
-        </w:tc>
-        <w:tc>
-          <w:tcPr>
-            <w:tcBorders>
-              <w:bottom w:val="none" w:sz="0" w:space="0" w:color="000000"/>
-              <w:top w:val="none" w:sz="0" w:space="0" w:color="000000"/>
-              <w:left w:val="none" w:sz="0" w:space="0" w:color="000000"/>
-              <w:right w:val="none" w:sz="0" w:space="0" w:color="000000"/>
-            </w:tcBorders>
-            <w:shd w:val="clear" w:color="auto" w:fill="FFFFFF"/>
-            <w:tcMar>
-              <w:top w:w="0" w:type="dxa"/>
-              <w:bottom w:w="0" w:type="dxa"/>
-              <w:left w:w="0" w:type="dxa"/>
-              <w:right w:w="0" w:type="dxa"/>
-            </w:tcMar>
-            <w:vAlign w:val="center"/>
-          </w:tcPr>
-          <w:p>
-            <w:pPr>
+                <w:sz w:val="22"/>
+                <w:szCs w:val="22"/>
+                <w:color w:val="000000"/>
+              </w:rPr>
+            </w:pPr>
+          </w:p>
+        </w:tc>
+        <w:tc>
+          <w:tcPr>
+            <w:tcBorders>
+              <w:bottom w:val="none" w:sz="0" w:space="0" w:color="000000"/>
+              <w:top w:val="none" w:sz="0" w:space="0" w:color="000000"/>
+              <w:left w:val="none" w:sz="0" w:space="0" w:color="000000"/>
+              <w:right w:val="none" w:sz="0" w:space="0" w:color="000000"/>
+            </w:tcBorders>
+            <w:shd w:val="clear" w:color="auto" w:fill="FFFFFF"/>
+            <w:tcMar>
+              <w:top w:w="0" w:type="dxa"/>
+              <w:bottom w:w="0" w:type="dxa"/>
+              <w:left w:w="0" w:type="dxa"/>
+              <w:right w:w="0" w:type="dxa"/>
+            </w:tcMar>
+            <w:vAlign w:val="center"/>
+          </w:tcPr>
+          <w:p>
+            <w:pPr>
+              <w:pStyle w:val="Normal"/>
               <w:jc w:val="left"/>
               <w:pBdr>
                 <w:bottom w:val="none" w:sz="0" w:space="0" w:color="000000"/>
@@ -4233,19 +4166,17 @@
                 <w:i w:val="false"/>
                 <w:b w:val="false"/>
                 <w:u w:val="none"/>
-                <w:strike w:val="false"/>
-                <w:sz w:val="22"/>
-                <w:szCs w:val="22"/>
-                <w:color w:val="000000"/>
-              </w:rPr>
-            </w:pPr>
-            <w:r>
-              <w:rPr>
-                <w:rFonts w:ascii="Helvetica" w:hAnsi="Helvetica" w:eastAsia="Helvetica" w:cs="Helvetica"/>
-                <w:i w:val="false"/>
-                <w:b w:val="false"/>
-                <w:u w:val="none"/>
-                <w:strike w:val="false"/>
+                <w:sz w:val="22"/>
+                <w:szCs w:val="22"/>
+                <w:color w:val="000000"/>
+              </w:rPr>
+            </w:pPr>
+            <w:r>
+              <w:rPr>
+                <w:rFonts w:ascii="Helvetica" w:hAnsi="Helvetica" w:eastAsia="Helvetica" w:cs="Helvetica"/>
+                <w:i w:val="false"/>
+                <w:b w:val="false"/>
+                <w:u w:val="none"/>
                 <w:sz w:val="22"/>
                 <w:szCs w:val="22"/>
                 <w:color w:val="000000"/>
@@ -4273,6 +4204,7 @@
           </w:tcPr>
           <w:p>
             <w:pPr>
+              <w:pStyle w:val="Normal"/>
               <w:jc w:val="right"/>
               <w:pBdr>
                 <w:bottom w:val="none" w:sz="0" w:space="0" w:color="000000"/>
@@ -4287,19 +4219,17 @@
                 <w:i w:val="false"/>
                 <w:b w:val="false"/>
                 <w:u w:val="none"/>
-                <w:strike w:val="false"/>
-                <w:sz w:val="22"/>
-                <w:szCs w:val="22"/>
-                <w:color w:val="000000"/>
-              </w:rPr>
-            </w:pPr>
-            <w:r>
-              <w:rPr>
-                <w:rFonts w:ascii="Helvetica" w:hAnsi="Helvetica" w:eastAsia="Helvetica" w:cs="Helvetica"/>
-                <w:i w:val="false"/>
-                <w:b w:val="false"/>
-                <w:u w:val="none"/>
-                <w:strike w:val="false"/>
+                <w:sz w:val="22"/>
+                <w:szCs w:val="22"/>
+                <w:color w:val="000000"/>
+              </w:rPr>
+            </w:pPr>
+            <w:r>
+              <w:rPr>
+                <w:rFonts w:ascii="Helvetica" w:hAnsi="Helvetica" w:eastAsia="Helvetica" w:cs="Helvetica"/>
+                <w:i w:val="false"/>
+                <w:b w:val="false"/>
+                <w:u w:val="none"/>
                 <w:sz w:val="22"/>
                 <w:szCs w:val="22"/>
                 <w:color w:val="000000"/>
@@ -4327,6 +4257,7 @@
           </w:tcPr>
           <w:p>
             <w:pPr>
+              <w:pStyle w:val="Normal"/>
               <w:jc w:val="right"/>
               <w:pBdr>
                 <w:bottom w:val="none" w:sz="0" w:space="0" w:color="000000"/>
@@ -4341,19 +4272,17 @@
                 <w:i w:val="false"/>
                 <w:b w:val="false"/>
                 <w:u w:val="none"/>
-                <w:strike w:val="false"/>
-                <w:sz w:val="22"/>
-                <w:szCs w:val="22"/>
-                <w:color w:val="000000"/>
-              </w:rPr>
-            </w:pPr>
-            <w:r>
-              <w:rPr>
-                <w:rFonts w:ascii="Helvetica" w:hAnsi="Helvetica" w:eastAsia="Helvetica" w:cs="Helvetica"/>
-                <w:i w:val="false"/>
-                <w:b w:val="false"/>
-                <w:u w:val="none"/>
-                <w:strike w:val="false"/>
+                <w:sz w:val="22"/>
+                <w:szCs w:val="22"/>
+                <w:color w:val="000000"/>
+              </w:rPr>
+            </w:pPr>
+            <w:r>
+              <w:rPr>
+                <w:rFonts w:ascii="Helvetica" w:hAnsi="Helvetica" w:eastAsia="Helvetica" w:cs="Helvetica"/>
+                <w:i w:val="false"/>
+                <w:b w:val="false"/>
+                <w:u w:val="none"/>
                 <w:sz w:val="22"/>
                 <w:szCs w:val="22"/>
                 <w:color w:val="000000"/>
@@ -4381,6 +4310,7 @@
           </w:tcPr>
           <w:p>
             <w:pPr>
+              <w:pStyle w:val="Normal"/>
               <w:jc w:val="right"/>
               <w:pBdr>
                 <w:bottom w:val="none" w:sz="0" w:space="0" w:color="000000"/>
@@ -4395,19 +4325,17 @@
                 <w:i w:val="false"/>
                 <w:b w:val="false"/>
                 <w:u w:val="none"/>
-                <w:strike w:val="false"/>
-                <w:sz w:val="22"/>
-                <w:szCs w:val="22"/>
-                <w:color w:val="000000"/>
-              </w:rPr>
-            </w:pPr>
-            <w:r>
-              <w:rPr>
-                <w:rFonts w:ascii="Helvetica" w:hAnsi="Helvetica" w:eastAsia="Helvetica" w:cs="Helvetica"/>
-                <w:i w:val="false"/>
-                <w:b w:val="false"/>
-                <w:u w:val="none"/>
-                <w:strike w:val="false"/>
+                <w:sz w:val="22"/>
+                <w:szCs w:val="22"/>
+                <w:color w:val="000000"/>
+              </w:rPr>
+            </w:pPr>
+            <w:r>
+              <w:rPr>
+                <w:rFonts w:ascii="Helvetica" w:hAnsi="Helvetica" w:eastAsia="Helvetica" w:cs="Helvetica"/>
+                <w:i w:val="false"/>
+                <w:b w:val="false"/>
+                <w:u w:val="none"/>
                 <w:sz w:val="22"/>
                 <w:szCs w:val="22"/>
                 <w:color w:val="000000"/>
@@ -4435,6 +4363,7 @@
           </w:tcPr>
           <w:p>
             <w:pPr>
+              <w:pStyle w:val="Normal"/>
               <w:jc w:val="right"/>
               <w:pBdr>
                 <w:bottom w:val="none" w:sz="0" w:space="0" w:color="000000"/>
@@ -4449,19 +4378,17 @@
                 <w:i w:val="false"/>
                 <w:b w:val="false"/>
                 <w:u w:val="none"/>
-                <w:strike w:val="false"/>
-                <w:sz w:val="22"/>
-                <w:szCs w:val="22"/>
-                <w:color w:val="000000"/>
-              </w:rPr>
-            </w:pPr>
-            <w:r>
-              <w:rPr>
-                <w:rFonts w:ascii="Helvetica" w:hAnsi="Helvetica" w:eastAsia="Helvetica" w:cs="Helvetica"/>
-                <w:i w:val="false"/>
-                <w:b w:val="false"/>
-                <w:u w:val="none"/>
-                <w:strike w:val="false"/>
+                <w:sz w:val="22"/>
+                <w:szCs w:val="22"/>
+                <w:color w:val="000000"/>
+              </w:rPr>
+            </w:pPr>
+            <w:r>
+              <w:rPr>
+                <w:rFonts w:ascii="Helvetica" w:hAnsi="Helvetica" w:eastAsia="Helvetica" w:cs="Helvetica"/>
+                <w:i w:val="false"/>
+                <w:b w:val="false"/>
+                <w:u w:val="none"/>
                 <w:sz w:val="22"/>
                 <w:szCs w:val="22"/>
                 <w:color w:val="000000"/>
@@ -4489,6 +4416,7 @@
           </w:tcPr>
           <w:p>
             <w:pPr>
+              <w:pStyle w:val="Normal"/>
               <w:jc w:val="left"/>
               <w:pBdr>
                 <w:bottom w:val="none" w:sz="0" w:space="0" w:color="000000"/>
@@ -4503,19 +4431,17 @@
                 <w:i w:val="false"/>
                 <w:b w:val="false"/>
                 <w:u w:val="none"/>
-                <w:strike w:val="false"/>
-                <w:sz w:val="22"/>
-                <w:szCs w:val="22"/>
-                <w:color w:val="000000"/>
-              </w:rPr>
-            </w:pPr>
-            <w:r>
-              <w:rPr>
-                <w:rFonts w:ascii="Helvetica" w:hAnsi="Helvetica" w:eastAsia="Helvetica" w:cs="Helvetica"/>
-                <w:i w:val="false"/>
-                <w:b w:val="false"/>
-                <w:u w:val="none"/>
-                <w:strike w:val="false"/>
+                <w:sz w:val="22"/>
+                <w:szCs w:val="22"/>
+                <w:color w:val="000000"/>
+              </w:rPr>
+            </w:pPr>
+            <w:r>
+              <w:rPr>
+                <w:rFonts w:ascii="Helvetica" w:hAnsi="Helvetica" w:eastAsia="Helvetica" w:cs="Helvetica"/>
+                <w:i w:val="false"/>
+                <w:b w:val="false"/>
+                <w:u w:val="none"/>
                 <w:sz w:val="22"/>
                 <w:szCs w:val="22"/>
                 <w:color w:val="000000"/>
@@ -4550,6 +4476,7 @@
           </w:tcPr>
           <w:p>
             <w:pPr>
+              <w:pStyle w:val="Normal"/>
               <w:jc w:val="left"/>
               <w:pBdr>
                 <w:bottom w:val="none" w:sz="0" w:space="0" w:color="000000"/>
@@ -4564,33 +4491,33 @@
                 <w:i w:val="false"/>
                 <w:b w:val="false"/>
                 <w:u w:val="none"/>
-                <w:strike w:val="false"/>
-                <w:sz w:val="22"/>
-                <w:szCs w:val="22"/>
-                <w:color w:val="000000"/>
-              </w:rPr>
-            </w:pPr>
-          </w:p>
-        </w:tc>
-        <w:tc>
-          <w:tcPr>
-            <w:tcBorders>
-              <w:bottom w:val="none" w:sz="0" w:space="0" w:color="000000"/>
-              <w:top w:val="none" w:sz="0" w:space="0" w:color="000000"/>
-              <w:left w:val="none" w:sz="0" w:space="0" w:color="000000"/>
-              <w:right w:val="none" w:sz="0" w:space="0" w:color="000000"/>
-            </w:tcBorders>
-            <w:shd w:val="clear" w:color="auto" w:fill="FFFFFF"/>
-            <w:tcMar>
-              <w:top w:w="0" w:type="dxa"/>
-              <w:bottom w:w="0" w:type="dxa"/>
-              <w:left w:w="0" w:type="dxa"/>
-              <w:right w:w="0" w:type="dxa"/>
-            </w:tcMar>
-            <w:vAlign w:val="center"/>
-          </w:tcPr>
-          <w:p>
-            <w:pPr>
+                <w:sz w:val="22"/>
+                <w:szCs w:val="22"/>
+                <w:color w:val="000000"/>
+              </w:rPr>
+            </w:pPr>
+          </w:p>
+        </w:tc>
+        <w:tc>
+          <w:tcPr>
+            <w:tcBorders>
+              <w:bottom w:val="none" w:sz="0" w:space="0" w:color="000000"/>
+              <w:top w:val="none" w:sz="0" w:space="0" w:color="000000"/>
+              <w:left w:val="none" w:sz="0" w:space="0" w:color="000000"/>
+              <w:right w:val="none" w:sz="0" w:space="0" w:color="000000"/>
+            </w:tcBorders>
+            <w:shd w:val="clear" w:color="auto" w:fill="FFFFFF"/>
+            <w:tcMar>
+              <w:top w:w="0" w:type="dxa"/>
+              <w:bottom w:w="0" w:type="dxa"/>
+              <w:left w:w="0" w:type="dxa"/>
+              <w:right w:w="0" w:type="dxa"/>
+            </w:tcMar>
+            <w:vAlign w:val="center"/>
+          </w:tcPr>
+          <w:p>
+            <w:pPr>
+              <w:pStyle w:val="Normal"/>
               <w:jc w:val="left"/>
               <w:pBdr>
                 <w:bottom w:val="none" w:sz="0" w:space="0" w:color="000000"/>
@@ -4605,19 +4532,17 @@
                 <w:i w:val="false"/>
                 <w:b w:val="false"/>
                 <w:u w:val="none"/>
-                <w:strike w:val="false"/>
-                <w:sz w:val="22"/>
-                <w:szCs w:val="22"/>
-                <w:color w:val="000000"/>
-              </w:rPr>
-            </w:pPr>
-            <w:r>
-              <w:rPr>
-                <w:rFonts w:ascii="Helvetica" w:hAnsi="Helvetica" w:eastAsia="Helvetica" w:cs="Helvetica"/>
-                <w:i w:val="false"/>
-                <w:b w:val="false"/>
-                <w:u w:val="none"/>
-                <w:strike w:val="false"/>
+                <w:sz w:val="22"/>
+                <w:szCs w:val="22"/>
+                <w:color w:val="000000"/>
+              </w:rPr>
+            </w:pPr>
+            <w:r>
+              <w:rPr>
+                <w:rFonts w:ascii="Helvetica" w:hAnsi="Helvetica" w:eastAsia="Helvetica" w:cs="Helvetica"/>
+                <w:i w:val="false"/>
+                <w:b w:val="false"/>
+                <w:u w:val="none"/>
                 <w:sz w:val="22"/>
                 <w:szCs w:val="22"/>
                 <w:color w:val="000000"/>
@@ -4645,6 +4570,7 @@
           </w:tcPr>
           <w:p>
             <w:pPr>
+              <w:pStyle w:val="Normal"/>
               <w:jc w:val="right"/>
               <w:pBdr>
                 <w:bottom w:val="none" w:sz="0" w:space="0" w:color="000000"/>
@@ -4659,19 +4585,17 @@
                 <w:i w:val="false"/>
                 <w:b w:val="false"/>
                 <w:u w:val="none"/>
-                <w:strike w:val="false"/>
-                <w:sz w:val="22"/>
-                <w:szCs w:val="22"/>
-                <w:color w:val="000000"/>
-              </w:rPr>
-            </w:pPr>
-            <w:r>
-              <w:rPr>
-                <w:rFonts w:ascii="Helvetica" w:hAnsi="Helvetica" w:eastAsia="Helvetica" w:cs="Helvetica"/>
-                <w:i w:val="false"/>
-                <w:b w:val="false"/>
-                <w:u w:val="none"/>
-                <w:strike w:val="false"/>
+                <w:sz w:val="22"/>
+                <w:szCs w:val="22"/>
+                <w:color w:val="000000"/>
+              </w:rPr>
+            </w:pPr>
+            <w:r>
+              <w:rPr>
+                <w:rFonts w:ascii="Helvetica" w:hAnsi="Helvetica" w:eastAsia="Helvetica" w:cs="Helvetica"/>
+                <w:i w:val="false"/>
+                <w:b w:val="false"/>
+                <w:u w:val="none"/>
                 <w:sz w:val="22"/>
                 <w:szCs w:val="22"/>
                 <w:color w:val="000000"/>
@@ -4699,6 +4623,7 @@
           </w:tcPr>
           <w:p>
             <w:pPr>
+              <w:pStyle w:val="Normal"/>
               <w:jc w:val="right"/>
               <w:pBdr>
                 <w:bottom w:val="none" w:sz="0" w:space="0" w:color="000000"/>
@@ -4713,19 +4638,17 @@
                 <w:i w:val="false"/>
                 <w:b w:val="false"/>
                 <w:u w:val="none"/>
-                <w:strike w:val="false"/>
-                <w:sz w:val="22"/>
-                <w:szCs w:val="22"/>
-                <w:color w:val="000000"/>
-              </w:rPr>
-            </w:pPr>
-            <w:r>
-              <w:rPr>
-                <w:rFonts w:ascii="Helvetica" w:hAnsi="Helvetica" w:eastAsia="Helvetica" w:cs="Helvetica"/>
-                <w:i w:val="false"/>
-                <w:b w:val="false"/>
-                <w:u w:val="none"/>
-                <w:strike w:val="false"/>
+                <w:sz w:val="22"/>
+                <w:szCs w:val="22"/>
+                <w:color w:val="000000"/>
+              </w:rPr>
+            </w:pPr>
+            <w:r>
+              <w:rPr>
+                <w:rFonts w:ascii="Helvetica" w:hAnsi="Helvetica" w:eastAsia="Helvetica" w:cs="Helvetica"/>
+                <w:i w:val="false"/>
+                <w:b w:val="false"/>
+                <w:u w:val="none"/>
                 <w:sz w:val="22"/>
                 <w:szCs w:val="22"/>
                 <w:color w:val="000000"/>
@@ -4753,6 +4676,7 @@
           </w:tcPr>
           <w:p>
             <w:pPr>
+              <w:pStyle w:val="Normal"/>
               <w:jc w:val="right"/>
               <w:pBdr>
                 <w:bottom w:val="none" w:sz="0" w:space="0" w:color="000000"/>
@@ -4767,19 +4691,17 @@
                 <w:i w:val="false"/>
                 <w:b w:val="false"/>
                 <w:u w:val="none"/>
-                <w:strike w:val="false"/>
-                <w:sz w:val="22"/>
-                <w:szCs w:val="22"/>
-                <w:color w:val="000000"/>
-              </w:rPr>
-            </w:pPr>
-            <w:r>
-              <w:rPr>
-                <w:rFonts w:ascii="Helvetica" w:hAnsi="Helvetica" w:eastAsia="Helvetica" w:cs="Helvetica"/>
-                <w:i w:val="false"/>
-                <w:b w:val="false"/>
-                <w:u w:val="none"/>
-                <w:strike w:val="false"/>
+                <w:sz w:val="22"/>
+                <w:szCs w:val="22"/>
+                <w:color w:val="000000"/>
+              </w:rPr>
+            </w:pPr>
+            <w:r>
+              <w:rPr>
+                <w:rFonts w:ascii="Helvetica" w:hAnsi="Helvetica" w:eastAsia="Helvetica" w:cs="Helvetica"/>
+                <w:i w:val="false"/>
+                <w:b w:val="false"/>
+                <w:u w:val="none"/>
                 <w:sz w:val="22"/>
                 <w:szCs w:val="22"/>
                 <w:color w:val="000000"/>
@@ -4807,6 +4729,7 @@
           </w:tcPr>
           <w:p>
             <w:pPr>
+              <w:pStyle w:val="Normal"/>
               <w:jc w:val="right"/>
               <w:pBdr>
                 <w:bottom w:val="none" w:sz="0" w:space="0" w:color="000000"/>
@@ -4821,19 +4744,17 @@
                 <w:i w:val="false"/>
                 <w:b w:val="false"/>
                 <w:u w:val="none"/>
-                <w:strike w:val="false"/>
-                <w:sz w:val="22"/>
-                <w:szCs w:val="22"/>
-                <w:color w:val="000000"/>
-              </w:rPr>
-            </w:pPr>
-            <w:r>
-              <w:rPr>
-                <w:rFonts w:ascii="Helvetica" w:hAnsi="Helvetica" w:eastAsia="Helvetica" w:cs="Helvetica"/>
-                <w:i w:val="false"/>
-                <w:b w:val="false"/>
-                <w:u w:val="none"/>
-                <w:strike w:val="false"/>
+                <w:sz w:val="22"/>
+                <w:szCs w:val="22"/>
+                <w:color w:val="000000"/>
+              </w:rPr>
+            </w:pPr>
+            <w:r>
+              <w:rPr>
+                <w:rFonts w:ascii="Helvetica" w:hAnsi="Helvetica" w:eastAsia="Helvetica" w:cs="Helvetica"/>
+                <w:i w:val="false"/>
+                <w:b w:val="false"/>
+                <w:u w:val="none"/>
                 <w:sz w:val="22"/>
                 <w:szCs w:val="22"/>
                 <w:color w:val="000000"/>
@@ -4861,6 +4782,7 @@
           </w:tcPr>
           <w:p>
             <w:pPr>
+              <w:pStyle w:val="Normal"/>
               <w:jc w:val="left"/>
               <w:pBdr>
                 <w:bottom w:val="none" w:sz="0" w:space="0" w:color="000000"/>
@@ -4875,19 +4797,17 @@
                 <w:i w:val="false"/>
                 <w:b w:val="false"/>
                 <w:u w:val="none"/>
-                <w:strike w:val="false"/>
-                <w:sz w:val="22"/>
-                <w:szCs w:val="22"/>
-                <w:color w:val="000000"/>
-              </w:rPr>
-            </w:pPr>
-            <w:r>
-              <w:rPr>
-                <w:rFonts w:ascii="Helvetica" w:hAnsi="Helvetica" w:eastAsia="Helvetica" w:cs="Helvetica"/>
-                <w:i w:val="false"/>
-                <w:b w:val="false"/>
-                <w:u w:val="none"/>
-                <w:strike w:val="false"/>
+                <w:sz w:val="22"/>
+                <w:szCs w:val="22"/>
+                <w:color w:val="000000"/>
+              </w:rPr>
+            </w:pPr>
+            <w:r>
+              <w:rPr>
+                <w:rFonts w:ascii="Helvetica" w:hAnsi="Helvetica" w:eastAsia="Helvetica" w:cs="Helvetica"/>
+                <w:i w:val="false"/>
+                <w:b w:val="false"/>
+                <w:u w:val="none"/>
                 <w:sz w:val="22"/>
                 <w:szCs w:val="22"/>
                 <w:color w:val="000000"/>
@@ -4922,6 +4842,7 @@
           </w:tcPr>
           <w:p>
             <w:pPr>
+              <w:pStyle w:val="Normal"/>
               <w:jc w:val="left"/>
               <w:pBdr>
                 <w:bottom w:val="none" w:sz="0" w:space="0" w:color="000000"/>
@@ -4936,33 +4857,33 @@
                 <w:i w:val="false"/>
                 <w:b w:val="false"/>
                 <w:u w:val="none"/>
-                <w:strike w:val="false"/>
-                <w:sz w:val="22"/>
-                <w:szCs w:val="22"/>
-                <w:color w:val="000000"/>
-              </w:rPr>
-            </w:pPr>
-          </w:p>
-        </w:tc>
-        <w:tc>
-          <w:tcPr>
-            <w:tcBorders>
-              <w:bottom w:val="none" w:sz="0" w:space="0" w:color="000000"/>
-              <w:top w:val="none" w:sz="0" w:space="0" w:color="000000"/>
-              <w:left w:val="none" w:sz="0" w:space="0" w:color="000000"/>
-              <w:right w:val="none" w:sz="0" w:space="0" w:color="000000"/>
-            </w:tcBorders>
-            <w:shd w:val="clear" w:color="auto" w:fill="FFFFFF"/>
-            <w:tcMar>
-              <w:top w:w="0" w:type="dxa"/>
-              <w:bottom w:w="0" w:type="dxa"/>
-              <w:left w:w="0" w:type="dxa"/>
-              <w:right w:w="0" w:type="dxa"/>
-            </w:tcMar>
-            <w:vAlign w:val="center"/>
-          </w:tcPr>
-          <w:p>
-            <w:pPr>
+                <w:sz w:val="22"/>
+                <w:szCs w:val="22"/>
+                <w:color w:val="000000"/>
+              </w:rPr>
+            </w:pPr>
+          </w:p>
+        </w:tc>
+        <w:tc>
+          <w:tcPr>
+            <w:tcBorders>
+              <w:bottom w:val="none" w:sz="0" w:space="0" w:color="000000"/>
+              <w:top w:val="none" w:sz="0" w:space="0" w:color="000000"/>
+              <w:left w:val="none" w:sz="0" w:space="0" w:color="000000"/>
+              <w:right w:val="none" w:sz="0" w:space="0" w:color="000000"/>
+            </w:tcBorders>
+            <w:shd w:val="clear" w:color="auto" w:fill="FFFFFF"/>
+            <w:tcMar>
+              <w:top w:w="0" w:type="dxa"/>
+              <w:bottom w:w="0" w:type="dxa"/>
+              <w:left w:w="0" w:type="dxa"/>
+              <w:right w:w="0" w:type="dxa"/>
+            </w:tcMar>
+            <w:vAlign w:val="center"/>
+          </w:tcPr>
+          <w:p>
+            <w:pPr>
+              <w:pStyle w:val="Normal"/>
               <w:jc w:val="left"/>
               <w:pBdr>
                 <w:bottom w:val="none" w:sz="0" w:space="0" w:color="000000"/>
@@ -4977,19 +4898,17 @@
                 <w:i w:val="false"/>
                 <w:b w:val="false"/>
                 <w:u w:val="none"/>
-                <w:strike w:val="false"/>
-                <w:sz w:val="22"/>
-                <w:szCs w:val="22"/>
-                <w:color w:val="000000"/>
-              </w:rPr>
-            </w:pPr>
-            <w:r>
-              <w:rPr>
-                <w:rFonts w:ascii="Helvetica" w:hAnsi="Helvetica" w:eastAsia="Helvetica" w:cs="Helvetica"/>
-                <w:i w:val="false"/>
-                <w:b w:val="false"/>
-                <w:u w:val="none"/>
-                <w:strike w:val="false"/>
+                <w:sz w:val="22"/>
+                <w:szCs w:val="22"/>
+                <w:color w:val="000000"/>
+              </w:rPr>
+            </w:pPr>
+            <w:r>
+              <w:rPr>
+                <w:rFonts w:ascii="Helvetica" w:hAnsi="Helvetica" w:eastAsia="Helvetica" w:cs="Helvetica"/>
+                <w:i w:val="false"/>
+                <w:b w:val="false"/>
+                <w:u w:val="none"/>
                 <w:sz w:val="22"/>
                 <w:szCs w:val="22"/>
                 <w:color w:val="000000"/>
@@ -5017,6 +4936,7 @@
           </w:tcPr>
           <w:p>
             <w:pPr>
+              <w:pStyle w:val="Normal"/>
               <w:jc w:val="right"/>
               <w:pBdr>
                 <w:bottom w:val="none" w:sz="0" w:space="0" w:color="000000"/>
@@ -5031,19 +4951,17 @@
                 <w:i w:val="false"/>
                 <w:b w:val="false"/>
                 <w:u w:val="none"/>
-                <w:strike w:val="false"/>
-                <w:sz w:val="22"/>
-                <w:szCs w:val="22"/>
-                <w:color w:val="000000"/>
-              </w:rPr>
-            </w:pPr>
-            <w:r>
-              <w:rPr>
-                <w:rFonts w:ascii="Helvetica" w:hAnsi="Helvetica" w:eastAsia="Helvetica" w:cs="Helvetica"/>
-                <w:i w:val="false"/>
-                <w:b w:val="false"/>
-                <w:u w:val="none"/>
-                <w:strike w:val="false"/>
+                <w:sz w:val="22"/>
+                <w:szCs w:val="22"/>
+                <w:color w:val="000000"/>
+              </w:rPr>
+            </w:pPr>
+            <w:r>
+              <w:rPr>
+                <w:rFonts w:ascii="Helvetica" w:hAnsi="Helvetica" w:eastAsia="Helvetica" w:cs="Helvetica"/>
+                <w:i w:val="false"/>
+                <w:b w:val="false"/>
+                <w:u w:val="none"/>
                 <w:sz w:val="22"/>
                 <w:szCs w:val="22"/>
                 <w:color w:val="000000"/>
@@ -5071,6 +4989,7 @@
           </w:tcPr>
           <w:p>
             <w:pPr>
+              <w:pStyle w:val="Normal"/>
               <w:jc w:val="right"/>
               <w:pBdr>
                 <w:bottom w:val="none" w:sz="0" w:space="0" w:color="000000"/>
@@ -5085,19 +5004,17 @@
                 <w:i w:val="false"/>
                 <w:b w:val="false"/>
                 <w:u w:val="none"/>
-                <w:strike w:val="false"/>
-                <w:sz w:val="22"/>
-                <w:szCs w:val="22"/>
-                <w:color w:val="000000"/>
-              </w:rPr>
-            </w:pPr>
-            <w:r>
-              <w:rPr>
-                <w:rFonts w:ascii="Helvetica" w:hAnsi="Helvetica" w:eastAsia="Helvetica" w:cs="Helvetica"/>
-                <w:i w:val="false"/>
-                <w:b w:val="false"/>
-                <w:u w:val="none"/>
-                <w:strike w:val="false"/>
+                <w:sz w:val="22"/>
+                <w:szCs w:val="22"/>
+                <w:color w:val="000000"/>
+              </w:rPr>
+            </w:pPr>
+            <w:r>
+              <w:rPr>
+                <w:rFonts w:ascii="Helvetica" w:hAnsi="Helvetica" w:eastAsia="Helvetica" w:cs="Helvetica"/>
+                <w:i w:val="false"/>
+                <w:b w:val="false"/>
+                <w:u w:val="none"/>
                 <w:sz w:val="22"/>
                 <w:szCs w:val="22"/>
                 <w:color w:val="000000"/>
@@ -5125,6 +5042,7 @@
           </w:tcPr>
           <w:p>
             <w:pPr>
+              <w:pStyle w:val="Normal"/>
               <w:jc w:val="right"/>
               <w:pBdr>
                 <w:bottom w:val="none" w:sz="0" w:space="0" w:color="000000"/>
@@ -5139,19 +5057,17 @@
                 <w:i w:val="false"/>
                 <w:b w:val="false"/>
                 <w:u w:val="none"/>
-                <w:strike w:val="false"/>
-                <w:sz w:val="22"/>
-                <w:szCs w:val="22"/>
-                <w:color w:val="000000"/>
-              </w:rPr>
-            </w:pPr>
-            <w:r>
-              <w:rPr>
-                <w:rFonts w:ascii="Helvetica" w:hAnsi="Helvetica" w:eastAsia="Helvetica" w:cs="Helvetica"/>
-                <w:i w:val="false"/>
-                <w:b w:val="false"/>
-                <w:u w:val="none"/>
-                <w:strike w:val="false"/>
+                <w:sz w:val="22"/>
+                <w:szCs w:val="22"/>
+                <w:color w:val="000000"/>
+              </w:rPr>
+            </w:pPr>
+            <w:r>
+              <w:rPr>
+                <w:rFonts w:ascii="Helvetica" w:hAnsi="Helvetica" w:eastAsia="Helvetica" w:cs="Helvetica"/>
+                <w:i w:val="false"/>
+                <w:b w:val="false"/>
+                <w:u w:val="none"/>
                 <w:sz w:val="22"/>
                 <w:szCs w:val="22"/>
                 <w:color w:val="000000"/>
@@ -5179,6 +5095,7 @@
           </w:tcPr>
           <w:p>
             <w:pPr>
+              <w:pStyle w:val="Normal"/>
               <w:jc w:val="right"/>
               <w:pBdr>
                 <w:bottom w:val="none" w:sz="0" w:space="0" w:color="000000"/>
@@ -5193,19 +5110,17 @@
                 <w:i w:val="false"/>
                 <w:b w:val="false"/>
                 <w:u w:val="none"/>
-                <w:strike w:val="false"/>
-                <w:sz w:val="22"/>
-                <w:szCs w:val="22"/>
-                <w:color w:val="000000"/>
-              </w:rPr>
-            </w:pPr>
-            <w:r>
-              <w:rPr>
-                <w:rFonts w:ascii="Helvetica" w:hAnsi="Helvetica" w:eastAsia="Helvetica" w:cs="Helvetica"/>
-                <w:i w:val="false"/>
-                <w:b w:val="false"/>
-                <w:u w:val="none"/>
-                <w:strike w:val="false"/>
+                <w:sz w:val="22"/>
+                <w:szCs w:val="22"/>
+                <w:color w:val="000000"/>
+              </w:rPr>
+            </w:pPr>
+            <w:r>
+              <w:rPr>
+                <w:rFonts w:ascii="Helvetica" w:hAnsi="Helvetica" w:eastAsia="Helvetica" w:cs="Helvetica"/>
+                <w:i w:val="false"/>
+                <w:b w:val="false"/>
+                <w:u w:val="none"/>
                 <w:sz w:val="22"/>
                 <w:szCs w:val="22"/>
                 <w:color w:val="000000"/>
@@ -5233,6 +5148,7 @@
           </w:tcPr>
           <w:p>
             <w:pPr>
+              <w:pStyle w:val="Normal"/>
               <w:jc w:val="left"/>
               <w:pBdr>
                 <w:bottom w:val="none" w:sz="0" w:space="0" w:color="000000"/>
@@ -5247,19 +5163,17 @@
                 <w:i w:val="false"/>
                 <w:b w:val="false"/>
                 <w:u w:val="none"/>
-                <w:strike w:val="false"/>
-                <w:sz w:val="22"/>
-                <w:szCs w:val="22"/>
-                <w:color w:val="000000"/>
-              </w:rPr>
-            </w:pPr>
-            <w:r>
-              <w:rPr>
-                <w:rFonts w:ascii="Helvetica" w:hAnsi="Helvetica" w:eastAsia="Helvetica" w:cs="Helvetica"/>
-                <w:i w:val="false"/>
-                <w:b w:val="false"/>
-                <w:u w:val="none"/>
-                <w:strike w:val="false"/>
+                <w:sz w:val="22"/>
+                <w:szCs w:val="22"/>
+                <w:color w:val="000000"/>
+              </w:rPr>
+            </w:pPr>
+            <w:r>
+              <w:rPr>
+                <w:rFonts w:ascii="Helvetica" w:hAnsi="Helvetica" w:eastAsia="Helvetica" w:cs="Helvetica"/>
+                <w:i w:val="false"/>
+                <w:b w:val="false"/>
+                <w:u w:val="none"/>
                 <w:sz w:val="22"/>
                 <w:szCs w:val="22"/>
                 <w:color w:val="000000"/>
@@ -5294,6 +5208,7 @@
           </w:tcPr>
           <w:p>
             <w:pPr>
+              <w:pStyle w:val="Normal"/>
               <w:jc w:val="left"/>
               <w:pBdr>
                 <w:bottom w:val="none" w:sz="0" w:space="0" w:color="000000"/>
@@ -5308,33 +5223,33 @@
                 <w:i w:val="false"/>
                 <w:b w:val="false"/>
                 <w:u w:val="none"/>
-                <w:strike w:val="false"/>
-                <w:sz w:val="22"/>
-                <w:szCs w:val="22"/>
-                <w:color w:val="000000"/>
-              </w:rPr>
-            </w:pPr>
-          </w:p>
-        </w:tc>
-        <w:tc>
-          <w:tcPr>
-            <w:tcBorders>
-              <w:bottom w:val="none" w:sz="0" w:space="0" w:color="000000"/>
-              <w:top w:val="none" w:sz="0" w:space="0" w:color="000000"/>
-              <w:left w:val="none" w:sz="0" w:space="0" w:color="000000"/>
-              <w:right w:val="none" w:sz="0" w:space="0" w:color="000000"/>
-            </w:tcBorders>
-            <w:shd w:val="clear" w:color="auto" w:fill="FFFFFF"/>
-            <w:tcMar>
-              <w:top w:w="0" w:type="dxa"/>
-              <w:bottom w:w="0" w:type="dxa"/>
-              <w:left w:w="0" w:type="dxa"/>
-              <w:right w:w="0" w:type="dxa"/>
-            </w:tcMar>
-            <w:vAlign w:val="center"/>
-          </w:tcPr>
-          <w:p>
-            <w:pPr>
+                <w:sz w:val="22"/>
+                <w:szCs w:val="22"/>
+                <w:color w:val="000000"/>
+              </w:rPr>
+            </w:pPr>
+          </w:p>
+        </w:tc>
+        <w:tc>
+          <w:tcPr>
+            <w:tcBorders>
+              <w:bottom w:val="none" w:sz="0" w:space="0" w:color="000000"/>
+              <w:top w:val="none" w:sz="0" w:space="0" w:color="000000"/>
+              <w:left w:val="none" w:sz="0" w:space="0" w:color="000000"/>
+              <w:right w:val="none" w:sz="0" w:space="0" w:color="000000"/>
+            </w:tcBorders>
+            <w:shd w:val="clear" w:color="auto" w:fill="FFFFFF"/>
+            <w:tcMar>
+              <w:top w:w="0" w:type="dxa"/>
+              <w:bottom w:w="0" w:type="dxa"/>
+              <w:left w:w="0" w:type="dxa"/>
+              <w:right w:w="0" w:type="dxa"/>
+            </w:tcMar>
+            <w:vAlign w:val="center"/>
+          </w:tcPr>
+          <w:p>
+            <w:pPr>
+              <w:pStyle w:val="Normal"/>
               <w:jc w:val="left"/>
               <w:pBdr>
                 <w:bottom w:val="none" w:sz="0" w:space="0" w:color="000000"/>
@@ -5349,19 +5264,17 @@
                 <w:i w:val="false"/>
                 <w:b w:val="false"/>
                 <w:u w:val="none"/>
-                <w:strike w:val="false"/>
-                <w:sz w:val="22"/>
-                <w:szCs w:val="22"/>
-                <w:color w:val="000000"/>
-              </w:rPr>
-            </w:pPr>
-            <w:r>
-              <w:rPr>
-                <w:rFonts w:ascii="Helvetica" w:hAnsi="Helvetica" w:eastAsia="Helvetica" w:cs="Helvetica"/>
-                <w:i w:val="false"/>
-                <w:b w:val="false"/>
-                <w:u w:val="none"/>
-                <w:strike w:val="false"/>
+                <w:sz w:val="22"/>
+                <w:szCs w:val="22"/>
+                <w:color w:val="000000"/>
+              </w:rPr>
+            </w:pPr>
+            <w:r>
+              <w:rPr>
+                <w:rFonts w:ascii="Helvetica" w:hAnsi="Helvetica" w:eastAsia="Helvetica" w:cs="Helvetica"/>
+                <w:i w:val="false"/>
+                <w:b w:val="false"/>
+                <w:u w:val="none"/>
                 <w:sz w:val="22"/>
                 <w:szCs w:val="22"/>
                 <w:color w:val="000000"/>
@@ -5389,6 +5302,7 @@
           </w:tcPr>
           <w:p>
             <w:pPr>
+              <w:pStyle w:val="Normal"/>
               <w:jc w:val="right"/>
               <w:pBdr>
                 <w:bottom w:val="none" w:sz="0" w:space="0" w:color="000000"/>
@@ -5403,19 +5317,17 @@
                 <w:i w:val="false"/>
                 <w:b w:val="false"/>
                 <w:u w:val="none"/>
-                <w:strike w:val="false"/>
-                <w:sz w:val="22"/>
-                <w:szCs w:val="22"/>
-                <w:color w:val="000000"/>
-              </w:rPr>
-            </w:pPr>
-            <w:r>
-              <w:rPr>
-                <w:rFonts w:ascii="Helvetica" w:hAnsi="Helvetica" w:eastAsia="Helvetica" w:cs="Helvetica"/>
-                <w:i w:val="false"/>
-                <w:b w:val="false"/>
-                <w:u w:val="none"/>
-                <w:strike w:val="false"/>
+                <w:sz w:val="22"/>
+                <w:szCs w:val="22"/>
+                <w:color w:val="000000"/>
+              </w:rPr>
+            </w:pPr>
+            <w:r>
+              <w:rPr>
+                <w:rFonts w:ascii="Helvetica" w:hAnsi="Helvetica" w:eastAsia="Helvetica" w:cs="Helvetica"/>
+                <w:i w:val="false"/>
+                <w:b w:val="false"/>
+                <w:u w:val="none"/>
                 <w:sz w:val="22"/>
                 <w:szCs w:val="22"/>
                 <w:color w:val="000000"/>
@@ -5443,6 +5355,7 @@
           </w:tcPr>
           <w:p>
             <w:pPr>
+              <w:pStyle w:val="Normal"/>
               <w:jc w:val="right"/>
               <w:pBdr>
                 <w:bottom w:val="none" w:sz="0" w:space="0" w:color="000000"/>
@@ -5457,19 +5370,17 @@
                 <w:i w:val="false"/>
                 <w:b w:val="false"/>
                 <w:u w:val="none"/>
-                <w:strike w:val="false"/>
-                <w:sz w:val="22"/>
-                <w:szCs w:val="22"/>
-                <w:color w:val="000000"/>
-              </w:rPr>
-            </w:pPr>
-            <w:r>
-              <w:rPr>
-                <w:rFonts w:ascii="Helvetica" w:hAnsi="Helvetica" w:eastAsia="Helvetica" w:cs="Helvetica"/>
-                <w:i w:val="false"/>
-                <w:b w:val="false"/>
-                <w:u w:val="none"/>
-                <w:strike w:val="false"/>
+                <w:sz w:val="22"/>
+                <w:szCs w:val="22"/>
+                <w:color w:val="000000"/>
+              </w:rPr>
+            </w:pPr>
+            <w:r>
+              <w:rPr>
+                <w:rFonts w:ascii="Helvetica" w:hAnsi="Helvetica" w:eastAsia="Helvetica" w:cs="Helvetica"/>
+                <w:i w:val="false"/>
+                <w:b w:val="false"/>
+                <w:u w:val="none"/>
                 <w:sz w:val="22"/>
                 <w:szCs w:val="22"/>
                 <w:color w:val="000000"/>
@@ -5497,6 +5408,7 @@
           </w:tcPr>
           <w:p>
             <w:pPr>
+              <w:pStyle w:val="Normal"/>
               <w:jc w:val="right"/>
               <w:pBdr>
                 <w:bottom w:val="none" w:sz="0" w:space="0" w:color="000000"/>
@@ -5511,19 +5423,17 @@
                 <w:i w:val="false"/>
                 <w:b w:val="false"/>
                 <w:u w:val="none"/>
-                <w:strike w:val="false"/>
-                <w:sz w:val="22"/>
-                <w:szCs w:val="22"/>
-                <w:color w:val="000000"/>
-              </w:rPr>
-            </w:pPr>
-            <w:r>
-              <w:rPr>
-                <w:rFonts w:ascii="Helvetica" w:hAnsi="Helvetica" w:eastAsia="Helvetica" w:cs="Helvetica"/>
-                <w:i w:val="false"/>
-                <w:b w:val="false"/>
-                <w:u w:val="none"/>
-                <w:strike w:val="false"/>
+                <w:sz w:val="22"/>
+                <w:szCs w:val="22"/>
+                <w:color w:val="000000"/>
+              </w:rPr>
+            </w:pPr>
+            <w:r>
+              <w:rPr>
+                <w:rFonts w:ascii="Helvetica" w:hAnsi="Helvetica" w:eastAsia="Helvetica" w:cs="Helvetica"/>
+                <w:i w:val="false"/>
+                <w:b w:val="false"/>
+                <w:u w:val="none"/>
                 <w:sz w:val="22"/>
                 <w:szCs w:val="22"/>
                 <w:color w:val="000000"/>
@@ -5551,6 +5461,7 @@
           </w:tcPr>
           <w:p>
             <w:pPr>
+              <w:pStyle w:val="Normal"/>
               <w:jc w:val="right"/>
               <w:pBdr>
                 <w:bottom w:val="none" w:sz="0" w:space="0" w:color="000000"/>
@@ -5565,19 +5476,17 @@
                 <w:i w:val="false"/>
                 <w:b w:val="false"/>
                 <w:u w:val="none"/>
-                <w:strike w:val="false"/>
-                <w:sz w:val="22"/>
-                <w:szCs w:val="22"/>
-                <w:color w:val="000000"/>
-              </w:rPr>
-            </w:pPr>
-            <w:r>
-              <w:rPr>
-                <w:rFonts w:ascii="Helvetica" w:hAnsi="Helvetica" w:eastAsia="Helvetica" w:cs="Helvetica"/>
-                <w:i w:val="false"/>
-                <w:b w:val="false"/>
-                <w:u w:val="none"/>
-                <w:strike w:val="false"/>
+                <w:sz w:val="22"/>
+                <w:szCs w:val="22"/>
+                <w:color w:val="000000"/>
+              </w:rPr>
+            </w:pPr>
+            <w:r>
+              <w:rPr>
+                <w:rFonts w:ascii="Helvetica" w:hAnsi="Helvetica" w:eastAsia="Helvetica" w:cs="Helvetica"/>
+                <w:i w:val="false"/>
+                <w:b w:val="false"/>
+                <w:u w:val="none"/>
                 <w:sz w:val="22"/>
                 <w:szCs w:val="22"/>
                 <w:color w:val="000000"/>
@@ -5605,6 +5514,7 @@
           </w:tcPr>
           <w:p>
             <w:pPr>
+              <w:pStyle w:val="Normal"/>
               <w:jc w:val="left"/>
               <w:pBdr>
                 <w:bottom w:val="none" w:sz="0" w:space="0" w:color="000000"/>
@@ -5619,19 +5529,17 @@
                 <w:i w:val="false"/>
                 <w:b w:val="false"/>
                 <w:u w:val="none"/>
-                <w:strike w:val="false"/>
-                <w:sz w:val="22"/>
-                <w:szCs w:val="22"/>
-                <w:color w:val="000000"/>
-              </w:rPr>
-            </w:pPr>
-            <w:r>
-              <w:rPr>
-                <w:rFonts w:ascii="Helvetica" w:hAnsi="Helvetica" w:eastAsia="Helvetica" w:cs="Helvetica"/>
-                <w:i w:val="false"/>
-                <w:b w:val="false"/>
-                <w:u w:val="none"/>
-                <w:strike w:val="false"/>
+                <w:sz w:val="22"/>
+                <w:szCs w:val="22"/>
+                <w:color w:val="000000"/>
+              </w:rPr>
+            </w:pPr>
+            <w:r>
+              <w:rPr>
+                <w:rFonts w:ascii="Helvetica" w:hAnsi="Helvetica" w:eastAsia="Helvetica" w:cs="Helvetica"/>
+                <w:i w:val="false"/>
+                <w:b w:val="false"/>
+                <w:u w:val="none"/>
                 <w:sz w:val="22"/>
                 <w:szCs w:val="22"/>
                 <w:color w:val="000000"/>
@@ -5666,6 +5574,7 @@
           </w:tcPr>
           <w:p>
             <w:pPr>
+              <w:pStyle w:val="Normal"/>
               <w:jc w:val="left"/>
               <w:pBdr>
                 <w:bottom w:val="none" w:sz="0" w:space="0" w:color="000000"/>
@@ -5680,33 +5589,33 @@
                 <w:i w:val="false"/>
                 <w:b w:val="false"/>
                 <w:u w:val="none"/>
-                <w:strike w:val="false"/>
-                <w:sz w:val="22"/>
-                <w:szCs w:val="22"/>
-                <w:color w:val="000000"/>
-              </w:rPr>
-            </w:pPr>
-          </w:p>
-        </w:tc>
-        <w:tc>
-          <w:tcPr>
-            <w:tcBorders>
-              <w:bottom w:val="none" w:sz="0" w:space="0" w:color="000000"/>
-              <w:top w:val="none" w:sz="0" w:space="0" w:color="000000"/>
-              <w:left w:val="none" w:sz="0" w:space="0" w:color="000000"/>
-              <w:right w:val="none" w:sz="0" w:space="0" w:color="000000"/>
-            </w:tcBorders>
-            <w:shd w:val="clear" w:color="auto" w:fill="FFFFFF"/>
-            <w:tcMar>
-              <w:top w:w="0" w:type="dxa"/>
-              <w:bottom w:w="0" w:type="dxa"/>
-              <w:left w:w="0" w:type="dxa"/>
-              <w:right w:w="0" w:type="dxa"/>
-            </w:tcMar>
-            <w:vAlign w:val="center"/>
-          </w:tcPr>
-          <w:p>
-            <w:pPr>
+                <w:sz w:val="22"/>
+                <w:szCs w:val="22"/>
+                <w:color w:val="000000"/>
+              </w:rPr>
+            </w:pPr>
+          </w:p>
+        </w:tc>
+        <w:tc>
+          <w:tcPr>
+            <w:tcBorders>
+              <w:bottom w:val="none" w:sz="0" w:space="0" w:color="000000"/>
+              <w:top w:val="none" w:sz="0" w:space="0" w:color="000000"/>
+              <w:left w:val="none" w:sz="0" w:space="0" w:color="000000"/>
+              <w:right w:val="none" w:sz="0" w:space="0" w:color="000000"/>
+            </w:tcBorders>
+            <w:shd w:val="clear" w:color="auto" w:fill="FFFFFF"/>
+            <w:tcMar>
+              <w:top w:w="0" w:type="dxa"/>
+              <w:bottom w:w="0" w:type="dxa"/>
+              <w:left w:w="0" w:type="dxa"/>
+              <w:right w:w="0" w:type="dxa"/>
+            </w:tcMar>
+            <w:vAlign w:val="center"/>
+          </w:tcPr>
+          <w:p>
+            <w:pPr>
+              <w:pStyle w:val="Normal"/>
               <w:jc w:val="left"/>
               <w:pBdr>
                 <w:bottom w:val="none" w:sz="0" w:space="0" w:color="000000"/>
@@ -5721,19 +5630,17 @@
                 <w:i w:val="false"/>
                 <w:b w:val="false"/>
                 <w:u w:val="none"/>
-                <w:strike w:val="false"/>
-                <w:sz w:val="22"/>
-                <w:szCs w:val="22"/>
-                <w:color w:val="000000"/>
-              </w:rPr>
-            </w:pPr>
-            <w:r>
-              <w:rPr>
-                <w:rFonts w:ascii="Helvetica" w:hAnsi="Helvetica" w:eastAsia="Helvetica" w:cs="Helvetica"/>
-                <w:i w:val="false"/>
-                <w:b w:val="false"/>
-                <w:u w:val="none"/>
-                <w:strike w:val="false"/>
+                <w:sz w:val="22"/>
+                <w:szCs w:val="22"/>
+                <w:color w:val="000000"/>
+              </w:rPr>
+            </w:pPr>
+            <w:r>
+              <w:rPr>
+                <w:rFonts w:ascii="Helvetica" w:hAnsi="Helvetica" w:eastAsia="Helvetica" w:cs="Helvetica"/>
+                <w:i w:val="false"/>
+                <w:b w:val="false"/>
+                <w:u w:val="none"/>
                 <w:sz w:val="22"/>
                 <w:szCs w:val="22"/>
                 <w:color w:val="000000"/>
@@ -5761,6 +5668,7 @@
           </w:tcPr>
           <w:p>
             <w:pPr>
+              <w:pStyle w:val="Normal"/>
               <w:jc w:val="right"/>
               <w:pBdr>
                 <w:bottom w:val="none" w:sz="0" w:space="0" w:color="000000"/>
@@ -5775,19 +5683,17 @@
                 <w:i w:val="false"/>
                 <w:b w:val="false"/>
                 <w:u w:val="none"/>
-                <w:strike w:val="false"/>
-                <w:sz w:val="22"/>
-                <w:szCs w:val="22"/>
-                <w:color w:val="000000"/>
-              </w:rPr>
-            </w:pPr>
-            <w:r>
-              <w:rPr>
-                <w:rFonts w:ascii="Helvetica" w:hAnsi="Helvetica" w:eastAsia="Helvetica" w:cs="Helvetica"/>
-                <w:i w:val="false"/>
-                <w:b w:val="false"/>
-                <w:u w:val="none"/>
-                <w:strike w:val="false"/>
+                <w:sz w:val="22"/>
+                <w:szCs w:val="22"/>
+                <w:color w:val="000000"/>
+              </w:rPr>
+            </w:pPr>
+            <w:r>
+              <w:rPr>
+                <w:rFonts w:ascii="Helvetica" w:hAnsi="Helvetica" w:eastAsia="Helvetica" w:cs="Helvetica"/>
+                <w:i w:val="false"/>
+                <w:b w:val="false"/>
+                <w:u w:val="none"/>
                 <w:sz w:val="22"/>
                 <w:szCs w:val="22"/>
                 <w:color w:val="000000"/>
@@ -5815,6 +5721,7 @@
           </w:tcPr>
           <w:p>
             <w:pPr>
+              <w:pStyle w:val="Normal"/>
               <w:jc w:val="right"/>
               <w:pBdr>
                 <w:bottom w:val="none" w:sz="0" w:space="0" w:color="000000"/>
@@ -5829,19 +5736,17 @@
                 <w:i w:val="false"/>
                 <w:b w:val="false"/>
                 <w:u w:val="none"/>
-                <w:strike w:val="false"/>
-                <w:sz w:val="22"/>
-                <w:szCs w:val="22"/>
-                <w:color w:val="000000"/>
-              </w:rPr>
-            </w:pPr>
-            <w:r>
-              <w:rPr>
-                <w:rFonts w:ascii="Helvetica" w:hAnsi="Helvetica" w:eastAsia="Helvetica" w:cs="Helvetica"/>
-                <w:i w:val="false"/>
-                <w:b w:val="false"/>
-                <w:u w:val="none"/>
-                <w:strike w:val="false"/>
+                <w:sz w:val="22"/>
+                <w:szCs w:val="22"/>
+                <w:color w:val="000000"/>
+              </w:rPr>
+            </w:pPr>
+            <w:r>
+              <w:rPr>
+                <w:rFonts w:ascii="Helvetica" w:hAnsi="Helvetica" w:eastAsia="Helvetica" w:cs="Helvetica"/>
+                <w:i w:val="false"/>
+                <w:b w:val="false"/>
+                <w:u w:val="none"/>
                 <w:sz w:val="22"/>
                 <w:szCs w:val="22"/>
                 <w:color w:val="000000"/>
@@ -5869,6 +5774,7 @@
           </w:tcPr>
           <w:p>
             <w:pPr>
+              <w:pStyle w:val="Normal"/>
               <w:jc w:val="right"/>
               <w:pBdr>
                 <w:bottom w:val="none" w:sz="0" w:space="0" w:color="000000"/>
@@ -5883,19 +5789,17 @@
                 <w:i w:val="false"/>
                 <w:b w:val="false"/>
                 <w:u w:val="none"/>
-                <w:strike w:val="false"/>
-                <w:sz w:val="22"/>
-                <w:szCs w:val="22"/>
-                <w:color w:val="000000"/>
-              </w:rPr>
-            </w:pPr>
-            <w:r>
-              <w:rPr>
-                <w:rFonts w:ascii="Helvetica" w:hAnsi="Helvetica" w:eastAsia="Helvetica" w:cs="Helvetica"/>
-                <w:i w:val="false"/>
-                <w:b w:val="false"/>
-                <w:u w:val="none"/>
-                <w:strike w:val="false"/>
+                <w:sz w:val="22"/>
+                <w:szCs w:val="22"/>
+                <w:color w:val="000000"/>
+              </w:rPr>
+            </w:pPr>
+            <w:r>
+              <w:rPr>
+                <w:rFonts w:ascii="Helvetica" w:hAnsi="Helvetica" w:eastAsia="Helvetica" w:cs="Helvetica"/>
+                <w:i w:val="false"/>
+                <w:b w:val="false"/>
+                <w:u w:val="none"/>
                 <w:sz w:val="22"/>
                 <w:szCs w:val="22"/>
                 <w:color w:val="000000"/>
@@ -5923,6 +5827,7 @@
           </w:tcPr>
           <w:p>
             <w:pPr>
+              <w:pStyle w:val="Normal"/>
               <w:jc w:val="right"/>
               <w:pBdr>
                 <w:bottom w:val="none" w:sz="0" w:space="0" w:color="000000"/>
@@ -5937,19 +5842,17 @@
                 <w:i w:val="false"/>
                 <w:b w:val="false"/>
                 <w:u w:val="none"/>
-                <w:strike w:val="false"/>
-                <w:sz w:val="22"/>
-                <w:szCs w:val="22"/>
-                <w:color w:val="000000"/>
-              </w:rPr>
-            </w:pPr>
-            <w:r>
-              <w:rPr>
-                <w:rFonts w:ascii="Helvetica" w:hAnsi="Helvetica" w:eastAsia="Helvetica" w:cs="Helvetica"/>
-                <w:i w:val="false"/>
-                <w:b w:val="false"/>
-                <w:u w:val="none"/>
-                <w:strike w:val="false"/>
+                <w:sz w:val="22"/>
+                <w:szCs w:val="22"/>
+                <w:color w:val="000000"/>
+              </w:rPr>
+            </w:pPr>
+            <w:r>
+              <w:rPr>
+                <w:rFonts w:ascii="Helvetica" w:hAnsi="Helvetica" w:eastAsia="Helvetica" w:cs="Helvetica"/>
+                <w:i w:val="false"/>
+                <w:b w:val="false"/>
+                <w:u w:val="none"/>
                 <w:sz w:val="22"/>
                 <w:szCs w:val="22"/>
                 <w:color w:val="000000"/>
@@ -5977,6 +5880,7 @@
           </w:tcPr>
           <w:p>
             <w:pPr>
+              <w:pStyle w:val="Normal"/>
               <w:jc w:val="left"/>
               <w:pBdr>
                 <w:bottom w:val="none" w:sz="0" w:space="0" w:color="000000"/>
@@ -5991,19 +5895,17 @@
                 <w:i w:val="false"/>
                 <w:b w:val="false"/>
                 <w:u w:val="none"/>
-                <w:strike w:val="false"/>
-                <w:sz w:val="22"/>
-                <w:szCs w:val="22"/>
-                <w:color w:val="000000"/>
-              </w:rPr>
-            </w:pPr>
-            <w:r>
-              <w:rPr>
-                <w:rFonts w:ascii="Helvetica" w:hAnsi="Helvetica" w:eastAsia="Helvetica" w:cs="Helvetica"/>
-                <w:i w:val="false"/>
-                <w:b w:val="false"/>
-                <w:u w:val="none"/>
-                <w:strike w:val="false"/>
+                <w:sz w:val="22"/>
+                <w:szCs w:val="22"/>
+                <w:color w:val="000000"/>
+              </w:rPr>
+            </w:pPr>
+            <w:r>
+              <w:rPr>
+                <w:rFonts w:ascii="Helvetica" w:hAnsi="Helvetica" w:eastAsia="Helvetica" w:cs="Helvetica"/>
+                <w:i w:val="false"/>
+                <w:b w:val="false"/>
+                <w:u w:val="none"/>
                 <w:sz w:val="22"/>
                 <w:szCs w:val="22"/>
                 <w:color w:val="000000"/>
@@ -6038,6 +5940,7 @@
           </w:tcPr>
           <w:p>
             <w:pPr>
+              <w:pStyle w:val="Normal"/>
               <w:jc w:val="left"/>
               <w:pBdr>
                 <w:bottom w:val="none" w:sz="0" w:space="0" w:color="000000"/>
@@ -6052,19 +5955,17 @@
                 <w:i w:val="false"/>
                 <w:b w:val="false"/>
                 <w:u w:val="none"/>
-                <w:strike w:val="false"/>
-                <w:sz w:val="22"/>
-                <w:szCs w:val="22"/>
-                <w:color w:val="000000"/>
-              </w:rPr>
-            </w:pPr>
-            <w:r>
-              <w:rPr>
-                <w:rFonts w:ascii="Helvetica" w:hAnsi="Helvetica" w:eastAsia="Helvetica" w:cs="Helvetica"/>
-                <w:i w:val="false"/>
-                <w:b w:val="false"/>
-                <w:u w:val="none"/>
-                <w:strike w:val="false"/>
+                <w:sz w:val="22"/>
+                <w:szCs w:val="22"/>
+                <w:color w:val="000000"/>
+              </w:rPr>
+            </w:pPr>
+            <w:r>
+              <w:rPr>
+                <w:rFonts w:ascii="Helvetica" w:hAnsi="Helvetica" w:eastAsia="Helvetica" w:cs="Helvetica"/>
+                <w:i w:val="false"/>
+                <w:b w:val="false"/>
+                <w:u w:val="none"/>
                 <w:sz w:val="22"/>
                 <w:szCs w:val="22"/>
                 <w:color w:val="000000"/>
@@ -6092,6 +5993,7 @@
           </w:tcPr>
           <w:p>
             <w:pPr>
+              <w:pStyle w:val="Normal"/>
               <w:jc w:val="left"/>
               <w:pBdr>
                 <w:bottom w:val="none" w:sz="0" w:space="0" w:color="000000"/>
@@ -6106,19 +6008,17 @@
                 <w:i w:val="false"/>
                 <w:b w:val="false"/>
                 <w:u w:val="none"/>
-                <w:strike w:val="false"/>
-                <w:sz w:val="22"/>
-                <w:szCs w:val="22"/>
-                <w:color w:val="000000"/>
-              </w:rPr>
-            </w:pPr>
-            <w:r>
-              <w:rPr>
-                <w:rFonts w:ascii="Helvetica" w:hAnsi="Helvetica" w:eastAsia="Helvetica" w:cs="Helvetica"/>
-                <w:i w:val="false"/>
-                <w:b w:val="false"/>
-                <w:u w:val="none"/>
-                <w:strike w:val="false"/>
+                <w:sz w:val="22"/>
+                <w:szCs w:val="22"/>
+                <w:color w:val="000000"/>
+              </w:rPr>
+            </w:pPr>
+            <w:r>
+              <w:rPr>
+                <w:rFonts w:ascii="Helvetica" w:hAnsi="Helvetica" w:eastAsia="Helvetica" w:cs="Helvetica"/>
+                <w:i w:val="false"/>
+                <w:b w:val="false"/>
+                <w:u w:val="none"/>
                 <w:sz w:val="22"/>
                 <w:szCs w:val="22"/>
                 <w:color w:val="000000"/>
@@ -6146,6 +6046,7 @@
           </w:tcPr>
           <w:p>
             <w:pPr>
+              <w:pStyle w:val="Normal"/>
               <w:jc w:val="right"/>
               <w:pBdr>
                 <w:bottom w:val="none" w:sz="0" w:space="0" w:color="000000"/>
@@ -6160,19 +6061,17 @@
                 <w:i w:val="false"/>
                 <w:b w:val="false"/>
                 <w:u w:val="none"/>
-                <w:strike w:val="false"/>
-                <w:sz w:val="22"/>
-                <w:szCs w:val="22"/>
-                <w:color w:val="000000"/>
-              </w:rPr>
-            </w:pPr>
-            <w:r>
-              <w:rPr>
-                <w:rFonts w:ascii="Helvetica" w:hAnsi="Helvetica" w:eastAsia="Helvetica" w:cs="Helvetica"/>
-                <w:i w:val="false"/>
-                <w:b w:val="false"/>
-                <w:u w:val="none"/>
-                <w:strike w:val="false"/>
+                <w:sz w:val="22"/>
+                <w:szCs w:val="22"/>
+                <w:color w:val="000000"/>
+              </w:rPr>
+            </w:pPr>
+            <w:r>
+              <w:rPr>
+                <w:rFonts w:ascii="Helvetica" w:hAnsi="Helvetica" w:eastAsia="Helvetica" w:cs="Helvetica"/>
+                <w:i w:val="false"/>
+                <w:b w:val="false"/>
+                <w:u w:val="none"/>
                 <w:sz w:val="22"/>
                 <w:szCs w:val="22"/>
                 <w:color w:val="000000"/>
@@ -6200,6 +6099,7 @@
           </w:tcPr>
           <w:p>
             <w:pPr>
+              <w:pStyle w:val="Normal"/>
               <w:jc w:val="right"/>
               <w:pBdr>
                 <w:bottom w:val="none" w:sz="0" w:space="0" w:color="000000"/>
@@ -6214,19 +6114,17 @@
                 <w:i w:val="false"/>
                 <w:b w:val="false"/>
                 <w:u w:val="none"/>
-                <w:strike w:val="false"/>
-                <w:sz w:val="22"/>
-                <w:szCs w:val="22"/>
-                <w:color w:val="000000"/>
-              </w:rPr>
-            </w:pPr>
-            <w:r>
-              <w:rPr>
-                <w:rFonts w:ascii="Helvetica" w:hAnsi="Helvetica" w:eastAsia="Helvetica" w:cs="Helvetica"/>
-                <w:i w:val="false"/>
-                <w:b w:val="false"/>
-                <w:u w:val="none"/>
-                <w:strike w:val="false"/>
+                <w:sz w:val="22"/>
+                <w:szCs w:val="22"/>
+                <w:color w:val="000000"/>
+              </w:rPr>
+            </w:pPr>
+            <w:r>
+              <w:rPr>
+                <w:rFonts w:ascii="Helvetica" w:hAnsi="Helvetica" w:eastAsia="Helvetica" w:cs="Helvetica"/>
+                <w:i w:val="false"/>
+                <w:b w:val="false"/>
+                <w:u w:val="none"/>
                 <w:sz w:val="22"/>
                 <w:szCs w:val="22"/>
                 <w:color w:val="000000"/>
@@ -6254,6 +6152,7 @@
           </w:tcPr>
           <w:p>
             <w:pPr>
+              <w:pStyle w:val="Normal"/>
               <w:jc w:val="right"/>
               <w:pBdr>
                 <w:bottom w:val="none" w:sz="0" w:space="0" w:color="000000"/>
@@ -6268,19 +6167,17 @@
                 <w:i w:val="false"/>
                 <w:b w:val="false"/>
                 <w:u w:val="none"/>
-                <w:strike w:val="false"/>
-                <w:sz w:val="22"/>
-                <w:szCs w:val="22"/>
-                <w:color w:val="000000"/>
-              </w:rPr>
-            </w:pPr>
-            <w:r>
-              <w:rPr>
-                <w:rFonts w:ascii="Helvetica" w:hAnsi="Helvetica" w:eastAsia="Helvetica" w:cs="Helvetica"/>
-                <w:i w:val="false"/>
-                <w:b w:val="false"/>
-                <w:u w:val="none"/>
-                <w:strike w:val="false"/>
+                <w:sz w:val="22"/>
+                <w:szCs w:val="22"/>
+                <w:color w:val="000000"/>
+              </w:rPr>
+            </w:pPr>
+            <w:r>
+              <w:rPr>
+                <w:rFonts w:ascii="Helvetica" w:hAnsi="Helvetica" w:eastAsia="Helvetica" w:cs="Helvetica"/>
+                <w:i w:val="false"/>
+                <w:b w:val="false"/>
+                <w:u w:val="none"/>
                 <w:sz w:val="22"/>
                 <w:szCs w:val="22"/>
                 <w:color w:val="000000"/>
@@ -6308,6 +6205,7 @@
           </w:tcPr>
           <w:p>
             <w:pPr>
+              <w:pStyle w:val="Normal"/>
               <w:jc w:val="right"/>
               <w:pBdr>
                 <w:bottom w:val="none" w:sz="0" w:space="0" w:color="000000"/>
@@ -6322,19 +6220,17 @@
                 <w:i w:val="false"/>
                 <w:b w:val="false"/>
                 <w:u w:val="none"/>
-                <w:strike w:val="false"/>
-                <w:sz w:val="22"/>
-                <w:szCs w:val="22"/>
-                <w:color w:val="000000"/>
-              </w:rPr>
-            </w:pPr>
-            <w:r>
-              <w:rPr>
-                <w:rFonts w:ascii="Helvetica" w:hAnsi="Helvetica" w:eastAsia="Helvetica" w:cs="Helvetica"/>
-                <w:i w:val="false"/>
-                <w:b w:val="false"/>
-                <w:u w:val="none"/>
-                <w:strike w:val="false"/>
+                <w:sz w:val="22"/>
+                <w:szCs w:val="22"/>
+                <w:color w:val="000000"/>
+              </w:rPr>
+            </w:pPr>
+            <w:r>
+              <w:rPr>
+                <w:rFonts w:ascii="Helvetica" w:hAnsi="Helvetica" w:eastAsia="Helvetica" w:cs="Helvetica"/>
+                <w:i w:val="false"/>
+                <w:b w:val="false"/>
+                <w:u w:val="none"/>
                 <w:sz w:val="22"/>
                 <w:szCs w:val="22"/>
                 <w:color w:val="000000"/>
@@ -6362,6 +6258,7 @@
           </w:tcPr>
           <w:p>
             <w:pPr>
+              <w:pStyle w:val="Normal"/>
               <w:jc w:val="left"/>
               <w:pBdr>
                 <w:bottom w:val="none" w:sz="0" w:space="0" w:color="000000"/>
@@ -6376,19 +6273,17 @@
                 <w:i w:val="false"/>
                 <w:b w:val="false"/>
                 <w:u w:val="none"/>
-                <w:strike w:val="false"/>
-                <w:sz w:val="22"/>
-                <w:szCs w:val="22"/>
-                <w:color w:val="000000"/>
-              </w:rPr>
-            </w:pPr>
-            <w:r>
-              <w:rPr>
-                <w:rFonts w:ascii="Helvetica" w:hAnsi="Helvetica" w:eastAsia="Helvetica" w:cs="Helvetica"/>
-                <w:i w:val="false"/>
-                <w:b w:val="false"/>
-                <w:u w:val="none"/>
-                <w:strike w:val="false"/>
+                <w:sz w:val="22"/>
+                <w:szCs w:val="22"/>
+                <w:color w:val="000000"/>
+              </w:rPr>
+            </w:pPr>
+            <w:r>
+              <w:rPr>
+                <w:rFonts w:ascii="Helvetica" w:hAnsi="Helvetica" w:eastAsia="Helvetica" w:cs="Helvetica"/>
+                <w:i w:val="false"/>
+                <w:b w:val="false"/>
+                <w:u w:val="none"/>
                 <w:sz w:val="22"/>
                 <w:szCs w:val="22"/>
                 <w:color w:val="000000"/>
@@ -6423,6 +6318,7 @@
           </w:tcPr>
           <w:p>
             <w:pPr>
+              <w:pStyle w:val="Normal"/>
               <w:jc w:val="left"/>
               <w:pBdr>
                 <w:bottom w:val="none" w:sz="0" w:space="0" w:color="000000"/>
@@ -6437,7 +6333,6 @@
                 <w:i w:val="false"/>
                 <w:b w:val="false"/>
                 <w:u w:val="none"/>
-                <w:strike w:val="false"/>
                 <w:sz w:val="22"/>
                 <w:szCs w:val="22"/>
                 <w:color w:val="000000"/>
@@ -6464,6 +6359,7 @@
           </w:tcPr>
           <w:p>
             <w:pPr>
+              <w:pStyle w:val="Normal"/>
               <w:jc w:val="left"/>
               <w:pBdr>
                 <w:bottom w:val="none" w:sz="0" w:space="0" w:color="000000"/>
@@ -6478,19 +6374,17 @@
                 <w:i w:val="false"/>
                 <w:b w:val="false"/>
                 <w:u w:val="none"/>
-                <w:strike w:val="false"/>
-                <w:sz w:val="22"/>
-                <w:szCs w:val="22"/>
-                <w:color w:val="000000"/>
-              </w:rPr>
-            </w:pPr>
-            <w:r>
-              <w:rPr>
-                <w:rFonts w:ascii="Helvetica" w:hAnsi="Helvetica" w:eastAsia="Helvetica" w:cs="Helvetica"/>
-                <w:i w:val="false"/>
-                <w:b w:val="false"/>
-                <w:u w:val="none"/>
-                <w:strike w:val="false"/>
+                <w:sz w:val="22"/>
+                <w:szCs w:val="22"/>
+                <w:color w:val="000000"/>
+              </w:rPr>
+            </w:pPr>
+            <w:r>
+              <w:rPr>
+                <w:rFonts w:ascii="Helvetica" w:hAnsi="Helvetica" w:eastAsia="Helvetica" w:cs="Helvetica"/>
+                <w:i w:val="false"/>
+                <w:b w:val="false"/>
+                <w:u w:val="none"/>
                 <w:sz w:val="22"/>
                 <w:szCs w:val="22"/>
                 <w:color w:val="000000"/>
@@ -6518,6 +6412,7 @@
           </w:tcPr>
           <w:p>
             <w:pPr>
+              <w:pStyle w:val="Normal"/>
               <w:jc w:val="right"/>
               <w:pBdr>
                 <w:bottom w:val="none" w:sz="0" w:space="0" w:color="000000"/>
@@ -6532,19 +6427,17 @@
                 <w:i w:val="false"/>
                 <w:b w:val="false"/>
                 <w:u w:val="none"/>
-                <w:strike w:val="false"/>
-                <w:sz w:val="22"/>
-                <w:szCs w:val="22"/>
-                <w:color w:val="000000"/>
-              </w:rPr>
-            </w:pPr>
-            <w:r>
-              <w:rPr>
-                <w:rFonts w:ascii="Helvetica" w:hAnsi="Helvetica" w:eastAsia="Helvetica" w:cs="Helvetica"/>
-                <w:i w:val="false"/>
-                <w:b w:val="false"/>
-                <w:u w:val="none"/>
-                <w:strike w:val="false"/>
+                <w:sz w:val="22"/>
+                <w:szCs w:val="22"/>
+                <w:color w:val="000000"/>
+              </w:rPr>
+            </w:pPr>
+            <w:r>
+              <w:rPr>
+                <w:rFonts w:ascii="Helvetica" w:hAnsi="Helvetica" w:eastAsia="Helvetica" w:cs="Helvetica"/>
+                <w:i w:val="false"/>
+                <w:b w:val="false"/>
+                <w:u w:val="none"/>
                 <w:sz w:val="22"/>
                 <w:szCs w:val="22"/>
                 <w:color w:val="000000"/>
@@ -6572,6 +6465,7 @@
           </w:tcPr>
           <w:p>
             <w:pPr>
+              <w:pStyle w:val="Normal"/>
               <w:jc w:val="right"/>
               <w:pBdr>
                 <w:bottom w:val="none" w:sz="0" w:space="0" w:color="000000"/>
@@ -6586,19 +6480,17 @@
                 <w:i w:val="false"/>
                 <w:b w:val="false"/>
                 <w:u w:val="none"/>
-                <w:strike w:val="false"/>
-                <w:sz w:val="22"/>
-                <w:szCs w:val="22"/>
-                <w:color w:val="000000"/>
-              </w:rPr>
-            </w:pPr>
-            <w:r>
-              <w:rPr>
-                <w:rFonts w:ascii="Helvetica" w:hAnsi="Helvetica" w:eastAsia="Helvetica" w:cs="Helvetica"/>
-                <w:i w:val="false"/>
-                <w:b w:val="false"/>
-                <w:u w:val="none"/>
-                <w:strike w:val="false"/>
+                <w:sz w:val="22"/>
+                <w:szCs w:val="22"/>
+                <w:color w:val="000000"/>
+              </w:rPr>
+            </w:pPr>
+            <w:r>
+              <w:rPr>
+                <w:rFonts w:ascii="Helvetica" w:hAnsi="Helvetica" w:eastAsia="Helvetica" w:cs="Helvetica"/>
+                <w:i w:val="false"/>
+                <w:b w:val="false"/>
+                <w:u w:val="none"/>
                 <w:sz w:val="22"/>
                 <w:szCs w:val="22"/>
                 <w:color w:val="000000"/>
@@ -6626,6 +6518,7 @@
           </w:tcPr>
           <w:p>
             <w:pPr>
+              <w:pStyle w:val="Normal"/>
               <w:jc w:val="right"/>
               <w:pBdr>
                 <w:bottom w:val="none" w:sz="0" w:space="0" w:color="000000"/>
@@ -6640,19 +6533,17 @@
                 <w:i w:val="false"/>
                 <w:b w:val="false"/>
                 <w:u w:val="none"/>
-                <w:strike w:val="false"/>
-                <w:sz w:val="22"/>
-                <w:szCs w:val="22"/>
-                <w:color w:val="000000"/>
-              </w:rPr>
-            </w:pPr>
-            <w:r>
-              <w:rPr>
-                <w:rFonts w:ascii="Helvetica" w:hAnsi="Helvetica" w:eastAsia="Helvetica" w:cs="Helvetica"/>
-                <w:i w:val="false"/>
-                <w:b w:val="false"/>
-                <w:u w:val="none"/>
-                <w:strike w:val="false"/>
+                <w:sz w:val="22"/>
+                <w:szCs w:val="22"/>
+                <w:color w:val="000000"/>
+              </w:rPr>
+            </w:pPr>
+            <w:r>
+              <w:rPr>
+                <w:rFonts w:ascii="Helvetica" w:hAnsi="Helvetica" w:eastAsia="Helvetica" w:cs="Helvetica"/>
+                <w:i w:val="false"/>
+                <w:b w:val="false"/>
+                <w:u w:val="none"/>
                 <w:sz w:val="22"/>
                 <w:szCs w:val="22"/>
                 <w:color w:val="000000"/>
@@ -6680,6 +6571,7 @@
           </w:tcPr>
           <w:p>
             <w:pPr>
+              <w:pStyle w:val="Normal"/>
               <w:jc w:val="right"/>
               <w:pBdr>
                 <w:bottom w:val="none" w:sz="0" w:space="0" w:color="000000"/>
@@ -6694,19 +6586,17 @@
                 <w:i w:val="false"/>
                 <w:b w:val="false"/>
                 <w:u w:val="none"/>
-                <w:strike w:val="false"/>
-                <w:sz w:val="22"/>
-                <w:szCs w:val="22"/>
-                <w:color w:val="000000"/>
-              </w:rPr>
-            </w:pPr>
-            <w:r>
-              <w:rPr>
-                <w:rFonts w:ascii="Helvetica" w:hAnsi="Helvetica" w:eastAsia="Helvetica" w:cs="Helvetica"/>
-                <w:i w:val="false"/>
-                <w:b w:val="false"/>
-                <w:u w:val="none"/>
-                <w:strike w:val="false"/>
+                <w:sz w:val="22"/>
+                <w:szCs w:val="22"/>
+                <w:color w:val="000000"/>
+              </w:rPr>
+            </w:pPr>
+            <w:r>
+              <w:rPr>
+                <w:rFonts w:ascii="Helvetica" w:hAnsi="Helvetica" w:eastAsia="Helvetica" w:cs="Helvetica"/>
+                <w:i w:val="false"/>
+                <w:b w:val="false"/>
+                <w:u w:val="none"/>
                 <w:sz w:val="22"/>
                 <w:szCs w:val="22"/>
                 <w:color w:val="000000"/>
@@ -6734,6 +6624,7 @@
           </w:tcPr>
           <w:p>
             <w:pPr>
+              <w:pStyle w:val="Normal"/>
               <w:jc w:val="left"/>
               <w:pBdr>
                 <w:bottom w:val="none" w:sz="0" w:space="0" w:color="000000"/>
@@ -6748,19 +6639,17 @@
                 <w:i w:val="false"/>
                 <w:b w:val="false"/>
                 <w:u w:val="none"/>
-                <w:strike w:val="false"/>
-                <w:sz w:val="22"/>
-                <w:szCs w:val="22"/>
-                <w:color w:val="000000"/>
-              </w:rPr>
-            </w:pPr>
-            <w:r>
-              <w:rPr>
-                <w:rFonts w:ascii="Helvetica" w:hAnsi="Helvetica" w:eastAsia="Helvetica" w:cs="Helvetica"/>
-                <w:i w:val="false"/>
-                <w:b w:val="false"/>
-                <w:u w:val="none"/>
-                <w:strike w:val="false"/>
+                <w:sz w:val="22"/>
+                <w:szCs w:val="22"/>
+                <w:color w:val="000000"/>
+              </w:rPr>
+            </w:pPr>
+            <w:r>
+              <w:rPr>
+                <w:rFonts w:ascii="Helvetica" w:hAnsi="Helvetica" w:eastAsia="Helvetica" w:cs="Helvetica"/>
+                <w:i w:val="false"/>
+                <w:b w:val="false"/>
+                <w:u w:val="none"/>
                 <w:sz w:val="22"/>
                 <w:szCs w:val="22"/>
                 <w:color w:val="000000"/>
@@ -6795,6 +6684,7 @@
           </w:tcPr>
           <w:p>
             <w:pPr>
+              <w:pStyle w:val="Normal"/>
               <w:jc w:val="left"/>
               <w:pBdr>
                 <w:bottom w:val="none" w:sz="0" w:space="0" w:color="000000"/>
@@ -6809,7 +6699,6 @@
                 <w:i w:val="false"/>
                 <w:b w:val="false"/>
                 <w:u w:val="none"/>
-                <w:strike w:val="false"/>
                 <w:sz w:val="22"/>
                 <w:szCs w:val="22"/>
                 <w:color w:val="000000"/>
@@ -6836,6 +6725,7 @@
           </w:tcPr>
           <w:p>
             <w:pPr>
+              <w:pStyle w:val="Normal"/>
               <w:jc w:val="left"/>
               <w:pBdr>
                 <w:bottom w:val="none" w:sz="0" w:space="0" w:color="000000"/>
@@ -6850,19 +6740,17 @@
                 <w:i w:val="false"/>
                 <w:b w:val="false"/>
                 <w:u w:val="none"/>
-                <w:strike w:val="false"/>
-                <w:sz w:val="22"/>
-                <w:szCs w:val="22"/>
-                <w:color w:val="000000"/>
-              </w:rPr>
-            </w:pPr>
-            <w:r>
-              <w:rPr>
-                <w:rFonts w:ascii="Helvetica" w:hAnsi="Helvetica" w:eastAsia="Helvetica" w:cs="Helvetica"/>
-                <w:i w:val="false"/>
-                <w:b w:val="false"/>
-                <w:u w:val="none"/>
-                <w:strike w:val="false"/>
+                <w:sz w:val="22"/>
+                <w:szCs w:val="22"/>
+                <w:color w:val="000000"/>
+              </w:rPr>
+            </w:pPr>
+            <w:r>
+              <w:rPr>
+                <w:rFonts w:ascii="Helvetica" w:hAnsi="Helvetica" w:eastAsia="Helvetica" w:cs="Helvetica"/>
+                <w:i w:val="false"/>
+                <w:b w:val="false"/>
+                <w:u w:val="none"/>
                 <w:sz w:val="22"/>
                 <w:szCs w:val="22"/>
                 <w:color w:val="000000"/>
@@ -6890,6 +6778,7 @@
           </w:tcPr>
           <w:p>
             <w:pPr>
+              <w:pStyle w:val="Normal"/>
               <w:jc w:val="right"/>
               <w:pBdr>
                 <w:bottom w:val="none" w:sz="0" w:space="0" w:color="000000"/>
@@ -6904,19 +6793,17 @@
                 <w:i w:val="false"/>
                 <w:b w:val="false"/>
                 <w:u w:val="none"/>
-                <w:strike w:val="false"/>
-                <w:sz w:val="22"/>
-                <w:szCs w:val="22"/>
-                <w:color w:val="000000"/>
-              </w:rPr>
-            </w:pPr>
-            <w:r>
-              <w:rPr>
-                <w:rFonts w:ascii="Helvetica" w:hAnsi="Helvetica" w:eastAsia="Helvetica" w:cs="Helvetica"/>
-                <w:i w:val="false"/>
-                <w:b w:val="false"/>
-                <w:u w:val="none"/>
-                <w:strike w:val="false"/>
+                <w:sz w:val="22"/>
+                <w:szCs w:val="22"/>
+                <w:color w:val="000000"/>
+              </w:rPr>
+            </w:pPr>
+            <w:r>
+              <w:rPr>
+                <w:rFonts w:ascii="Helvetica" w:hAnsi="Helvetica" w:eastAsia="Helvetica" w:cs="Helvetica"/>
+                <w:i w:val="false"/>
+                <w:b w:val="false"/>
+                <w:u w:val="none"/>
                 <w:sz w:val="22"/>
                 <w:szCs w:val="22"/>
                 <w:color w:val="000000"/>
@@ -6944,6 +6831,7 @@
           </w:tcPr>
           <w:p>
             <w:pPr>
+              <w:pStyle w:val="Normal"/>
               <w:jc w:val="right"/>
               <w:pBdr>
                 <w:bottom w:val="none" w:sz="0" w:space="0" w:color="000000"/>
@@ -6958,19 +6846,17 @@
                 <w:i w:val="false"/>
                 <w:b w:val="false"/>
                 <w:u w:val="none"/>
-                <w:strike w:val="false"/>
-                <w:sz w:val="22"/>
-                <w:szCs w:val="22"/>
-                <w:color w:val="000000"/>
-              </w:rPr>
-            </w:pPr>
-            <w:r>
-              <w:rPr>
-                <w:rFonts w:ascii="Helvetica" w:hAnsi="Helvetica" w:eastAsia="Helvetica" w:cs="Helvetica"/>
-                <w:i w:val="false"/>
-                <w:b w:val="false"/>
-                <w:u w:val="none"/>
-                <w:strike w:val="false"/>
+                <w:sz w:val="22"/>
+                <w:szCs w:val="22"/>
+                <w:color w:val="000000"/>
+              </w:rPr>
+            </w:pPr>
+            <w:r>
+              <w:rPr>
+                <w:rFonts w:ascii="Helvetica" w:hAnsi="Helvetica" w:eastAsia="Helvetica" w:cs="Helvetica"/>
+                <w:i w:val="false"/>
+                <w:b w:val="false"/>
+                <w:u w:val="none"/>
                 <w:sz w:val="22"/>
                 <w:szCs w:val="22"/>
                 <w:color w:val="000000"/>
@@ -6998,6 +6884,7 @@
           </w:tcPr>
           <w:p>
             <w:pPr>
+              <w:pStyle w:val="Normal"/>
               <w:jc w:val="right"/>
               <w:pBdr>
                 <w:bottom w:val="none" w:sz="0" w:space="0" w:color="000000"/>
@@ -7012,19 +6899,17 @@
                 <w:i w:val="false"/>
                 <w:b w:val="false"/>
                 <w:u w:val="none"/>
-                <w:strike w:val="false"/>
-                <w:sz w:val="22"/>
-                <w:szCs w:val="22"/>
-                <w:color w:val="000000"/>
-              </w:rPr>
-            </w:pPr>
-            <w:r>
-              <w:rPr>
-                <w:rFonts w:ascii="Helvetica" w:hAnsi="Helvetica" w:eastAsia="Helvetica" w:cs="Helvetica"/>
-                <w:i w:val="false"/>
-                <w:b w:val="false"/>
-                <w:u w:val="none"/>
-                <w:strike w:val="false"/>
+                <w:sz w:val="22"/>
+                <w:szCs w:val="22"/>
+                <w:color w:val="000000"/>
+              </w:rPr>
+            </w:pPr>
+            <w:r>
+              <w:rPr>
+                <w:rFonts w:ascii="Helvetica" w:hAnsi="Helvetica" w:eastAsia="Helvetica" w:cs="Helvetica"/>
+                <w:i w:val="false"/>
+                <w:b w:val="false"/>
+                <w:u w:val="none"/>
                 <w:sz w:val="22"/>
                 <w:szCs w:val="22"/>
                 <w:color w:val="000000"/>
@@ -7052,6 +6937,7 @@
           </w:tcPr>
           <w:p>
             <w:pPr>
+              <w:pStyle w:val="Normal"/>
               <w:jc w:val="right"/>
               <w:pBdr>
                 <w:bottom w:val="none" w:sz="0" w:space="0" w:color="000000"/>
@@ -7066,19 +6952,17 @@
                 <w:i w:val="false"/>
                 <w:b w:val="false"/>
                 <w:u w:val="none"/>
-                <w:strike w:val="false"/>
-                <w:sz w:val="22"/>
-                <w:szCs w:val="22"/>
-                <w:color w:val="000000"/>
-              </w:rPr>
-            </w:pPr>
-            <w:r>
-              <w:rPr>
-                <w:rFonts w:ascii="Helvetica" w:hAnsi="Helvetica" w:eastAsia="Helvetica" w:cs="Helvetica"/>
-                <w:i w:val="false"/>
-                <w:b w:val="false"/>
-                <w:u w:val="none"/>
-                <w:strike w:val="false"/>
+                <w:sz w:val="22"/>
+                <w:szCs w:val="22"/>
+                <w:color w:val="000000"/>
+              </w:rPr>
+            </w:pPr>
+            <w:r>
+              <w:rPr>
+                <w:rFonts w:ascii="Helvetica" w:hAnsi="Helvetica" w:eastAsia="Helvetica" w:cs="Helvetica"/>
+                <w:i w:val="false"/>
+                <w:b w:val="false"/>
+                <w:u w:val="none"/>
                 <w:sz w:val="22"/>
                 <w:szCs w:val="22"/>
                 <w:color w:val="000000"/>
@@ -7106,6 +6990,7 @@
           </w:tcPr>
           <w:p>
             <w:pPr>
+              <w:pStyle w:val="Normal"/>
               <w:jc w:val="left"/>
               <w:pBdr>
                 <w:bottom w:val="none" w:sz="0" w:space="0" w:color="000000"/>
@@ -7120,19 +7005,17 @@
                 <w:i w:val="false"/>
                 <w:b w:val="false"/>
                 <w:u w:val="none"/>
-                <w:strike w:val="false"/>
-                <w:sz w:val="22"/>
-                <w:szCs w:val="22"/>
-                <w:color w:val="000000"/>
-              </w:rPr>
-            </w:pPr>
-            <w:r>
-              <w:rPr>
-                <w:rFonts w:ascii="Helvetica" w:hAnsi="Helvetica" w:eastAsia="Helvetica" w:cs="Helvetica"/>
-                <w:i w:val="false"/>
-                <w:b w:val="false"/>
-                <w:u w:val="none"/>
-                <w:strike w:val="false"/>
+                <w:sz w:val="22"/>
+                <w:szCs w:val="22"/>
+                <w:color w:val="000000"/>
+              </w:rPr>
+            </w:pPr>
+            <w:r>
+              <w:rPr>
+                <w:rFonts w:ascii="Helvetica" w:hAnsi="Helvetica" w:eastAsia="Helvetica" w:cs="Helvetica"/>
+                <w:i w:val="false"/>
+                <w:b w:val="false"/>
+                <w:u w:val="none"/>
                 <w:sz w:val="22"/>
                 <w:szCs w:val="22"/>
                 <w:color w:val="000000"/>
